--- a/doc/PLANTILLAS_TODAS_DAGJP_INVERSION_2026.docx
+++ b/doc/PLANTILLAS_TODAS_DAGJP_INVERSION_2026.docx
@@ -1,6 +1,6 @@
 
 <file path=word/document.xml><?xml version="1.0" encoding="utf-8"?>
-<w:document xmlns:wpc="http://schemas.microsoft.com/office/word/2010/wordprocessingCanvas" xmlns:cx="http://schemas.microsoft.com/office/drawing/2014/chartex" xmlns:cx1="http://schemas.microsoft.com/office/drawing/2015/9/8/chartex" xmlns:cx2="http://schemas.microsoft.com/office/drawing/2015/10/21/chartex" xmlns:cx3="http://schemas.microsoft.com/office/drawing/2016/5/9/chartex" xmlns:cx4="http://schemas.microsoft.com/office/drawing/2016/5/10/chartex" xmlns:cx5="http://schemas.microsoft.com/office/drawing/2016/5/11/chartex" xmlns:cx6="http://schemas.microsoft.com/office/drawing/2016/5/12/chartex" xmlns:cx7="http://schemas.microsoft.com/office/drawing/2016/5/13/chartex" xmlns:cx8="http://schemas.microsoft.com/office/drawing/2016/5/14/chartex" xmlns:mc="http://schemas.openxmlformats.org/markup-compatibility/2006" xmlns:aink="http://schemas.microsoft.com/office/drawing/2016/ink" xmlns:am3d="http://schemas.microsoft.com/office/drawing/2017/model3d" xmlns:o="urn:schemas-microsoft-com:office:office" xmlns:r="http://schemas.openxmlformats.org/officeDocument/2006/relationships" xmlns:m="http://schemas.openxmlformats.org/officeDocument/2006/math" xmlns:v="urn:schemas-microsoft-com:vml" xmlns:wp14="http://schemas.microsoft.com/office/word/2010/wordprocessingDrawing" xmlns:wp="http://schemas.openxmlformats.org/drawingml/2006/wordprocessingDrawing" xmlns:w10="urn:schemas-microsoft-com:office:word" xmlns:w="http://schemas.openxmlformats.org/wordprocessingml/2006/main" xmlns:w14="http://schemas.microsoft.com/office/word/2010/wordml" xmlns:w15="http://schemas.microsoft.com/office/word/2012/wordml" xmlns:w16cex="http://schemas.microsoft.com/office/word/2018/wordml/cex" xmlns:w16cid="http://schemas.microsoft.com/office/word/2016/wordml/cid" xmlns:w16="http://schemas.microsoft.com/office/word/2018/wordml" xmlns:w16sdtdh="http://schemas.microsoft.com/office/word/2020/wordml/sdtdatahash" xmlns:w16se="http://schemas.microsoft.com/office/word/2015/wordml/symex" xmlns:wpg="http://schemas.microsoft.com/office/word/2010/wordprocessingGroup" xmlns:wpi="http://schemas.microsoft.com/office/word/2010/wordprocessingInk" xmlns:wne="http://schemas.microsoft.com/office/word/2006/wordml" xmlns:wps="http://schemas.microsoft.com/office/word/2010/wordprocessingShape" mc:Ignorable="w14 w15 w16se w16cid w16 w16cex w16sdtdh wp14">
+<w:document xmlns:wpc="http://schemas.microsoft.com/office/word/2010/wordprocessingCanvas" xmlns:mc="http://schemas.openxmlformats.org/markup-compatibility/2006" xmlns:o="urn:schemas-microsoft-com:office:office" xmlns:r="http://schemas.openxmlformats.org/officeDocument/2006/relationships" xmlns:m="http://schemas.openxmlformats.org/officeDocument/2006/math" xmlns:v="urn:schemas-microsoft-com:vml" xmlns:wp14="http://schemas.microsoft.com/office/word/2010/wordprocessingDrawing" xmlns:wp="http://schemas.openxmlformats.org/drawingml/2006/wordprocessingDrawing" xmlns:w10="urn:schemas-microsoft-com:office:word" xmlns:w="http://schemas.openxmlformats.org/wordprocessingml/2006/main" xmlns:w14="http://schemas.microsoft.com/office/word/2010/wordml" xmlns:wpg="http://schemas.microsoft.com/office/word/2010/wordprocessingGroup" xmlns:wpi="http://schemas.microsoft.com/office/word/2010/wordprocessingInk" xmlns:wne="http://schemas.microsoft.com/office/word/2006/wordml" xmlns:wps="http://schemas.microsoft.com/office/word/2010/wordprocessingShape" mc:Ignorable="w14 wp14">
   <w:body>
     <w:p>
       <w:pPr>
@@ -380,7 +380,6 @@
                 <w:szCs w:val="24"/>
               </w:rPr>
             </w:pPr>
-            <w:proofErr w:type="spellStart"/>
             <w:r>
               <w:rPr>
                 <w:rFonts w:ascii="Arial" w:eastAsia="Arial" w:hAnsi="Arial" w:cs="Arial"/>
@@ -389,7 +388,6 @@
               </w:rPr>
               <w:t>Inversión</w:t>
             </w:r>
-            <w:proofErr w:type="spellEnd"/>
           </w:p>
         </w:tc>
         <w:tc>
@@ -459,7 +457,6 @@
                 <w:szCs w:val="24"/>
               </w:rPr>
             </w:pPr>
-            <w:proofErr w:type="spellStart"/>
             <w:r>
               <w:rPr>
                 <w:rFonts w:ascii="Arial" w:eastAsia="Arial" w:hAnsi="Arial" w:cs="Arial"/>
@@ -468,7 +465,6 @@
               </w:rPr>
               <w:t>Funcionamiento</w:t>
             </w:r>
-            <w:proofErr w:type="spellEnd"/>
           </w:p>
         </w:tc>
         <w:tc>
@@ -665,7 +661,6 @@
                 <w:szCs w:val="24"/>
               </w:rPr>
             </w:pPr>
-            <w:proofErr w:type="spellStart"/>
             <w:r>
               <w:rPr>
                 <w:rFonts w:ascii="Arial" w:eastAsia="Arial" w:hAnsi="Arial" w:cs="Arial"/>
@@ -674,7 +669,6 @@
               </w:rPr>
               <w:t>Otros</w:t>
             </w:r>
-            <w:proofErr w:type="spellEnd"/>
           </w:p>
         </w:tc>
         <w:tc>
@@ -735,7 +729,6 @@
                 <w:szCs w:val="24"/>
               </w:rPr>
             </w:pPr>
-            <w:proofErr w:type="spellStart"/>
             <w:r>
               <w:rPr>
                 <w:rFonts w:ascii="Arial" w:eastAsia="Arial" w:hAnsi="Arial" w:cs="Arial"/>
@@ -744,7 +737,6 @@
               </w:rPr>
               <w:t>Cual</w:t>
             </w:r>
-            <w:proofErr w:type="spellEnd"/>
           </w:p>
         </w:tc>
         <w:tc>
@@ -2265,6 +2257,7 @@
           <w:sz w:val="24"/>
           <w:szCs w:val="24"/>
         </w:rPr>
+        <w:lastRenderedPageBreak/>
         <w:t>Por su parte el artículo 209 de la misma Carta Política dispone que las autoridades administrativas deben coordinar sus actuaciones para el adecuado cumplimiento de los fines del Estado, y la función administrativa está al servicio de los intereses generales y se desarrolla con fundamento en los principios de igualdad, moralidad, eficacia, economía, celeridad, imparcialidad y publicidad. </w:t>
       </w:r>
     </w:p>
@@ -2293,7 +2286,6 @@
           <w:sz w:val="24"/>
           <w:szCs w:val="24"/>
         </w:rPr>
-        <w:lastRenderedPageBreak/>
         <w:t xml:space="preserve">Igualmente, el artículo 311 preceptúa: </w:t>
       </w:r>
       <w:r>
@@ -2330,25 +2322,7 @@
           <w:sz w:val="24"/>
           <w:szCs w:val="24"/>
         </w:rPr>
-        <w:t xml:space="preserve">En este sentido, la Ley 136 de 1994 en su artículo 91, modificado por el artículo 29 de la Ley 1551 de 2012 contiene las funciones de los </w:t>
-      </w:r>
-      <w:proofErr w:type="gramStart"/>
-      <w:r>
-        <w:rPr>
-          <w:rFonts w:ascii="Arial" w:eastAsia="Arial" w:hAnsi="Arial" w:cs="Arial"/>
-          <w:sz w:val="24"/>
-          <w:szCs w:val="24"/>
-        </w:rPr>
-        <w:t>Alcaldes</w:t>
-      </w:r>
-      <w:proofErr w:type="gramEnd"/>
-      <w:r>
-        <w:rPr>
-          <w:rFonts w:ascii="Arial" w:eastAsia="Arial" w:hAnsi="Arial" w:cs="Arial"/>
-          <w:sz w:val="24"/>
-          <w:szCs w:val="24"/>
-        </w:rPr>
-        <w:t xml:space="preserve"> y contempla en su literal d), las relacionadas con la Administración Municipal, entre ellas la de </w:t>
+        <w:t xml:space="preserve">En este sentido, la Ley 136 de 1994 en su artículo 91, modificado por el artículo 29 de la Ley 1551 de 2012 contiene las funciones de los Alcaldes y contempla en su literal d), las relacionadas con la Administración Municipal, entre ellas la de </w:t>
       </w:r>
       <w:r>
         <w:rPr>
@@ -2479,16 +2453,7 @@
           <w:sz w:val="24"/>
           <w:szCs w:val="24"/>
         </w:rPr>
-        <w:t xml:space="preserve">Mediante el Decreto Extraordinario No. 411.0.20.0516 del 28 de septiembre de 2016, se determinó la nueva estructura de la Administración Central del Municipio de Santiago de Cali, hoy, Distrito Especial Deportivo, Cultural, Turístico, Empresarial y de Servicios de Santiago de Cali, y así mismo se establecieron las funciones de cada una de sus </w:t>
-      </w:r>
-      <w:r>
-        <w:rPr>
-          <w:rFonts w:ascii="Arial" w:eastAsia="Arial" w:hAnsi="Arial" w:cs="Arial"/>
-          <w:sz w:val="24"/>
-          <w:szCs w:val="24"/>
-        </w:rPr>
-        <w:lastRenderedPageBreak/>
-        <w:t xml:space="preserve">dependencias, a fin de mejorar la capacidad administrativa y el uso eficiente de los recursos.  </w:t>
+        <w:t xml:space="preserve">Mediante el Decreto Extraordinario No. 411.0.20.0516 del 28 de septiembre de 2016, se determinó la nueva estructura de la Administración Central del Municipio de Santiago de Cali, hoy, Distrito Especial Deportivo, Cultural, Turístico, Empresarial y de Servicios de Santiago de Cali, y así mismo se establecieron las funciones de cada una de sus dependencias, a fin de mejorar la capacidad administrativa y el uso eficiente de los recursos.  </w:t>
       </w:r>
     </w:p>
     <w:p>
@@ -2635,23 +2600,7 @@
           <w:rFonts w:ascii="Arial" w:eastAsia="Arial" w:hAnsi="Arial" w:cs="Arial"/>
           <w:color w:val="000000"/>
         </w:rPr>
-        <w:t xml:space="preserve">Asesorar al </w:t>
-      </w:r>
-      <w:proofErr w:type="gramStart"/>
-      <w:r>
-        <w:rPr>
-          <w:rFonts w:ascii="Arial" w:eastAsia="Arial" w:hAnsi="Arial" w:cs="Arial"/>
-          <w:color w:val="000000"/>
-        </w:rPr>
-        <w:t>Alcalde</w:t>
-      </w:r>
-      <w:proofErr w:type="gramEnd"/>
-      <w:r>
-        <w:rPr>
-          <w:rFonts w:ascii="Arial" w:eastAsia="Arial" w:hAnsi="Arial" w:cs="Arial"/>
-          <w:color w:val="000000"/>
-        </w:rPr>
-        <w:t xml:space="preserve">, organismos de la administración central y entidades descentralizadas del orden municipal en el ejercicio de sus competencias constitucionales, legales y reglamentarias, en todos los asuntos jurídicos relacionados con el Municipio, que estas sometan voluntariamente a su estudio y consideración. </w:t>
+        <w:t xml:space="preserve">Asesorar al Alcalde, organismos de la administración central y entidades descentralizadas del orden municipal en el ejercicio de sus competencias constitucionales, legales y reglamentarias, en todos los asuntos jurídicos relacionados con el Municipio, que estas sometan voluntariamente a su estudio y consideración. </w:t>
       </w:r>
     </w:p>
     <w:p>
@@ -2705,23 +2654,7 @@
           <w:rFonts w:ascii="Arial" w:eastAsia="Arial" w:hAnsi="Arial" w:cs="Arial"/>
           <w:color w:val="000000"/>
         </w:rPr>
-        <w:t xml:space="preserve">Defender los intereses litigiosos de la entidad territorial ante los distintos estrados judiciales y administrativos, de conformidad con la delegación y poderes que para el efecto expida el </w:t>
-      </w:r>
-      <w:proofErr w:type="gramStart"/>
-      <w:r>
-        <w:rPr>
-          <w:rFonts w:ascii="Arial" w:eastAsia="Arial" w:hAnsi="Arial" w:cs="Arial"/>
-          <w:color w:val="000000"/>
-        </w:rPr>
-        <w:t>Alcalde</w:t>
-      </w:r>
-      <w:proofErr w:type="gramEnd"/>
-      <w:r>
-        <w:rPr>
-          <w:rFonts w:ascii="Arial" w:eastAsia="Arial" w:hAnsi="Arial" w:cs="Arial"/>
-          <w:color w:val="000000"/>
-        </w:rPr>
-        <w:t xml:space="preserve"> Municipal. </w:t>
+        <w:t xml:space="preserve">Defender los intereses litigiosos de la entidad territorial ante los distintos estrados judiciales y administrativos, de conformidad con la delegación y poderes que para el efecto expida el Alcalde Municipal. </w:t>
       </w:r>
     </w:p>
     <w:p>
@@ -2829,23 +2762,7 @@
           <w:rFonts w:ascii="Arial" w:eastAsia="Arial" w:hAnsi="Arial" w:cs="Arial"/>
           <w:color w:val="000000"/>
         </w:rPr>
-        <w:t xml:space="preserve">Sustanciar para decisión del </w:t>
-      </w:r>
-      <w:proofErr w:type="gramStart"/>
-      <w:r>
-        <w:rPr>
-          <w:rFonts w:ascii="Arial" w:eastAsia="Arial" w:hAnsi="Arial" w:cs="Arial"/>
-          <w:color w:val="000000"/>
-        </w:rPr>
-        <w:t>Alcalde</w:t>
-      </w:r>
-      <w:proofErr w:type="gramEnd"/>
-      <w:r>
-        <w:rPr>
-          <w:rFonts w:ascii="Arial" w:eastAsia="Arial" w:hAnsi="Arial" w:cs="Arial"/>
-          <w:color w:val="000000"/>
-        </w:rPr>
-        <w:t xml:space="preserve"> Municipal la segunda instancia de los procesos disciplinarios de su competencia, así como los recursos en sede administrativa, cuando procedan.</w:t>
+        <w:t>Sustanciar para decisión del Alcalde Municipal la segunda instancia de los procesos disciplinarios de su competencia, así como los recursos en sede administrativa, cuando procedan.</w:t>
       </w:r>
     </w:p>
     <w:p>
@@ -2872,23 +2789,7 @@
           <w:rFonts w:ascii="Arial" w:eastAsia="Arial" w:hAnsi="Arial" w:cs="Arial"/>
           <w:color w:val="000000"/>
         </w:rPr>
-        <w:t xml:space="preserve">Unificar, con carácter prevalente, la doctrina jurídica municipal cuando exista disparidad de criterios jurídicos entre sectores o al interior de un mismo sector, a solicitud del </w:t>
-      </w:r>
-      <w:proofErr w:type="gramStart"/>
-      <w:r>
-        <w:rPr>
-          <w:rFonts w:ascii="Arial" w:eastAsia="Arial" w:hAnsi="Arial" w:cs="Arial"/>
-          <w:color w:val="000000"/>
-        </w:rPr>
-        <w:t>Alcalde</w:t>
-      </w:r>
-      <w:proofErr w:type="gramEnd"/>
-      <w:r>
-        <w:rPr>
-          <w:rFonts w:ascii="Arial" w:eastAsia="Arial" w:hAnsi="Arial" w:cs="Arial"/>
-          <w:color w:val="000000"/>
-        </w:rPr>
-        <w:t xml:space="preserve"> y/o del nivel directivo. </w:t>
+        <w:t xml:space="preserve">Unificar, con carácter prevalente, la doctrina jurídica municipal cuando exista disparidad de criterios jurídicos entre sectores o al interior de un mismo sector, a solicitud del Alcalde y/o del nivel directivo. </w:t>
       </w:r>
     </w:p>
     <w:p>
@@ -2915,6 +2816,7 @@
           <w:rFonts w:ascii="Arial" w:eastAsia="Arial" w:hAnsi="Arial" w:cs="Arial"/>
           <w:color w:val="000000"/>
         </w:rPr>
+        <w:lastRenderedPageBreak/>
         <w:t xml:space="preserve">Intervenir y proponer fórmulas de arreglo directo cuando surjan conflictos administrativos entre organismos y/o entidades descentralizadas del orden municipal. </w:t>
       </w:r>
     </w:p>
@@ -2942,23 +2844,7 @@
           <w:rFonts w:ascii="Arial" w:eastAsia="Arial" w:hAnsi="Arial" w:cs="Arial"/>
           <w:color w:val="000000"/>
         </w:rPr>
-        <w:t xml:space="preserve">Actuar como Abogado General del Municipio en defensa de los intereses litigiosos del mismo, conforme al marco de delegaciones o poderes, generales o especiales, que otorgue el </w:t>
-      </w:r>
-      <w:proofErr w:type="gramStart"/>
-      <w:r>
-        <w:rPr>
-          <w:rFonts w:ascii="Arial" w:eastAsia="Arial" w:hAnsi="Arial" w:cs="Arial"/>
-          <w:color w:val="000000"/>
-        </w:rPr>
-        <w:t>Alcalde</w:t>
-      </w:r>
-      <w:proofErr w:type="gramEnd"/>
-      <w:r>
-        <w:rPr>
-          <w:rFonts w:ascii="Arial" w:eastAsia="Arial" w:hAnsi="Arial" w:cs="Arial"/>
-          <w:color w:val="000000"/>
-        </w:rPr>
-        <w:t xml:space="preserve">. </w:t>
+        <w:t xml:space="preserve">Actuar como Abogado General del Municipio en defensa de los intereses litigiosos del mismo, conforme al marco de delegaciones o poderes, generales o especiales, que otorgue el Alcalde. </w:t>
       </w:r>
     </w:p>
     <w:p>
@@ -3013,7 +2899,6 @@
           <w:rFonts w:ascii="Arial" w:eastAsia="Arial" w:hAnsi="Arial" w:cs="Arial"/>
           <w:color w:val="000000"/>
         </w:rPr>
-        <w:lastRenderedPageBreak/>
         <w:t>Desarrollar las demás funciones y negocios que le sean asignados acordes con su competencia</w:t>
       </w:r>
       <w:r>
@@ -3109,23 +2994,7 @@
           <w:rFonts w:ascii="Arial" w:eastAsia="Arial" w:hAnsi="Arial" w:cs="Arial"/>
           <w:color w:val="000000"/>
         </w:rPr>
-        <w:t xml:space="preserve">Revisar, aprobar desde su dimensión legal los documentos y actos administrativos que deban ser sancionados o suscritos por el </w:t>
-      </w:r>
-      <w:proofErr w:type="gramStart"/>
-      <w:r>
-        <w:rPr>
-          <w:rFonts w:ascii="Arial" w:eastAsia="Arial" w:hAnsi="Arial" w:cs="Arial"/>
-          <w:color w:val="000000"/>
-        </w:rPr>
-        <w:t>Alcalde</w:t>
-      </w:r>
-      <w:proofErr w:type="gramEnd"/>
-      <w:r>
-        <w:rPr>
-          <w:rFonts w:ascii="Arial" w:eastAsia="Arial" w:hAnsi="Arial" w:cs="Arial"/>
-          <w:color w:val="000000"/>
-        </w:rPr>
-        <w:t xml:space="preserve"> Municipal, sin perjuicio de la aprobación técnico- jurídica, presupuestal que deban impartir los jefes de los organismos municipales. </w:t>
+        <w:t xml:space="preserve">Revisar, aprobar desde su dimensión legal los documentos y actos administrativos que deban ser sancionados o suscritos por el Alcalde Municipal, sin perjuicio de la aprobación técnico- jurídica, presupuestal que deban impartir los jefes de los organismos municipales. </w:t>
       </w:r>
     </w:p>
     <w:p>
@@ -3153,23 +3022,7 @@
           <w:rFonts w:ascii="Arial" w:eastAsia="Arial" w:hAnsi="Arial" w:cs="Arial"/>
           <w:color w:val="000000"/>
         </w:rPr>
-        <w:t xml:space="preserve">Proyectar y/o expedir conjuntamente con el </w:t>
-      </w:r>
-      <w:proofErr w:type="gramStart"/>
-      <w:r>
-        <w:rPr>
-          <w:rFonts w:ascii="Arial" w:eastAsia="Arial" w:hAnsi="Arial" w:cs="Arial"/>
-          <w:color w:val="000000"/>
-        </w:rPr>
-        <w:t>Director</w:t>
-      </w:r>
-      <w:proofErr w:type="gramEnd"/>
-      <w:r>
-        <w:rPr>
-          <w:rFonts w:ascii="Arial" w:eastAsia="Arial" w:hAnsi="Arial" w:cs="Arial"/>
-          <w:color w:val="000000"/>
-        </w:rPr>
-        <w:t xml:space="preserve"> del Departamento Administrativo de Gestión Jurídica Pública los conceptos jurídicos y pronunciamientos que éste le asigne. </w:t>
+        <w:t xml:space="preserve">Proyectar y/o expedir conjuntamente con el Director del Departamento Administrativo de Gestión Jurídica Pública los conceptos jurídicos y pronunciamientos que éste le asigne. </w:t>
       </w:r>
     </w:p>
     <w:p>
@@ -3225,23 +3078,7 @@
           <w:rFonts w:ascii="Arial" w:eastAsia="Arial" w:hAnsi="Arial" w:cs="Arial"/>
           <w:color w:val="000000"/>
         </w:rPr>
-        <w:t xml:space="preserve">Apoyar al </w:t>
-      </w:r>
-      <w:proofErr w:type="gramStart"/>
-      <w:r>
-        <w:rPr>
-          <w:rFonts w:ascii="Arial" w:eastAsia="Arial" w:hAnsi="Arial" w:cs="Arial"/>
-          <w:color w:val="000000"/>
-        </w:rPr>
-        <w:t>Director</w:t>
-      </w:r>
-      <w:proofErr w:type="gramEnd"/>
-      <w:r>
-        <w:rPr>
-          <w:rFonts w:ascii="Arial" w:eastAsia="Arial" w:hAnsi="Arial" w:cs="Arial"/>
-          <w:color w:val="000000"/>
-        </w:rPr>
-        <w:t xml:space="preserve"> del Departamento de Gestión Jurídica Pública en el ejercicio de sus funciones y atribuciones legales. </w:t>
+        <w:t xml:space="preserve">Apoyar al Director del Departamento de Gestión Jurídica Pública en el ejercicio de sus funciones y atribuciones legales. </w:t>
       </w:r>
     </w:p>
     <w:p>
@@ -3409,23 +3246,7 @@
           <w:rFonts w:ascii="Arial" w:eastAsia="Arial" w:hAnsi="Arial" w:cs="Arial"/>
           <w:color w:val="000000"/>
         </w:rPr>
-        <w:t xml:space="preserve">Sustanciar la segunda instancia que en materia disciplinaria deba conocer el </w:t>
-      </w:r>
-      <w:proofErr w:type="gramStart"/>
-      <w:r>
-        <w:rPr>
-          <w:rFonts w:ascii="Arial" w:eastAsia="Arial" w:hAnsi="Arial" w:cs="Arial"/>
-          <w:color w:val="000000"/>
-        </w:rPr>
-        <w:t>Alcalde</w:t>
-      </w:r>
-      <w:proofErr w:type="gramEnd"/>
-      <w:r>
-        <w:rPr>
-          <w:rFonts w:ascii="Arial" w:eastAsia="Arial" w:hAnsi="Arial" w:cs="Arial"/>
-          <w:color w:val="000000"/>
-        </w:rPr>
-        <w:t xml:space="preserve">. </w:t>
+        <w:t xml:space="preserve">Sustanciar la segunda instancia que en materia disciplinaria deba conocer el Alcalde. </w:t>
       </w:r>
     </w:p>
     <w:p>
@@ -3453,23 +3274,7 @@
           <w:rFonts w:ascii="Arial" w:eastAsia="Arial" w:hAnsi="Arial" w:cs="Arial"/>
           <w:color w:val="000000"/>
         </w:rPr>
-        <w:t xml:space="preserve">Desarrollar las demás funciones y negocios que le sean </w:t>
-      </w:r>
-      <w:proofErr w:type="gramStart"/>
-      <w:r>
-        <w:rPr>
-          <w:rFonts w:ascii="Arial" w:eastAsia="Arial" w:hAnsi="Arial" w:cs="Arial"/>
-          <w:color w:val="000000"/>
-        </w:rPr>
-        <w:t>asignados acorde</w:t>
-      </w:r>
-      <w:proofErr w:type="gramEnd"/>
-      <w:r>
-        <w:rPr>
-          <w:rFonts w:ascii="Arial" w:eastAsia="Arial" w:hAnsi="Arial" w:cs="Arial"/>
-          <w:color w:val="000000"/>
-        </w:rPr>
-        <w:t xml:space="preserve"> con su competencia.</w:t>
+        <w:t>Desarrollar las demás funciones y negocios que le sean asignados acorde con su competencia.</w:t>
       </w:r>
     </w:p>
     <w:p>
@@ -3493,21 +3298,7 @@
         <w:rPr>
           <w:rFonts w:ascii="Arial" w:eastAsia="Arial" w:hAnsi="Arial" w:cs="Arial"/>
         </w:rPr>
-        <w:t xml:space="preserve">Artículo 56. Funciones de la Subdirección de Defensa Judicial y Prevención del Daño Antijurídico. La Subdirección de Defensa Judicial y Prevención del Daño </w:t>
-      </w:r>
-      <w:proofErr w:type="spellStart"/>
-      <w:r>
-        <w:rPr>
-          <w:rFonts w:ascii="Arial" w:eastAsia="Arial" w:hAnsi="Arial" w:cs="Arial"/>
-        </w:rPr>
-        <w:t>Anturídico</w:t>
-      </w:r>
-      <w:proofErr w:type="spellEnd"/>
-      <w:r>
-        <w:rPr>
-          <w:rFonts w:ascii="Arial" w:eastAsia="Arial" w:hAnsi="Arial" w:cs="Arial"/>
-        </w:rPr>
-        <w:t xml:space="preserve"> tendrá por funciones, las siguientes:</w:t>
+        <w:t>Artículo 56. Funciones de la Subdirección de Defensa Judicial y Prevención del Daño Antijurídico. La Subdirección de Defensa Judicial y Prevención del Daño Anturídico tendrá por funciones, las siguientes:</w:t>
       </w:r>
     </w:p>
     <w:p>
@@ -3550,23 +3341,7 @@
           <w:rFonts w:ascii="Arial" w:eastAsia="Arial" w:hAnsi="Arial" w:cs="Arial"/>
           <w:color w:val="000000"/>
         </w:rPr>
-        <w:t xml:space="preserve">Ejercer la representación judicial y extrajudicial del Municipio de Santiago de Cali conforme a las asignaciones y/o delegaciones que para el efecto expida el </w:t>
-      </w:r>
-      <w:proofErr w:type="gramStart"/>
-      <w:r>
-        <w:rPr>
-          <w:rFonts w:ascii="Arial" w:eastAsia="Arial" w:hAnsi="Arial" w:cs="Arial"/>
-          <w:color w:val="000000"/>
-        </w:rPr>
-        <w:t>Alcalde</w:t>
-      </w:r>
-      <w:proofErr w:type="gramEnd"/>
-      <w:r>
-        <w:rPr>
-          <w:rFonts w:ascii="Arial" w:eastAsia="Arial" w:hAnsi="Arial" w:cs="Arial"/>
-          <w:color w:val="000000"/>
-        </w:rPr>
-        <w:t xml:space="preserve"> Municipal. </w:t>
+        <w:t xml:space="preserve">Ejercer la representación judicial y extrajudicial del Municipio de Santiago de Cali conforme a las asignaciones y/o delegaciones que para el efecto expida el Alcalde Municipal. </w:t>
       </w:r>
     </w:p>
     <w:p>
@@ -3594,23 +3369,7 @@
           <w:rFonts w:ascii="Arial" w:eastAsia="Arial" w:hAnsi="Arial" w:cs="Arial"/>
           <w:color w:val="000000"/>
         </w:rPr>
-        <w:t xml:space="preserve">Preparar para firma del </w:t>
-      </w:r>
-      <w:proofErr w:type="gramStart"/>
-      <w:r>
-        <w:rPr>
-          <w:rFonts w:ascii="Arial" w:eastAsia="Arial" w:hAnsi="Arial" w:cs="Arial"/>
-          <w:color w:val="000000"/>
-        </w:rPr>
-        <w:t>Alcalde</w:t>
-      </w:r>
-      <w:proofErr w:type="gramEnd"/>
-      <w:r>
-        <w:rPr>
-          <w:rFonts w:ascii="Arial" w:eastAsia="Arial" w:hAnsi="Arial" w:cs="Arial"/>
-          <w:color w:val="000000"/>
-        </w:rPr>
-        <w:t xml:space="preserve"> o del Director del Departamento Administrativo de Gestión Jurídica Pública las intervenciones procesales o extra procesales que le sean requeridas. </w:t>
+        <w:t xml:space="preserve">Preparar para firma del Alcalde o del Director del Departamento Administrativo de Gestión Jurídica Pública las intervenciones procesales o extra procesales que le sean requeridas. </w:t>
       </w:r>
     </w:p>
     <w:p>
@@ -3638,23 +3397,8 @@
           <w:rFonts w:ascii="Arial" w:eastAsia="Arial" w:hAnsi="Arial" w:cs="Arial"/>
           <w:color w:val="000000"/>
         </w:rPr>
-        <w:t xml:space="preserve">Orientar la defensa judicial y proponer la implementación de políticas de prevención del daño antijurídico, en coordinación con el </w:t>
-      </w:r>
-      <w:proofErr w:type="gramStart"/>
-      <w:r>
-        <w:rPr>
-          <w:rFonts w:ascii="Arial" w:eastAsia="Arial" w:hAnsi="Arial" w:cs="Arial"/>
-          <w:color w:val="000000"/>
-        </w:rPr>
-        <w:t>Director</w:t>
-      </w:r>
-      <w:proofErr w:type="gramEnd"/>
-      <w:r>
-        <w:rPr>
-          <w:rFonts w:ascii="Arial" w:eastAsia="Arial" w:hAnsi="Arial" w:cs="Arial"/>
-          <w:color w:val="000000"/>
-        </w:rPr>
-        <w:t xml:space="preserve"> del Departamento Administrativo de Gestión Jurídica Pública y el Comité de Conciliación y Defensa Judicial. </w:t>
+        <w:lastRenderedPageBreak/>
+        <w:t xml:space="preserve">Orientar la defensa judicial y proponer la implementación de políticas de prevención del daño antijurídico, en coordinación con el Director del Departamento Administrativo de Gestión Jurídica Pública y el Comité de Conciliación y Defensa Judicial. </w:t>
       </w:r>
     </w:p>
     <w:p>
@@ -3738,7 +3482,6 @@
           <w:rFonts w:ascii="Arial" w:eastAsia="Arial" w:hAnsi="Arial" w:cs="Arial"/>
           <w:color w:val="000000"/>
         </w:rPr>
-        <w:lastRenderedPageBreak/>
         <w:t xml:space="preserve">Gestionar el uso y la aplicación del sistema de información de los procesos judiciales. </w:t>
       </w:r>
     </w:p>
@@ -3767,23 +3510,7 @@
           <w:rFonts w:ascii="Arial" w:eastAsia="Arial" w:hAnsi="Arial" w:cs="Arial"/>
           <w:color w:val="000000"/>
         </w:rPr>
-        <w:t xml:space="preserve">Proyectar y/o expedir conjuntamente con el </w:t>
-      </w:r>
-      <w:proofErr w:type="gramStart"/>
-      <w:r>
-        <w:rPr>
-          <w:rFonts w:ascii="Arial" w:eastAsia="Arial" w:hAnsi="Arial" w:cs="Arial"/>
-          <w:color w:val="000000"/>
-        </w:rPr>
-        <w:t>Director</w:t>
-      </w:r>
-      <w:proofErr w:type="gramEnd"/>
-      <w:r>
-        <w:rPr>
-          <w:rFonts w:ascii="Arial" w:eastAsia="Arial" w:hAnsi="Arial" w:cs="Arial"/>
-          <w:color w:val="000000"/>
-        </w:rPr>
-        <w:t xml:space="preserve"> del Departamento Administrativo de Gestión Jurídica los conceptos jurídicos y pronunciamientos que ésta le asigne. </w:t>
+        <w:t xml:space="preserve">Proyectar y/o expedir conjuntamente con el Director del Departamento Administrativo de Gestión Jurídica los conceptos jurídicos y pronunciamientos que ésta le asigne. </w:t>
       </w:r>
     </w:p>
     <w:p>
@@ -3923,23 +3650,7 @@
           <w:rFonts w:ascii="Arial" w:eastAsia="Arial" w:hAnsi="Arial" w:cs="Arial"/>
           <w:color w:val="000000"/>
         </w:rPr>
-        <w:t xml:space="preserve">Desarrollar las demás funciones y negocios que le sean </w:t>
-      </w:r>
-      <w:proofErr w:type="gramStart"/>
-      <w:r>
-        <w:rPr>
-          <w:rFonts w:ascii="Arial" w:eastAsia="Arial" w:hAnsi="Arial" w:cs="Arial"/>
-          <w:color w:val="000000"/>
-        </w:rPr>
-        <w:t>asignados acorde</w:t>
-      </w:r>
-      <w:proofErr w:type="gramEnd"/>
-      <w:r>
-        <w:rPr>
-          <w:rFonts w:ascii="Arial" w:eastAsia="Arial" w:hAnsi="Arial" w:cs="Arial"/>
-          <w:color w:val="000000"/>
-        </w:rPr>
-        <w:t xml:space="preserve"> con su competencia.”</w:t>
+        <w:t>Desarrollar las demás funciones y negocios que le sean asignados acorde con su competencia.”</w:t>
       </w:r>
     </w:p>
     <w:p>
@@ -4028,16 +3739,8 @@
           <w:sz w:val="24"/>
           <w:szCs w:val="24"/>
         </w:rPr>
-        <w:t xml:space="preserve">Cali con buen gobierno significa satisfacer las necesidades de nuestros ciudadanos a través de una gestión pública que busca alcanzar la excelencia institucional. Para lograr esto es necesario fortalecer la institucionalidad mediante la generación de capacidades en el talento humano. Esto implica dotar al personal de las herramientas, habilidades y conocimientos necesarios para cumplir eficazmente con sus responsabilidades y obligaciones. Al invertir en el desarrollo del capital humano, se mejora el desempeño y se promueve la transparencia, la eficiencia y la rendición de cuentas en todas las áreas de la gestión pública. Además, el fortalecimiento de las capacidades del talento humano facilita </w:t>
-      </w:r>
-      <w:r>
-        <w:rPr>
-          <w:rFonts w:ascii="Arial" w:eastAsia="Arial" w:hAnsi="Arial" w:cs="Arial"/>
-          <w:sz w:val="24"/>
-          <w:szCs w:val="24"/>
-        </w:rPr>
         <w:lastRenderedPageBreak/>
-        <w:t>la adopción de mejores prácticas en la toma de decisiones, la gestión de recursos y la ejecución de políticas públicas.</w:t>
+        <w:t>Cali con buen gobierno significa satisfacer las necesidades de nuestros ciudadanos a través de una gestión pública que busca alcanzar la excelencia institucional. Para lograr esto es necesario fortalecer la institucionalidad mediante la generación de capacidades en el talento humano. Esto implica dotar al personal de las herramientas, habilidades y conocimientos necesarios para cumplir eficazmente con sus responsabilidades y obligaciones. Al invertir en el desarrollo del capital humano, se mejora el desempeño y se promueve la transparencia, la eficiencia y la rendición de cuentas en todas las áreas de la gestión pública. Además, el fortalecimiento de las capacidades del talento humano facilita la adopción de mejores prácticas en la toma de decisiones, la gestión de recursos y la ejecución de políticas públicas.</w:t>
       </w:r>
     </w:p>
     <w:p>
@@ -4158,6 +3861,7 @@
           <w:sz w:val="24"/>
           <w:szCs w:val="24"/>
         </w:rPr>
+        <w:lastRenderedPageBreak/>
         <w:t xml:space="preserve">En el reto antes mencionado, se planteó el programa “FORTALECIMIENTO INSTITUCIONAL” a través del cual se pretende mejorar y fortalecer las capacidades de las instituciones, promover la transparencia y rendición de cuentas, fomentar la gobernabilidad democrática para contribuir con el desarrollo sostenible; estamos trabajando para ser entidades eficientes, transparentes y capaces de brindar servicios de calidad que respondan a las necesidades de la comunidad caleña. </w:t>
       </w:r>
     </w:p>
@@ -4186,7 +3890,73 @@
           <w:sz w:val="24"/>
           <w:szCs w:val="24"/>
         </w:rPr>
-        <w:t xml:space="preserve">Con el propósito de atender la meta antes descrita, el Departamento Administrativo de Gestión Jurídica Pública, en calidad de organismo ejecutor responsable, formuló e </w:t>
+        <w:t xml:space="preserve">Con el propósito de atender la meta antes descrita, el Departamento Administrativo de Gestión Jurídica Pública, en calidad de organismo ejecutor responsable, formuló e inscribió en el banco de proyectos del Distrito Especial, el proyecto denominado “Fortalecimiento del ciclo de defensa jurídica y de la política de mejora normativa del Distrito Especial de Santiago de Cali” cuyo objeto general es Establecer lineamientos que mejoren la eficiencia en la gestión del ciclo de defensa jurídica del Distrito Especial de Santiago de Cali. </w:t>
+      </w:r>
+    </w:p>
+    <w:p>
+      <w:pPr>
+        <w:jc w:val="both"/>
+        <w:rPr>
+          <w:rFonts w:ascii="Arial" w:eastAsia="Arial" w:hAnsi="Arial" w:cs="Arial"/>
+          <w:sz w:val="24"/>
+          <w:szCs w:val="24"/>
+        </w:rPr>
+      </w:pPr>
+    </w:p>
+    <w:p>
+      <w:pPr>
+        <w:jc w:val="both"/>
+        <w:rPr>
+          <w:rFonts w:ascii="Arial" w:eastAsia="Arial" w:hAnsi="Arial" w:cs="Arial"/>
+          <w:sz w:val="24"/>
+          <w:szCs w:val="24"/>
+        </w:rPr>
+      </w:pPr>
+      <w:r>
+        <w:rPr>
+          <w:rFonts w:ascii="Arial" w:eastAsia="Arial" w:hAnsi="Arial" w:cs="Arial"/>
+          <w:sz w:val="24"/>
+          <w:szCs w:val="24"/>
+        </w:rPr>
+        <w:t xml:space="preserve">El Departamento Administrativo de Gestión Jurídica Pública, requiere implementar la operatividad del ciclo de defensa jurídica, lo cual permite orientar las actividades en el marco del modelo de Gerencia Jurídica Pública para que este sea eficiente y eficaz logrando de manera sostenible una disminución del número de demandas en contra y/o el valor de las condenas a su cargo. Igualmente, aunado a un mejoramiento del desempeño en la etapa judicial y prejudicial, contando igualmente con una adecuada gestión del conocimiento y fortaleciendo los sistemas de información. </w:t>
+      </w:r>
+    </w:p>
+    <w:p>
+      <w:pPr>
+        <w:jc w:val="both"/>
+        <w:rPr>
+          <w:rFonts w:ascii="Arial" w:eastAsia="Arial" w:hAnsi="Arial" w:cs="Arial"/>
+        </w:rPr>
+      </w:pPr>
+    </w:p>
+    <w:p>
+      <w:pPr>
+        <w:ind w:right="-92"/>
+        <w:jc w:val="both"/>
+        <w:rPr>
+          <w:rFonts w:ascii="Arial" w:eastAsia="Arial" w:hAnsi="Arial" w:cs="Arial"/>
+          <w:sz w:val="24"/>
+          <w:szCs w:val="24"/>
+        </w:rPr>
+      </w:pPr>
+      <w:r>
+        <w:rPr>
+          <w:rFonts w:ascii="Arial" w:eastAsia="Arial" w:hAnsi="Arial" w:cs="Arial"/>
+          <w:sz w:val="24"/>
+          <w:szCs w:val="24"/>
+        </w:rPr>
+        <w:t>Para efectos de lo anterior, en la ficha EBI No.</w:t>
+      </w:r>
+      <w:r>
+        <w:t xml:space="preserve"> </w:t>
+      </w:r>
+      <w:r>
+        <w:rPr>
+          <w:rFonts w:ascii="Arial" w:eastAsia="Arial" w:hAnsi="Arial" w:cs="Arial"/>
+          <w:sz w:val="24"/>
+          <w:szCs w:val="24"/>
+        </w:rPr>
+        <w:t xml:space="preserve">BP-26005460 del proyecto en mención, se planteó la ejecución de varias actividades, dentro de las cuales se encuentran: Realizar seguimiento y control de la actividad litigiosa; Apoyar la etapa de cumplimiento y pago de sentencias y acuerdos conciliatorios del Distrito de Santiago de Cali; Apoyar la gestión jurídica normativa, en acciones que encaminen a brindar seguridad jurídica; Adquirir suministros  de apoyo para la actividad jurídica y judicial; Realizar jornadas de gestión del conocimiento en el ciclo de defensa jurídica y actualización normativa; Diseñar metodología de aprendizaje, para la adquisición y reaprendizaje del conocimiento tácito y explícito; Realizar la identificación de normas de carácter general y abstracto, que puedan ser identificadas como depurables y aplicar los criterios para su depuración; Realizar la identificación de normas de carácter general y abstracto, que puedan ser identificadas como depurables y aplicar los criterios para su depuración; Apoyar la visualización del Modelo Predictivo de fallos judiciales en el sistema de información de procesos; Implementar solución tecnológica para el registro de tutelas en </w:t>
       </w:r>
       <w:r>
         <w:rPr>
@@ -4195,64 +3965,52 @@
           <w:szCs w:val="24"/>
         </w:rPr>
         <w:lastRenderedPageBreak/>
-        <w:t xml:space="preserve">inscribió en el banco de proyectos del Distrito Especial, el proyecto denominado “Fortalecimiento del ciclo de defensa jurídica y de la política de mejora normativa del Distrito Especial de Santiago de Cali” cuyo objeto general es Establecer lineamientos que mejoren la eficiencia en la gestión del ciclo de defensa jurídica del Distrito Especial de Santiago de Cali. </w:t>
-      </w:r>
-    </w:p>
-    <w:p>
-      <w:pPr>
-        <w:jc w:val="both"/>
-        <w:rPr>
-          <w:rFonts w:ascii="Arial" w:eastAsia="Arial" w:hAnsi="Arial" w:cs="Arial"/>
-          <w:sz w:val="24"/>
-          <w:szCs w:val="24"/>
-        </w:rPr>
-      </w:pPr>
-    </w:p>
-    <w:p>
-      <w:pPr>
-        <w:jc w:val="both"/>
-        <w:rPr>
-          <w:rFonts w:ascii="Arial" w:eastAsia="Arial" w:hAnsi="Arial" w:cs="Arial"/>
-          <w:sz w:val="24"/>
-          <w:szCs w:val="24"/>
-        </w:rPr>
-      </w:pPr>
-      <w:r>
-        <w:rPr>
-          <w:rFonts w:ascii="Arial" w:eastAsia="Arial" w:hAnsi="Arial" w:cs="Arial"/>
-          <w:sz w:val="24"/>
-          <w:szCs w:val="24"/>
-        </w:rPr>
-        <w:t xml:space="preserve">El Departamento Administrativo de Gestión Jurídica Pública, requiere implementar la operatividad del ciclo de defensa jurídica, lo cual permite orientar las actividades en el marco del modelo de Gerencia Jurídica Pública para que este sea eficiente y eficaz logrando de manera sostenible una disminución del número de demandas en contra y/o el valor de las condenas a su cargo. Igualmente, aunado a un mejoramiento del desempeño en la etapa judicial y prejudicial, contando igualmente con una adecuada gestión del conocimiento y fortaleciendo los sistemas de información. </w:t>
-      </w:r>
-    </w:p>
-    <w:p>
-      <w:pPr>
-        <w:jc w:val="both"/>
-        <w:rPr>
-          <w:rFonts w:ascii="Arial" w:eastAsia="Arial" w:hAnsi="Arial" w:cs="Arial"/>
-        </w:rPr>
-      </w:pPr>
-    </w:p>
-    <w:p>
-      <w:pPr>
-        <w:ind w:right="-92"/>
-        <w:jc w:val="both"/>
-        <w:rPr>
-          <w:rFonts w:ascii="Arial" w:eastAsia="Arial" w:hAnsi="Arial" w:cs="Arial"/>
-          <w:sz w:val="24"/>
-          <w:szCs w:val="24"/>
-        </w:rPr>
-      </w:pPr>
-      <w:r>
-        <w:rPr>
-          <w:rFonts w:ascii="Arial" w:eastAsia="Arial" w:hAnsi="Arial" w:cs="Arial"/>
-          <w:sz w:val="24"/>
-          <w:szCs w:val="24"/>
-        </w:rPr>
-        <w:t>Para efectos de lo anterior, en la ficha EBI No.</w:t>
-      </w:r>
-      <w:r>
+        <w:t>el sistema de información; Brindar soporte técnico, mantenimiento, desarrollo y actualización de los sistemas de información; Procesar y analizar los datos estadísticos de los sistemas de información; Adquirir equipos tecnológicos para los sistemas de información; Adquirir componentes tecnológicos o periféricos para equipos de cómputo; Adquirir licencias ofimáticas.</w:t>
+      </w:r>
+    </w:p>
+    <w:p>
+      <w:pPr>
+        <w:ind w:right="-106"/>
+        <w:jc w:val="both"/>
+        <w:rPr>
+          <w:rFonts w:ascii="Arial" w:eastAsia="Arial" w:hAnsi="Arial" w:cs="Arial"/>
+          <w:sz w:val="24"/>
+          <w:szCs w:val="24"/>
+        </w:rPr>
+      </w:pPr>
+    </w:p>
+    <w:p>
+      <w:pPr>
+        <w:ind w:right="-106"/>
+        <w:jc w:val="both"/>
+        <w:rPr>
+          <w:rFonts w:ascii="Arial" w:eastAsia="Arial" w:hAnsi="Arial" w:cs="Arial"/>
+          <w:sz w:val="24"/>
+          <w:szCs w:val="24"/>
+        </w:rPr>
+      </w:pPr>
+      <w:r>
+        <w:rPr>
+          <w:rFonts w:ascii="Arial" w:eastAsia="Arial" w:hAnsi="Arial" w:cs="Arial"/>
+          <w:sz w:val="24"/>
+          <w:szCs w:val="24"/>
+        </w:rPr>
+        <w:t xml:space="preserve">Con el presente contrato, se planea cumplir con la actividad </w:t>
+      </w:r>
+      <w:r>
+        <w:rPr>
+          <w:rFonts w:ascii="Arial" w:eastAsia="Arial" w:hAnsi="Arial" w:cs="Arial"/>
+          <w:sz w:val="24"/>
+          <w:szCs w:val="24"/>
+        </w:rPr>
+        <w:t>específica: Apoyar</w:t>
+      </w:r>
+      <w:r>
+        <w:rPr>
+          <w:rFonts w:ascii="Arial" w:eastAsia="Arial" w:hAnsi="Arial" w:cs="Arial"/>
+          <w:sz w:val="24"/>
+          <w:szCs w:val="24"/>
+        </w:rPr>
         <w:t xml:space="preserve"> </w:t>
       </w:r>
       <w:r>
@@ -4261,60 +4019,6 @@
           <w:sz w:val="24"/>
           <w:szCs w:val="24"/>
         </w:rPr>
-        <w:t>BP-26005460 del proyecto en mención, se planteó la ejecución de varias actividades, dentro de las cuales se encuentran: Realizar seguimiento y control de la actividad litigiosa; Apoyar la etapa de cumplimiento y pago de sentencias y acuerdos conciliatorios del Distrito de Santiago de Cali; Apoyar la gestión jurídica normativa, en acciones que encaminen a brindar seguridad jurídica; Adquirir suministros  de apoyo para la actividad jurídica y judicial; Realizar jornadas de gestión del conocimiento en el ciclo de defensa jurídica y actualización normativa; Diseñar metodología de aprendizaje, para la adquisición y reaprendizaje del conocimiento tácito y explícito; Realizar la identificación de normas de carácter general y abstracto, que puedan ser identificadas como depurables y aplicar los criterios para su depuración; Realizar la identificación de normas de carácter general y abstracto, que puedan ser identificadas como depurables y aplicar los criterios para su depuración; Apoyar la visualización del Modelo Predictivo de fallos judiciales en el sistema de información de procesos; Implementar solución tecnológica para el registro de tutelas en el sistema de información; Brindar soporte técnico, mantenimiento, desarrollo y actualización de los sistemas de información; Procesar y analizar los datos estadísticos de los sistemas de información; Adquirir equipos tecnológicos para los sistemas de información; Adquirir componentes tecnológicos o periféricos para equipos de cómputo; Adquirir licencias ofimáticas.</w:t>
-      </w:r>
-    </w:p>
-    <w:p>
-      <w:pPr>
-        <w:ind w:right="-106"/>
-        <w:jc w:val="both"/>
-        <w:rPr>
-          <w:rFonts w:ascii="Arial" w:eastAsia="Arial" w:hAnsi="Arial" w:cs="Arial"/>
-          <w:sz w:val="24"/>
-          <w:szCs w:val="24"/>
-        </w:rPr>
-      </w:pPr>
-    </w:p>
-    <w:p>
-      <w:pPr>
-        <w:ind w:right="-106"/>
-        <w:jc w:val="both"/>
-        <w:rPr>
-          <w:rFonts w:ascii="Arial" w:eastAsia="Arial" w:hAnsi="Arial" w:cs="Arial"/>
-          <w:sz w:val="24"/>
-          <w:szCs w:val="24"/>
-        </w:rPr>
-      </w:pPr>
-      <w:r>
-        <w:rPr>
-          <w:rFonts w:ascii="Arial" w:eastAsia="Arial" w:hAnsi="Arial" w:cs="Arial"/>
-          <w:sz w:val="24"/>
-          <w:szCs w:val="24"/>
-        </w:rPr>
-        <w:t xml:space="preserve">Con el presente contrato, se planea cumplir con la actividad </w:t>
-      </w:r>
-      <w:r>
-        <w:rPr>
-          <w:rFonts w:ascii="Arial" w:eastAsia="Arial" w:hAnsi="Arial" w:cs="Arial"/>
-          <w:sz w:val="24"/>
-          <w:szCs w:val="24"/>
-        </w:rPr>
-        <w:t>específica: Apoyar</w:t>
-      </w:r>
-      <w:r>
-        <w:rPr>
-          <w:rFonts w:ascii="Arial" w:eastAsia="Arial" w:hAnsi="Arial" w:cs="Arial"/>
-          <w:sz w:val="24"/>
-          <w:szCs w:val="24"/>
-        </w:rPr>
-        <w:t xml:space="preserve"> </w:t>
-      </w:r>
-      <w:r>
-        <w:rPr>
-          <w:rFonts w:ascii="Arial" w:eastAsia="Arial" w:hAnsi="Arial" w:cs="Arial"/>
-          <w:sz w:val="24"/>
-          <w:szCs w:val="24"/>
-        </w:rPr>
         <w:fldChar w:fldCharType="begin"/>
       </w:r>
       <w:r>
@@ -4376,7 +4080,6 @@
           <w:sz w:val="24"/>
           <w:szCs w:val="24"/>
         </w:rPr>
-        <w:lastRenderedPageBreak/>
         <w:t xml:space="preserve">Así, en virtud de la misión y de las responsabilidades que le son propias al Departamento Administrativo de Gestión Jurídica Pública, desde el punto de vista misional como de gestión, resulta necesario contratar una persona bajo la modalidad de contratación directa por la causal de prestación de servicios para que realice las siguientes actividades: </w:t>
       </w:r>
       <w:r>
@@ -4455,6 +4158,7 @@
           <w:sz w:val="24"/>
           <w:szCs w:val="24"/>
         </w:rPr>
+        <w:lastRenderedPageBreak/>
         <w:t>Para el cumplimiento de las anteriores actividades es necesario contar con un prestador de servicios con el perfil y condiciones de experiencia que a continuación se describe, para que de manera armónica coadyuve al cumplimiento de los objetivos misionales y de Gestión del Departamento Administrativo de Gestión Jurídica Pública, y con el fin de permitir el desarrollo del proceso de direccionamiento estratégico, los procesos de mejora continua de la Administración Pública y el desarrollo de las funciones que por Ley le corresponden al Alcalde de Santiago de Cali.</w:t>
       </w:r>
     </w:p>
@@ -4725,7 +4429,33 @@
           <w:sz w:val="24"/>
           <w:szCs w:val="24"/>
         </w:rPr>
-        <w:t>202641370400000064 del 3 de enero de 2026.</w:t>
+        <w:t>202641370400000064 del 3 de enero de 2026</w:t>
+      </w:r>
+      <w:r>
+        <w:rPr>
+          <w:rFonts w:ascii="Arial" w:eastAsia="Arial" w:hAnsi="Arial" w:cs="Arial"/>
+          <w:sz w:val="24"/>
+          <w:szCs w:val="24"/>
+        </w:rPr>
+        <w:t xml:space="preserve"> </w:t>
+      </w:r>
+      <w:r>
+        <w:rPr>
+          <w:rFonts w:ascii="Arial" w:eastAsia="Arial" w:hAnsi="Arial" w:cs="Arial"/>
+          <w:sz w:val="24"/>
+          <w:szCs w:val="24"/>
+        </w:rPr>
+        <w:t xml:space="preserve"> - Certificado de Insuficiencia de Personal</w:t>
+      </w:r>
+      <w:bookmarkStart w:id="2" w:name="_GoBack"/>
+      <w:bookmarkEnd w:id="2"/>
+      <w:r>
+        <w:rPr>
+          <w:rFonts w:ascii="Arial" w:eastAsia="Arial" w:hAnsi="Arial" w:cs="Arial"/>
+          <w:sz w:val="24"/>
+          <w:szCs w:val="24"/>
+        </w:rPr>
+        <w:t>.</w:t>
       </w:r>
     </w:p>
     <w:p>
@@ -4830,6 +4560,7 @@
           <w:sz w:val="24"/>
           <w:szCs w:val="24"/>
         </w:rPr>
+        <w:lastRenderedPageBreak/>
         <w:t>Como fundamento en el Artículo 171 del Estatuto Orgánico de Presupuesto se establece respecto de la capacidad de contratación y ordenación del gasto lo siguiente:</w:t>
       </w:r>
     </w:p>
@@ -4858,61 +4589,7 @@
           <w:sz w:val="24"/>
           <w:szCs w:val="24"/>
         </w:rPr>
-        <w:t xml:space="preserve">“El Alcalde de Santiago de Cali tiene capacidad para celebrar conforme a las normas legales vigentes con cargo a las apropiaciones presupuestales de cada vigencia, todo tipo de contratos, generales y especiales, incluidos los comodatos, convenios interadministrativos, convenios de asociación, sustitución de activos, necesarios para </w:t>
-      </w:r>
-      <w:proofErr w:type="spellStart"/>
-      <w:r>
-        <w:rPr>
-          <w:rFonts w:ascii="Arial" w:eastAsia="Arial" w:hAnsi="Arial" w:cs="Arial"/>
-          <w:sz w:val="24"/>
-          <w:szCs w:val="24"/>
-        </w:rPr>
-        <w:t>Ia</w:t>
-      </w:r>
-      <w:proofErr w:type="spellEnd"/>
-      <w:r>
-        <w:rPr>
-          <w:rFonts w:ascii="Arial" w:eastAsia="Arial" w:hAnsi="Arial" w:cs="Arial"/>
-          <w:sz w:val="24"/>
-          <w:szCs w:val="24"/>
-        </w:rPr>
-        <w:t xml:space="preserve"> debida ejecución del Plan de Desarrollo, Plan de Ordenamiento Territorial, Plan Operativo Anual de inversiones y en general toda clase de obligación que demande </w:t>
-      </w:r>
-      <w:proofErr w:type="spellStart"/>
-      <w:r>
-        <w:rPr>
-          <w:rFonts w:ascii="Arial" w:eastAsia="Arial" w:hAnsi="Arial" w:cs="Arial"/>
-          <w:sz w:val="24"/>
-          <w:szCs w:val="24"/>
-        </w:rPr>
-        <w:t>Ia</w:t>
-      </w:r>
-      <w:proofErr w:type="spellEnd"/>
-      <w:r>
-        <w:rPr>
-          <w:rFonts w:ascii="Arial" w:eastAsia="Arial" w:hAnsi="Arial" w:cs="Arial"/>
-          <w:sz w:val="24"/>
-          <w:szCs w:val="24"/>
-        </w:rPr>
-        <w:t xml:space="preserve"> buena marcha de </w:t>
-      </w:r>
-      <w:proofErr w:type="spellStart"/>
-      <w:r>
-        <w:rPr>
-          <w:rFonts w:ascii="Arial" w:eastAsia="Arial" w:hAnsi="Arial" w:cs="Arial"/>
-          <w:sz w:val="24"/>
-          <w:szCs w:val="24"/>
-        </w:rPr>
-        <w:t>Ia</w:t>
-      </w:r>
-      <w:proofErr w:type="spellEnd"/>
-      <w:r>
-        <w:rPr>
-          <w:rFonts w:ascii="Arial" w:eastAsia="Arial" w:hAnsi="Arial" w:cs="Arial"/>
-          <w:sz w:val="24"/>
-          <w:szCs w:val="24"/>
-        </w:rPr>
-        <w:t xml:space="preserve"> Administración Municipal(…)”.</w:t>
+        <w:t>“El Alcalde de Santiago de Cali tiene capacidad para celebrar conforme a las normas legales vigentes con cargo a las apropiaciones presupuestales de cada vigencia, todo tipo de contratos, generales y especiales, incluidos los comodatos, convenios interadministrativos, convenios de asociación, sustitución de activos, necesarios para Ia debida ejecución del Plan de Desarrollo, Plan de Ordenamiento Territorial, Plan Operativo Anual de inversiones y en general toda clase de obligación que demande Ia buena marcha de Ia Administración Municipal(…)”.</w:t>
       </w:r>
     </w:p>
     <w:p>
@@ -4990,43 +4667,7 @@
           <w:sz w:val="24"/>
           <w:szCs w:val="24"/>
         </w:rPr>
-        <w:t xml:space="preserve">Mediante Decreto No. 4112.010.20.1025 del 10 de diciembre de 2025, se otorgó atribuciones en materia de contratación a los Secretarios de Despacho, Directores de Departamentos Administrativos y Directores de las Unidades Administrativas Especiales sin Personería jurídica del Distrito Especial, Deportivo, Cultural, turístico, Empresarial  y de Servicios de Santiago de Cali, en virtud de lo previsto en los artículos 24 y 28 del decreto No. 411.0.20.0516 de septiembre 28 de 2016, y el numeral 1.6 del artículo 2 del Decreto </w:t>
-      </w:r>
-      <w:proofErr w:type="spellStart"/>
-      <w:r>
-        <w:rPr>
-          <w:rFonts w:ascii="Arial" w:eastAsia="Arial" w:hAnsi="Arial" w:cs="Arial"/>
-          <w:sz w:val="24"/>
-          <w:szCs w:val="24"/>
-        </w:rPr>
-        <w:t>N°</w:t>
-      </w:r>
-      <w:proofErr w:type="spellEnd"/>
-      <w:r>
-        <w:rPr>
-          <w:rFonts w:ascii="Arial" w:eastAsia="Arial" w:hAnsi="Arial" w:cs="Arial"/>
-          <w:sz w:val="24"/>
-          <w:szCs w:val="24"/>
-        </w:rPr>
-        <w:t xml:space="preserve"> 4112.010.20.0025 de enero 12 de 2024, modificado por el Decreto No. 4112.010.20.0438 de junio 4 de 2024 y el Decreto No. 4112.010.20.0399 de junio 20 de 2025, en el marco del literal h) número 4 del Artículo 2 de la ley 1150 de 2007, reglamentada en la Subsección 4, Articulo 2.2.1.2.1.4.9 del decreto 1082 de 2015, para suscribir todos los actos y documentos precontractuales, contractuales y </w:t>
-      </w:r>
-      <w:proofErr w:type="spellStart"/>
-      <w:r>
-        <w:rPr>
-          <w:rFonts w:ascii="Arial" w:eastAsia="Arial" w:hAnsi="Arial" w:cs="Arial"/>
-          <w:sz w:val="24"/>
-          <w:szCs w:val="24"/>
-        </w:rPr>
-        <w:t>pos</w:t>
-      </w:r>
-      <w:proofErr w:type="spellEnd"/>
-      <w:r>
-        <w:rPr>
-          <w:rFonts w:ascii="Arial" w:eastAsia="Arial" w:hAnsi="Arial" w:cs="Arial"/>
-          <w:sz w:val="24"/>
-          <w:szCs w:val="24"/>
-        </w:rPr>
-        <w:t xml:space="preserve"> contractuales de los contratos de prestación de servicios profesionales y de apoyo a la gestión, cuya fuente de financiación sean gastos de Funcionamiento con las siguientes Posiciones Presupuestales del Anexo 2A – Gastos Entidades que hacen parte del Presupuesto General de las Entidades Territoriales del Catalogo Presupuestal para Entidades Territoriales - CCPET expedido por la Dirección General de Apoyo Fiscal del Ministerio de Hacienda y Crédito Público:</w:t>
+        <w:t>Mediante Decreto No. 4112.010.20.1025 del 10 de diciembre de 2025, se otorgó atribuciones en materia de contratación a los Secretarios de Despacho, Directores de Departamentos Administrativos y Directores de las Unidades Administrativas Especiales sin Personería jurídica del Distrito Especial, Deportivo, Cultural, turístico, Empresarial  y de Servicios de Santiago de Cali, en virtud de lo previsto en los artículos 24 y 28 del decreto No. 411.0.20.0516 de septiembre 28 de 2016, y el numeral 1.6 del artículo 2 del Decreto N° 4112.010.20.0025 de enero 12 de 2024, modificado por el Decreto No. 4112.010.20.0438 de junio 4 de 2024 y el Decreto No. 4112.010.20.0399 de junio 20 de 2025, en el marco del literal h) número 4 del Artículo 2 de la ley 1150 de 2007, reglamentada en la Subsección 4, Articulo 2.2.1.2.1.4.9 del decreto 1082 de 2015, para suscribir todos los actos y documentos precontractuales, contractuales y pos contractuales de los contratos de prestación de servicios profesionales y de apoyo a la gestión, cuya fuente de financiación sean gastos de Funcionamiento con las siguientes Posiciones Presupuestales del Anexo 2A – Gastos Entidades que hacen parte del Presupuesto General de las Entidades Territoriales del Catalogo Presupuestal para Entidades Territoriales - CCPET expedido por la Dirección General de Apoyo Fiscal del Ministerio de Hacienda y Crédito Público:</w:t>
       </w:r>
     </w:p>
     <w:p>
@@ -5075,11 +4716,19 @@
                 <w:rFonts w:ascii="Arial" w:eastAsia="Arial" w:hAnsi="Arial" w:cs="Arial"/>
               </w:rPr>
             </w:pPr>
-            <w:r>
-              <w:rPr>
-                <w:rFonts w:ascii="Arial" w:eastAsia="Arial" w:hAnsi="Arial" w:cs="Arial"/>
-              </w:rPr>
-              <w:t xml:space="preserve">Código </w:t>
+            <w:proofErr w:type="spellStart"/>
+            <w:r>
+              <w:rPr>
+                <w:rFonts w:ascii="Arial" w:eastAsia="Arial" w:hAnsi="Arial" w:cs="Arial"/>
+              </w:rPr>
+              <w:t>Código</w:t>
+            </w:r>
+            <w:proofErr w:type="spellEnd"/>
+            <w:r>
+              <w:rPr>
+                <w:rFonts w:ascii="Arial" w:eastAsia="Arial" w:hAnsi="Arial" w:cs="Arial"/>
+              </w:rPr>
+              <w:t xml:space="preserve"> </w:t>
             </w:r>
             <w:proofErr w:type="spellStart"/>
             <w:r>
@@ -5318,25 +4967,8 @@
           <w:sz w:val="24"/>
           <w:szCs w:val="24"/>
         </w:rPr>
-        <w:t xml:space="preserve">En este mismo sentido, el artículo segundo del Decreto anteriormente citado otorga atribuciones a los mismos sujetos, en las mismas condiciones para suscribir todos los actos y documentos pre contractuales, contractuales y </w:t>
-      </w:r>
-      <w:proofErr w:type="spellStart"/>
-      <w:r>
-        <w:rPr>
-          <w:rFonts w:ascii="Arial" w:eastAsia="Arial" w:hAnsi="Arial" w:cs="Arial"/>
-          <w:sz w:val="24"/>
-          <w:szCs w:val="24"/>
-        </w:rPr>
-        <w:t>poscontractuales</w:t>
-      </w:r>
-      <w:proofErr w:type="spellEnd"/>
-      <w:r>
-        <w:rPr>
-          <w:rFonts w:ascii="Arial" w:eastAsia="Arial" w:hAnsi="Arial" w:cs="Arial"/>
-          <w:sz w:val="24"/>
-          <w:szCs w:val="24"/>
-        </w:rPr>
-        <w:t xml:space="preserve"> de los contratos de prestación de servicios profesionales y de apoyo a la gestión, cuya fuente de financiación sean gastos de inversión con las siguientes Posiciones Presupuestales - POSPRE:</w:t>
+        <w:lastRenderedPageBreak/>
+        <w:t>En este mismo sentido, el artículo segundo del Decreto anteriormente citado otorga atribuciones a los mismos sujetos, en las mismas condiciones para suscribir todos los actos y documentos pre contractuales, contractuales y poscontractuales de los contratos de prestación de servicios profesionales y de apoyo a la gestión, cuya fuente de financiación sean gastos de inversión con las siguientes Posiciones Presupuestales - POSPRE:</w:t>
       </w:r>
     </w:p>
     <w:p>
@@ -5385,11 +5017,19 @@
                 <w:rFonts w:ascii="Arial" w:eastAsia="Arial" w:hAnsi="Arial" w:cs="Arial"/>
               </w:rPr>
             </w:pPr>
-            <w:r>
-              <w:rPr>
-                <w:rFonts w:ascii="Arial" w:eastAsia="Arial" w:hAnsi="Arial" w:cs="Arial"/>
-              </w:rPr>
-              <w:t xml:space="preserve">Código </w:t>
+            <w:proofErr w:type="spellStart"/>
+            <w:r>
+              <w:rPr>
+                <w:rFonts w:ascii="Arial" w:eastAsia="Arial" w:hAnsi="Arial" w:cs="Arial"/>
+              </w:rPr>
+              <w:t>Código</w:t>
+            </w:r>
+            <w:proofErr w:type="spellEnd"/>
+            <w:r>
+              <w:rPr>
+                <w:rFonts w:ascii="Arial" w:eastAsia="Arial" w:hAnsi="Arial" w:cs="Arial"/>
+              </w:rPr>
+              <w:t xml:space="preserve"> </w:t>
             </w:r>
             <w:proofErr w:type="spellStart"/>
             <w:r>
@@ -5656,15 +5296,7 @@
                 <w:rFonts w:ascii="Arial" w:eastAsia="Arial" w:hAnsi="Arial" w:cs="Arial"/>
                 <w:lang w:val="es-CO"/>
               </w:rPr>
-              <w:t xml:space="preserve">Servicios para la comunidad, sociales y </w:t>
-            </w:r>
-            <w:r>
-              <w:rPr>
-                <w:rFonts w:ascii="Arial" w:eastAsia="Arial" w:hAnsi="Arial" w:cs="Arial"/>
-                <w:lang w:val="es-CO"/>
-              </w:rPr>
-              <w:lastRenderedPageBreak/>
-              <w:t>personales</w:t>
+              <w:t>Servicios para la comunidad, sociales y personales</w:t>
             </w:r>
           </w:p>
         </w:tc>
@@ -5684,7 +5316,6 @@
               <w:rPr>
                 <w:rFonts w:ascii="Arial" w:eastAsia="Arial" w:hAnsi="Arial" w:cs="Arial"/>
               </w:rPr>
-              <w:lastRenderedPageBreak/>
               <w:t>Inversión</w:t>
             </w:r>
             <w:proofErr w:type="spellEnd"/>
@@ -5717,25 +5348,7 @@
           <w:sz w:val="24"/>
           <w:szCs w:val="24"/>
         </w:rPr>
-        <w:t xml:space="preserve">Vale la pena advertir que las atribuciones otorgadas por el señor </w:t>
-      </w:r>
-      <w:proofErr w:type="gramStart"/>
-      <w:r>
-        <w:rPr>
-          <w:rFonts w:ascii="Arial" w:eastAsia="Arial" w:hAnsi="Arial" w:cs="Arial"/>
-          <w:sz w:val="24"/>
-          <w:szCs w:val="24"/>
-        </w:rPr>
-        <w:t>Alcalde</w:t>
-      </w:r>
-      <w:proofErr w:type="gramEnd"/>
-      <w:r>
-        <w:rPr>
-          <w:rFonts w:ascii="Arial" w:eastAsia="Arial" w:hAnsi="Arial" w:cs="Arial"/>
-          <w:sz w:val="24"/>
-          <w:szCs w:val="24"/>
-        </w:rPr>
-        <w:t xml:space="preserve"> tienen una condición pro tempore, comoquiera que el decreto en mención señala que los contratos que se celebren en desarrollo de la delegación realizada tendrán plazo máximo hasta el treinta (30) de junio de 2026.</w:t>
+        <w:t>Vale la pena advertir que las atribuciones otorgadas por el señor Alcalde tienen una condición pro tempore, comoquiera que el decreto en mención señala que los contratos que se celebren en desarrollo de la delegación realizada tendrán plazo máximo hasta el treinta (30) de junio de 2026.</w:t>
       </w:r>
     </w:p>
     <w:p>
@@ -5793,8 +5406,8 @@
           <w:szCs w:val="24"/>
         </w:rPr>
       </w:pPr>
-      <w:bookmarkStart w:id="2" w:name="_heading=h.as67lgeciqr3" w:colFirst="0" w:colLast="0"/>
-      <w:bookmarkEnd w:id="2"/>
+      <w:bookmarkStart w:id="3" w:name="_heading=h.as67lgeciqr3" w:colFirst="0" w:colLast="0"/>
+      <w:bookmarkEnd w:id="3"/>
       <w:r>
         <w:rPr>
           <w:rFonts w:ascii="Arial" w:eastAsia="Arial" w:hAnsi="Arial" w:cs="Arial"/>
@@ -5802,73 +5415,44 @@
           <w:sz w:val="24"/>
           <w:szCs w:val="24"/>
         </w:rPr>
-        <w:t xml:space="preserve">Mediante Decreto No. 4112.010.20.1049 del 17 de diciembre de 2025, el </w:t>
-      </w:r>
-      <w:proofErr w:type="gramStart"/>
-      <w:r>
-        <w:rPr>
-          <w:rFonts w:ascii="Arial" w:eastAsia="Arial" w:hAnsi="Arial" w:cs="Arial"/>
-          <w:color w:val="000000"/>
-          <w:sz w:val="24"/>
-          <w:szCs w:val="24"/>
-        </w:rPr>
-        <w:t>Alcalde</w:t>
-      </w:r>
-      <w:proofErr w:type="gramEnd"/>
-      <w:r>
-        <w:rPr>
-          <w:rFonts w:ascii="Arial" w:eastAsia="Arial" w:hAnsi="Arial" w:cs="Arial"/>
-          <w:color w:val="000000"/>
-          <w:sz w:val="24"/>
-          <w:szCs w:val="24"/>
-        </w:rPr>
-        <w:t xml:space="preserve"> Distrital expidió el presupuesto General de Rentas y Recursos de Capital y apropiaciones presupuestales para gastos de Santiago de Cali para la vigencia comprendida entre el 01 de enero y 31 de diciembre del año 2026, el cual se liquidó a través del Decreto No. 4112.010.20.1069 de diciembre 23 de 2025.</w:t>
-      </w:r>
-    </w:p>
-    <w:p>
-      <w:pPr>
-        <w:jc w:val="both"/>
-        <w:rPr>
-          <w:rFonts w:ascii="Arial" w:eastAsia="Arial" w:hAnsi="Arial" w:cs="Arial"/>
-          <w:sz w:val="24"/>
-          <w:szCs w:val="24"/>
-        </w:rPr>
-      </w:pPr>
-    </w:p>
-    <w:p>
-      <w:pPr>
-        <w:jc w:val="both"/>
-        <w:rPr>
-          <w:rFonts w:ascii="Arial" w:eastAsia="Arial" w:hAnsi="Arial" w:cs="Arial"/>
-          <w:sz w:val="24"/>
-          <w:szCs w:val="24"/>
-        </w:rPr>
-      </w:pPr>
-      <w:r>
-        <w:rPr>
-          <w:rFonts w:ascii="Arial" w:eastAsia="Arial" w:hAnsi="Arial" w:cs="Arial"/>
-          <w:sz w:val="24"/>
-          <w:szCs w:val="24"/>
-        </w:rPr>
-        <w:t xml:space="preserve">La presente contratación deberá regirse por el Decreto </w:t>
-      </w:r>
-      <w:proofErr w:type="spellStart"/>
-      <w:r>
-        <w:rPr>
-          <w:rFonts w:ascii="Arial" w:eastAsia="Arial" w:hAnsi="Arial" w:cs="Arial"/>
-          <w:sz w:val="24"/>
-          <w:szCs w:val="24"/>
-        </w:rPr>
-        <w:t>N°</w:t>
-      </w:r>
-      <w:proofErr w:type="spellEnd"/>
-      <w:r>
-        <w:rPr>
-          <w:rFonts w:ascii="Arial" w:eastAsia="Arial" w:hAnsi="Arial" w:cs="Arial"/>
-          <w:sz w:val="24"/>
-          <w:szCs w:val="24"/>
-        </w:rPr>
-        <w:t xml:space="preserve"> 411.0.20.0956 de diciembre 13 de 2023, mediante el cual se adoptó el Manual de Contratación de la Administración Central de Santiago de Cali y sus Anexos, así como las disposiciones que lo modifiquen, adicionen o complementen, siguiendo los parámetros previstos por Colombia Compra Eficiente en virtud de las facultades conferidas por el Decreto 1082 de 2015.</w:t>
+        <w:t>Mediante Decreto No. 4112.010.20.1049 del 17 de diciembre de 2025, el Alcalde Distrital expidió el presupuesto General de Rentas y Recursos de Capital y apropiaciones presupuestales para gastos de Santiago de Cali para la vigencia comprendida entre el 01 de enero y 31 de diciembre del año 2026, el cual se liquidó a través del Decreto No. 4112.010.20.1069 de diciembre 23 de 2025.</w:t>
+      </w:r>
+    </w:p>
+    <w:p>
+      <w:pPr>
+        <w:jc w:val="both"/>
+        <w:rPr>
+          <w:rFonts w:ascii="Arial" w:eastAsia="Arial" w:hAnsi="Arial" w:cs="Arial"/>
+          <w:sz w:val="24"/>
+          <w:szCs w:val="24"/>
+        </w:rPr>
+      </w:pPr>
+    </w:p>
+    <w:p>
+      <w:pPr>
+        <w:jc w:val="both"/>
+        <w:rPr>
+          <w:rFonts w:ascii="Arial" w:eastAsia="Arial" w:hAnsi="Arial" w:cs="Arial"/>
+          <w:sz w:val="24"/>
+          <w:szCs w:val="24"/>
+        </w:rPr>
+      </w:pPr>
+      <w:r>
+        <w:rPr>
+          <w:rFonts w:ascii="Arial" w:eastAsia="Arial" w:hAnsi="Arial" w:cs="Arial"/>
+          <w:sz w:val="24"/>
+          <w:szCs w:val="24"/>
+        </w:rPr>
+        <w:t xml:space="preserve">La presente contratación deberá regirse por el Decreto N° 411.0.20.0956 de diciembre 13 de 2023, mediante el cual se adoptó el Manual de Contratación de la Administración Central de Santiago de Cali y sus Anexos, así como las disposiciones que lo modifiquen, adicionen o complementen, siguiendo los parámetros previstos por </w:t>
+      </w:r>
+      <w:r>
+        <w:rPr>
+          <w:rFonts w:ascii="Arial" w:eastAsia="Arial" w:hAnsi="Arial" w:cs="Arial"/>
+          <w:sz w:val="24"/>
+          <w:szCs w:val="24"/>
+        </w:rPr>
+        <w:lastRenderedPageBreak/>
+        <w:t>Colombia Compra Eficiente en virtud de las facultades conferidas por el Decreto 1082 de 2015.</w:t>
       </w:r>
     </w:p>
     <w:p>
@@ -6337,43 +5921,7 @@
                 <w:sz w:val="22"/>
                 <w:szCs w:val="22"/>
               </w:rPr>
-              <w:t xml:space="preserve"> de </w:t>
-            </w:r>
-            <w:proofErr w:type="spellStart"/>
-            <w:r>
-              <w:rPr>
-                <w:rFonts w:ascii="Arial" w:eastAsia="Arial" w:hAnsi="Arial" w:cs="Arial"/>
-                <w:sz w:val="22"/>
-                <w:szCs w:val="22"/>
-              </w:rPr>
-              <w:t>recursos</w:t>
-            </w:r>
-            <w:proofErr w:type="spellEnd"/>
-            <w:r>
-              <w:rPr>
-                <w:rFonts w:ascii="Arial" w:eastAsia="Arial" w:hAnsi="Arial" w:cs="Arial"/>
-                <w:sz w:val="22"/>
-                <w:szCs w:val="22"/>
-              </w:rPr>
-              <w:t xml:space="preserve"> </w:t>
-            </w:r>
-            <w:proofErr w:type="spellStart"/>
-            <w:r>
-              <w:rPr>
-                <w:rFonts w:ascii="Arial" w:eastAsia="Arial" w:hAnsi="Arial" w:cs="Arial"/>
-                <w:sz w:val="22"/>
-                <w:szCs w:val="22"/>
-              </w:rPr>
-              <w:t>humanos</w:t>
-            </w:r>
-            <w:proofErr w:type="spellEnd"/>
-            <w:r>
-              <w:rPr>
-                <w:rFonts w:ascii="Arial" w:eastAsia="Arial" w:hAnsi="Arial" w:cs="Arial"/>
-                <w:sz w:val="22"/>
-                <w:szCs w:val="22"/>
-              </w:rPr>
-              <w:t>.</w:t>
+              <w:t xml:space="preserve"> de recursos humanos.</w:t>
             </w:r>
           </w:p>
         </w:tc>
@@ -6403,43 +5951,7 @@
                 <w:sz w:val="22"/>
                 <w:szCs w:val="22"/>
               </w:rPr>
-              <w:t xml:space="preserve">Desarrollo de </w:t>
-            </w:r>
-            <w:proofErr w:type="spellStart"/>
-            <w:r>
-              <w:rPr>
-                <w:rFonts w:ascii="Arial" w:eastAsia="Arial" w:hAnsi="Arial" w:cs="Arial"/>
-                <w:sz w:val="22"/>
-                <w:szCs w:val="22"/>
-              </w:rPr>
-              <w:t>recursos</w:t>
-            </w:r>
-            <w:proofErr w:type="spellEnd"/>
-            <w:r>
-              <w:rPr>
-                <w:rFonts w:ascii="Arial" w:eastAsia="Arial" w:hAnsi="Arial" w:cs="Arial"/>
-                <w:sz w:val="22"/>
-                <w:szCs w:val="22"/>
-              </w:rPr>
-              <w:t xml:space="preserve"> </w:t>
-            </w:r>
-            <w:proofErr w:type="spellStart"/>
-            <w:r>
-              <w:rPr>
-                <w:rFonts w:ascii="Arial" w:eastAsia="Arial" w:hAnsi="Arial" w:cs="Arial"/>
-                <w:sz w:val="22"/>
-                <w:szCs w:val="22"/>
-              </w:rPr>
-              <w:t>humanos</w:t>
-            </w:r>
-            <w:proofErr w:type="spellEnd"/>
-            <w:r>
-              <w:rPr>
-                <w:rFonts w:ascii="Arial" w:eastAsia="Arial" w:hAnsi="Arial" w:cs="Arial"/>
-                <w:sz w:val="22"/>
-                <w:szCs w:val="22"/>
-              </w:rPr>
-              <w:t>.</w:t>
+              <w:t>Desarrollo de recursos humanos.</w:t>
             </w:r>
           </w:p>
         </w:tc>
@@ -6507,7 +6019,6 @@
                 <w:sz w:val="22"/>
                 <w:szCs w:val="22"/>
               </w:rPr>
-              <w:lastRenderedPageBreak/>
               <w:t>80111501</w:t>
             </w:r>
           </w:p>
@@ -6932,8 +6443,8 @@
           <w:szCs w:val="24"/>
         </w:rPr>
       </w:pPr>
-      <w:bookmarkStart w:id="3" w:name="_heading=h.eg5eloko88xw" w:colFirst="0" w:colLast="0"/>
-      <w:bookmarkEnd w:id="3"/>
+      <w:bookmarkStart w:id="4" w:name="_heading=h.eg5eloko88xw" w:colFirst="0" w:colLast="0"/>
+      <w:bookmarkEnd w:id="4"/>
       <w:r>
         <w:rPr>
           <w:rFonts w:ascii="Arial" w:eastAsia="Arial" w:hAnsi="Arial" w:cs="Arial"/>
@@ -8104,7 +7615,6 @@
                 <w:sz w:val="14"/>
                 <w:szCs w:val="14"/>
               </w:rPr>
-              <w:lastRenderedPageBreak/>
               <w:t>VARIACIÓN %</w:t>
             </w:r>
           </w:p>
@@ -8579,25 +8089,8 @@
           <w:sz w:val="24"/>
           <w:szCs w:val="24"/>
         </w:rPr>
-        <w:t xml:space="preserve">Para la expedición de esta circular mediante la cual se establece la tabla de perfiles y honorarios aplicable durante la vigencia 2026, el Comité de Contratación tuvo en cuenta varios factores, entre ellos, las tablas de honorarios de vigencias anteriores, los lineamientos y criterios para la elaboración del Anteproyecto de Presupuesto 2026, establecidos por el Departamento Administrativo de Hacienda, a través de la Circular </w:t>
-      </w:r>
-      <w:proofErr w:type="spellStart"/>
-      <w:r>
-        <w:rPr>
-          <w:rFonts w:ascii="Arial" w:eastAsia="Arial" w:hAnsi="Arial" w:cs="Arial"/>
-          <w:sz w:val="24"/>
-          <w:szCs w:val="24"/>
-        </w:rPr>
-        <w:t>N°</w:t>
-      </w:r>
-      <w:proofErr w:type="spellEnd"/>
-      <w:r>
-        <w:rPr>
-          <w:rFonts w:ascii="Arial" w:eastAsia="Arial" w:hAnsi="Arial" w:cs="Arial"/>
-          <w:sz w:val="24"/>
-          <w:szCs w:val="24"/>
-        </w:rPr>
-        <w:t xml:space="preserve"> 4131.020.22.2.1020.001498, emitida el 21 de mayo de 2025, en la cual se sugiere tener en cuenta el contexto económico y ciertas variables macroeconómicas para la proyección de ingresos y gastos y las necesidades de la Alcaldía del Distrito Especial de Santiago de Cali, para el cumplimiento de sus fines misionales, administrativos y el equilibrio del sistema presupuestal de la entidad.</w:t>
+        <w:lastRenderedPageBreak/>
+        <w:t>Para la expedición de esta circular mediante la cual se establece la tabla de perfiles y honorarios aplicable durante la vigencia 2026, el Comité de Contratación tuvo en cuenta varios factores, entre ellos, las tablas de honorarios de vigencias anteriores, los lineamientos y criterios para la elaboración del Anteproyecto de Presupuesto 2026, establecidos por el Departamento Administrativo de Hacienda, a través de la Circular N° 4131.020.22.2.1020.001498, emitida el 21 de mayo de 2025, en la cual se sugiere tener en cuenta el contexto económico y ciertas variables macroeconómicas para la proyección de ingresos y gastos y las necesidades de la Alcaldía del Distrito Especial de Santiago de Cali, para el cumplimiento de sus fines misionales, administrativos y el equilibrio del sistema presupuestal de la entidad.</w:t>
       </w:r>
     </w:p>
     <w:p>
@@ -8660,7 +8153,6 @@
           <w:sz w:val="24"/>
           <w:szCs w:val="24"/>
         </w:rPr>
-        <w:lastRenderedPageBreak/>
         <w:t xml:space="preserve">Ahora bien, una vez analizados los aspectos generales del mercado, el Departamento Administrativo de Gestión Jurídica Pública identificó que el sector relativo al objeto del presente proceso de contratación está integrado por el conjunto de personas naturales y/o jurídicas que prestan sus servicios a las entidades del Estado. El mercado colombiano cuenta con una oferta amplia de personas naturales y/o jurídicas que prestan sus servicios en diferentes ramas del conocimiento, entre ellas, ciencias sociales, administración de empresas y derecho, tecnologías de la información y la comunicación, ingeniería, </w:t>
       </w:r>
       <w:proofErr w:type="spellStart"/>
@@ -8961,7 +8453,6 @@
                 <w:b/>
                 <w:bCs/>
               </w:rPr>
-              <w:lastRenderedPageBreak/>
               <w:t>CATEGORÍA</w:t>
             </w:r>
           </w:p>
@@ -9925,33 +9416,8 @@
                 <w:rFonts w:ascii="Arial" w:eastAsia="Arial" w:hAnsi="Arial" w:cs="Arial"/>
                 <w:color w:val="000000"/>
               </w:rPr>
-              <w:t xml:space="preserve">72 meses de </w:t>
-            </w:r>
-            <w:proofErr w:type="spellStart"/>
-            <w:r>
-              <w:rPr>
-                <w:rFonts w:ascii="Arial" w:eastAsia="Arial" w:hAnsi="Arial" w:cs="Arial"/>
-                <w:color w:val="000000"/>
-              </w:rPr>
-              <w:t>experiencia</w:t>
-            </w:r>
-            <w:proofErr w:type="spellEnd"/>
-            <w:r>
-              <w:rPr>
-                <w:rFonts w:ascii="Arial" w:eastAsia="Arial" w:hAnsi="Arial" w:cs="Arial"/>
-                <w:color w:val="000000"/>
-              </w:rPr>
-              <w:t xml:space="preserve"> </w:t>
-            </w:r>
-            <w:proofErr w:type="spellStart"/>
-            <w:r>
-              <w:rPr>
-                <w:rFonts w:ascii="Arial" w:eastAsia="Arial" w:hAnsi="Arial" w:cs="Arial"/>
-                <w:color w:val="000000"/>
-              </w:rPr>
-              <w:t>profesional</w:t>
-            </w:r>
-            <w:proofErr w:type="spellEnd"/>
+              <w:t>72 meses de experiencia profesional</w:t>
+            </w:r>
           </w:p>
         </w:tc>
         <w:tc>
@@ -10132,33 +9598,8 @@
                 <w:rFonts w:ascii="Arial" w:eastAsia="Arial" w:hAnsi="Arial" w:cs="Arial"/>
                 <w:color w:val="000000"/>
               </w:rPr>
-              <w:t xml:space="preserve">54 meses de </w:t>
-            </w:r>
-            <w:proofErr w:type="spellStart"/>
-            <w:r>
-              <w:rPr>
-                <w:rFonts w:ascii="Arial" w:eastAsia="Arial" w:hAnsi="Arial" w:cs="Arial"/>
-                <w:color w:val="000000"/>
-              </w:rPr>
-              <w:t>experiencia</w:t>
-            </w:r>
-            <w:proofErr w:type="spellEnd"/>
-            <w:r>
-              <w:rPr>
-                <w:rFonts w:ascii="Arial" w:eastAsia="Arial" w:hAnsi="Arial" w:cs="Arial"/>
-                <w:color w:val="000000"/>
-              </w:rPr>
-              <w:t xml:space="preserve"> </w:t>
-            </w:r>
-            <w:proofErr w:type="spellStart"/>
-            <w:r>
-              <w:rPr>
-                <w:rFonts w:ascii="Arial" w:eastAsia="Arial" w:hAnsi="Arial" w:cs="Arial"/>
-                <w:color w:val="000000"/>
-              </w:rPr>
-              <w:t>profesional</w:t>
-            </w:r>
-            <w:proofErr w:type="spellEnd"/>
+              <w:t>54 meses de experiencia profesional</w:t>
+            </w:r>
           </w:p>
         </w:tc>
         <w:tc>
@@ -10339,33 +9780,8 @@
                 <w:rFonts w:ascii="Arial" w:eastAsia="Arial" w:hAnsi="Arial" w:cs="Arial"/>
                 <w:color w:val="000000"/>
               </w:rPr>
-              <w:t xml:space="preserve">36 meses de </w:t>
-            </w:r>
-            <w:proofErr w:type="spellStart"/>
-            <w:r>
-              <w:rPr>
-                <w:rFonts w:ascii="Arial" w:eastAsia="Arial" w:hAnsi="Arial" w:cs="Arial"/>
-                <w:color w:val="000000"/>
-              </w:rPr>
-              <w:t>experiencia</w:t>
-            </w:r>
-            <w:proofErr w:type="spellEnd"/>
-            <w:r>
-              <w:rPr>
-                <w:rFonts w:ascii="Arial" w:eastAsia="Arial" w:hAnsi="Arial" w:cs="Arial"/>
-                <w:color w:val="000000"/>
-              </w:rPr>
-              <w:t xml:space="preserve"> </w:t>
-            </w:r>
-            <w:proofErr w:type="spellStart"/>
-            <w:r>
-              <w:rPr>
-                <w:rFonts w:ascii="Arial" w:eastAsia="Arial" w:hAnsi="Arial" w:cs="Arial"/>
-                <w:color w:val="000000"/>
-              </w:rPr>
-              <w:t>profesional</w:t>
-            </w:r>
-            <w:proofErr w:type="spellEnd"/>
+              <w:t>36 meses de experiencia profesional</w:t>
+            </w:r>
           </w:p>
         </w:tc>
         <w:tc>
@@ -10562,33 +9978,8 @@
                 <w:rFonts w:ascii="Arial" w:eastAsia="Arial" w:hAnsi="Arial" w:cs="Arial"/>
                 <w:color w:val="000000"/>
               </w:rPr>
-              <w:t xml:space="preserve">24 meses de </w:t>
-            </w:r>
-            <w:proofErr w:type="spellStart"/>
-            <w:r>
-              <w:rPr>
-                <w:rFonts w:ascii="Arial" w:eastAsia="Arial" w:hAnsi="Arial" w:cs="Arial"/>
-                <w:color w:val="000000"/>
-              </w:rPr>
-              <w:t>experiencia</w:t>
-            </w:r>
-            <w:proofErr w:type="spellEnd"/>
-            <w:r>
-              <w:rPr>
-                <w:rFonts w:ascii="Arial" w:eastAsia="Arial" w:hAnsi="Arial" w:cs="Arial"/>
-                <w:color w:val="000000"/>
-              </w:rPr>
-              <w:t xml:space="preserve"> </w:t>
-            </w:r>
-            <w:proofErr w:type="spellStart"/>
-            <w:r>
-              <w:rPr>
-                <w:rFonts w:ascii="Arial" w:eastAsia="Arial" w:hAnsi="Arial" w:cs="Arial"/>
-                <w:color w:val="000000"/>
-              </w:rPr>
-              <w:t>profesional</w:t>
-            </w:r>
-            <w:proofErr w:type="spellEnd"/>
+              <w:t>24 meses de experiencia profesional</w:t>
+            </w:r>
           </w:p>
         </w:tc>
         <w:tc>
@@ -10780,31 +10171,13 @@
                 <w:color w:val="000000"/>
               </w:rPr>
             </w:pPr>
-            <w:proofErr w:type="spellStart"/>
-            <w:r>
-              <w:rPr>
-                <w:rFonts w:ascii="Arial" w:eastAsia="Arial" w:hAnsi="Arial" w:cs="Arial"/>
-                <w:color w:val="000000"/>
-              </w:rPr>
-              <w:t>Título</w:t>
-            </w:r>
-            <w:proofErr w:type="spellEnd"/>
-            <w:r>
-              <w:rPr>
-                <w:rFonts w:ascii="Arial" w:eastAsia="Arial" w:hAnsi="Arial" w:cs="Arial"/>
-                <w:color w:val="000000"/>
-              </w:rPr>
-              <w:t xml:space="preserve"> </w:t>
-            </w:r>
-            <w:proofErr w:type="spellStart"/>
-            <w:r>
-              <w:rPr>
-                <w:rFonts w:ascii="Arial" w:eastAsia="Arial" w:hAnsi="Arial" w:cs="Arial"/>
-                <w:color w:val="000000"/>
-              </w:rPr>
-              <w:t>profesional</w:t>
-            </w:r>
-            <w:proofErr w:type="spellEnd"/>
+            <w:r>
+              <w:rPr>
+                <w:rFonts w:ascii="Arial" w:eastAsia="Arial" w:hAnsi="Arial" w:cs="Arial"/>
+                <w:color w:val="000000"/>
+              </w:rPr>
+              <w:t>Título profesional</w:t>
+            </w:r>
           </w:p>
         </w:tc>
         <w:tc>
@@ -10833,33 +10206,8 @@
                 <w:rFonts w:ascii="Arial" w:eastAsia="Arial" w:hAnsi="Arial" w:cs="Arial"/>
                 <w:color w:val="000000"/>
               </w:rPr>
-              <w:t xml:space="preserve">18 meses de </w:t>
-            </w:r>
-            <w:proofErr w:type="spellStart"/>
-            <w:r>
-              <w:rPr>
-                <w:rFonts w:ascii="Arial" w:eastAsia="Arial" w:hAnsi="Arial" w:cs="Arial"/>
-                <w:color w:val="000000"/>
-              </w:rPr>
-              <w:t>experiencia</w:t>
-            </w:r>
-            <w:proofErr w:type="spellEnd"/>
-            <w:r>
-              <w:rPr>
-                <w:rFonts w:ascii="Arial" w:eastAsia="Arial" w:hAnsi="Arial" w:cs="Arial"/>
-                <w:color w:val="000000"/>
-              </w:rPr>
-              <w:t xml:space="preserve"> </w:t>
-            </w:r>
-            <w:proofErr w:type="spellStart"/>
-            <w:r>
-              <w:rPr>
-                <w:rFonts w:ascii="Arial" w:eastAsia="Arial" w:hAnsi="Arial" w:cs="Arial"/>
-                <w:color w:val="000000"/>
-              </w:rPr>
-              <w:t>profesional</w:t>
-            </w:r>
-            <w:proofErr w:type="spellEnd"/>
+              <w:t>18 meses de experiencia profesional</w:t>
+            </w:r>
           </w:p>
         </w:tc>
         <w:tc>
@@ -11004,37 +10352,12 @@
                 <w:color w:val="000000"/>
               </w:rPr>
             </w:pPr>
-            <w:proofErr w:type="spellStart"/>
-            <w:r>
-              <w:rPr>
-                <w:rFonts w:ascii="Arial" w:eastAsia="Arial" w:hAnsi="Arial" w:cs="Arial"/>
-                <w:color w:val="000000"/>
-              </w:rPr>
-              <w:t>Título</w:t>
-            </w:r>
-            <w:proofErr w:type="spellEnd"/>
-            <w:r>
-              <w:rPr>
-                <w:rFonts w:ascii="Arial" w:eastAsia="Arial" w:hAnsi="Arial" w:cs="Arial"/>
-                <w:color w:val="000000"/>
-              </w:rPr>
-              <w:t xml:space="preserve"> </w:t>
-            </w:r>
-            <w:proofErr w:type="spellStart"/>
-            <w:r>
-              <w:rPr>
-                <w:rFonts w:ascii="Arial" w:eastAsia="Arial" w:hAnsi="Arial" w:cs="Arial"/>
-                <w:color w:val="000000"/>
-              </w:rPr>
-              <w:t>profesional</w:t>
-            </w:r>
-            <w:proofErr w:type="spellEnd"/>
-            <w:r>
-              <w:rPr>
-                <w:rFonts w:ascii="Arial" w:eastAsia="Arial" w:hAnsi="Arial" w:cs="Arial"/>
-                <w:color w:val="000000"/>
-              </w:rPr>
-              <w:t xml:space="preserve"> </w:t>
+            <w:r>
+              <w:rPr>
+                <w:rFonts w:ascii="Arial" w:eastAsia="Arial" w:hAnsi="Arial" w:cs="Arial"/>
+                <w:color w:val="000000"/>
+              </w:rPr>
+              <w:t xml:space="preserve">Título profesional </w:t>
             </w:r>
           </w:p>
         </w:tc>
@@ -11064,33 +10387,8 @@
                 <w:rFonts w:ascii="Arial" w:eastAsia="Arial" w:hAnsi="Arial" w:cs="Arial"/>
                 <w:color w:val="000000"/>
               </w:rPr>
-              <w:t xml:space="preserve">12 meses de </w:t>
-            </w:r>
-            <w:proofErr w:type="spellStart"/>
-            <w:r>
-              <w:rPr>
-                <w:rFonts w:ascii="Arial" w:eastAsia="Arial" w:hAnsi="Arial" w:cs="Arial"/>
-                <w:color w:val="000000"/>
-              </w:rPr>
-              <w:t>experiencia</w:t>
-            </w:r>
-            <w:proofErr w:type="spellEnd"/>
-            <w:r>
-              <w:rPr>
-                <w:rFonts w:ascii="Arial" w:eastAsia="Arial" w:hAnsi="Arial" w:cs="Arial"/>
-                <w:color w:val="000000"/>
-              </w:rPr>
-              <w:t xml:space="preserve"> </w:t>
-            </w:r>
-            <w:proofErr w:type="spellStart"/>
-            <w:r>
-              <w:rPr>
-                <w:rFonts w:ascii="Arial" w:eastAsia="Arial" w:hAnsi="Arial" w:cs="Arial"/>
-                <w:color w:val="000000"/>
-              </w:rPr>
-              <w:t>profesional</w:t>
-            </w:r>
-            <w:proofErr w:type="spellEnd"/>
+              <w:t>12 meses de experiencia profesional</w:t>
+            </w:r>
           </w:p>
         </w:tc>
         <w:tc>
@@ -11231,37 +10529,12 @@
                 <w:color w:val="000000"/>
               </w:rPr>
             </w:pPr>
-            <w:proofErr w:type="spellStart"/>
-            <w:r>
-              <w:rPr>
-                <w:rFonts w:ascii="Arial" w:eastAsia="Arial" w:hAnsi="Arial" w:cs="Arial"/>
-                <w:color w:val="000000"/>
-              </w:rPr>
-              <w:t>Título</w:t>
-            </w:r>
-            <w:proofErr w:type="spellEnd"/>
-            <w:r>
-              <w:rPr>
-                <w:rFonts w:ascii="Arial" w:eastAsia="Arial" w:hAnsi="Arial" w:cs="Arial"/>
-                <w:color w:val="000000"/>
-              </w:rPr>
-              <w:t xml:space="preserve"> </w:t>
-            </w:r>
-            <w:proofErr w:type="spellStart"/>
-            <w:r>
-              <w:rPr>
-                <w:rFonts w:ascii="Arial" w:eastAsia="Arial" w:hAnsi="Arial" w:cs="Arial"/>
-                <w:color w:val="000000"/>
-              </w:rPr>
-              <w:t>profesional</w:t>
-            </w:r>
-            <w:proofErr w:type="spellEnd"/>
-            <w:r>
-              <w:rPr>
-                <w:rFonts w:ascii="Arial" w:eastAsia="Arial" w:hAnsi="Arial" w:cs="Arial"/>
-                <w:color w:val="000000"/>
-              </w:rPr>
-              <w:t xml:space="preserve"> </w:t>
+            <w:r>
+              <w:rPr>
+                <w:rFonts w:ascii="Arial" w:eastAsia="Arial" w:hAnsi="Arial" w:cs="Arial"/>
+                <w:color w:val="000000"/>
+              </w:rPr>
+              <w:t xml:space="preserve">Título profesional </w:t>
             </w:r>
           </w:p>
         </w:tc>
@@ -11291,17 +10564,8 @@
                 <w:rFonts w:ascii="Arial" w:eastAsia="Arial" w:hAnsi="Arial" w:cs="Arial"/>
                 <w:color w:val="000000"/>
               </w:rPr>
-              <w:t xml:space="preserve">No </w:t>
-            </w:r>
-            <w:proofErr w:type="spellStart"/>
-            <w:r>
-              <w:rPr>
-                <w:rFonts w:ascii="Arial" w:eastAsia="Arial" w:hAnsi="Arial" w:cs="Arial"/>
-                <w:color w:val="000000"/>
-              </w:rPr>
-              <w:t>requerida</w:t>
-            </w:r>
-            <w:proofErr w:type="spellEnd"/>
+              <w:t>No requerida</w:t>
+            </w:r>
           </w:p>
         </w:tc>
         <w:tc>
@@ -11509,33 +10773,8 @@
                 <w:rFonts w:ascii="Arial" w:eastAsia="Arial" w:hAnsi="Arial" w:cs="Arial"/>
                 <w:color w:val="000000"/>
               </w:rPr>
-              <w:t xml:space="preserve">12 meses de </w:t>
-            </w:r>
-            <w:proofErr w:type="spellStart"/>
-            <w:r>
-              <w:rPr>
-                <w:rFonts w:ascii="Arial" w:eastAsia="Arial" w:hAnsi="Arial" w:cs="Arial"/>
-                <w:color w:val="000000"/>
-              </w:rPr>
-              <w:t>experiencia</w:t>
-            </w:r>
-            <w:proofErr w:type="spellEnd"/>
-            <w:r>
-              <w:rPr>
-                <w:rFonts w:ascii="Arial" w:eastAsia="Arial" w:hAnsi="Arial" w:cs="Arial"/>
-                <w:color w:val="000000"/>
-              </w:rPr>
-              <w:t xml:space="preserve"> </w:t>
-            </w:r>
-            <w:proofErr w:type="spellStart"/>
-            <w:r>
-              <w:rPr>
-                <w:rFonts w:ascii="Arial" w:eastAsia="Arial" w:hAnsi="Arial" w:cs="Arial"/>
-                <w:color w:val="000000"/>
-              </w:rPr>
-              <w:t>laboral</w:t>
-            </w:r>
-            <w:proofErr w:type="spellEnd"/>
+              <w:t>12 meses de experiencia laboral</w:t>
+            </w:r>
           </w:p>
         </w:tc>
         <w:tc>
@@ -11735,33 +10974,8 @@
                 <w:rFonts w:ascii="Arial" w:eastAsia="Arial" w:hAnsi="Arial" w:cs="Arial"/>
                 <w:color w:val="000000"/>
               </w:rPr>
-              <w:t xml:space="preserve">6 meses de </w:t>
-            </w:r>
-            <w:proofErr w:type="spellStart"/>
-            <w:r>
-              <w:rPr>
-                <w:rFonts w:ascii="Arial" w:eastAsia="Arial" w:hAnsi="Arial" w:cs="Arial"/>
-                <w:color w:val="000000"/>
-              </w:rPr>
-              <w:t>experiencia</w:t>
-            </w:r>
-            <w:proofErr w:type="spellEnd"/>
-            <w:r>
-              <w:rPr>
-                <w:rFonts w:ascii="Arial" w:eastAsia="Arial" w:hAnsi="Arial" w:cs="Arial"/>
-                <w:color w:val="000000"/>
-              </w:rPr>
-              <w:t xml:space="preserve"> </w:t>
-            </w:r>
-            <w:proofErr w:type="spellStart"/>
-            <w:r>
-              <w:rPr>
-                <w:rFonts w:ascii="Arial" w:eastAsia="Arial" w:hAnsi="Arial" w:cs="Arial"/>
-                <w:color w:val="000000"/>
-              </w:rPr>
-              <w:t>laboral</w:t>
-            </w:r>
-            <w:proofErr w:type="spellEnd"/>
+              <w:t>6 meses de experiencia laboral</w:t>
+            </w:r>
           </w:p>
         </w:tc>
         <w:tc>
@@ -11961,17 +11175,8 @@
                 <w:rFonts w:ascii="Arial" w:eastAsia="Arial" w:hAnsi="Arial" w:cs="Arial"/>
                 <w:color w:val="000000"/>
               </w:rPr>
-              <w:t xml:space="preserve">No </w:t>
-            </w:r>
-            <w:proofErr w:type="spellStart"/>
-            <w:r>
-              <w:rPr>
-                <w:rFonts w:ascii="Arial" w:eastAsia="Arial" w:hAnsi="Arial" w:cs="Arial"/>
-                <w:color w:val="000000"/>
-              </w:rPr>
-              <w:t>requerida</w:t>
-            </w:r>
-            <w:proofErr w:type="spellEnd"/>
+              <w:t>No requerida</w:t>
+            </w:r>
           </w:p>
         </w:tc>
         <w:tc>
@@ -12153,31 +11358,13 @@
                 <w:color w:val="000000"/>
               </w:rPr>
             </w:pPr>
-            <w:proofErr w:type="spellStart"/>
-            <w:r>
-              <w:rPr>
-                <w:rFonts w:ascii="Arial" w:eastAsia="Arial" w:hAnsi="Arial" w:cs="Arial"/>
-                <w:color w:val="000000"/>
-              </w:rPr>
-              <w:t>Título</w:t>
-            </w:r>
-            <w:proofErr w:type="spellEnd"/>
-            <w:r>
-              <w:rPr>
-                <w:rFonts w:ascii="Arial" w:eastAsia="Arial" w:hAnsi="Arial" w:cs="Arial"/>
-                <w:color w:val="000000"/>
-              </w:rPr>
-              <w:t xml:space="preserve"> de </w:t>
-            </w:r>
-            <w:proofErr w:type="spellStart"/>
-            <w:r>
-              <w:rPr>
-                <w:rFonts w:ascii="Arial" w:eastAsia="Arial" w:hAnsi="Arial" w:cs="Arial"/>
-                <w:color w:val="000000"/>
-              </w:rPr>
-              <w:t>bachiller</w:t>
-            </w:r>
-            <w:proofErr w:type="spellEnd"/>
+            <w:r>
+              <w:rPr>
+                <w:rFonts w:ascii="Arial" w:eastAsia="Arial" w:hAnsi="Arial" w:cs="Arial"/>
+                <w:color w:val="000000"/>
+              </w:rPr>
+              <w:t>Título de bachiller</w:t>
+            </w:r>
           </w:p>
         </w:tc>
         <w:tc>
@@ -12223,33 +11410,8 @@
                 <w:rFonts w:ascii="Arial" w:eastAsia="Arial" w:hAnsi="Arial" w:cs="Arial"/>
                 <w:color w:val="000000"/>
               </w:rPr>
-              <w:t xml:space="preserve">24 meses de </w:t>
-            </w:r>
-            <w:proofErr w:type="spellStart"/>
-            <w:r>
-              <w:rPr>
-                <w:rFonts w:ascii="Arial" w:eastAsia="Arial" w:hAnsi="Arial" w:cs="Arial"/>
-                <w:color w:val="000000"/>
-              </w:rPr>
-              <w:t>experiencia</w:t>
-            </w:r>
-            <w:proofErr w:type="spellEnd"/>
-            <w:r>
-              <w:rPr>
-                <w:rFonts w:ascii="Arial" w:eastAsia="Arial" w:hAnsi="Arial" w:cs="Arial"/>
-                <w:color w:val="000000"/>
-              </w:rPr>
-              <w:t xml:space="preserve"> </w:t>
-            </w:r>
-            <w:proofErr w:type="spellStart"/>
-            <w:r>
-              <w:rPr>
-                <w:rFonts w:ascii="Arial" w:eastAsia="Arial" w:hAnsi="Arial" w:cs="Arial"/>
-                <w:color w:val="000000"/>
-              </w:rPr>
-              <w:t>laboral</w:t>
-            </w:r>
-            <w:proofErr w:type="spellEnd"/>
+              <w:t>24 meses de experiencia laboral</w:t>
+            </w:r>
           </w:p>
           <w:p>
             <w:pPr>
@@ -12421,31 +11583,13 @@
                 <w:color w:val="000000"/>
               </w:rPr>
             </w:pPr>
-            <w:proofErr w:type="spellStart"/>
-            <w:r>
-              <w:rPr>
-                <w:rFonts w:ascii="Arial" w:eastAsia="Arial" w:hAnsi="Arial" w:cs="Arial"/>
-                <w:color w:val="000000"/>
-              </w:rPr>
-              <w:t>Título</w:t>
-            </w:r>
-            <w:proofErr w:type="spellEnd"/>
-            <w:r>
-              <w:rPr>
-                <w:rFonts w:ascii="Arial" w:eastAsia="Arial" w:hAnsi="Arial" w:cs="Arial"/>
-                <w:color w:val="000000"/>
-              </w:rPr>
-              <w:t xml:space="preserve"> de </w:t>
-            </w:r>
-            <w:proofErr w:type="spellStart"/>
-            <w:r>
-              <w:rPr>
-                <w:rFonts w:ascii="Arial" w:eastAsia="Arial" w:hAnsi="Arial" w:cs="Arial"/>
-                <w:color w:val="000000"/>
-              </w:rPr>
-              <w:t>bachiller</w:t>
-            </w:r>
-            <w:proofErr w:type="spellEnd"/>
+            <w:r>
+              <w:rPr>
+                <w:rFonts w:ascii="Arial" w:eastAsia="Arial" w:hAnsi="Arial" w:cs="Arial"/>
+                <w:color w:val="000000"/>
+              </w:rPr>
+              <w:t>Título de bachiller</w:t>
+            </w:r>
           </w:p>
         </w:tc>
         <w:tc>
@@ -12934,7 +12078,6 @@
           <w:sz w:val="24"/>
           <w:szCs w:val="24"/>
         </w:rPr>
-        <w:lastRenderedPageBreak/>
         <w:t>Es así, como el perfil del contratista deberá permitir identificar los productos ofrecidos y su calidad, el potencial existente en el mercado, la experiencia, y el cumplimiento de las especificaciones solicitadas por el Departamento Administrativo de Gestión Jurídica Pública, por lo que se solicitará la propuesta de los servicios requeridos, así mismo, se constatará que el contratista cumpla con los requerimientos hechos en el proceso contractual.</w:t>
       </w:r>
     </w:p>
@@ -13047,7 +12190,17 @@
           <w:sz w:val="24"/>
           <w:szCs w:val="24"/>
         </w:rPr>
-        <w:t>Prestación de servicios profesionales como Abogado, brindando soporte en el Departamento Administrativo de Gestión Jurídica Pública especificamente en la Subdirección de Defensa Judicial y Prevención del Daño Antijurídico en las actividades correspondientes a la revisión y trámite de pago de sentencias, laudos arbitrales, conciliaciones, costas y demás, que deba realizar el Distrito Especial de Santiago de Cali, en el marco del proyecto de inversión denominado "Fortalecimiento del Ciclo de Defensa Jurídica y de la Política de Mejora Normativa del Distrito Especial de Santiago de Cali BP-26005460"</w:t>
+        <w:t xml:space="preserve">Prestación de servicios profesionales como Abogado, brindando soporte en el Departamento Administrativo de Gestión Jurídica Pública especificamente en la Subdirección de Defensa Judicial y Prevención del Daño Antijurídico en las actividades correspondientes a la revisión y trámite de pago de sentencias, laudos arbitrales, conciliaciones, costas y demás, que deba realizar el Distrito Especial de Santiago de </w:t>
+      </w:r>
+      <w:r>
+        <w:rPr>
+          <w:rFonts w:ascii="Arial" w:eastAsia="Arial" w:hAnsi="Arial" w:cs="Arial"/>
+          <w:noProof/>
+          <w:sz w:val="24"/>
+          <w:szCs w:val="24"/>
+        </w:rPr>
+        <w:lastRenderedPageBreak/>
+        <w:t>Cali, en el marco del proyecto de inversión denominado "Fortalecimiento del Ciclo de Defensa Jurídica y de la Política de Mejora Normativa del Distrito Especial de Santiago de Cali BP-26005460"</w:t>
       </w:r>
       <w:r>
         <w:rPr>
@@ -13228,7 +12381,6 @@
           <w:sz w:val="24"/>
           <w:szCs w:val="24"/>
         </w:rPr>
-        <w:lastRenderedPageBreak/>
         <w:t>El valor estimado del contrato es la suma de</w:t>
       </w:r>
       <w:r>
@@ -13381,8 +12533,8 @@
           <w:szCs w:val="24"/>
         </w:rPr>
       </w:pPr>
-      <w:bookmarkStart w:id="4" w:name="_heading=h.czwlle2cwp5b" w:colFirst="0" w:colLast="0"/>
-      <w:bookmarkEnd w:id="4"/>
+      <w:bookmarkStart w:id="5" w:name="_heading=h.czwlle2cwp5b" w:colFirst="0" w:colLast="0"/>
+      <w:bookmarkEnd w:id="5"/>
       <w:r>
         <w:rPr>
           <w:rFonts w:ascii="Arial" w:eastAsia="Arial" w:hAnsi="Arial" w:cs="Arial"/>
@@ -13827,17 +12979,7 @@
           <w:sz w:val="24"/>
           <w:szCs w:val="24"/>
         </w:rPr>
-        <w:t xml:space="preserve">1.Brindar apoyo al Departamento Administrativo de Gestión Jurídica Pública en la revisión de los documentos allegados por los solicitantes necesarios para el trámite de pago de </w:t>
-      </w:r>
-      <w:r>
-        <w:rPr>
-          <w:rFonts w:ascii="Arial" w:eastAsia="Arial" w:hAnsi="Arial" w:cs="Arial"/>
-          <w:noProof/>
-          <w:sz w:val="24"/>
-          <w:szCs w:val="24"/>
-        </w:rPr>
-        <w:lastRenderedPageBreak/>
-        <w:t>sentencias, laudos arbitrales, conciliaciones y costas que deba realizar el Distrito Especial de Santiago de Cali, de conformidad con las competencias señaladas dentro de los procedimientos establecidos por la entidad y realizar los requerimientos a los solicitantes, cuando sea necesario, así como elaboración de los oficios correspondientes para que se efectué el pago . 2. Brindar apoyo al Departamento Administrativo de Gestión Jurídica Pública en la elaboración o revisión de los documentos necesarios para el trámite del pago de sentencias, laudos arbitrales, conciliaciones y costas a favor o en contra del Distrito Especial de Santiago de Cali., que se deban realizar de oficio conforme a lo establecido en las normas legales vigentes. 3. Brindar apoyo en la elaboración y diligenciamiento del informe en formato excel en el que se consigne mensualmente la información sobre los trámites de pagos de sentencias, laudos arbitrales, conciliaciones y costas judiciales que haya adelantado, conforme a las funciones y competencias del Departamento Administrativo de Gestión Jurídica Pública. 4. Proyectar los oficios que el Departamento Administrativo de Gestión Jurídica Pública mensualmente envie a la Secretaría de Educación, el Departamento Administrativo de Desarrollo e Innovación Institucional y el Departamento Administrativo de Hacienda con relación a los pagos de sentencias, laudos y conciliaciones a cargo del Distrito Especial de Santiago de Cali. 5. Las demás actividades que le asigne el supervisor del contrato y que se encuentren relacionadas con el objeto del mismo.</w:t>
+        <w:t>1.Brindar apoyo al Departamento Administrativo de Gestión Jurídica Pública en la revisión de los documentos allegados por los solicitantes necesarios para el trámite de pago de sentencias, laudos arbitrales, conciliaciones y costas que deba realizar el Distrito Especial de Santiago de Cali, de conformidad con las competencias señaladas dentro de los procedimientos establecidos por la entidad y realizar los requerimientos a los solicitantes, cuando sea necesario, así como elaboración de los oficios correspondientes para que se efectué el pago . 2. Brindar apoyo al Departamento Administrativo de Gestión Jurídica Pública en la elaboración o revisión de los documentos necesarios para el trámite del pago de sentencias, laudos arbitrales, conciliaciones y costas a favor o en contra del Distrito Especial de Santiago de Cali., que se deban realizar de oficio conforme a lo establecido en las normas legales vigentes. 3. Brindar apoyo en la elaboración y diligenciamiento del informe en formato excel en el que se consigne mensualmente la información sobre los trámites de pagos de sentencias, laudos arbitrales, conciliaciones y costas judiciales que haya adelantado, conforme a las funciones y competencias del Departamento Administrativo de Gestión Jurídica Pública. 4. Proyectar los oficios que el Departamento Administrativo de Gestión Jurídica Pública mensualmente envie a la Secretaría de Educación, el Departamento Administrativo de Desarrollo e Innovación Institucional y el Departamento Administrativo de Hacienda con relación a los pagos de sentencias, laudos y conciliaciones a cargo del Distrito Especial de Santiago de Cali. 5. Las demás actividades que le asigne el supervisor del contrato y que se encuentren relacionadas con el objeto del mismo.</w:t>
       </w:r>
       <w:r>
         <w:rPr>
@@ -13899,16 +13041,8 @@
           <w:sz w:val="24"/>
           <w:szCs w:val="24"/>
         </w:rPr>
-        <w:t xml:space="preserve">A) Utilizar todos sus conocimientos e idoneidad en la ejecución del presente contrato, comprometiéndose a tramitar y entregar los productos y actividades que hacen parte del presente contrato con calidad y oportunidad. B) Presentar los informes requeridos por el contratante para el seguimiento de las tareas encomendadas. Una vez finalice el objeto del contrato, el CONTRATISTA deberá entregar al supervisor, un informe detallado de las actividades realizadas durante su ejecución indicando los asuntos asignados, tramitados y pendientes por resolver, así como los archivos físicos y magnéticos que se hubieren generado durante la ejecución del mismo, los informes antes citados deben entregarse en una (1) copia de seguridad, que deberá reposar en las instalaciones del contratante. C) Manejar la documentación a su cargo de conformidad con la Ley 594 del 2000, Ley General de Archivo, las políticas operativas del Proceso Gestión Documental, las políticas del Sistema de Gestión Documental y demás plataformas institucionales. El CONTRATISTA debe entregar inventariada al contratante y/o al supervisor, las carpetas y documentación que tenga a su cargo en virtud del desarrollo del objeto del presente contrato, entrega que deberá hacerse de acuerdo con los procedimientos establecidos </w:t>
-      </w:r>
-      <w:r>
-        <w:rPr>
-          <w:rFonts w:ascii="Arial" w:eastAsia="Arial" w:hAnsi="Arial" w:cs="Arial"/>
-          <w:sz w:val="24"/>
-          <w:szCs w:val="24"/>
-        </w:rPr>
         <w:lastRenderedPageBreak/>
-        <w:t xml:space="preserve">por el contratante. D) El CONTRATISTA se compromete a cumplir con las normas y procedimientos sobre el Sistema de Gestión de Seguridad Social y Salud en el trabajo de la Entidad. Si en el desarrollo del objeto contractual se realizan actividades de campo y/o visitas a obras, el CONTRATISTA, a sus expensas, deberá dotarse y acudir a estos lugares con los implementos de seguridad industrial mínimos requeridos, tales como casco, botas, gafas protectoras, etc. E) En el evento en que el CONTRATISTA al momento de suscribir el presente contrato no sea responsable del impuesto a las ventas y durante la vigencia del mismo adquiera la obligación de inscribirse como responsable del impuesto a la renta, se compromete a realizar cambio ante la DIAN dentro de los términos que otorga la ley y a reportar dicha situación al CONTRATANTE para lo cual aportará el RUT actualizado, lo anterior de conformidad con normativa vigente aplicable. F) El CONTRATISTA se compromete a mantener actualizados todos sus documentos en la Entidad, especialmente el RUT. G) Velar por el buen uso de los bienes entregados por el supervisor o el CONTRATANTE para realizar sus actividades. H) Reportar al CONTRATANTE el número de cuenta bancaria de ahorro o corriente, donde se le ha de consignar el pago derivado de la ejecución del presente contrato. I)  Conocer y aplicar las directrices, metodologías, políticas y procedimientos enmarcados dentro de los Sistemas de Gestión y Control Integrado adoptados por la Administración Central del Distrito de Santiago de Cali y, particularmente, los que se relacionan con el objeto del presente contrato. J) Cumplir con la política de seguridad de la información establecida por la Entidad, con el fin de garantizar la confidencialidad, integridad y disponibilidad de la información bajo su responsabilidad. K) Mantener actualizado el registro en los sistemas de información del contratante en tiempo real, cuando a ello hubiere lugar. L) Toda información o formatos generados por el CONTRATISTA son propiedad de la Alcaldía de Santiago de Cali. M) Cuando se requiera utilizar dispositivos y/o equipos tecnológicos personales o de la administración para el desarrollo del objeto contractual, el CONTRATISTA garantizará que el software y/o herramientas utilizadas e instaladas para la ejecución de sus obligaciones no vulneran ninguna normativa, contrato, derecho, interés, patentes, legalidad o propiedad de tercero, y que por el contrario todo lo utilizado esté debidamente licenciado. El CONTRATISTA debe abstenerse de instalar y/o utilizar software no licenciado o autorizado en los equipos del Distrito Especial de Santiago de Cali, así como de vulnerar los derechos de autor sobre software y/o cualquier tipo de creación protegida por el régimen de propiedad intelectual, so pena de incurrir en conductas constitutivas de delitos conforme a la normatividad legal correspondiente. N) Cumplir con las estrategias, políticas y actividades en materia de transparencia, integridad, prevención y detección de la corrupción y ante cualquier conocimiento de hechos que atente contra este principio, lo hará conocer al CONTRATANTE. O) Si el </w:t>
+        <w:t xml:space="preserve">A) Utilizar todos sus conocimientos e idoneidad en la ejecución del presente contrato, comprometiéndose a tramitar y entregar los productos y actividades que hacen parte del presente contrato con calidad y oportunidad. B) Presentar los informes requeridos por el contratante para el seguimiento de las tareas encomendadas. Una vez finalice el objeto del contrato, el CONTRATISTA deberá entregar al supervisor, un informe detallado de las actividades realizadas durante su ejecución indicando los asuntos asignados, tramitados y pendientes por resolver, así como los archivos físicos y magnéticos que se hubieren generado durante la ejecución del mismo, los informes antes citados deben entregarse en una (1) copia de seguridad, que deberá reposar en las instalaciones del contratante. C) Manejar la documentación a su cargo de conformidad con la Ley 594 del 2000, Ley General de Archivo, las políticas operativas del Proceso Gestión Documental, las políticas del Sistema de Gestión Documental y demás plataformas institucionales. El CONTRATISTA debe entregar inventariada al contratante y/o al supervisor, las carpetas y documentación que tenga a su cargo en virtud del desarrollo del objeto del presente contrato, entrega que deberá hacerse de acuerdo con los procedimientos establecidos por el contratante. D) El CONTRATISTA se compromete a cumplir con las normas y procedimientos sobre el Sistema de Gestión de Seguridad Social y Salud en el trabajo de la Entidad. Si en el desarrollo del objeto contractual se realizan actividades de campo y/o visitas a obras, el CONTRATISTA, a sus expensas, deberá dotarse y acudir a estos lugares con los implementos de seguridad industrial mínimos requeridos, tales como casco, botas, gafas protectoras, etc. E) En el evento en que el CONTRATISTA al momento de suscribir el presente contrato no sea responsable del impuesto a las ventas y durante la vigencia del mismo adquiera la obligación de inscribirse como responsable del impuesto a la renta, se compromete a realizar cambio ante la DIAN dentro de los términos que otorga la ley y a reportar dicha situación al CONTRATANTE para lo cual aportará el RUT actualizado, lo anterior de conformidad con normativa vigente aplicable. F) El CONTRATISTA se compromete a mantener actualizados todos sus documentos en la Entidad, especialmente el RUT. G) Velar por el buen uso de los bienes entregados por el supervisor o el CONTRATANTE para realizar sus actividades. H) Reportar al CONTRATANTE el número de cuenta bancaria de ahorro o corriente, donde se le ha de consignar el pago derivado de la ejecución del presente contrato. I)  Conocer y aplicar las directrices, metodologías, políticas y procedimientos enmarcados dentro de los Sistemas de Gestión y Control Integrado adoptados por la Administración Central del Distrito de Santiago de Cali y, particularmente, los que se relacionan con el objeto del presente contrato. J) Cumplir con la política de seguridad de la información establecida por la Entidad, con el fin de garantizar la confidencialidad, integridad y disponibilidad de la información bajo su responsabilidad. K) Mantener actualizado el </w:t>
       </w:r>
       <w:r>
         <w:rPr>
@@ -13917,7 +13051,7 @@
           <w:szCs w:val="24"/>
         </w:rPr>
         <w:lastRenderedPageBreak/>
-        <w:t>prestador del servicio contratado hace parte del equipo estructurador de los procesos de contratación del organismo o cumple actividades de apoyo a la supervisión, deberá aportar la constancia de aprobación de los cursos virtuales diseñados para fortalecer la gestión contractual por el Departamento Administrativo de Contratación Pública. P)  Divulgar y aplicar la política ambiental, de seguridad y salud ocupacional establecida por el CONTRATANTE, al ejecutar sus actividades o servicios sin crear riesgo para la salud, la seguridad o el ambiente. El (la) CONTRATISTA deberá tomar todas las medidas conducentes a evitar la contaminación ambiental, la prevención de riesgos durante la ejecución de sus operaciones o actividades y cumplirá con todas las leyes ambientales, de seguridad y salud ocupacional, aplicables. El (la) CONTRATISTA no dejará sustancias o materiales nocivos para la flora, fauna o salud humana, ni contaminará la atmósfera, el suelo o los cuerpos del agua. La violación de estas normas se considerará incumplimiento grave del contrato, y el CONTRATANTE podrá aplicar la cláusula penal o multas a que hubiere lugar, sin perjuicio de las demás acciones legales o sanciones que adelante la autoridad o ente competente de orden Distrital o Nacional. Q) El CONTRATISTA deberá coordinar con el supervisor la ejecución de las actividades contractuales, acatando sus instrucciones, con el fin de asegurar las condiciones necesarias para el desarrollo eficiente del objeto contractual.</w:t>
+        <w:t>registro en los sistemas de información del contratante en tiempo real, cuando a ello hubiere lugar. L) Toda información o formatos generados por el CONTRATISTA son propiedad de la Alcaldía de Santiago de Cali. M) Cuando se requiera utilizar dispositivos y/o equipos tecnológicos personales o de la administración para el desarrollo del objeto contractual, el CONTRATISTA garantizará que el software y/o herramientas utilizadas e instaladas para la ejecución de sus obligaciones no vulneran ninguna normativa, contrato, derecho, interés, patentes, legalidad o propiedad de tercero, y que por el contrario todo lo utilizado esté debidamente licenciado. El CONTRATISTA debe abstenerse de instalar y/o utilizar software no licenciado o autorizado en los equipos del Distrito Especial de Santiago de Cali, así como de vulnerar los derechos de autor sobre software y/o cualquier tipo de creación protegida por el régimen de propiedad intelectual, so pena de incurrir en conductas constitutivas de delitos conforme a la normatividad legal correspondiente. N) Cumplir con las estrategias, políticas y actividades en materia de transparencia, integridad, prevención y detección de la corrupción y ante cualquier conocimiento de hechos que atente contra este principio, lo hará conocer al CONTRATANTE. O) Si el prestador del servicio contratado hace parte del equipo estructurador de los procesos de contratación del organismo o cumple actividades de apoyo a la supervisión, deberá aportar la constancia de aprobación de los cursos virtuales diseñados para fortalecer la gestión contractual por el Departamento Administrativo de Contratación Pública. P)  Divulgar y aplicar la política ambiental, de seguridad y salud ocupacional establecida por el CONTRATANTE, al ejecutar sus actividades o servicios sin crear riesgo para la salud, la seguridad o el ambiente. El (la) CONTRATISTA deberá tomar todas las medidas conducentes a evitar la contaminación ambiental, la prevención de riesgos durante la ejecución de sus operaciones o actividades y cumplirá con todas las leyes ambientales, de seguridad y salud ocupacional, aplicables. El (la) CONTRATISTA no dejará sustancias o materiales nocivos para la flora, fauna o salud humana, ni contaminará la atmósfera, el suelo o los cuerpos del agua. La violación de estas normas se considerará incumplimiento grave del contrato, y el CONTRATANTE podrá aplicar la cláusula penal o multas a que hubiere lugar, sin perjuicio de las demás acciones legales o sanciones que adelante la autoridad o ente competente de orden Distrital o Nacional. Q) El CONTRATISTA deberá coordinar con el supervisor la ejecución de las actividades contractuales, acatando sus instrucciones, con el fin de asegurar las condiciones necesarias para el desarrollo eficiente del objeto contractual.</w:t>
       </w:r>
     </w:p>
     <w:p>
@@ -13938,6 +13072,7 @@
           <w:b w:val="0"/>
           <w:bCs w:val="0"/>
         </w:rPr>
+        <w:lastRenderedPageBreak/>
         <w:t>FUNDAMENTOS JURÍDICOS QUE SOPORTAN LA MODALIDAD DE SELECCIÓN</w:t>
       </w:r>
     </w:p>
@@ -14077,7 +13212,6 @@
           <w:rFonts w:ascii="Arial" w:eastAsia="Arial" w:hAnsi="Arial" w:cs="Arial"/>
           <w:color w:val="000000"/>
         </w:rPr>
-        <w:lastRenderedPageBreak/>
         <w:t xml:space="preserve">“Contratos de prestación de servicios profesionales y de apoyo a la gestión, o para la ejecución de trabajos artísticos que solo pueden encomendarse a determinadas personas naturales. Las Entidades Estatales pueden contratar bajo la modalidad de contratación directa la prestación de servicios profesionales y de apoyo a la gestión con la </w:t>
       </w:r>
       <w:r>
@@ -14183,7 +13317,15 @@
           <w:rFonts w:ascii="Arial" w:eastAsia="Arial" w:hAnsi="Arial" w:cs="Arial"/>
           <w:color w:val="000000"/>
         </w:rPr>
-        <w:t>“La Ley 80 de 1993 establece en forma general, que el objeto del contrato de prestación de servicios consiste en el desarrollo de actividades relacionadas con la administración o funcionamiento de la entidad, contexto en el cual se pueden incluir actividades técnicas y no técnicas, profesionales o no, pues lo que determina esta clase de contratos es que las obligaciones se relacionen con la administración y/o funcionamiento de la entidad. Adicionalmente, es requisito legal para celebrar estos contratos, con personas naturales que la entidad no cuente con personal de planta para ejecutar la tarea o que se requieran conocimientos especializados”.</w:t>
+        <w:t xml:space="preserve">“La Ley 80 de 1993 establece en forma general, que el objeto del contrato de prestación de servicios consiste en el desarrollo de actividades relacionadas con la administración o funcionamiento de la entidad, contexto en el cual se pueden incluir actividades técnicas y no técnicas, profesionales o no, pues </w:t>
+      </w:r>
+      <w:r>
+        <w:rPr>
+          <w:rFonts w:ascii="Arial" w:eastAsia="Arial" w:hAnsi="Arial" w:cs="Arial"/>
+          <w:color w:val="000000"/>
+        </w:rPr>
+        <w:lastRenderedPageBreak/>
+        <w:t>lo que determina esta clase de contratos es que las obligaciones se relacionen con la administración y/o funcionamiento de la entidad. Adicionalmente, es requisito legal para celebrar estos contratos, con personas naturales que la entidad no cuente con personal de planta para ejecutar la tarea o que se requieran conocimientos especializados”.</w:t>
       </w:r>
     </w:p>
     <w:p>
@@ -14292,7 +13434,6 @@
         </w:numPr>
       </w:pPr>
       <w:r>
-        <w:lastRenderedPageBreak/>
         <w:t>TIPO DE PROPUESTA TÉCNICA</w:t>
       </w:r>
     </w:p>
@@ -14473,6 +13614,7 @@
         </w:numPr>
       </w:pPr>
       <w:r>
+        <w:lastRenderedPageBreak/>
         <w:t>PERSONAL MÍNIMO REQUERIDO</w:t>
       </w:r>
     </w:p>
@@ -14645,25 +13787,7 @@
           <w:sz w:val="24"/>
           <w:szCs w:val="24"/>
         </w:rPr>
-        <w:t xml:space="preserve">La experiencia del contratista es la que se encuentra establecida en la Circular </w:t>
-      </w:r>
-      <w:proofErr w:type="spellStart"/>
-      <w:r>
-        <w:rPr>
-          <w:rFonts w:ascii="Arial" w:eastAsia="Arial" w:hAnsi="Arial" w:cs="Arial"/>
-          <w:sz w:val="24"/>
-          <w:szCs w:val="24"/>
-        </w:rPr>
-        <w:t>N°</w:t>
-      </w:r>
-      <w:proofErr w:type="spellEnd"/>
-      <w:r>
-        <w:rPr>
-          <w:rFonts w:ascii="Arial" w:eastAsia="Arial" w:hAnsi="Arial" w:cs="Arial"/>
-          <w:sz w:val="24"/>
-          <w:szCs w:val="24"/>
-        </w:rPr>
-        <w:t xml:space="preserve"> 4135.010.22.2.1031.000837 de fecha 21 de noviembre del 2025, emitida mediante radicado No. 202541350100008374, por la cual se indica la tabla de honorarios para los contratos de prestación de servicios profesionales y de apoyo a la gestión de personas naturales en la Alcaldía Distrital de Santiago de Cali para la vigencia 2026.</w:t>
+        <w:t>La experiencia del contratista es la que se encuentra establecida en la Circular N° 4135.010.22.2.1031.000837 de fecha 21 de noviembre del 2025, emitida mediante radicado No. 202541350100008374, por la cual se indica la tabla de honorarios para los contratos de prestación de servicios profesionales y de apoyo a la gestión de personas naturales en la Alcaldía Distrital de Santiago de Cali para la vigencia 2026.</w:t>
       </w:r>
     </w:p>
     <w:p>
@@ -14684,7 +13808,6 @@
         </w:numPr>
       </w:pPr>
       <w:r>
-        <w:lastRenderedPageBreak/>
         <w:t>CAPACIDAD FINANCIERA</w:t>
       </w:r>
     </w:p>
@@ -14862,6 +13985,7 @@
           <w:b w:val="0"/>
           <w:bCs w:val="0"/>
         </w:rPr>
+        <w:lastRenderedPageBreak/>
         <w:t>CRITERIOS DE EVALUACIÓN Y SU JUSTIFICACIÓN</w:t>
       </w:r>
     </w:p>
@@ -15029,7 +14153,6 @@
           <w:sz w:val="24"/>
           <w:szCs w:val="24"/>
         </w:rPr>
-        <w:lastRenderedPageBreak/>
         <w:t>El artículo 2.2.1.2.1.4.5. del Decreto 1082 de 2015 establece la no obligatoriedad de la exigencia de las garantías, establecidas en el Título III del mencionado Decreto, para la contratación directa.</w:t>
       </w:r>
     </w:p>
@@ -15713,18 +14836,8 @@
                 <w:sz w:val="24"/>
                 <w:szCs w:val="24"/>
               </w:rPr>
-              <w:t xml:space="preserve">No </w:t>
-            </w:r>
-            <w:proofErr w:type="spellStart"/>
-            <w:r>
-              <w:rPr>
-                <w:rFonts w:ascii="Arial" w:eastAsia="Arial" w:hAnsi="Arial" w:cs="Arial"/>
-                <w:sz w:val="24"/>
-                <w:szCs w:val="24"/>
-              </w:rPr>
-              <w:t>Aplica</w:t>
-            </w:r>
-            <w:proofErr w:type="spellEnd"/>
+              <w:t>No Aplica</w:t>
+            </w:r>
           </w:p>
         </w:tc>
         <w:tc>
@@ -15923,18 +15036,8 @@
                 <w:sz w:val="24"/>
                 <w:szCs w:val="24"/>
               </w:rPr>
-              <w:t xml:space="preserve">No </w:t>
-            </w:r>
-            <w:proofErr w:type="spellStart"/>
-            <w:r>
-              <w:rPr>
-                <w:rFonts w:ascii="Arial" w:eastAsia="Arial" w:hAnsi="Arial" w:cs="Arial"/>
-                <w:sz w:val="24"/>
-                <w:szCs w:val="24"/>
-              </w:rPr>
-              <w:t>Aplica</w:t>
-            </w:r>
-            <w:proofErr w:type="spellEnd"/>
+              <w:t>No Aplica</w:t>
+            </w:r>
           </w:p>
         </w:tc>
         <w:tc>
@@ -16430,25 +15533,8 @@
           <w:sz w:val="24"/>
           <w:szCs w:val="24"/>
         </w:rPr>
-        <w:t xml:space="preserve">El contrato a celebrar estará bajo la vigilancia y control en la ejecución, la cual será ejercida por el servidor público que para tal fin designe el </w:t>
-      </w:r>
-      <w:proofErr w:type="gramStart"/>
-      <w:r>
-        <w:rPr>
-          <w:rFonts w:ascii="Arial" w:eastAsia="Arial" w:hAnsi="Arial" w:cs="Arial"/>
-          <w:sz w:val="24"/>
-          <w:szCs w:val="24"/>
-        </w:rPr>
-        <w:t>Director</w:t>
-      </w:r>
-      <w:proofErr w:type="gramEnd"/>
-      <w:r>
-        <w:rPr>
-          <w:rFonts w:ascii="Arial" w:eastAsia="Arial" w:hAnsi="Arial" w:cs="Arial"/>
-          <w:sz w:val="24"/>
-          <w:szCs w:val="24"/>
-        </w:rPr>
-        <w:t xml:space="preserve"> del Departamento Administrativo de Gestión Jurídica Pública, las funciones del servidor público que ejercerá la vigilancia y control del contrato están determinadas en la Ley 1474 de 2011 y en el Manual de Contratación de Santiago de Cali, Anexo 3 Vigilancia Contractual.</w:t>
+        <w:lastRenderedPageBreak/>
+        <w:t>El contrato a celebrar estará bajo la vigilancia y control en la ejecución, la cual será ejercida por el servidor público que para tal fin designe el Director del Departamento Administrativo de Gestión Jurídica Pública, las funciones del servidor público que ejercerá la vigilancia y control del contrato están determinadas en la Ley 1474 de 2011 y en el Manual de Contratación de Santiago de Cali, Anexo 3 Vigilancia Contractual.</w:t>
       </w:r>
     </w:p>
     <w:p>
@@ -16565,7 +15651,6 @@
                 <w:szCs w:val="24"/>
               </w:rPr>
             </w:pPr>
-            <w:proofErr w:type="spellStart"/>
             <w:r>
               <w:rPr>
                 <w:rFonts w:ascii="Arial" w:eastAsia="Arial" w:hAnsi="Arial" w:cs="Arial"/>
@@ -16574,7 +15659,6 @@
               </w:rPr>
               <w:t>Supervisión</w:t>
             </w:r>
-            <w:proofErr w:type="spellEnd"/>
           </w:p>
         </w:tc>
         <w:tc>
@@ -16642,7 +15726,6 @@
                 <w:szCs w:val="24"/>
               </w:rPr>
             </w:pPr>
-            <w:proofErr w:type="spellStart"/>
             <w:r>
               <w:rPr>
                 <w:rFonts w:ascii="Arial" w:eastAsia="Arial" w:hAnsi="Arial" w:cs="Arial"/>
@@ -16651,7 +15734,6 @@
               </w:rPr>
               <w:t>Interventoría</w:t>
             </w:r>
-            <w:proofErr w:type="spellEnd"/>
           </w:p>
         </w:tc>
         <w:tc>
@@ -16775,7 +15857,6 @@
           <w:sz w:val="24"/>
           <w:szCs w:val="24"/>
         </w:rPr>
-        <w:lastRenderedPageBreak/>
         <w:t>En cumplimiento del numeral 8º del artículo 2.2.1.1.2.1.1. del Decreto 1082 2015, el Departamento Administrativo de Contratación Pública procede a establecer si el presente proceso de contratación está cobijado por un Acuerdo Comercial.</w:t>
       </w:r>
     </w:p>
@@ -16920,6 +16001,7 @@
           <w:sz w:val="24"/>
           <w:szCs w:val="24"/>
         </w:rPr>
+        <w:lastRenderedPageBreak/>
         <w:t>El presente documento se entiende fechado y firmado una vez sea aprobado a través del Sistema Electrónico para la Contratación Pública – SECOP II.</w:t>
       </w:r>
     </w:p>
@@ -17249,11 +16331,11 @@
           <w:szCs w:val="16"/>
         </w:rPr>
         <w:sectPr>
-          <w:headerReference w:type="default" r:id="rId9"/>
-          <w:footerReference w:type="even" r:id="rId10"/>
-          <w:footerReference w:type="default" r:id="rId11"/>
-          <w:headerReference w:type="first" r:id="rId12"/>
-          <w:footerReference w:type="first" r:id="rId13"/>
+          <w:headerReference w:type="default" r:id="rId10"/>
+          <w:footerReference w:type="even" r:id="rId11"/>
+          <w:footerReference w:type="default" r:id="rId12"/>
+          <w:headerReference w:type="first" r:id="rId13"/>
+          <w:footerReference w:type="first" r:id="rId14"/>
           <w:pgSz w:w="12242" w:h="15842"/>
           <w:pgMar w:top="1418" w:right="1418" w:bottom="1418" w:left="1418" w:header="850" w:footer="1020" w:gutter="0"/>
           <w:pgNumType w:start="1"/>
@@ -17447,23 +16529,13 @@
                 <w:szCs w:val="24"/>
               </w:rPr>
             </w:pPr>
-            <w:proofErr w:type="spellStart"/>
             <w:r>
               <w:rPr>
                 <w:rFonts w:ascii="Arial" w:eastAsia="Arial" w:hAnsi="Arial" w:cs="Arial"/>
                 <w:sz w:val="24"/>
                 <w:szCs w:val="24"/>
               </w:rPr>
-              <w:t>Objeto</w:t>
-            </w:r>
-            <w:proofErr w:type="spellEnd"/>
-            <w:r>
-              <w:rPr>
-                <w:rFonts w:ascii="Arial" w:eastAsia="Arial" w:hAnsi="Arial" w:cs="Arial"/>
-                <w:sz w:val="24"/>
-                <w:szCs w:val="24"/>
-              </w:rPr>
-              <w:t>:</w:t>
+              <w:t>Objeto:</w:t>
             </w:r>
           </w:p>
         </w:tc>
@@ -17559,25 +16631,7 @@
                 <w:sz w:val="24"/>
                 <w:szCs w:val="24"/>
               </w:rPr>
-              <w:t xml:space="preserve">Valor del </w:t>
-            </w:r>
-            <w:proofErr w:type="spellStart"/>
-            <w:r>
-              <w:rPr>
-                <w:rFonts w:ascii="Arial" w:eastAsia="Arial" w:hAnsi="Arial" w:cs="Arial"/>
-                <w:sz w:val="24"/>
-                <w:szCs w:val="24"/>
-              </w:rPr>
-              <w:t>contrato</w:t>
-            </w:r>
-            <w:proofErr w:type="spellEnd"/>
-            <w:r>
-              <w:rPr>
-                <w:rFonts w:ascii="Arial" w:eastAsia="Arial" w:hAnsi="Arial" w:cs="Arial"/>
-                <w:sz w:val="24"/>
-                <w:szCs w:val="24"/>
-              </w:rPr>
-              <w:t>:</w:t>
+              <w:t>Valor del contrato:</w:t>
             </w:r>
           </w:p>
         </w:tc>
@@ -17740,23 +16794,13 @@
                 <w:szCs w:val="24"/>
               </w:rPr>
             </w:pPr>
-            <w:proofErr w:type="spellStart"/>
             <w:r>
               <w:rPr>
                 <w:rFonts w:ascii="Arial" w:eastAsia="Arial" w:hAnsi="Arial" w:cs="Arial"/>
                 <w:sz w:val="24"/>
                 <w:szCs w:val="24"/>
               </w:rPr>
-              <w:t>Organismo</w:t>
-            </w:r>
-            <w:proofErr w:type="spellEnd"/>
-            <w:r>
-              <w:rPr>
-                <w:rFonts w:ascii="Arial" w:eastAsia="Arial" w:hAnsi="Arial" w:cs="Arial"/>
-                <w:sz w:val="24"/>
-                <w:szCs w:val="24"/>
-              </w:rPr>
-              <w:t>:</w:t>
+              <w:t>Organismo:</w:t>
             </w:r>
           </w:p>
         </w:tc>
@@ -17868,23 +16912,13 @@
                 <w:szCs w:val="24"/>
               </w:rPr>
             </w:pPr>
-            <w:proofErr w:type="spellStart"/>
             <w:r>
               <w:rPr>
                 <w:rFonts w:ascii="Arial" w:eastAsia="Arial" w:hAnsi="Arial" w:cs="Arial"/>
                 <w:sz w:val="24"/>
                 <w:szCs w:val="24"/>
               </w:rPr>
-              <w:t>Idoneidad</w:t>
-            </w:r>
-            <w:proofErr w:type="spellEnd"/>
-            <w:r>
-              <w:rPr>
-                <w:rFonts w:ascii="Arial" w:eastAsia="Arial" w:hAnsi="Arial" w:cs="Arial"/>
-                <w:sz w:val="24"/>
-                <w:szCs w:val="24"/>
-              </w:rPr>
-              <w:t xml:space="preserve"> </w:t>
+              <w:t xml:space="preserve">Idoneidad </w:t>
             </w:r>
           </w:p>
         </w:tc>
@@ -17974,7 +17008,6 @@
                 <w:szCs w:val="24"/>
               </w:rPr>
             </w:pPr>
-            <w:proofErr w:type="spellStart"/>
             <w:r>
               <w:rPr>
                 <w:rFonts w:ascii="Arial" w:eastAsia="Arial" w:hAnsi="Arial" w:cs="Arial"/>
@@ -17983,7 +17016,6 @@
               </w:rPr>
               <w:t>Experiencia</w:t>
             </w:r>
-            <w:proofErr w:type="spellEnd"/>
           </w:p>
         </w:tc>
         <w:tc>
@@ -18135,23 +17167,13 @@
                 <w:szCs w:val="24"/>
               </w:rPr>
             </w:pPr>
-            <w:proofErr w:type="spellStart"/>
             <w:r>
               <w:rPr>
                 <w:rFonts w:ascii="Arial" w:eastAsia="Arial" w:hAnsi="Arial" w:cs="Arial"/>
                 <w:sz w:val="24"/>
                 <w:szCs w:val="24"/>
               </w:rPr>
-              <w:t>Nombre</w:t>
-            </w:r>
-            <w:proofErr w:type="spellEnd"/>
-            <w:r>
-              <w:rPr>
-                <w:rFonts w:ascii="Arial" w:eastAsia="Arial" w:hAnsi="Arial" w:cs="Arial"/>
-                <w:sz w:val="24"/>
-                <w:szCs w:val="24"/>
-              </w:rPr>
-              <w:t>:</w:t>
+              <w:t>Nombre:</w:t>
             </w:r>
           </w:p>
         </w:tc>
@@ -18241,23 +17263,13 @@
                 <w:szCs w:val="24"/>
               </w:rPr>
             </w:pPr>
-            <w:proofErr w:type="spellStart"/>
             <w:r>
               <w:rPr>
                 <w:rFonts w:ascii="Arial" w:eastAsia="Arial" w:hAnsi="Arial" w:cs="Arial"/>
                 <w:sz w:val="24"/>
                 <w:szCs w:val="24"/>
               </w:rPr>
-              <w:t>Identificación</w:t>
-            </w:r>
-            <w:proofErr w:type="spellEnd"/>
-            <w:r>
-              <w:rPr>
-                <w:rFonts w:ascii="Arial" w:eastAsia="Arial" w:hAnsi="Arial" w:cs="Arial"/>
-                <w:sz w:val="24"/>
-                <w:szCs w:val="24"/>
-              </w:rPr>
-              <w:t>:</w:t>
+              <w:t>Identificación:</w:t>
             </w:r>
           </w:p>
         </w:tc>
@@ -18496,7 +17508,6 @@
                 <w:szCs w:val="24"/>
               </w:rPr>
             </w:pPr>
-            <w:proofErr w:type="spellStart"/>
             <w:r>
               <w:rPr>
                 <w:rFonts w:ascii="Arial" w:eastAsia="Arial" w:hAnsi="Arial" w:cs="Arial"/>
@@ -18505,7 +17516,6 @@
               </w:rPr>
               <w:t>Idoneidad</w:t>
             </w:r>
-            <w:proofErr w:type="spellEnd"/>
           </w:p>
         </w:tc>
         <w:tc>
@@ -18591,7 +17601,6 @@
           </w:tcPr>
           <w:p>
             <w:pPr>
-              <w:widowControl/>
               <w:numPr>
                 <w:ilvl w:val="0"/>
                 <w:numId w:val="2"/>
@@ -18635,7 +17644,6 @@
                 <w:szCs w:val="24"/>
               </w:rPr>
             </w:pPr>
-            <w:proofErr w:type="spellStart"/>
             <w:r>
               <w:rPr>
                 <w:rFonts w:ascii="Arial" w:eastAsia="Arial" w:hAnsi="Arial" w:cs="Arial"/>
@@ -18644,7 +17652,6 @@
               </w:rPr>
               <w:t>Experiencia</w:t>
             </w:r>
-            <w:proofErr w:type="spellEnd"/>
           </w:p>
         </w:tc>
         <w:tc>
@@ -18997,23 +18004,13 @@
                 <w:szCs w:val="24"/>
               </w:rPr>
             </w:pPr>
-            <w:proofErr w:type="spellStart"/>
             <w:r>
               <w:rPr>
                 <w:rFonts w:ascii="Arial" w:eastAsia="Arial" w:hAnsi="Arial" w:cs="Arial"/>
                 <w:sz w:val="24"/>
                 <w:szCs w:val="24"/>
               </w:rPr>
-              <w:t>Nombre</w:t>
-            </w:r>
-            <w:proofErr w:type="spellEnd"/>
-            <w:r>
-              <w:rPr>
-                <w:rFonts w:ascii="Arial" w:eastAsia="Arial" w:hAnsi="Arial" w:cs="Arial"/>
-                <w:sz w:val="24"/>
-                <w:szCs w:val="24"/>
-              </w:rPr>
-              <w:t>:</w:t>
+              <w:t>Nombre:</w:t>
             </w:r>
           </w:p>
         </w:tc>
@@ -19098,18 +18095,8 @@
                 <w:sz w:val="24"/>
                 <w:szCs w:val="24"/>
               </w:rPr>
-              <w:t xml:space="preserve"> </w:t>
-            </w:r>
-            <w:proofErr w:type="spellStart"/>
-            <w:r>
-              <w:rPr>
-                <w:rFonts w:ascii="Arial" w:eastAsia="Arial" w:hAnsi="Arial" w:cs="Arial"/>
-                <w:sz w:val="24"/>
-                <w:szCs w:val="24"/>
-              </w:rPr>
-              <w:t>contratista</w:t>
-            </w:r>
-            <w:proofErr w:type="spellEnd"/>
+              <w:t xml:space="preserve"> contratista</w:t>
+            </w:r>
           </w:p>
         </w:tc>
       </w:tr>
@@ -19129,23 +18116,13 @@
                 <w:szCs w:val="24"/>
               </w:rPr>
             </w:pPr>
-            <w:proofErr w:type="spellStart"/>
             <w:r>
               <w:rPr>
                 <w:rFonts w:ascii="Arial" w:eastAsia="Arial" w:hAnsi="Arial" w:cs="Arial"/>
                 <w:sz w:val="24"/>
                 <w:szCs w:val="24"/>
               </w:rPr>
-              <w:t>Organismo</w:t>
-            </w:r>
-            <w:proofErr w:type="spellEnd"/>
-            <w:r>
-              <w:rPr>
-                <w:rFonts w:ascii="Arial" w:eastAsia="Arial" w:hAnsi="Arial" w:cs="Arial"/>
-                <w:sz w:val="24"/>
-                <w:szCs w:val="24"/>
-              </w:rPr>
-              <w:t xml:space="preserve">: </w:t>
+              <w:t xml:space="preserve">Organismo: </w:t>
             </w:r>
           </w:p>
         </w:tc>
@@ -19186,8 +18163,8 @@
           <w:szCs w:val="16"/>
         </w:rPr>
         <w:sectPr>
-          <w:headerReference w:type="default" r:id="rId14"/>
-          <w:footerReference w:type="default" r:id="rId15"/>
+          <w:headerReference w:type="default" r:id="rId15"/>
+          <w:footerReference w:type="default" r:id="rId16"/>
           <w:pgSz w:w="12242" w:h="15842"/>
           <w:pgMar w:top="1418" w:right="1418" w:bottom="1418" w:left="1418" w:header="850" w:footer="1020" w:gutter="0"/>
           <w:pgNumType w:start="1"/>
@@ -20098,8 +19075,8 @@
           <w:szCs w:val="16"/>
         </w:rPr>
         <w:sectPr>
-          <w:headerReference w:type="default" r:id="rId16"/>
-          <w:footerReference w:type="default" r:id="rId17"/>
+          <w:headerReference w:type="default" r:id="rId17"/>
+          <w:footerReference w:type="default" r:id="rId18"/>
           <w:pgSz w:w="12242" w:h="15842"/>
           <w:pgMar w:top="1418" w:right="1418" w:bottom="1418" w:left="1418" w:header="850" w:footer="1020" w:gutter="0"/>
           <w:pgNumType w:start="1"/>
@@ -20171,8 +19148,8 @@
           <w:szCs w:val="24"/>
         </w:rPr>
       </w:pPr>
-      <w:bookmarkStart w:id="6" w:name="_heading=h.w2pnf3b2862m" w:colFirst="0" w:colLast="0"/>
-      <w:bookmarkEnd w:id="6"/>
+      <w:bookmarkStart w:id="7" w:name="_heading=h.w2pnf3b2862m" w:colFirst="0" w:colLast="0"/>
+      <w:bookmarkEnd w:id="7"/>
       <w:r>
         <w:rPr>
           <w:rFonts w:ascii="Arial" w:eastAsia="Arial" w:hAnsi="Arial" w:cs="Arial"/>
@@ -20604,25 +19581,7 @@
           <w:sz w:val="24"/>
           <w:szCs w:val="24"/>
         </w:rPr>
-        <w:t xml:space="preserve">). El Distrito </w:t>
-      </w:r>
-      <w:proofErr w:type="gramStart"/>
-      <w:r>
-        <w:rPr>
-          <w:rFonts w:ascii="Arial" w:eastAsia="Arial" w:hAnsi="Arial" w:cs="Arial"/>
-          <w:sz w:val="24"/>
-          <w:szCs w:val="24"/>
-        </w:rPr>
-        <w:t>Especial  de</w:t>
-      </w:r>
-      <w:proofErr w:type="gramEnd"/>
-      <w:r>
-        <w:rPr>
-          <w:rFonts w:ascii="Arial" w:eastAsia="Arial" w:hAnsi="Arial" w:cs="Arial"/>
-          <w:sz w:val="24"/>
-          <w:szCs w:val="24"/>
-        </w:rPr>
-        <w:t xml:space="preserve"> Santiago de Cali pagará el valor del contrato en Seis (6) cuotas de </w:t>
+        <w:t xml:space="preserve">). El Distrito Especial  de Santiago de Cali pagará el valor del contrato en Seis (6) cuotas de </w:t>
       </w:r>
       <w:r>
         <w:rPr>
@@ -20805,7 +19764,7 @@
           <w:sz w:val="24"/>
           <w:szCs w:val="24"/>
         </w:rPr>
-        <w:t xml:space="preserve">) El CONTRATISTA se compromete a mantener actualizados todos sus documentos en la Entidad, especialmente el RUT. G) Velar por el buen uso de los bienes entregados por el supervisor o el CONTRATANTE para realizar sus actividades. H) Reportar al CONTRATANTE el número de cuenta bancaria de ahorro o corriente, donde se le ha de consignar el pago derivado de la ejecución del presente contrato. I)  Conocer y aplicar las directrices, metodologías, políticas y procedimientos enmarcados dentro de los Sistemas de Gestión y Control Integrado adoptados por la Administración Central del Distrito de Santiago de Cali y, particularmente, los que se relacionan con el objeto del presente contrato. J) Cumplir con la política de seguridad de la información establecida por la Entidad, con el fin de garantizar la confidencialidad, integridad y disponibilidad de la información bajo su responsabilidad. K) Mantener actualizado el registro en los sistemas de información del contratante en tiempo real, cuando a ello hubiere lugar. L) Toda información o formatos generados por el CONTRATISTA son propiedad de la Alcaldía de Santiago de Cali. M) Cuando se requiera utilizar dispositivos y/o equipos tecnológicos personales o de la administración para el desarrollo del objeto contractual, el CONTRATISTA garantizará que el software y/o herramientas utilizadas e instaladas para la ejecución de sus obligaciones no vulneran ninguna normativa, contrato, derecho, interés, patentes, legalidad o propiedad de tercero, y que por el contrario todo lo utilizado esté debidamente licenciado. El CONTRATISTA debe abstenerse de instalar y/o utilizar software no licenciado o autorizado en los equipos del Distrito Especial de Santiago de Cali, así como de vulnerar los derechos de autor sobre software y/o cualquier tipo de creación protegida por el régimen de propiedad intelectual, so pena de incurrir en conductas constitutivas de delitos conforme a la normatividad legal correspondiente. N) Cumplir con las estrategias, políticas y actividades en materia de transparencia, integridad, prevención y detección de la corrupción y ante cualquier conocimiento de hechos que atente contra este principio, lo hará conocer al CONTRATANTE. O) Si el prestador del servicio contratado desarrolla algunos de los siguientes roles: responsable del PAA, gestor de compras o hace parte del equipo </w:t>
+        <w:t xml:space="preserve">) El CONTRATISTA se compromete a mantener actualizados todos sus documentos en la Entidad, especialmente el RUT. G) Velar por el buen uso de los bienes entregados por el supervisor o el CONTRATANTE para realizar sus actividades. H) Reportar al CONTRATANTE el número de cuenta bancaria de ahorro o corriente, donde se le ha de consignar el pago derivado de la ejecución del presente contrato. I)  Conocer y aplicar las directrices, metodologías, políticas y procedimientos enmarcados dentro de los Sistemas de Gestión y Control Integrado adoptados por la Administración Central del Distrito de Santiago de Cali y, particularmente, los que se relacionan con el objeto del presente contrato. J) Cumplir con la política de seguridad de la información establecida por la Entidad, con el fin de garantizar la confidencialidad, integridad y disponibilidad de la información bajo su responsabilidad. K) Mantener actualizado el registro en los sistemas de información del contratante en tiempo real, cuando a ello hubiere lugar. L) Toda información o formatos generados por el CONTRATISTA son propiedad de la Alcaldía de Santiago de Cali. M) Cuando se requiera utilizar dispositivos y/o equipos tecnológicos personales o de la administración para el desarrollo del objeto contractual, el CONTRATISTA garantizará que el software y/o herramientas utilizadas e instaladas para la ejecución de sus obligaciones no vulneran ninguna normativa, contrato, derecho, interés, patentes, legalidad o propiedad de tercero, y que por el contrario todo lo utilizado esté debidamente licenciado. El CONTRATISTA debe abstenerse de instalar y/o utilizar software no licenciado o autorizado en los equipos del Distrito Especial de Santiago de Cali, así como de vulnerar los derechos de autor sobre software y/o cualquier tipo de creación protegida por el régimen de propiedad intelectual, so pena de incurrir en conductas constitutivas de delitos conforme a la normatividad legal correspondiente. N) Cumplir con las estrategias, políticas y actividades en materia de transparencia, integridad, prevención y detección de la corrupción y ante cualquier conocimiento de hechos que atente contra este principio, lo hará conocer al CONTRATANTE. O) Si el prestador del servicio contratado desarrolla algunos de los siguientes roles: responsable </w:t>
       </w:r>
       <w:r>
         <w:rPr>
@@ -20814,7 +19773,7 @@
           <w:szCs w:val="24"/>
         </w:rPr>
         <w:lastRenderedPageBreak/>
-        <w:t>estructurador, del equipo asesor evaluador de los procesos de contratación del organismo o cumple actividades de apoyo a la supervisión, deberá aportar la constancia de aprobación de los cursos virtuales diseñados para fortalecer la gestión contractual por el Departamento Administrativo de Contratación Pública. P)  Divulgar y aplicar la política ambiental, de seguridad y salud ocupacional establecida por el CONTRATANTE, al ejecutar sus actividades o servicios sin crear riesgo para la salud, la seguridad o el ambiente. El (la) CONTRATISTA deberá tomar todas las medidas conducentes a evitar la contaminación ambiental, la prevención de riesgos durante la ejecución de sus operaciones o actividades y cumplirá con todas las leyes ambientales, de seguridad y salud ocupacional, aplicables. El (la) CONTRATISTA no dejará sustancias o materiales nocivos para la flora, fauna o salud humana, ni contaminará la atmósfera, el suelo o los cuerpos del agua. La violación de estas normas se considerará incumplimiento grave del contrato, y el CONTRATANTE podrá aplicar la cláusula penal o multas a que hubiere lugar, sin perjuicio de las demás acciones legales o sanciones que adelante la autoridad o ente competente de orden Distrital o Nacional. Q) El CONTRATISTA deberá coordinar con el supervisor la ejecución de las actividades contractuales, acatando sus instrucciones, con el fin de asegurar las condiciones necesarias para el desarrollo eficiente del objeto contractual. R) No ejercer ninguna forma de violencia contra las mujeres y basada en género, actos de racismo o discriminación.</w:t>
+        <w:t>del PAA, gestor de compras o hace parte del equipo estructurador, del equipo asesor evaluador de los procesos de contratación del organismo o cumple actividades de apoyo a la supervisión, deberá aportar la constancia de aprobación de los cursos virtuales diseñados para fortalecer la gestión contractual por el Departamento Administrativo de Contratación Pública. P)  Divulgar y aplicar la política ambiental, de seguridad y salud ocupacional establecida por el CONTRATANTE, al ejecutar sus actividades o servicios sin crear riesgo para la salud, la seguridad o el ambiente. El (la) CONTRATISTA deberá tomar todas las medidas conducentes a evitar la contaminación ambiental, la prevención de riesgos durante la ejecución de sus operaciones o actividades y cumplirá con todas las leyes ambientales, de seguridad y salud ocupacional, aplicables. El (la) CONTRATISTA no dejará sustancias o materiales nocivos para la flora, fauna o salud humana, ni contaminará la atmósfera, el suelo o los cuerpos del agua. La violación de estas normas se considerará incumplimiento grave del contrato, y el CONTRATANTE podrá aplicar la cláusula penal o multas a que hubiere lugar, sin perjuicio de las demás acciones legales o sanciones que adelante la autoridad o ente competente de orden Distrital o Nacional. Q) El CONTRATISTA deberá coordinar con el supervisor la ejecución de las actividades contractuales, acatando sus instrucciones, con el fin de asegurar las condiciones necesarias para el desarrollo eficiente del objeto contractual. R) No ejercer ninguna forma de violencia contra las mujeres y basada en género, actos de racismo o discriminación.</w:t>
       </w:r>
     </w:p>
     <w:p>
@@ -20900,7 +19859,7 @@
           <w:sz w:val="24"/>
           <w:szCs w:val="24"/>
         </w:rPr>
-        <w:t xml:space="preserve"> y, por consiguiente, el CONTRATISTA no tiene derecho a reclamar al Distrito de Santiago de Cali ningún tipo de prestación social, de tal manera que la única retribución con motivo de este compromiso es el pago de los honorarios pactados. El CONTRATISTA actuará con total autonomía y responsabilidad en el cumplimiento de las obligaciones que adquiere por el presente contrato. El CONTRATISTA será responsable ante las autoridades competentes por los actos u omisiones en el ejercicio de las </w:t>
+        <w:t xml:space="preserve"> y, por consiguiente, el CONTRATISTA no tiene derecho a reclamar al Distrito de Santiago de Cali ningún tipo de prestación social, de tal manera que la única retribución con motivo de este compromiso es el pago de los honorarios pactados. El CONTRATISTA actuará con total autonomía y responsabilidad en el cumplimiento de las obligaciones que adquiere por el presente contrato. El CONTRATISTA será </w:t>
       </w:r>
       <w:r>
         <w:rPr>
@@ -20909,7 +19868,7 @@
           <w:szCs w:val="24"/>
         </w:rPr>
         <w:lastRenderedPageBreak/>
-        <w:t xml:space="preserve">actividades que desarrolle en virtud del presente contrato, cuando con ellos cause perjuicio a la Administración o a terceros. Igualmente será responsable en los términos de </w:t>
+        <w:t xml:space="preserve">responsable ante las autoridades competentes por los actos u omisiones en el ejercicio de las actividades que desarrolle en virtud del presente contrato, cuando con ellos cause perjuicio a la Administración o a terceros. Igualmente será responsable en los términos de </w:t>
       </w:r>
       <w:r>
         <w:rPr>
@@ -21083,7 +20042,7 @@
           <w:sz w:val="24"/>
           <w:szCs w:val="24"/>
         </w:rPr>
-        <w:t xml:space="preserve">CLÁUSULA DÉCIMA. SANCIONES EN CASO DE INCUMPLIMIENTO: Las partes de mutuo acuerdo y, de conformidad con lo dispuesto en el Estatuto General de Contratación Pública, establecemos las siguientes sanciones contractuales: I. MULTAS: En virtud del deber de control y vigilancia sobre el contrato, el CONTRATANTE tendrá la facultad de imponer al CONTRATISTA las multas pactadas en el contrato con el fin de conminarlo al cumplimiento de sus obligaciones, en los términos que establece la normativa vigente </w:t>
+        <w:t xml:space="preserve">CLÁUSULA DÉCIMA. SANCIONES EN CASO DE INCUMPLIMIENTO: Las partes de mutuo acuerdo y, de conformidad con lo dispuesto en el Estatuto General de Contratación Pública, establecemos las siguientes sanciones contractuales: I. MULTAS: En virtud del deber de control y vigilancia sobre el contrato, el CONTRATANTE tendrá la facultad de imponer al CONTRATISTA las multas pactadas en el contrato con el fin </w:t>
       </w:r>
       <w:r>
         <w:rPr>
@@ -21092,7 +20051,7 @@
           <w:szCs w:val="24"/>
         </w:rPr>
         <w:lastRenderedPageBreak/>
-        <w:t>aplicable. Para tales efectos, las partes acuerdan que en caso de incumplimiento de alguna de las obligaciones adquiridas por el CONTRATISTA o cumplidas deficientemente o por fuera del término estipulado para cada obligación, se causará una multa equivalente hasta el uno por mil (1/1000) del valor total del contrato por cada día calendario transcurrido a partir de la fecha prevista para el cumplimiento de dichas obligaciones. La imposición de la multa atenderá los criterios de razonabilidad, proporcionalidad y gravedad de la obligación incumplida. Si pasaren más de treinta (30) días calendario sin que el (la) CONTRATISTA haya cumplido la actividad obligacional en mora, el CONTRATANTE podrá declarar la caducidad del presente contrato ya que la mora por más de treinta (30) días se considera un incumplimiento grave. Contra dicha resolución procede el recurso de reposición de conformidad con la normativa vigente aplicable. II. CLAUSULA PENAL PECUNIARIA: En caso de declaratoria de incumplimiento el CONTRATISTA pagará al CONTRATANTE a título de Cláusula Penal Pecuniaria una suma equivalente al diez por ciento (10%) del valor total del Contrato de Prestación de Servicios. III. CADUCIDAD ADMINISTRATIVA: El CONTRATANTE podrá declarar la caducidad del contrato cuando se presenten hechos constitutivos de incumplimiento de las obligaciones a cargo del CONTRATISTA que afecten en forma grave y directa la ejecución del contrato y se evidencie que puede generar su paralización (normativa vigente aplicable), dará lugar a la declaratoria de caducidad del contrato el incumplimiento de la obligación de informar inmediatamente al CONTRATANTE , sobre la ocurrencia de peticiones o amenazas de quienes actúan por fuera de la Ley, con el objetivo de obligarlos a hacer u omitir algún acto o hecho y por las causales a que se refiere la  normativa vigente aplicable. Se entiende como incumplimiento grave la sistemática omisión en la respuesta o atención de las obligaciones a su cargo. En caso de producirse la declaratoria de caducidad, no habrá lugar a la indemnización para el CONTRATISTA quien se hará acreedor a las sanciones e inhabilidades establecidas en la normativa vigente aplicable.  La resolución de caducidad se notificará personalmente al CONTRATISTA o a su representante o apoderado conforme al Código de Procedimiento Administrativo y de lo Contencioso Administrativo (Ley 1437 de 2011). Contra la resolución de caducidad procede el recurso de reposición en los términos consagrados en la normativa vigente aplicable. PARÁGRAFO: Para la imposición de las sanciones contractuales descritas en esta cláusula se deberá seguir el procedimiento mínimo que garantice el debido proceso acorde a la normativa vigente aplicable.</w:t>
+        <w:t>de conminarlo al cumplimiento de sus obligaciones, en los términos que establece la normativa vigente aplicable. Para tales efectos, las partes acuerdan que en caso de incumplimiento de alguna de las obligaciones adquiridas por el CONTRATISTA o cumplidas deficientemente o por fuera del término estipulado para cada obligación, se causará una multa equivalente hasta el uno por mil (1/1000) del valor total del contrato por cada día calendario transcurrido a partir de la fecha prevista para el cumplimiento de dichas obligaciones. La imposición de la multa atenderá los criterios de razonabilidad, proporcionalidad y gravedad de la obligación incumplida. Si pasaren más de treinta (30) días calendario sin que el (la) CONTRATISTA haya cumplido la actividad obligacional en mora, el CONTRATANTE podrá declarar la caducidad del presente contrato ya que la mora por más de treinta (30) días se considera un incumplimiento grave. Contra dicha resolución procede el recurso de reposición de conformidad con la normativa vigente aplicable. II. CLAUSULA PENAL PECUNIARIA: En caso de declaratoria de incumplimiento el CONTRATISTA pagará al CONTRATANTE a título de Cláusula Penal Pecuniaria una suma equivalente al diez por ciento (10%) del valor total del Contrato de Prestación de Servicios. III. CADUCIDAD ADMINISTRATIVA: El CONTRATANTE podrá declarar la caducidad del contrato cuando se presenten hechos constitutivos de incumplimiento de las obligaciones a cargo del CONTRATISTA que afecten en forma grave y directa la ejecución del contrato y se evidencie que puede generar su paralización (normativa vigente aplicable), dará lugar a la declaratoria de caducidad del contrato el incumplimiento de la obligación de informar inmediatamente al CONTRATANTE , sobre la ocurrencia de peticiones o amenazas de quienes actúan por fuera de la Ley, con el objetivo de obligarlos a hacer u omitir algún acto o hecho y por las causales a que se refiere la  normativa vigente aplicable. Se entiende como incumplimiento grave la sistemática omisión en la respuesta o atención de las obligaciones a su cargo. En caso de producirse la declaratoria de caducidad, no habrá lugar a la indemnización para el CONTRATISTA quien se hará acreedor a las sanciones e inhabilidades establecidas en la normativa vigente aplicable.  La resolución de caducidad se notificará personalmente al CONTRATISTA o a su representante o apoderado conforme al Código de Procedimiento Administrativo y de lo Contencioso Administrativo (Ley 1437 de 2011). Contra la resolución de caducidad procede el recurso de reposición en los términos consagrados en la normativa vigente aplicable. PARÁGRAFO: Para la imposición de las sanciones contractuales descritas en esta cláusula se deberá seguir el procedimiento mínimo que garantice el debido proceso acorde a la normativa vigente aplicable.</w:t>
       </w:r>
     </w:p>
     <w:p>
@@ -21126,16 +20085,8 @@
           <w:sz w:val="24"/>
           <w:szCs w:val="24"/>
         </w:rPr>
-        <w:t xml:space="preserve">CLÁUSULA DÉCIMA PRIMERA. TERMINACIÓN DEL CONTRATO: En virtud del principio de la autonomía de la voluntad aplicable de acuerdo con la Ley 80 de 1993, el </w:t>
-      </w:r>
-      <w:r>
-        <w:rPr>
-          <w:rFonts w:ascii="Arial" w:eastAsia="Arial" w:hAnsi="Arial" w:cs="Arial"/>
-          <w:sz w:val="24"/>
-          <w:szCs w:val="24"/>
-        </w:rPr>
         <w:lastRenderedPageBreak/>
-        <w:t>contrato se puede terminar por las siguientes causas: 1) Por mutuo acuerdo de las partes; 2) Cuando las condiciones contractuales o las circunstancias que dieron lugar al nacimiento del contrato desaparezcan o hayan variado sustancialmente de tal manera que su ejecución resulte imposible y/o inconveniente de conformidad con la justificación expedida por el CONTRATANTE; 3) Por decisión del CONTRATANTE en caso de incumplimiento del CONTRATISTA; 4) Por la inclusión del CONTRATISTA, algún miembro de su personal o de lo dispuesto para la ejecución del contrato, en listas nacionales o extranjeras conformadas por personas proscritas en razón de lavados de activos, captación ilegal de dineros, narcotráfico, terrorismo o cualquier actividad ilícita; 5) Por vencimiento del plazo contractual; y 6) Por las demás establecidas en la ley.</w:t>
+        <w:t>CLÁUSULA DÉCIMA PRIMERA. TERMINACIÓN DEL CONTRATO: En virtud del principio de la autonomía de la voluntad aplicable de acuerdo con la Ley 80 de 1993, el contrato se puede terminar por las siguientes causas: 1) Por mutuo acuerdo de las partes; 2) Cuando las condiciones contractuales o las circunstancias que dieron lugar al nacimiento del contrato desaparezcan o hayan variado sustancialmente de tal manera que su ejecución resulte imposible y/o inconveniente de conformidad con la justificación expedida por el CONTRATANTE; 3) Por decisión del CONTRATANTE en caso de incumplimiento del CONTRATISTA; 4) Por la inclusión del CONTRATISTA, algún miembro de su personal o de lo dispuesto para la ejecución del contrato, en listas nacionales o extranjeras conformadas por personas proscritas en razón de lavados de activos, captación ilegal de dineros, narcotráfico, terrorismo o cualquier actividad ilícita; 5) Por vencimiento del plazo contractual; y 6) Por las demás establecidas en la ley.</w:t>
       </w:r>
     </w:p>
     <w:p>
@@ -21327,6 +20278,7 @@
           <w:sz w:val="24"/>
           <w:szCs w:val="24"/>
         </w:rPr>
+        <w:lastRenderedPageBreak/>
         <w:t>Dentro de los cinco (5) días hábiles siguientes al recibo de la respuesta emitida por EL CONTRATISTA, EL CONTRATANTE dará respuesta en uno de los siguientes sentidos:</w:t>
       </w:r>
     </w:p>
@@ -21501,25 +20453,16 @@
           <w:sz w:val="24"/>
           <w:szCs w:val="24"/>
         </w:rPr>
-        <w:t>CLÁUSULA DÉCIMA SEGUNDA. SUSPENSIÓN DEL CONTRATO: El plazo para la ejecución del contrato podrá suspenderse por acuerdo entre las partes o cuando ocurran hechos o circunstancias constitutivas de una situación de fuerza mayor o caso fortuito que impidan el cumplimiento de las obligaciones asumidas. Si la suspensión es de mutuo acuerdo, deberá suscribirse un acta por las partes en la que conste la razón por la cual suspenden la ejecución del contrato, la forma como se asumirán los costos que se generen con ocasión de la misma, las actividades que se desarrollarán tendientes a superar el motivo de suspensión. Mientras subsistan hechos constitutivos de una situación de fuerza mayor o caso fortuito, y estas impidan la ejecución total del contrato, el plazo para la ejecución del contrato se suspenderá de la siguiente manera: (i) por el término que dure la situación que configura la circunstancia de caso fortuito o fuerza mayor. (</w:t>
-      </w:r>
-      <w:proofErr w:type="spellStart"/>
-      <w:r>
-        <w:rPr>
-          <w:rFonts w:ascii="Arial" w:eastAsia="Arial" w:hAnsi="Arial" w:cs="Arial"/>
-          <w:sz w:val="24"/>
-          <w:szCs w:val="24"/>
-        </w:rPr>
-        <w:t>ii</w:t>
-      </w:r>
-      <w:proofErr w:type="spellEnd"/>
-      <w:r>
-        <w:rPr>
-          <w:rFonts w:ascii="Arial" w:eastAsia="Arial" w:hAnsi="Arial" w:cs="Arial"/>
-          <w:sz w:val="24"/>
-          <w:szCs w:val="24"/>
-        </w:rPr>
-        <w:t xml:space="preserve">) Si los hechos constitutivos de una situación de fuerza mayor y caso fortuito no impiden la ejecución de la totalidad del contrato, sino sólo de manera parcial o de alguna o algunas de las obligaciones de este contrato, las partes convendrán si tales circunstancias suponen o no la suspensión de la totalidad del contrato, y en su caso, el tiempo y los términos de suspensión. La suspensión de la ejecución del contrato por fuerza mayor o caso fortuito se hará constar en actas suscritas por las partes, en las cuales se indiquen los hechos que la motivan. Una vez cesen las causas de la suspensión se dejará constancia de este hecho y de la reiniciación de los plazos contractuales a que haya lugar; en actas suscritas por las partes. De generarse costos al CONTRATISTA producto de la suspensión, el CONTRATANTE deberá reconocerlos a efecto de llevar al CONTRATISTA a punto de no pérdida, siempre y cuando esté plenamente demostrado. </w:t>
+        <w:t xml:space="preserve">CLÁUSULA DÉCIMA SEGUNDA. SUSPENSIÓN DEL CONTRATO: El plazo para la ejecución del contrato podrá suspenderse por acuerdo entre las partes o cuando ocurran hechos o circunstancias constitutivas de una situación de fuerza mayor o caso fortuito que impidan el cumplimiento de las obligaciones asumidas. Si la suspensión es de mutuo acuerdo, deberá suscribirse un acta por las partes en la que conste la razón por la cual suspenden la ejecución del contrato, la forma como se asumirán los costos que se generen con ocasión de la misma, las actividades que se desarrollarán tendientes a superar el motivo de suspensión. Mientras subsistan hechos constitutivos de una situación de fuerza mayor o caso fortuito, y estas impidan la ejecución total del contrato, el plazo para la ejecución del contrato se suspenderá de la siguiente manera: (i) por el término que dure la situación que configura la circunstancia de caso fortuito o fuerza mayor. (ii) Si los hechos constitutivos de una situación de fuerza mayor y caso fortuito no impiden la ejecución de la totalidad del contrato, sino sólo de manera parcial o de alguna o algunas de las obligaciones de este contrato, las partes convendrán si tales circunstancias suponen o no la suspensión de la totalidad del contrato, y en su caso, el tiempo y los términos de suspensión. La suspensión de la ejecución del contrato por fuerza mayor o caso fortuito se hará constar en actas suscritas por las partes, en las cuales se indiquen los hechos que la motivan. Una vez cesen las causas de la suspensión se dejará constancia de este hecho y de la reiniciación de los plazos contractuales a que haya lugar; en actas suscritas por las partes. De generarse costos al CONTRATISTA producto de la suspensión, el CONTRATANTE deberá reconocerlos </w:t>
+      </w:r>
+      <w:r>
+        <w:rPr>
+          <w:rFonts w:ascii="Arial" w:eastAsia="Arial" w:hAnsi="Arial" w:cs="Arial"/>
+          <w:sz w:val="24"/>
+          <w:szCs w:val="24"/>
+        </w:rPr>
+        <w:lastRenderedPageBreak/>
+        <w:t xml:space="preserve">a efecto de llevar al CONTRATISTA a punto de no pérdida, siempre y cuando esté plenamente demostrado. </w:t>
       </w:r>
     </w:p>
     <w:p>
@@ -21553,16 +20496,7 @@
           <w:sz w:val="24"/>
           <w:szCs w:val="24"/>
         </w:rPr>
-        <w:t xml:space="preserve">CLÁUSULA DÉCIMA TERCERA. CESIÓN: El (la) CONTRATISTA no podrá ceder parcial ni totalmente sus obligaciones o derechos derivados del presente contrato de prestación </w:t>
-      </w:r>
-      <w:r>
-        <w:rPr>
-          <w:rFonts w:ascii="Arial" w:eastAsia="Arial" w:hAnsi="Arial" w:cs="Arial"/>
-          <w:sz w:val="24"/>
-          <w:szCs w:val="24"/>
-        </w:rPr>
-        <w:lastRenderedPageBreak/>
-        <w:t>de servicios sin la autorización previa y escrita del CONTRATANTE. La cesión se hará de conformidad con lo previsto en la normativa vigente aplicable. En todo caso, el CONTRATANTE verificará que la idoneidad y experiencia del (la) cesionario (a) sea igual o superior a la solicitada en los estudios previos que dieron origen al contrato.</w:t>
+        <w:t>CLÁUSULA DÉCIMA TERCERA. CESIÓN: El (la) CONTRATISTA no podrá ceder parcial ni totalmente sus obligaciones o derechos derivados del presente contrato de prestación de servicios sin la autorización previa y escrita del CONTRATANTE. La cesión se hará de conformidad con lo previsto en la normativa vigente aplicable. En todo caso, el CONTRATANTE verificará que la idoneidad y experiencia del (la) cesionario (a) sea igual o superior a la solicitada en los estudios previos que dieron origen al contrato.</w:t>
       </w:r>
     </w:p>
     <w:p>
@@ -21652,8 +20586,8 @@
           <w:szCs w:val="24"/>
         </w:rPr>
       </w:pPr>
-      <w:bookmarkStart w:id="7" w:name="_heading=h.d02i88nja45l" w:colFirst="0" w:colLast="0"/>
-      <w:bookmarkEnd w:id="7"/>
+      <w:bookmarkStart w:id="8" w:name="_heading=h.d02i88nja45l" w:colFirst="0" w:colLast="0"/>
+      <w:bookmarkEnd w:id="8"/>
       <w:r>
         <w:rPr>
           <w:rFonts w:ascii="Arial" w:eastAsia="Arial" w:hAnsi="Arial" w:cs="Arial"/>
@@ -21694,16 +20628,8 @@
           <w:sz w:val="24"/>
           <w:szCs w:val="24"/>
         </w:rPr>
-        <w:t xml:space="preserve">CLÁUSULA DÉCIMA SÉPTIMA. MARCO REGULATORIO DEL CONTRATO ELECTRÓNICO. En desarrollo con el artículo 3 de la ley 1150 de 2007, la Ley 1712 de 2014, el Decreto 4170 de 2011, el Decreto 1082 de 2015 y el Decreto 1083 de 2015, Colombia Compra Eficiente administra el SECOP II, plataforma transaccional que permite a Compradores y Proveedores realizar el Proceso de Contratación en línea. Por ello, y de conformidad con lo dispuesto en la Ley 527 de 1999, la sustanciación de las actuaciones, la expedición de los actos administrativos, los documentos, contratos y en </w:t>
-      </w:r>
-      <w:r>
-        <w:rPr>
-          <w:rFonts w:ascii="Arial" w:eastAsia="Arial" w:hAnsi="Arial" w:cs="Arial"/>
-          <w:sz w:val="24"/>
-          <w:szCs w:val="24"/>
-        </w:rPr>
         <w:lastRenderedPageBreak/>
-        <w:t>general los actos derivados de las etapas de la Gestión contractual, tendrán lugar a través de la plataforma del SECOP II. Todos los documentos del proceso publicados en la plataforma del SECOP II son integrales y complementarios entre sí.</w:t>
+        <w:t>CLÁUSULA DÉCIMA SÉPTIMA. MARCO REGULATORIO DEL CONTRATO ELECTRÓNICO. En desarrollo con el artículo 3 de la ley 1150 de 2007, la Ley 1712 de 2014, el Decreto 4170 de 2011, el Decreto 1082 de 2015 y el Decreto 1083 de 2015, Colombia Compra Eficiente administra el SECOP II, plataforma transaccional que permite a Compradores y Proveedores realizar el Proceso de Contratación en línea. Por ello, y de conformidad con lo dispuesto en la Ley 527 de 1999, la sustanciación de las actuaciones, la expedición de los actos administrativos, los documentos, contratos y en general los actos derivados de las etapas de la Gestión contractual, tendrán lugar a través de la plataforma del SECOP II. Todos los documentos del proceso publicados en la plataforma del SECOP II son integrales y complementarios entre sí.</w:t>
       </w:r>
     </w:p>
     <w:p>
@@ -21888,8 +20814,8 @@
           <w:szCs w:val="24"/>
         </w:rPr>
         <w:sectPr>
-          <w:headerReference w:type="default" r:id="rId18"/>
-          <w:footerReference w:type="default" r:id="rId19"/>
+          <w:headerReference w:type="default" r:id="rId19"/>
+          <w:footerReference w:type="default" r:id="rId20"/>
           <w:pgSz w:w="12242" w:h="15842"/>
           <w:pgMar w:top="1418" w:right="1418" w:bottom="1418" w:left="1418" w:header="850" w:footer="1020" w:gutter="0"/>
           <w:pgNumType w:start="1"/>
@@ -21912,6 +20838,7 @@
           <w:sz w:val="24"/>
           <w:szCs w:val="24"/>
         </w:rPr>
+        <w:lastRenderedPageBreak/>
         <w:t>ANA CATALINA CASTRO LOZANO</w:t>
       </w:r>
       <w:r>
@@ -21938,6 +20865,7 @@
           <w:sz w:val="24"/>
           <w:szCs w:val="24"/>
         </w:rPr>
+        <w:lastRenderedPageBreak/>
         <w:t xml:space="preserve">Director de Departamento Administrativo Departamento Administrativo de Gestión Jurídica Pública </w:t>
       </w:r>
       <w:r>
@@ -21964,6 +20892,7 @@
           <w:sz w:val="24"/>
           <w:szCs w:val="24"/>
         </w:rPr>
+        <w:lastRenderedPageBreak/>
         <w:fldChar w:fldCharType="begin"/>
       </w:r>
       <w:r>
@@ -22015,25 +20944,7 @@
           <w:sz w:val="24"/>
           <w:szCs w:val="24"/>
         </w:rPr>
-        <w:t xml:space="preserve">C.C. </w:t>
-      </w:r>
-      <w:proofErr w:type="spellStart"/>
-      <w:r>
-        <w:rPr>
-          <w:rFonts w:ascii="Arial" w:eastAsia="Arial" w:hAnsi="Arial" w:cs="Arial"/>
-          <w:sz w:val="24"/>
-          <w:szCs w:val="24"/>
-        </w:rPr>
-        <w:t>N°</w:t>
-      </w:r>
-      <w:proofErr w:type="spellEnd"/>
-      <w:r>
-        <w:rPr>
-          <w:rFonts w:ascii="Arial" w:eastAsia="Arial" w:hAnsi="Arial" w:cs="Arial"/>
-          <w:sz w:val="24"/>
-          <w:szCs w:val="24"/>
-        </w:rPr>
-        <w:t xml:space="preserve"> </w:t>
+        <w:t xml:space="preserve">C.C. N° </w:t>
       </w:r>
       <w:r>
         <w:rPr>
@@ -22262,8 +21173,8 @@
       </w:pPr>
     </w:p>
     <w:sectPr>
-      <w:headerReference w:type="default" r:id="rId20"/>
-      <w:footerReference w:type="default" r:id="rId21"/>
+      <w:headerReference w:type="default" r:id="rId21"/>
+      <w:footerReference w:type="default" r:id="rId22"/>
       <w:type w:val="continuous"/>
       <w:pgSz w:w="12242" w:h="15842"/>
       <w:pgMar w:top="1418" w:right="1418" w:bottom="1418" w:left="1418" w:header="850" w:footer="1020" w:gutter="0"/>
@@ -22278,7 +21189,7 @@
 </file>
 
 <file path=word/endnotes.xml><?xml version="1.0" encoding="utf-8"?>
-<w:endnotes xmlns:wpc="http://schemas.microsoft.com/office/word/2010/wordprocessingCanvas" xmlns:cx="http://schemas.microsoft.com/office/drawing/2014/chartex" xmlns:cx1="http://schemas.microsoft.com/office/drawing/2015/9/8/chartex" xmlns:cx2="http://schemas.microsoft.com/office/drawing/2015/10/21/chartex" xmlns:cx3="http://schemas.microsoft.com/office/drawing/2016/5/9/chartex" xmlns:cx4="http://schemas.microsoft.com/office/drawing/2016/5/10/chartex" xmlns:cx5="http://schemas.microsoft.com/office/drawing/2016/5/11/chartex" xmlns:cx6="http://schemas.microsoft.com/office/drawing/2016/5/12/chartex" xmlns:cx7="http://schemas.microsoft.com/office/drawing/2016/5/13/chartex" xmlns:cx8="http://schemas.microsoft.com/office/drawing/2016/5/14/chartex" xmlns:mc="http://schemas.openxmlformats.org/markup-compatibility/2006" xmlns:aink="http://schemas.microsoft.com/office/drawing/2016/ink" xmlns:am3d="http://schemas.microsoft.com/office/drawing/2017/model3d" xmlns:o="urn:schemas-microsoft-com:office:office" xmlns:r="http://schemas.openxmlformats.org/officeDocument/2006/relationships" xmlns:m="http://schemas.openxmlformats.org/officeDocument/2006/math" xmlns:v="urn:schemas-microsoft-com:vml" xmlns:wp14="http://schemas.microsoft.com/office/word/2010/wordprocessingDrawing" xmlns:wp="http://schemas.openxmlformats.org/drawingml/2006/wordprocessingDrawing" xmlns:w10="urn:schemas-microsoft-com:office:word" xmlns:w="http://schemas.openxmlformats.org/wordprocessingml/2006/main" xmlns:w14="http://schemas.microsoft.com/office/word/2010/wordml" xmlns:w15="http://schemas.microsoft.com/office/word/2012/wordml" xmlns:w16cex="http://schemas.microsoft.com/office/word/2018/wordml/cex" xmlns:w16cid="http://schemas.microsoft.com/office/word/2016/wordml/cid" xmlns:w16="http://schemas.microsoft.com/office/word/2018/wordml" xmlns:w16sdtdh="http://schemas.microsoft.com/office/word/2020/wordml/sdtdatahash" xmlns:w16se="http://schemas.microsoft.com/office/word/2015/wordml/symex" xmlns:wpg="http://schemas.microsoft.com/office/word/2010/wordprocessingGroup" xmlns:wpi="http://schemas.microsoft.com/office/word/2010/wordprocessingInk" xmlns:wne="http://schemas.microsoft.com/office/word/2006/wordml" xmlns:wps="http://schemas.microsoft.com/office/word/2010/wordprocessingShape" mc:Ignorable="w14 w15 w16se w16cid w16 w16cex w16sdtdh wp14">
+<w:endnotes xmlns:wpc="http://schemas.microsoft.com/office/word/2010/wordprocessingCanvas" xmlns:mc="http://schemas.openxmlformats.org/markup-compatibility/2006" xmlns:o="urn:schemas-microsoft-com:office:office" xmlns:r="http://schemas.openxmlformats.org/officeDocument/2006/relationships" xmlns:m="http://schemas.openxmlformats.org/officeDocument/2006/math" xmlns:v="urn:schemas-microsoft-com:vml" xmlns:wp14="http://schemas.microsoft.com/office/word/2010/wordprocessingDrawing" xmlns:wp="http://schemas.openxmlformats.org/drawingml/2006/wordprocessingDrawing" xmlns:w10="urn:schemas-microsoft-com:office:word" xmlns:w="http://schemas.openxmlformats.org/wordprocessingml/2006/main" xmlns:w14="http://schemas.microsoft.com/office/word/2010/wordml" xmlns:wpg="http://schemas.microsoft.com/office/word/2010/wordprocessingGroup" xmlns:wpi="http://schemas.microsoft.com/office/word/2010/wordprocessingInk" xmlns:wne="http://schemas.microsoft.com/office/word/2006/wordml" xmlns:wps="http://schemas.microsoft.com/office/word/2010/wordprocessingShape" mc:Ignorable="w14 wp14">
   <w:endnote w:type="separator" w:id="-1">
     <w:p>
       <w:r>
@@ -22297,7 +21208,7 @@
 </file>
 
 <file path=word/footer1.xml><?xml version="1.0" encoding="utf-8"?>
-<w:ftr xmlns:wpc="http://schemas.microsoft.com/office/word/2010/wordprocessingCanvas" xmlns:cx="http://schemas.microsoft.com/office/drawing/2014/chartex" xmlns:cx1="http://schemas.microsoft.com/office/drawing/2015/9/8/chartex" xmlns:cx2="http://schemas.microsoft.com/office/drawing/2015/10/21/chartex" xmlns:cx3="http://schemas.microsoft.com/office/drawing/2016/5/9/chartex" xmlns:cx4="http://schemas.microsoft.com/office/drawing/2016/5/10/chartex" xmlns:cx5="http://schemas.microsoft.com/office/drawing/2016/5/11/chartex" xmlns:cx6="http://schemas.microsoft.com/office/drawing/2016/5/12/chartex" xmlns:cx7="http://schemas.microsoft.com/office/drawing/2016/5/13/chartex" xmlns:cx8="http://schemas.microsoft.com/office/drawing/2016/5/14/chartex" xmlns:mc="http://schemas.openxmlformats.org/markup-compatibility/2006" xmlns:aink="http://schemas.microsoft.com/office/drawing/2016/ink" xmlns:am3d="http://schemas.microsoft.com/office/drawing/2017/model3d" xmlns:o="urn:schemas-microsoft-com:office:office" xmlns:r="http://schemas.openxmlformats.org/officeDocument/2006/relationships" xmlns:m="http://schemas.openxmlformats.org/officeDocument/2006/math" xmlns:v="urn:schemas-microsoft-com:vml" xmlns:wp14="http://schemas.microsoft.com/office/word/2010/wordprocessingDrawing" xmlns:wp="http://schemas.openxmlformats.org/drawingml/2006/wordprocessingDrawing" xmlns:w10="urn:schemas-microsoft-com:office:word" xmlns:w="http://schemas.openxmlformats.org/wordprocessingml/2006/main" xmlns:w14="http://schemas.microsoft.com/office/word/2010/wordml" xmlns:w15="http://schemas.microsoft.com/office/word/2012/wordml" xmlns:w16cex="http://schemas.microsoft.com/office/word/2018/wordml/cex" xmlns:w16cid="http://schemas.microsoft.com/office/word/2016/wordml/cid" xmlns:w16="http://schemas.microsoft.com/office/word/2018/wordml" xmlns:w16sdtdh="http://schemas.microsoft.com/office/word/2020/wordml/sdtdatahash" xmlns:w16se="http://schemas.microsoft.com/office/word/2015/wordml/symex" xmlns:wpg="http://schemas.microsoft.com/office/word/2010/wordprocessingGroup" xmlns:wpi="http://schemas.microsoft.com/office/word/2010/wordprocessingInk" xmlns:wne="http://schemas.microsoft.com/office/word/2006/wordml" xmlns:wps="http://schemas.microsoft.com/office/word/2010/wordprocessingShape" mc:Ignorable="w14 w15 w16se w16cid w16 w16cex w16sdtdh wp14">
+<w:ftr xmlns:wpc="http://schemas.microsoft.com/office/word/2010/wordprocessingCanvas" xmlns:mc="http://schemas.openxmlformats.org/markup-compatibility/2006" xmlns:o="urn:schemas-microsoft-com:office:office" xmlns:r="http://schemas.openxmlformats.org/officeDocument/2006/relationships" xmlns:m="http://schemas.openxmlformats.org/officeDocument/2006/math" xmlns:v="urn:schemas-microsoft-com:vml" xmlns:wp14="http://schemas.microsoft.com/office/word/2010/wordprocessingDrawing" xmlns:wp="http://schemas.openxmlformats.org/drawingml/2006/wordprocessingDrawing" xmlns:w10="urn:schemas-microsoft-com:office:word" xmlns:w="http://schemas.openxmlformats.org/wordprocessingml/2006/main" xmlns:w14="http://schemas.microsoft.com/office/word/2010/wordml" xmlns:wpg="http://schemas.microsoft.com/office/word/2010/wordprocessingGroup" xmlns:wpi="http://schemas.microsoft.com/office/word/2010/wordprocessingInk" xmlns:wne="http://schemas.microsoft.com/office/word/2006/wordml" xmlns:wps="http://schemas.microsoft.com/office/word/2010/wordprocessingShape" mc:Ignorable="w14 wp14">
   <w:p>
     <w:pPr>
       <w:pBdr>
@@ -22370,7 +21281,7 @@
 </file>
 
 <file path=word/footer2.xml><?xml version="1.0" encoding="utf-8"?>
-<w:ftr xmlns:wpc="http://schemas.microsoft.com/office/word/2010/wordprocessingCanvas" xmlns:cx="http://schemas.microsoft.com/office/drawing/2014/chartex" xmlns:cx1="http://schemas.microsoft.com/office/drawing/2015/9/8/chartex" xmlns:cx2="http://schemas.microsoft.com/office/drawing/2015/10/21/chartex" xmlns:cx3="http://schemas.microsoft.com/office/drawing/2016/5/9/chartex" xmlns:cx4="http://schemas.microsoft.com/office/drawing/2016/5/10/chartex" xmlns:cx5="http://schemas.microsoft.com/office/drawing/2016/5/11/chartex" xmlns:cx6="http://schemas.microsoft.com/office/drawing/2016/5/12/chartex" xmlns:cx7="http://schemas.microsoft.com/office/drawing/2016/5/13/chartex" xmlns:cx8="http://schemas.microsoft.com/office/drawing/2016/5/14/chartex" xmlns:mc="http://schemas.openxmlformats.org/markup-compatibility/2006" xmlns:aink="http://schemas.microsoft.com/office/drawing/2016/ink" xmlns:am3d="http://schemas.microsoft.com/office/drawing/2017/model3d" xmlns:o="urn:schemas-microsoft-com:office:office" xmlns:r="http://schemas.openxmlformats.org/officeDocument/2006/relationships" xmlns:m="http://schemas.openxmlformats.org/officeDocument/2006/math" xmlns:v="urn:schemas-microsoft-com:vml" xmlns:wp14="http://schemas.microsoft.com/office/word/2010/wordprocessingDrawing" xmlns:wp="http://schemas.openxmlformats.org/drawingml/2006/wordprocessingDrawing" xmlns:w10="urn:schemas-microsoft-com:office:word" xmlns:w="http://schemas.openxmlformats.org/wordprocessingml/2006/main" xmlns:w14="http://schemas.microsoft.com/office/word/2010/wordml" xmlns:w15="http://schemas.microsoft.com/office/word/2012/wordml" xmlns:w16cex="http://schemas.microsoft.com/office/word/2018/wordml/cex" xmlns:w16cid="http://schemas.microsoft.com/office/word/2016/wordml/cid" xmlns:w16="http://schemas.microsoft.com/office/word/2018/wordml" xmlns:w16sdtdh="http://schemas.microsoft.com/office/word/2020/wordml/sdtdatahash" xmlns:w16se="http://schemas.microsoft.com/office/word/2015/wordml/symex" xmlns:wpg="http://schemas.microsoft.com/office/word/2010/wordprocessingGroup" xmlns:wpi="http://schemas.microsoft.com/office/word/2010/wordprocessingInk" xmlns:wne="http://schemas.microsoft.com/office/word/2006/wordml" xmlns:wps="http://schemas.microsoft.com/office/word/2010/wordprocessingShape" mc:Ignorable="w14 w15 w16se w16cid w16 w16cex w16sdtdh wp14">
+<w:ftr xmlns:wpc="http://schemas.microsoft.com/office/word/2010/wordprocessingCanvas" xmlns:mc="http://schemas.openxmlformats.org/markup-compatibility/2006" xmlns:o="urn:schemas-microsoft-com:office:office" xmlns:r="http://schemas.openxmlformats.org/officeDocument/2006/relationships" xmlns:m="http://schemas.openxmlformats.org/officeDocument/2006/math" xmlns:v="urn:schemas-microsoft-com:vml" xmlns:wp14="http://schemas.microsoft.com/office/word/2010/wordprocessingDrawing" xmlns:wp="http://schemas.openxmlformats.org/drawingml/2006/wordprocessingDrawing" xmlns:w10="urn:schemas-microsoft-com:office:word" xmlns:w="http://schemas.openxmlformats.org/wordprocessingml/2006/main" xmlns:w14="http://schemas.microsoft.com/office/word/2010/wordml" xmlns:wpg="http://schemas.microsoft.com/office/word/2010/wordprocessingGroup" xmlns:wpi="http://schemas.microsoft.com/office/word/2010/wordprocessingInk" xmlns:wne="http://schemas.microsoft.com/office/word/2006/wordml" xmlns:wps="http://schemas.microsoft.com/office/word/2010/wordprocessingShape" mc:Ignorable="w14 wp14">
   <w:p>
     <w:pPr>
       <w:pBdr>
@@ -22440,27 +21351,7 @@
         <w:sz w:val="16"/>
         <w:szCs w:val="16"/>
       </w:rPr>
-      <w:t xml:space="preserve">Este documento es propiedad de la Administración Central del Distrito de Santiago de Cali. Prohibida su copia, alteración o modificación por cualquier medio, sin previa autorización del </w:t>
-    </w:r>
-    <w:proofErr w:type="gramStart"/>
-    <w:r>
-      <w:rPr>
-        <w:rFonts w:ascii="Arial" w:eastAsia="Arial" w:hAnsi="Arial" w:cs="Arial"/>
-        <w:color w:val="000000"/>
-        <w:sz w:val="16"/>
-        <w:szCs w:val="16"/>
-      </w:rPr>
-      <w:t>Alcalde</w:t>
-    </w:r>
-    <w:proofErr w:type="gramEnd"/>
-    <w:r>
-      <w:rPr>
-        <w:rFonts w:ascii="Arial" w:eastAsia="Arial" w:hAnsi="Arial" w:cs="Arial"/>
-        <w:color w:val="000000"/>
-        <w:sz w:val="16"/>
-        <w:szCs w:val="16"/>
-      </w:rPr>
-      <w:t>.</w:t>
+      <w:t>Este documento es propiedad de la Administración Central del Distrito de Santiago de Cali. Prohibida su copia, alteración o modificación por cualquier medio, sin previa autorización del Alcalde.</w:t>
     </w:r>
   </w:p>
   <w:p>
@@ -22524,7 +21415,7 @@
         <w:sz w:val="16"/>
         <w:szCs w:val="16"/>
       </w:rPr>
-      <w:t>1</w:t>
+      <w:t>10</w:t>
     </w:r>
     <w:r>
       <w:rPr>
@@ -22558,7 +21449,7 @@
 </file>
 
 <file path=word/footer3.xml><?xml version="1.0" encoding="utf-8"?>
-<w:ftr xmlns:wpc="http://schemas.microsoft.com/office/word/2010/wordprocessingCanvas" xmlns:cx="http://schemas.microsoft.com/office/drawing/2014/chartex" xmlns:cx1="http://schemas.microsoft.com/office/drawing/2015/9/8/chartex" xmlns:cx2="http://schemas.microsoft.com/office/drawing/2015/10/21/chartex" xmlns:cx3="http://schemas.microsoft.com/office/drawing/2016/5/9/chartex" xmlns:cx4="http://schemas.microsoft.com/office/drawing/2016/5/10/chartex" xmlns:cx5="http://schemas.microsoft.com/office/drawing/2016/5/11/chartex" xmlns:cx6="http://schemas.microsoft.com/office/drawing/2016/5/12/chartex" xmlns:cx7="http://schemas.microsoft.com/office/drawing/2016/5/13/chartex" xmlns:cx8="http://schemas.microsoft.com/office/drawing/2016/5/14/chartex" xmlns:mc="http://schemas.openxmlformats.org/markup-compatibility/2006" xmlns:aink="http://schemas.microsoft.com/office/drawing/2016/ink" xmlns:am3d="http://schemas.microsoft.com/office/drawing/2017/model3d" xmlns:o="urn:schemas-microsoft-com:office:office" xmlns:r="http://schemas.openxmlformats.org/officeDocument/2006/relationships" xmlns:m="http://schemas.openxmlformats.org/officeDocument/2006/math" xmlns:v="urn:schemas-microsoft-com:vml" xmlns:wp14="http://schemas.microsoft.com/office/word/2010/wordprocessingDrawing" xmlns:wp="http://schemas.openxmlformats.org/drawingml/2006/wordprocessingDrawing" xmlns:w10="urn:schemas-microsoft-com:office:word" xmlns:w="http://schemas.openxmlformats.org/wordprocessingml/2006/main" xmlns:w14="http://schemas.microsoft.com/office/word/2010/wordml" xmlns:w15="http://schemas.microsoft.com/office/word/2012/wordml" xmlns:w16cex="http://schemas.microsoft.com/office/word/2018/wordml/cex" xmlns:w16cid="http://schemas.microsoft.com/office/word/2016/wordml/cid" xmlns:w16="http://schemas.microsoft.com/office/word/2018/wordml" xmlns:w16sdtdh="http://schemas.microsoft.com/office/word/2020/wordml/sdtdatahash" xmlns:w16se="http://schemas.microsoft.com/office/word/2015/wordml/symex" xmlns:wpg="http://schemas.microsoft.com/office/word/2010/wordprocessingGroup" xmlns:wpi="http://schemas.microsoft.com/office/word/2010/wordprocessingInk" xmlns:wne="http://schemas.microsoft.com/office/word/2006/wordml" xmlns:wps="http://schemas.microsoft.com/office/word/2010/wordprocessingShape" mc:Ignorable="w14 w15 w16se w16cid w16 w16cex w16sdtdh wp14">
+<w:ftr xmlns:wpc="http://schemas.microsoft.com/office/word/2010/wordprocessingCanvas" xmlns:mc="http://schemas.openxmlformats.org/markup-compatibility/2006" xmlns:o="urn:schemas-microsoft-com:office:office" xmlns:r="http://schemas.openxmlformats.org/officeDocument/2006/relationships" xmlns:m="http://schemas.openxmlformats.org/officeDocument/2006/math" xmlns:v="urn:schemas-microsoft-com:vml" xmlns:wp14="http://schemas.microsoft.com/office/word/2010/wordprocessingDrawing" xmlns:wp="http://schemas.openxmlformats.org/drawingml/2006/wordprocessingDrawing" xmlns:w10="urn:schemas-microsoft-com:office:word" xmlns:w="http://schemas.openxmlformats.org/wordprocessingml/2006/main" xmlns:w14="http://schemas.microsoft.com/office/word/2010/wordml" xmlns:wpg="http://schemas.microsoft.com/office/word/2010/wordprocessingGroup" xmlns:wpi="http://schemas.microsoft.com/office/word/2010/wordprocessingInk" xmlns:wne="http://schemas.microsoft.com/office/word/2006/wordml" xmlns:wps="http://schemas.microsoft.com/office/word/2010/wordprocessingShape" mc:Ignorable="w14 wp14">
   <w:p>
     <w:pPr>
       <w:pBdr>
@@ -22631,7 +21522,7 @@
 </file>
 
 <file path=word/footer4.xml><?xml version="1.0" encoding="utf-8"?>
-<w:ftr xmlns:wpc="http://schemas.microsoft.com/office/word/2010/wordprocessingCanvas" xmlns:cx="http://schemas.microsoft.com/office/drawing/2014/chartex" xmlns:cx1="http://schemas.microsoft.com/office/drawing/2015/9/8/chartex" xmlns:cx2="http://schemas.microsoft.com/office/drawing/2015/10/21/chartex" xmlns:cx3="http://schemas.microsoft.com/office/drawing/2016/5/9/chartex" xmlns:cx4="http://schemas.microsoft.com/office/drawing/2016/5/10/chartex" xmlns:cx5="http://schemas.microsoft.com/office/drawing/2016/5/11/chartex" xmlns:cx6="http://schemas.microsoft.com/office/drawing/2016/5/12/chartex" xmlns:cx7="http://schemas.microsoft.com/office/drawing/2016/5/13/chartex" xmlns:cx8="http://schemas.microsoft.com/office/drawing/2016/5/14/chartex" xmlns:mc="http://schemas.openxmlformats.org/markup-compatibility/2006" xmlns:aink="http://schemas.microsoft.com/office/drawing/2016/ink" xmlns:am3d="http://schemas.microsoft.com/office/drawing/2017/model3d" xmlns:o="urn:schemas-microsoft-com:office:office" xmlns:r="http://schemas.openxmlformats.org/officeDocument/2006/relationships" xmlns:m="http://schemas.openxmlformats.org/officeDocument/2006/math" xmlns:v="urn:schemas-microsoft-com:vml" xmlns:wp14="http://schemas.microsoft.com/office/word/2010/wordprocessingDrawing" xmlns:wp="http://schemas.openxmlformats.org/drawingml/2006/wordprocessingDrawing" xmlns:w10="urn:schemas-microsoft-com:office:word" xmlns:w="http://schemas.openxmlformats.org/wordprocessingml/2006/main" xmlns:w14="http://schemas.microsoft.com/office/word/2010/wordml" xmlns:w15="http://schemas.microsoft.com/office/word/2012/wordml" xmlns:w16cex="http://schemas.microsoft.com/office/word/2018/wordml/cex" xmlns:w16cid="http://schemas.microsoft.com/office/word/2016/wordml/cid" xmlns:w16="http://schemas.microsoft.com/office/word/2018/wordml" xmlns:w16sdtdh="http://schemas.microsoft.com/office/word/2020/wordml/sdtdatahash" xmlns:w16se="http://schemas.microsoft.com/office/word/2015/wordml/symex" xmlns:wpg="http://schemas.microsoft.com/office/word/2010/wordprocessingGroup" xmlns:wpi="http://schemas.microsoft.com/office/word/2010/wordprocessingInk" xmlns:wne="http://schemas.microsoft.com/office/word/2006/wordml" xmlns:wps="http://schemas.microsoft.com/office/word/2010/wordprocessingShape" mc:Ignorable="w14 w15 w16se w16cid w16 w16cex w16sdtdh wp14">
+<w:ftr xmlns:wpc="http://schemas.microsoft.com/office/word/2010/wordprocessingCanvas" xmlns:mc="http://schemas.openxmlformats.org/markup-compatibility/2006" xmlns:o="urn:schemas-microsoft-com:office:office" xmlns:r="http://schemas.openxmlformats.org/officeDocument/2006/relationships" xmlns:m="http://schemas.openxmlformats.org/officeDocument/2006/math" xmlns:v="urn:schemas-microsoft-com:vml" xmlns:wp14="http://schemas.microsoft.com/office/word/2010/wordprocessingDrawing" xmlns:wp="http://schemas.openxmlformats.org/drawingml/2006/wordprocessingDrawing" xmlns:w10="urn:schemas-microsoft-com:office:word" xmlns:w="http://schemas.openxmlformats.org/wordprocessingml/2006/main" xmlns:w14="http://schemas.microsoft.com/office/word/2010/wordml" xmlns:wpg="http://schemas.microsoft.com/office/word/2010/wordprocessingGroup" xmlns:wpi="http://schemas.microsoft.com/office/word/2010/wordprocessingInk" xmlns:wne="http://schemas.microsoft.com/office/word/2006/wordml" xmlns:wps="http://schemas.microsoft.com/office/word/2010/wordprocessingShape" mc:Ignorable="w14 wp14">
   <w:p>
     <w:pPr>
       <w:pBdr>
@@ -22680,27 +21571,7 @@
         <w:sz w:val="16"/>
         <w:szCs w:val="16"/>
       </w:rPr>
-      <w:t xml:space="preserve">Este documento es propiedad de la Administración Central del Distrito de Santiago de Cali. Prohibida su copia, alteración o modificación por cualquier medio, sin previa autorización del </w:t>
-    </w:r>
-    <w:proofErr w:type="gramStart"/>
-    <w:r>
-      <w:rPr>
-        <w:rFonts w:ascii="Arial" w:eastAsia="Arial" w:hAnsi="Arial" w:cs="Arial"/>
-        <w:color w:val="000000"/>
-        <w:sz w:val="16"/>
-        <w:szCs w:val="16"/>
-      </w:rPr>
-      <w:t>Alcalde</w:t>
-    </w:r>
-    <w:proofErr w:type="gramEnd"/>
-    <w:r>
-      <w:rPr>
-        <w:rFonts w:ascii="Arial" w:eastAsia="Arial" w:hAnsi="Arial" w:cs="Arial"/>
-        <w:color w:val="000000"/>
-        <w:sz w:val="16"/>
-        <w:szCs w:val="16"/>
-      </w:rPr>
-      <w:t>.</w:t>
+      <w:t>Este documento es propiedad de la Administración Central del Distrito de Santiago de Cali. Prohibida su copia, alteración o modificación por cualquier medio, sin previa autorización del Alcalde.</w:t>
     </w:r>
   </w:p>
   <w:p>
@@ -22764,7 +21635,7 @@
         <w:sz w:val="16"/>
         <w:szCs w:val="16"/>
       </w:rPr>
-      <w:t>1</w:t>
+      <w:t>2</w:t>
     </w:r>
     <w:r>
       <w:rPr>
@@ -22789,7 +21660,7 @@
 </file>
 
 <file path=word/footer5.xml><?xml version="1.0" encoding="utf-8"?>
-<w:ftr xmlns:wpc="http://schemas.microsoft.com/office/word/2010/wordprocessingCanvas" xmlns:cx="http://schemas.microsoft.com/office/drawing/2014/chartex" xmlns:cx1="http://schemas.microsoft.com/office/drawing/2015/9/8/chartex" xmlns:cx2="http://schemas.microsoft.com/office/drawing/2015/10/21/chartex" xmlns:cx3="http://schemas.microsoft.com/office/drawing/2016/5/9/chartex" xmlns:cx4="http://schemas.microsoft.com/office/drawing/2016/5/10/chartex" xmlns:cx5="http://schemas.microsoft.com/office/drawing/2016/5/11/chartex" xmlns:cx6="http://schemas.microsoft.com/office/drawing/2016/5/12/chartex" xmlns:cx7="http://schemas.microsoft.com/office/drawing/2016/5/13/chartex" xmlns:cx8="http://schemas.microsoft.com/office/drawing/2016/5/14/chartex" xmlns:mc="http://schemas.openxmlformats.org/markup-compatibility/2006" xmlns:aink="http://schemas.microsoft.com/office/drawing/2016/ink" xmlns:am3d="http://schemas.microsoft.com/office/drawing/2017/model3d" xmlns:o="urn:schemas-microsoft-com:office:office" xmlns:r="http://schemas.openxmlformats.org/officeDocument/2006/relationships" xmlns:m="http://schemas.openxmlformats.org/officeDocument/2006/math" xmlns:v="urn:schemas-microsoft-com:vml" xmlns:wp14="http://schemas.microsoft.com/office/word/2010/wordprocessingDrawing" xmlns:wp="http://schemas.openxmlformats.org/drawingml/2006/wordprocessingDrawing" xmlns:w10="urn:schemas-microsoft-com:office:word" xmlns:w="http://schemas.openxmlformats.org/wordprocessingml/2006/main" xmlns:w14="http://schemas.microsoft.com/office/word/2010/wordml" xmlns:w15="http://schemas.microsoft.com/office/word/2012/wordml" xmlns:w16cex="http://schemas.microsoft.com/office/word/2018/wordml/cex" xmlns:w16cid="http://schemas.microsoft.com/office/word/2016/wordml/cid" xmlns:w16="http://schemas.microsoft.com/office/word/2018/wordml" xmlns:w16sdtdh="http://schemas.microsoft.com/office/word/2020/wordml/sdtdatahash" xmlns:w16se="http://schemas.microsoft.com/office/word/2015/wordml/symex" xmlns:wpg="http://schemas.microsoft.com/office/word/2010/wordprocessingGroup" xmlns:wpi="http://schemas.microsoft.com/office/word/2010/wordprocessingInk" xmlns:wne="http://schemas.microsoft.com/office/word/2006/wordml" xmlns:wps="http://schemas.microsoft.com/office/word/2010/wordprocessingShape" mc:Ignorable="w14 w15 w16se w16cid w16 w16cex w16sdtdh wp14">
+<w:ftr xmlns:wpc="http://schemas.microsoft.com/office/word/2010/wordprocessingCanvas" xmlns:mc="http://schemas.openxmlformats.org/markup-compatibility/2006" xmlns:o="urn:schemas-microsoft-com:office:office" xmlns:r="http://schemas.openxmlformats.org/officeDocument/2006/relationships" xmlns:m="http://schemas.openxmlformats.org/officeDocument/2006/math" xmlns:v="urn:schemas-microsoft-com:vml" xmlns:wp14="http://schemas.microsoft.com/office/word/2010/wordprocessingDrawing" xmlns:wp="http://schemas.openxmlformats.org/drawingml/2006/wordprocessingDrawing" xmlns:w10="urn:schemas-microsoft-com:office:word" xmlns:w="http://schemas.openxmlformats.org/wordprocessingml/2006/main" xmlns:w14="http://schemas.microsoft.com/office/word/2010/wordml" xmlns:wpg="http://schemas.microsoft.com/office/word/2010/wordprocessingGroup" xmlns:wpi="http://schemas.microsoft.com/office/word/2010/wordprocessingInk" xmlns:wne="http://schemas.microsoft.com/office/word/2006/wordml" xmlns:wps="http://schemas.microsoft.com/office/word/2010/wordprocessingShape" mc:Ignorable="w14 wp14">
   <w:p>
     <w:pPr>
       <w:pBdr>
@@ -22882,27 +21753,7 @@
         <w:sz w:val="16"/>
         <w:szCs w:val="16"/>
       </w:rPr>
-      <w:t xml:space="preserve">Este documento es propiedad de la Administración Central del Distrito de Santiago de Cali. Prohibida su copia, alteración o modificación por cualquier medio, sin previa autorización del </w:t>
-    </w:r>
-    <w:proofErr w:type="gramStart"/>
-    <w:r>
-      <w:rPr>
-        <w:rFonts w:ascii="Arial" w:eastAsia="Arial" w:hAnsi="Arial" w:cs="Arial"/>
-        <w:color w:val="000000"/>
-        <w:sz w:val="16"/>
-        <w:szCs w:val="16"/>
-      </w:rPr>
-      <w:t>Alcalde</w:t>
-    </w:r>
-    <w:proofErr w:type="gramEnd"/>
-    <w:r>
-      <w:rPr>
-        <w:rFonts w:ascii="Arial" w:eastAsia="Arial" w:hAnsi="Arial" w:cs="Arial"/>
-        <w:color w:val="000000"/>
-        <w:sz w:val="16"/>
-        <w:szCs w:val="16"/>
-      </w:rPr>
-      <w:t>.</w:t>
+      <w:t>Este documento es propiedad de la Administración Central del Distrito de Santiago de Cali. Prohibida su copia, alteración o modificación por cualquier medio, sin previa autorización del Alcalde.</w:t>
     </w:r>
   </w:p>
   <w:p>
@@ -22966,7 +21817,7 @@
         <w:sz w:val="16"/>
         <w:szCs w:val="16"/>
       </w:rPr>
-      <w:t>1</w:t>
+      <w:t>2</w:t>
     </w:r>
     <w:r>
       <w:rPr>
@@ -22999,7 +21850,7 @@
 </file>
 
 <file path=word/footer6.xml><?xml version="1.0" encoding="utf-8"?>
-<w:ftr xmlns:wpc="http://schemas.microsoft.com/office/word/2010/wordprocessingCanvas" xmlns:cx="http://schemas.microsoft.com/office/drawing/2014/chartex" xmlns:cx1="http://schemas.microsoft.com/office/drawing/2015/9/8/chartex" xmlns:cx2="http://schemas.microsoft.com/office/drawing/2015/10/21/chartex" xmlns:cx3="http://schemas.microsoft.com/office/drawing/2016/5/9/chartex" xmlns:cx4="http://schemas.microsoft.com/office/drawing/2016/5/10/chartex" xmlns:cx5="http://schemas.microsoft.com/office/drawing/2016/5/11/chartex" xmlns:cx6="http://schemas.microsoft.com/office/drawing/2016/5/12/chartex" xmlns:cx7="http://schemas.microsoft.com/office/drawing/2016/5/13/chartex" xmlns:cx8="http://schemas.microsoft.com/office/drawing/2016/5/14/chartex" xmlns:mc="http://schemas.openxmlformats.org/markup-compatibility/2006" xmlns:aink="http://schemas.microsoft.com/office/drawing/2016/ink" xmlns:am3d="http://schemas.microsoft.com/office/drawing/2017/model3d" xmlns:o="urn:schemas-microsoft-com:office:office" xmlns:r="http://schemas.openxmlformats.org/officeDocument/2006/relationships" xmlns:m="http://schemas.openxmlformats.org/officeDocument/2006/math" xmlns:v="urn:schemas-microsoft-com:vml" xmlns:wp14="http://schemas.microsoft.com/office/word/2010/wordprocessingDrawing" xmlns:wp="http://schemas.openxmlformats.org/drawingml/2006/wordprocessingDrawing" xmlns:w10="urn:schemas-microsoft-com:office:word" xmlns:w="http://schemas.openxmlformats.org/wordprocessingml/2006/main" xmlns:w14="http://schemas.microsoft.com/office/word/2010/wordml" xmlns:w15="http://schemas.microsoft.com/office/word/2012/wordml" xmlns:w16cex="http://schemas.microsoft.com/office/word/2018/wordml/cex" xmlns:w16cid="http://schemas.microsoft.com/office/word/2016/wordml/cid" xmlns:w16="http://schemas.microsoft.com/office/word/2018/wordml" xmlns:w16sdtdh="http://schemas.microsoft.com/office/word/2020/wordml/sdtdatahash" xmlns:w16se="http://schemas.microsoft.com/office/word/2015/wordml/symex" xmlns:wpg="http://schemas.microsoft.com/office/word/2010/wordprocessingGroup" xmlns:wpi="http://schemas.microsoft.com/office/word/2010/wordprocessingInk" xmlns:wne="http://schemas.microsoft.com/office/word/2006/wordml" xmlns:wps="http://schemas.microsoft.com/office/word/2010/wordprocessingShape" mc:Ignorable="w14 w15 w16se w16cid w16 w16cex w16sdtdh wp14">
+<w:ftr xmlns:wpc="http://schemas.microsoft.com/office/word/2010/wordprocessingCanvas" xmlns:mc="http://schemas.openxmlformats.org/markup-compatibility/2006" xmlns:o="urn:schemas-microsoft-com:office:office" xmlns:r="http://schemas.openxmlformats.org/officeDocument/2006/relationships" xmlns:m="http://schemas.openxmlformats.org/officeDocument/2006/math" xmlns:v="urn:schemas-microsoft-com:vml" xmlns:wp14="http://schemas.microsoft.com/office/word/2010/wordprocessingDrawing" xmlns:wp="http://schemas.openxmlformats.org/drawingml/2006/wordprocessingDrawing" xmlns:w10="urn:schemas-microsoft-com:office:word" xmlns:w="http://schemas.openxmlformats.org/wordprocessingml/2006/main" xmlns:w14="http://schemas.microsoft.com/office/word/2010/wordml" xmlns:wpg="http://schemas.microsoft.com/office/word/2010/wordprocessingGroup" xmlns:wpi="http://schemas.microsoft.com/office/word/2010/wordprocessingInk" xmlns:wne="http://schemas.microsoft.com/office/word/2006/wordml" xmlns:wps="http://schemas.microsoft.com/office/word/2010/wordprocessingShape" mc:Ignorable="w14 wp14">
   <w:p>
     <w:pPr>
       <w:pBdr>
@@ -23092,27 +21943,7 @@
         <w:sz w:val="16"/>
         <w:szCs w:val="16"/>
       </w:rPr>
-      <w:t xml:space="preserve">Este documento es propiedad de la Administración Central del Distrito de Santiago de Cali. Prohibida su copia, alteración o modificación por cualquier medio, sin previa autorización del </w:t>
-    </w:r>
-    <w:proofErr w:type="gramStart"/>
-    <w:r>
-      <w:rPr>
-        <w:rFonts w:ascii="Arial" w:eastAsia="Arial" w:hAnsi="Arial" w:cs="Arial"/>
-        <w:color w:val="000000"/>
-        <w:sz w:val="16"/>
-        <w:szCs w:val="16"/>
-      </w:rPr>
-      <w:t>Alcalde</w:t>
-    </w:r>
-    <w:proofErr w:type="gramEnd"/>
-    <w:r>
-      <w:rPr>
-        <w:rFonts w:ascii="Arial" w:eastAsia="Arial" w:hAnsi="Arial" w:cs="Arial"/>
-        <w:color w:val="000000"/>
-        <w:sz w:val="16"/>
-        <w:szCs w:val="16"/>
-      </w:rPr>
-      <w:t>.</w:t>
+      <w:t>Este documento es propiedad de la Administración Central del Distrito de Santiago de Cali. Prohibida su copia, alteración o modificación por cualquier medio, sin previa autorización del Alcalde.</w:t>
     </w:r>
   </w:p>
   <w:p>
@@ -23178,7 +22009,7 @@
         <w:sz w:val="16"/>
         <w:szCs w:val="16"/>
       </w:rPr>
-      <w:t>1</w:t>
+      <w:t>2</w:t>
     </w:r>
     <w:r>
       <w:rPr>
@@ -23231,7 +22062,7 @@
 </file>
 
 <file path=word/footer7.xml><?xml version="1.0" encoding="utf-8"?>
-<w:ftr xmlns:wpc="http://schemas.microsoft.com/office/word/2010/wordprocessingCanvas" xmlns:cx="http://schemas.microsoft.com/office/drawing/2014/chartex" xmlns:cx1="http://schemas.microsoft.com/office/drawing/2015/9/8/chartex" xmlns:cx2="http://schemas.microsoft.com/office/drawing/2015/10/21/chartex" xmlns:cx3="http://schemas.microsoft.com/office/drawing/2016/5/9/chartex" xmlns:cx4="http://schemas.microsoft.com/office/drawing/2016/5/10/chartex" xmlns:cx5="http://schemas.microsoft.com/office/drawing/2016/5/11/chartex" xmlns:cx6="http://schemas.microsoft.com/office/drawing/2016/5/12/chartex" xmlns:cx7="http://schemas.microsoft.com/office/drawing/2016/5/13/chartex" xmlns:cx8="http://schemas.microsoft.com/office/drawing/2016/5/14/chartex" xmlns:mc="http://schemas.openxmlformats.org/markup-compatibility/2006" xmlns:aink="http://schemas.microsoft.com/office/drawing/2016/ink" xmlns:am3d="http://schemas.microsoft.com/office/drawing/2017/model3d" xmlns:o="urn:schemas-microsoft-com:office:office" xmlns:r="http://schemas.openxmlformats.org/officeDocument/2006/relationships" xmlns:m="http://schemas.openxmlformats.org/officeDocument/2006/math" xmlns:v="urn:schemas-microsoft-com:vml" xmlns:wp14="http://schemas.microsoft.com/office/word/2010/wordprocessingDrawing" xmlns:wp="http://schemas.openxmlformats.org/drawingml/2006/wordprocessingDrawing" xmlns:w10="urn:schemas-microsoft-com:office:word" xmlns:w="http://schemas.openxmlformats.org/wordprocessingml/2006/main" xmlns:w14="http://schemas.microsoft.com/office/word/2010/wordml" xmlns:w15="http://schemas.microsoft.com/office/word/2012/wordml" xmlns:w16cex="http://schemas.microsoft.com/office/word/2018/wordml/cex" xmlns:w16cid="http://schemas.microsoft.com/office/word/2016/wordml/cid" xmlns:w16="http://schemas.microsoft.com/office/word/2018/wordml" xmlns:w16sdtdh="http://schemas.microsoft.com/office/word/2020/wordml/sdtdatahash" xmlns:w16se="http://schemas.microsoft.com/office/word/2015/wordml/symex" xmlns:wpg="http://schemas.microsoft.com/office/word/2010/wordprocessingGroup" xmlns:wpi="http://schemas.microsoft.com/office/word/2010/wordprocessingInk" xmlns:wne="http://schemas.microsoft.com/office/word/2006/wordml" xmlns:wps="http://schemas.microsoft.com/office/word/2010/wordprocessingShape" mc:Ignorable="w14 w15 w16se w16cid w16 w16cex w16sdtdh wp14">
+<w:ftr xmlns:wpc="http://schemas.microsoft.com/office/word/2010/wordprocessingCanvas" xmlns:mc="http://schemas.openxmlformats.org/markup-compatibility/2006" xmlns:o="urn:schemas-microsoft-com:office:office" xmlns:r="http://schemas.openxmlformats.org/officeDocument/2006/relationships" xmlns:m="http://schemas.openxmlformats.org/officeDocument/2006/math" xmlns:v="urn:schemas-microsoft-com:vml" xmlns:wp14="http://schemas.microsoft.com/office/word/2010/wordprocessingDrawing" xmlns:wp="http://schemas.openxmlformats.org/drawingml/2006/wordprocessingDrawing" xmlns:w10="urn:schemas-microsoft-com:office:word" xmlns:w="http://schemas.openxmlformats.org/wordprocessingml/2006/main" xmlns:w14="http://schemas.microsoft.com/office/word/2010/wordml" xmlns:wpg="http://schemas.microsoft.com/office/word/2010/wordprocessingGroup" xmlns:wpi="http://schemas.microsoft.com/office/word/2010/wordprocessingInk" xmlns:wne="http://schemas.microsoft.com/office/word/2006/wordml" xmlns:wps="http://schemas.microsoft.com/office/word/2010/wordprocessingShape" mc:Ignorable="w14 wp14">
   <w:p>
     <w:pPr>
       <w:pBdr>
@@ -23324,27 +22155,7 @@
         <w:sz w:val="16"/>
         <w:szCs w:val="16"/>
       </w:rPr>
-      <w:t xml:space="preserve">Este documento es propiedad de la Administración Central del Distrito de Santiago de Cali. Prohibida su copia, alteración o modificación por cualquier medio, sin previa autorización del </w:t>
-    </w:r>
-    <w:proofErr w:type="gramStart"/>
-    <w:r>
-      <w:rPr>
-        <w:rFonts w:ascii="Arial" w:eastAsia="Arial" w:hAnsi="Arial" w:cs="Arial"/>
-        <w:color w:val="000000"/>
-        <w:sz w:val="16"/>
-        <w:szCs w:val="16"/>
-      </w:rPr>
-      <w:t>Alcalde</w:t>
-    </w:r>
-    <w:proofErr w:type="gramEnd"/>
-    <w:r>
-      <w:rPr>
-        <w:rFonts w:ascii="Arial" w:eastAsia="Arial" w:hAnsi="Arial" w:cs="Arial"/>
-        <w:color w:val="000000"/>
-        <w:sz w:val="16"/>
-        <w:szCs w:val="16"/>
-      </w:rPr>
-      <w:t>.</w:t>
+      <w:t>Este documento es propiedad de la Administración Central del Distrito de Santiago de Cali. Prohibida su copia, alteración o modificación por cualquier medio, sin previa autorización del Alcalde.</w:t>
     </w:r>
   </w:p>
   <w:p>
@@ -23433,7 +22244,7 @@
 </file>
 
 <file path=word/footnotes.xml><?xml version="1.0" encoding="utf-8"?>
-<w:footnotes xmlns:wpc="http://schemas.microsoft.com/office/word/2010/wordprocessingCanvas" xmlns:cx="http://schemas.microsoft.com/office/drawing/2014/chartex" xmlns:cx1="http://schemas.microsoft.com/office/drawing/2015/9/8/chartex" xmlns:cx2="http://schemas.microsoft.com/office/drawing/2015/10/21/chartex" xmlns:cx3="http://schemas.microsoft.com/office/drawing/2016/5/9/chartex" xmlns:cx4="http://schemas.microsoft.com/office/drawing/2016/5/10/chartex" xmlns:cx5="http://schemas.microsoft.com/office/drawing/2016/5/11/chartex" xmlns:cx6="http://schemas.microsoft.com/office/drawing/2016/5/12/chartex" xmlns:cx7="http://schemas.microsoft.com/office/drawing/2016/5/13/chartex" xmlns:cx8="http://schemas.microsoft.com/office/drawing/2016/5/14/chartex" xmlns:mc="http://schemas.openxmlformats.org/markup-compatibility/2006" xmlns:aink="http://schemas.microsoft.com/office/drawing/2016/ink" xmlns:am3d="http://schemas.microsoft.com/office/drawing/2017/model3d" xmlns:o="urn:schemas-microsoft-com:office:office" xmlns:r="http://schemas.openxmlformats.org/officeDocument/2006/relationships" xmlns:m="http://schemas.openxmlformats.org/officeDocument/2006/math" xmlns:v="urn:schemas-microsoft-com:vml" xmlns:wp14="http://schemas.microsoft.com/office/word/2010/wordprocessingDrawing" xmlns:wp="http://schemas.openxmlformats.org/drawingml/2006/wordprocessingDrawing" xmlns:w10="urn:schemas-microsoft-com:office:word" xmlns:w="http://schemas.openxmlformats.org/wordprocessingml/2006/main" xmlns:w14="http://schemas.microsoft.com/office/word/2010/wordml" xmlns:w15="http://schemas.microsoft.com/office/word/2012/wordml" xmlns:w16cex="http://schemas.microsoft.com/office/word/2018/wordml/cex" xmlns:w16cid="http://schemas.microsoft.com/office/word/2016/wordml/cid" xmlns:w16="http://schemas.microsoft.com/office/word/2018/wordml" xmlns:w16sdtdh="http://schemas.microsoft.com/office/word/2020/wordml/sdtdatahash" xmlns:w16se="http://schemas.microsoft.com/office/word/2015/wordml/symex" xmlns:wpg="http://schemas.microsoft.com/office/word/2010/wordprocessingGroup" xmlns:wpi="http://schemas.microsoft.com/office/word/2010/wordprocessingInk" xmlns:wne="http://schemas.microsoft.com/office/word/2006/wordml" xmlns:wps="http://schemas.microsoft.com/office/word/2010/wordprocessingShape" mc:Ignorable="w14 w15 w16se w16cid w16 w16cex w16sdtdh wp14">
+<w:footnotes xmlns:wpc="http://schemas.microsoft.com/office/word/2010/wordprocessingCanvas" xmlns:mc="http://schemas.openxmlformats.org/markup-compatibility/2006" xmlns:o="urn:schemas-microsoft-com:office:office" xmlns:r="http://schemas.openxmlformats.org/officeDocument/2006/relationships" xmlns:m="http://schemas.openxmlformats.org/officeDocument/2006/math" xmlns:v="urn:schemas-microsoft-com:vml" xmlns:wp14="http://schemas.microsoft.com/office/word/2010/wordprocessingDrawing" xmlns:wp="http://schemas.openxmlformats.org/drawingml/2006/wordprocessingDrawing" xmlns:w10="urn:schemas-microsoft-com:office:word" xmlns:w="http://schemas.openxmlformats.org/wordprocessingml/2006/main" xmlns:w14="http://schemas.microsoft.com/office/word/2010/wordml" xmlns:wpg="http://schemas.microsoft.com/office/word/2010/wordprocessingGroup" xmlns:wpi="http://schemas.microsoft.com/office/word/2010/wordprocessingInk" xmlns:wne="http://schemas.microsoft.com/office/word/2006/wordml" xmlns:wps="http://schemas.microsoft.com/office/word/2010/wordprocessingShape" mc:Ignorable="w14 wp14">
   <w:footnote w:type="separator" w:id="-1">
     <w:p>
       <w:r>
@@ -23474,7 +22285,7 @@
 </file>
 
 <file path=word/header1.xml><?xml version="1.0" encoding="utf-8"?>
-<w:hdr xmlns:wpc="http://schemas.microsoft.com/office/word/2010/wordprocessingCanvas" xmlns:cx="http://schemas.microsoft.com/office/drawing/2014/chartex" xmlns:cx1="http://schemas.microsoft.com/office/drawing/2015/9/8/chartex" xmlns:cx2="http://schemas.microsoft.com/office/drawing/2015/10/21/chartex" xmlns:cx3="http://schemas.microsoft.com/office/drawing/2016/5/9/chartex" xmlns:cx4="http://schemas.microsoft.com/office/drawing/2016/5/10/chartex" xmlns:cx5="http://schemas.microsoft.com/office/drawing/2016/5/11/chartex" xmlns:cx6="http://schemas.microsoft.com/office/drawing/2016/5/12/chartex" xmlns:cx7="http://schemas.microsoft.com/office/drawing/2016/5/13/chartex" xmlns:cx8="http://schemas.microsoft.com/office/drawing/2016/5/14/chartex" xmlns:mc="http://schemas.openxmlformats.org/markup-compatibility/2006" xmlns:aink="http://schemas.microsoft.com/office/drawing/2016/ink" xmlns:am3d="http://schemas.microsoft.com/office/drawing/2017/model3d" xmlns:o="urn:schemas-microsoft-com:office:office" xmlns:r="http://schemas.openxmlformats.org/officeDocument/2006/relationships" xmlns:m="http://schemas.openxmlformats.org/officeDocument/2006/math" xmlns:v="urn:schemas-microsoft-com:vml" xmlns:wp14="http://schemas.microsoft.com/office/word/2010/wordprocessingDrawing" xmlns:wp="http://schemas.openxmlformats.org/drawingml/2006/wordprocessingDrawing" xmlns:w10="urn:schemas-microsoft-com:office:word" xmlns:w="http://schemas.openxmlformats.org/wordprocessingml/2006/main" xmlns:w14="http://schemas.microsoft.com/office/word/2010/wordml" xmlns:w15="http://schemas.microsoft.com/office/word/2012/wordml" xmlns:w16cex="http://schemas.microsoft.com/office/word/2018/wordml/cex" xmlns:w16cid="http://schemas.microsoft.com/office/word/2016/wordml/cid" xmlns:w16="http://schemas.microsoft.com/office/word/2018/wordml" xmlns:w16sdtdh="http://schemas.microsoft.com/office/word/2020/wordml/sdtdatahash" xmlns:w16se="http://schemas.microsoft.com/office/word/2015/wordml/symex" xmlns:wpg="http://schemas.microsoft.com/office/word/2010/wordprocessingGroup" xmlns:wpi="http://schemas.microsoft.com/office/word/2010/wordprocessingInk" xmlns:wne="http://schemas.microsoft.com/office/word/2006/wordml" xmlns:wps="http://schemas.microsoft.com/office/word/2010/wordprocessingShape" mc:Ignorable="w14 w15 w16se w16cid w16 w16cex w16sdtdh wp14">
+<w:hdr xmlns:wpc="http://schemas.microsoft.com/office/word/2010/wordprocessingCanvas" xmlns:mc="http://schemas.openxmlformats.org/markup-compatibility/2006" xmlns:o="urn:schemas-microsoft-com:office:office" xmlns:r="http://schemas.openxmlformats.org/officeDocument/2006/relationships" xmlns:m="http://schemas.openxmlformats.org/officeDocument/2006/math" xmlns:v="urn:schemas-microsoft-com:vml" xmlns:wp14="http://schemas.microsoft.com/office/word/2010/wordprocessingDrawing" xmlns:wp="http://schemas.openxmlformats.org/drawingml/2006/wordprocessingDrawing" xmlns:w10="urn:schemas-microsoft-com:office:word" xmlns:w="http://schemas.openxmlformats.org/wordprocessingml/2006/main" xmlns:w14="http://schemas.microsoft.com/office/word/2010/wordml" xmlns:wpg="http://schemas.microsoft.com/office/word/2010/wordprocessingGroup" xmlns:wpi="http://schemas.microsoft.com/office/word/2010/wordprocessingInk" xmlns:wne="http://schemas.microsoft.com/office/word/2006/wordml" xmlns:wps="http://schemas.microsoft.com/office/word/2010/wordprocessingShape" mc:Ignorable="w14 wp14">
   <w:p>
     <w:pPr>
       <w:widowControl w:val="0"/>
@@ -23549,6 +22360,7 @@
               <w:color w:val="000000"/>
               <w:sz w:val="14"/>
               <w:szCs w:val="14"/>
+              <w:lang w:val="es-CO"/>
             </w:rPr>
             <w:drawing>
               <wp:inline distT="0" distB="0" distL="0" distR="0" wp14:anchorId="57BB4C1F" wp14:editId="47641CF9">
@@ -23669,7 +22481,6 @@
         </w:tcPr>
         <w:p>
           <w:pPr>
-            <w:widowControl/>
             <w:pBdr>
               <w:top w:val="nil"/>
               <w:left w:val="nil"/>
@@ -23699,7 +22510,6 @@
         </w:p>
         <w:p>
           <w:pPr>
-            <w:widowControl/>
             <w:pBdr>
               <w:top w:val="nil"/>
               <w:left w:val="nil"/>
@@ -23786,8 +22596,8 @@
               <w:szCs w:val="24"/>
             </w:rPr>
           </w:pPr>
-          <w:bookmarkStart w:id="5" w:name="_heading=h.sny5e4lw5efi" w:colFirst="0" w:colLast="0"/>
-          <w:bookmarkEnd w:id="5"/>
+          <w:bookmarkStart w:id="6" w:name="_heading=h.sny5e4lw5efi" w:colFirst="0" w:colLast="0"/>
+          <w:bookmarkEnd w:id="6"/>
           <w:r>
             <w:rPr>
               <w:rFonts w:ascii="Arial" w:eastAsia="Arial" w:hAnsi="Arial" w:cs="Arial"/>
@@ -23820,25 +22630,7 @@
               <w:color w:val="000000"/>
               <w:highlight w:val="white"/>
             </w:rPr>
-            <w:t>MAJA01.04.</w:t>
-          </w:r>
-          <w:proofErr w:type="gramStart"/>
-          <w:r>
-            <w:rPr>
-              <w:rFonts w:ascii="Arial" w:eastAsia="Arial" w:hAnsi="Arial" w:cs="Arial"/>
-              <w:color w:val="000000"/>
-              <w:highlight w:val="white"/>
-            </w:rPr>
-            <w:t>01.P002.F</w:t>
-          </w:r>
-          <w:proofErr w:type="gramEnd"/>
-          <w:r>
-            <w:rPr>
-              <w:rFonts w:ascii="Arial" w:eastAsia="Arial" w:hAnsi="Arial" w:cs="Arial"/>
-              <w:color w:val="000000"/>
-              <w:highlight w:val="white"/>
-            </w:rPr>
-            <w:t>001</w:t>
+            <w:t>MAJA01.04.01.P002.F001</w:t>
           </w:r>
         </w:p>
       </w:tc>
@@ -23993,7 +22785,7 @@
 </file>
 
 <file path=word/header2.xml><?xml version="1.0" encoding="utf-8"?>
-<w:hdr xmlns:wpc="http://schemas.microsoft.com/office/word/2010/wordprocessingCanvas" xmlns:cx="http://schemas.microsoft.com/office/drawing/2014/chartex" xmlns:cx1="http://schemas.microsoft.com/office/drawing/2015/9/8/chartex" xmlns:cx2="http://schemas.microsoft.com/office/drawing/2015/10/21/chartex" xmlns:cx3="http://schemas.microsoft.com/office/drawing/2016/5/9/chartex" xmlns:cx4="http://schemas.microsoft.com/office/drawing/2016/5/10/chartex" xmlns:cx5="http://schemas.microsoft.com/office/drawing/2016/5/11/chartex" xmlns:cx6="http://schemas.microsoft.com/office/drawing/2016/5/12/chartex" xmlns:cx7="http://schemas.microsoft.com/office/drawing/2016/5/13/chartex" xmlns:cx8="http://schemas.microsoft.com/office/drawing/2016/5/14/chartex" xmlns:mc="http://schemas.openxmlformats.org/markup-compatibility/2006" xmlns:aink="http://schemas.microsoft.com/office/drawing/2016/ink" xmlns:am3d="http://schemas.microsoft.com/office/drawing/2017/model3d" xmlns:o="urn:schemas-microsoft-com:office:office" xmlns:r="http://schemas.openxmlformats.org/officeDocument/2006/relationships" xmlns:m="http://schemas.openxmlformats.org/officeDocument/2006/math" xmlns:v="urn:schemas-microsoft-com:vml" xmlns:wp14="http://schemas.microsoft.com/office/word/2010/wordprocessingDrawing" xmlns:wp="http://schemas.openxmlformats.org/drawingml/2006/wordprocessingDrawing" xmlns:w10="urn:schemas-microsoft-com:office:word" xmlns:w="http://schemas.openxmlformats.org/wordprocessingml/2006/main" xmlns:w14="http://schemas.microsoft.com/office/word/2010/wordml" xmlns:w15="http://schemas.microsoft.com/office/word/2012/wordml" xmlns:w16cex="http://schemas.microsoft.com/office/word/2018/wordml/cex" xmlns:w16cid="http://schemas.microsoft.com/office/word/2016/wordml/cid" xmlns:w16="http://schemas.microsoft.com/office/word/2018/wordml" xmlns:w16sdtdh="http://schemas.microsoft.com/office/word/2020/wordml/sdtdatahash" xmlns:w16se="http://schemas.microsoft.com/office/word/2015/wordml/symex" xmlns:wpg="http://schemas.microsoft.com/office/word/2010/wordprocessingGroup" xmlns:wpi="http://schemas.microsoft.com/office/word/2010/wordprocessingInk" xmlns:wne="http://schemas.microsoft.com/office/word/2006/wordml" xmlns:wps="http://schemas.microsoft.com/office/word/2010/wordprocessingShape" mc:Ignorable="w14 w15 w16se w16cid w16 w16cex w16sdtdh wp14">
+<w:hdr xmlns:wpc="http://schemas.microsoft.com/office/word/2010/wordprocessingCanvas" xmlns:mc="http://schemas.openxmlformats.org/markup-compatibility/2006" xmlns:o="urn:schemas-microsoft-com:office:office" xmlns:r="http://schemas.openxmlformats.org/officeDocument/2006/relationships" xmlns:m="http://schemas.openxmlformats.org/officeDocument/2006/math" xmlns:v="urn:schemas-microsoft-com:vml" xmlns:wp14="http://schemas.microsoft.com/office/word/2010/wordprocessingDrawing" xmlns:wp="http://schemas.openxmlformats.org/drawingml/2006/wordprocessingDrawing" xmlns:w10="urn:schemas-microsoft-com:office:word" xmlns:w="http://schemas.openxmlformats.org/wordprocessingml/2006/main" xmlns:w14="http://schemas.microsoft.com/office/word/2010/wordml" xmlns:wpg="http://schemas.microsoft.com/office/word/2010/wordprocessingGroup" xmlns:wpi="http://schemas.microsoft.com/office/word/2010/wordprocessingInk" xmlns:wne="http://schemas.microsoft.com/office/word/2006/wordml" xmlns:wps="http://schemas.microsoft.com/office/word/2010/wordprocessingShape" mc:Ignorable="w14 wp14">
   <w:p>
     <w:pPr>
       <w:widowControl w:val="0"/>
@@ -24074,6 +22866,7 @@
           <w:r>
             <w:rPr>
               <w:noProof/>
+              <w:lang w:val="es-CO"/>
             </w:rPr>
             <w:drawing>
               <wp:anchor distT="0" distB="0" distL="114300" distR="114300" simplePos="0" relativeHeight="251658240" behindDoc="0" locked="0" layoutInCell="1" hidden="0" allowOverlap="1" wp14:anchorId="66B862E2" wp14:editId="4AB65D8E">
@@ -24384,19 +23177,8 @@
               <w:sz w:val="16"/>
               <w:szCs w:val="16"/>
             </w:rPr>
-            <w:t xml:space="preserve"> </w:t>
+            <w:t xml:space="preserve"> de  3</w:t>
           </w:r>
-          <w:proofErr w:type="gramStart"/>
-          <w:r>
-            <w:rPr>
-              <w:rFonts w:ascii="Arial" w:eastAsia="Arial" w:hAnsi="Arial" w:cs="Arial"/>
-              <w:color w:val="000000"/>
-              <w:sz w:val="16"/>
-              <w:szCs w:val="16"/>
-            </w:rPr>
-            <w:t>de  3</w:t>
-          </w:r>
-          <w:proofErr w:type="gramEnd"/>
         </w:p>
       </w:tc>
     </w:tr>
@@ -24554,7 +23336,7 @@
 </file>
 
 <file path=word/header3.xml><?xml version="1.0" encoding="utf-8"?>
-<w:hdr xmlns:wpc="http://schemas.microsoft.com/office/word/2010/wordprocessingCanvas" xmlns:cx="http://schemas.microsoft.com/office/drawing/2014/chartex" xmlns:cx1="http://schemas.microsoft.com/office/drawing/2015/9/8/chartex" xmlns:cx2="http://schemas.microsoft.com/office/drawing/2015/10/21/chartex" xmlns:cx3="http://schemas.microsoft.com/office/drawing/2016/5/9/chartex" xmlns:cx4="http://schemas.microsoft.com/office/drawing/2016/5/10/chartex" xmlns:cx5="http://schemas.microsoft.com/office/drawing/2016/5/11/chartex" xmlns:cx6="http://schemas.microsoft.com/office/drawing/2016/5/12/chartex" xmlns:cx7="http://schemas.microsoft.com/office/drawing/2016/5/13/chartex" xmlns:cx8="http://schemas.microsoft.com/office/drawing/2016/5/14/chartex" xmlns:mc="http://schemas.openxmlformats.org/markup-compatibility/2006" xmlns:aink="http://schemas.microsoft.com/office/drawing/2016/ink" xmlns:am3d="http://schemas.microsoft.com/office/drawing/2017/model3d" xmlns:o="urn:schemas-microsoft-com:office:office" xmlns:r="http://schemas.openxmlformats.org/officeDocument/2006/relationships" xmlns:m="http://schemas.openxmlformats.org/officeDocument/2006/math" xmlns:v="urn:schemas-microsoft-com:vml" xmlns:wp14="http://schemas.microsoft.com/office/word/2010/wordprocessingDrawing" xmlns:wp="http://schemas.openxmlformats.org/drawingml/2006/wordprocessingDrawing" xmlns:w10="urn:schemas-microsoft-com:office:word" xmlns:w="http://schemas.openxmlformats.org/wordprocessingml/2006/main" xmlns:w14="http://schemas.microsoft.com/office/word/2010/wordml" xmlns:w15="http://schemas.microsoft.com/office/word/2012/wordml" xmlns:w16cex="http://schemas.microsoft.com/office/word/2018/wordml/cex" xmlns:w16cid="http://schemas.microsoft.com/office/word/2016/wordml/cid" xmlns:w16="http://schemas.microsoft.com/office/word/2018/wordml" xmlns:w16sdtdh="http://schemas.microsoft.com/office/word/2020/wordml/sdtdatahash" xmlns:w16se="http://schemas.microsoft.com/office/word/2015/wordml/symex" xmlns:wpg="http://schemas.microsoft.com/office/word/2010/wordprocessingGroup" xmlns:wpi="http://schemas.microsoft.com/office/word/2010/wordprocessingInk" xmlns:wne="http://schemas.microsoft.com/office/word/2006/wordml" xmlns:wps="http://schemas.microsoft.com/office/word/2010/wordprocessingShape" mc:Ignorable="w14 w15 w16se w16cid w16 w16cex w16sdtdh wp14">
+<w:hdr xmlns:wpc="http://schemas.microsoft.com/office/word/2010/wordprocessingCanvas" xmlns:mc="http://schemas.openxmlformats.org/markup-compatibility/2006" xmlns:o="urn:schemas-microsoft-com:office:office" xmlns:r="http://schemas.openxmlformats.org/officeDocument/2006/relationships" xmlns:m="http://schemas.openxmlformats.org/officeDocument/2006/math" xmlns:v="urn:schemas-microsoft-com:vml" xmlns:wp14="http://schemas.microsoft.com/office/word/2010/wordprocessingDrawing" xmlns:wp="http://schemas.openxmlformats.org/drawingml/2006/wordprocessingDrawing" xmlns:w10="urn:schemas-microsoft-com:office:word" xmlns:w="http://schemas.openxmlformats.org/wordprocessingml/2006/main" xmlns:w14="http://schemas.microsoft.com/office/word/2010/wordml" xmlns:wpg="http://schemas.microsoft.com/office/word/2010/wordprocessingGroup" xmlns:wpi="http://schemas.microsoft.com/office/word/2010/wordprocessingInk" xmlns:wne="http://schemas.microsoft.com/office/word/2006/wordml" xmlns:wps="http://schemas.microsoft.com/office/word/2010/wordprocessingShape" mc:Ignorable="w14 wp14">
   <w:p>
     <w:pPr>
       <w:widowControl w:val="0"/>
@@ -24629,6 +23411,7 @@
               <w:noProof/>
               <w:sz w:val="14"/>
               <w:szCs w:val="14"/>
+              <w:lang w:val="es-CO"/>
             </w:rPr>
             <w:drawing>
               <wp:inline distT="0" distB="0" distL="0" distR="0" wp14:anchorId="512FE82D" wp14:editId="35EAED26">
@@ -24913,25 +23696,7 @@
               <w:color w:val="000000"/>
               <w:highlight w:val="white"/>
             </w:rPr>
-            <w:t>MAJA01.04.</w:t>
-          </w:r>
-          <w:proofErr w:type="gramStart"/>
-          <w:r>
-            <w:rPr>
-              <w:rFonts w:ascii="Arial" w:eastAsia="Arial" w:hAnsi="Arial" w:cs="Arial"/>
-              <w:color w:val="000000"/>
-              <w:highlight w:val="white"/>
-            </w:rPr>
-            <w:t>02.P007.F</w:t>
-          </w:r>
-          <w:proofErr w:type="gramEnd"/>
-          <w:r>
-            <w:rPr>
-              <w:rFonts w:ascii="Arial" w:eastAsia="Arial" w:hAnsi="Arial" w:cs="Arial"/>
-              <w:color w:val="000000"/>
-              <w:highlight w:val="white"/>
-            </w:rPr>
-            <w:t>001</w:t>
+            <w:t>MAJA01.04.02.P007.F001</w:t>
           </w:r>
         </w:p>
       </w:tc>
@@ -25093,7 +23858,7 @@
 </file>
 
 <file path=word/header4.xml><?xml version="1.0" encoding="utf-8"?>
-<w:hdr xmlns:wpc="http://schemas.microsoft.com/office/word/2010/wordprocessingCanvas" xmlns:cx="http://schemas.microsoft.com/office/drawing/2014/chartex" xmlns:cx1="http://schemas.microsoft.com/office/drawing/2015/9/8/chartex" xmlns:cx2="http://schemas.microsoft.com/office/drawing/2015/10/21/chartex" xmlns:cx3="http://schemas.microsoft.com/office/drawing/2016/5/9/chartex" xmlns:cx4="http://schemas.microsoft.com/office/drawing/2016/5/10/chartex" xmlns:cx5="http://schemas.microsoft.com/office/drawing/2016/5/11/chartex" xmlns:cx6="http://schemas.microsoft.com/office/drawing/2016/5/12/chartex" xmlns:cx7="http://schemas.microsoft.com/office/drawing/2016/5/13/chartex" xmlns:cx8="http://schemas.microsoft.com/office/drawing/2016/5/14/chartex" xmlns:mc="http://schemas.openxmlformats.org/markup-compatibility/2006" xmlns:aink="http://schemas.microsoft.com/office/drawing/2016/ink" xmlns:am3d="http://schemas.microsoft.com/office/drawing/2017/model3d" xmlns:o="urn:schemas-microsoft-com:office:office" xmlns:r="http://schemas.openxmlformats.org/officeDocument/2006/relationships" xmlns:m="http://schemas.openxmlformats.org/officeDocument/2006/math" xmlns:v="urn:schemas-microsoft-com:vml" xmlns:wp14="http://schemas.microsoft.com/office/word/2010/wordprocessingDrawing" xmlns:wp="http://schemas.openxmlformats.org/drawingml/2006/wordprocessingDrawing" xmlns:w10="urn:schemas-microsoft-com:office:word" xmlns:w="http://schemas.openxmlformats.org/wordprocessingml/2006/main" xmlns:w14="http://schemas.microsoft.com/office/word/2010/wordml" xmlns:w15="http://schemas.microsoft.com/office/word/2012/wordml" xmlns:w16cex="http://schemas.microsoft.com/office/word/2018/wordml/cex" xmlns:w16cid="http://schemas.microsoft.com/office/word/2016/wordml/cid" xmlns:w16="http://schemas.microsoft.com/office/word/2018/wordml" xmlns:w16sdtdh="http://schemas.microsoft.com/office/word/2020/wordml/sdtdatahash" xmlns:w16se="http://schemas.microsoft.com/office/word/2015/wordml/symex" xmlns:wpg="http://schemas.microsoft.com/office/word/2010/wordprocessingGroup" xmlns:wpi="http://schemas.microsoft.com/office/word/2010/wordprocessingInk" xmlns:wne="http://schemas.microsoft.com/office/word/2006/wordml" xmlns:wps="http://schemas.microsoft.com/office/word/2010/wordprocessingShape" mc:Ignorable="w14 w15 w16se w16cid w16 w16cex w16sdtdh wp14">
+<w:hdr xmlns:wpc="http://schemas.microsoft.com/office/word/2010/wordprocessingCanvas" xmlns:mc="http://schemas.openxmlformats.org/markup-compatibility/2006" xmlns:o="urn:schemas-microsoft-com:office:office" xmlns:r="http://schemas.openxmlformats.org/officeDocument/2006/relationships" xmlns:m="http://schemas.openxmlformats.org/officeDocument/2006/math" xmlns:v="urn:schemas-microsoft-com:vml" xmlns:wp14="http://schemas.microsoft.com/office/word/2010/wordprocessingDrawing" xmlns:wp="http://schemas.openxmlformats.org/drawingml/2006/wordprocessingDrawing" xmlns:w10="urn:schemas-microsoft-com:office:word" xmlns:w="http://schemas.openxmlformats.org/wordprocessingml/2006/main" xmlns:w14="http://schemas.microsoft.com/office/word/2010/wordml" xmlns:wpg="http://schemas.microsoft.com/office/word/2010/wordprocessingGroup" xmlns:wpi="http://schemas.microsoft.com/office/word/2010/wordprocessingInk" xmlns:wne="http://schemas.microsoft.com/office/word/2006/wordml" xmlns:wps="http://schemas.microsoft.com/office/word/2010/wordprocessingShape" mc:Ignorable="w14 wp14">
   <w:p>
     <w:pPr>
       <w:widowControl w:val="0"/>
@@ -25145,7 +23910,6 @@
         </w:tcPr>
         <w:p>
           <w:pPr>
-            <w:widowControl/>
             <w:pBdr>
               <w:top w:val="nil"/>
               <w:left w:val="nil"/>
@@ -25170,6 +23934,7 @@
               <w:color w:val="000000"/>
               <w:sz w:val="14"/>
               <w:szCs w:val="14"/>
+              <w:lang w:val="es-CO"/>
             </w:rPr>
             <w:drawing>
               <wp:inline distT="0" distB="0" distL="0" distR="0" wp14:anchorId="1098ACBD" wp14:editId="4C2791A5">
@@ -25210,7 +23975,6 @@
         </w:p>
         <w:p>
           <w:pPr>
-            <w:widowControl/>
             <w:pBdr>
               <w:top w:val="nil"/>
               <w:left w:val="nil"/>
@@ -25265,7 +24029,6 @@
         </w:p>
         <w:p>
           <w:pPr>
-            <w:widowControl/>
             <w:pBdr>
               <w:top w:val="nil"/>
               <w:left w:val="nil"/>
@@ -25305,7 +24068,6 @@
         </w:tcPr>
         <w:p>
           <w:pPr>
-            <w:widowControl/>
             <w:pBdr>
               <w:top w:val="nil"/>
               <w:left w:val="nil"/>
@@ -25327,7 +24089,6 @@
         </w:p>
         <w:p>
           <w:pPr>
-            <w:widowControl/>
             <w:pBdr>
               <w:top w:val="nil"/>
               <w:left w:val="nil"/>
@@ -25357,7 +24118,6 @@
         </w:p>
         <w:p>
           <w:pPr>
-            <w:widowControl/>
             <w:pBdr>
               <w:top w:val="nil"/>
               <w:left w:val="nil"/>
@@ -25387,7 +24147,6 @@
         </w:p>
         <w:p>
           <w:pPr>
-            <w:widowControl/>
             <w:pBdr>
               <w:top w:val="nil"/>
               <w:left w:val="nil"/>
@@ -25409,7 +24168,6 @@
         </w:p>
         <w:p>
           <w:pPr>
-            <w:widowControl/>
             <w:pBdr>
               <w:top w:val="nil"/>
               <w:left w:val="nil"/>
@@ -25439,7 +24197,6 @@
         </w:p>
         <w:p>
           <w:pPr>
-            <w:widowControl/>
             <w:pBdr>
               <w:top w:val="nil"/>
               <w:left w:val="nil"/>
@@ -25461,7 +24218,6 @@
         </w:p>
         <w:p>
           <w:pPr>
-            <w:widowControl/>
             <w:pBdr>
               <w:top w:val="nil"/>
               <w:left w:val="nil"/>
@@ -25515,25 +24271,7 @@
               <w:color w:val="000000"/>
               <w:highlight w:val="white"/>
             </w:rPr>
-            <w:t>MAJA01.04.</w:t>
-          </w:r>
-          <w:proofErr w:type="gramStart"/>
-          <w:r>
-            <w:rPr>
-              <w:rFonts w:ascii="Arial" w:eastAsia="Arial" w:hAnsi="Arial" w:cs="Arial"/>
-              <w:color w:val="000000"/>
-              <w:highlight w:val="white"/>
-            </w:rPr>
-            <w:t>02.P007.F</w:t>
-          </w:r>
-          <w:proofErr w:type="gramEnd"/>
-          <w:r>
-            <w:rPr>
-              <w:rFonts w:ascii="Arial" w:eastAsia="Arial" w:hAnsi="Arial" w:cs="Arial"/>
-              <w:color w:val="000000"/>
-              <w:highlight w:val="white"/>
-            </w:rPr>
-            <w:t>002</w:t>
+            <w:t>MAJA01.04.02.P007.F002</w:t>
           </w:r>
         </w:p>
       </w:tc>
@@ -25598,7 +24336,6 @@
         </w:tcPr>
         <w:p>
           <w:pPr>
-            <w:widowControl/>
             <w:pBdr>
               <w:top w:val="nil"/>
               <w:left w:val="nil"/>
@@ -25636,7 +24373,6 @@
         </w:tcPr>
         <w:p>
           <w:pPr>
-            <w:widowControl/>
             <w:pBdr>
               <w:top w:val="nil"/>
               <w:left w:val="nil"/>
@@ -25691,7 +24427,7 @@
 </file>
 
 <file path=word/header5.xml><?xml version="1.0" encoding="utf-8"?>
-<w:hdr xmlns:wpc="http://schemas.microsoft.com/office/word/2010/wordprocessingCanvas" xmlns:cx="http://schemas.microsoft.com/office/drawing/2014/chartex" xmlns:cx1="http://schemas.microsoft.com/office/drawing/2015/9/8/chartex" xmlns:cx2="http://schemas.microsoft.com/office/drawing/2015/10/21/chartex" xmlns:cx3="http://schemas.microsoft.com/office/drawing/2016/5/9/chartex" xmlns:cx4="http://schemas.microsoft.com/office/drawing/2016/5/10/chartex" xmlns:cx5="http://schemas.microsoft.com/office/drawing/2016/5/11/chartex" xmlns:cx6="http://schemas.microsoft.com/office/drawing/2016/5/12/chartex" xmlns:cx7="http://schemas.microsoft.com/office/drawing/2016/5/13/chartex" xmlns:cx8="http://schemas.microsoft.com/office/drawing/2016/5/14/chartex" xmlns:mc="http://schemas.openxmlformats.org/markup-compatibility/2006" xmlns:aink="http://schemas.microsoft.com/office/drawing/2016/ink" xmlns:am3d="http://schemas.microsoft.com/office/drawing/2017/model3d" xmlns:o="urn:schemas-microsoft-com:office:office" xmlns:r="http://schemas.openxmlformats.org/officeDocument/2006/relationships" xmlns:m="http://schemas.openxmlformats.org/officeDocument/2006/math" xmlns:v="urn:schemas-microsoft-com:vml" xmlns:wp14="http://schemas.microsoft.com/office/word/2010/wordprocessingDrawing" xmlns:wp="http://schemas.openxmlformats.org/drawingml/2006/wordprocessingDrawing" xmlns:w10="urn:schemas-microsoft-com:office:word" xmlns:w="http://schemas.openxmlformats.org/wordprocessingml/2006/main" xmlns:w14="http://schemas.microsoft.com/office/word/2010/wordml" xmlns:w15="http://schemas.microsoft.com/office/word/2012/wordml" xmlns:w16cex="http://schemas.microsoft.com/office/word/2018/wordml/cex" xmlns:w16cid="http://schemas.microsoft.com/office/word/2016/wordml/cid" xmlns:w16="http://schemas.microsoft.com/office/word/2018/wordml" xmlns:w16sdtdh="http://schemas.microsoft.com/office/word/2020/wordml/sdtdatahash" xmlns:w16se="http://schemas.microsoft.com/office/word/2015/wordml/symex" xmlns:wpg="http://schemas.microsoft.com/office/word/2010/wordprocessingGroup" xmlns:wpi="http://schemas.microsoft.com/office/word/2010/wordprocessingInk" xmlns:wne="http://schemas.microsoft.com/office/word/2006/wordml" xmlns:wps="http://schemas.microsoft.com/office/word/2010/wordprocessingShape" mc:Ignorable="w14 w15 w16se w16cid w16 w16cex w16sdtdh wp14">
+<w:hdr xmlns:wpc="http://schemas.microsoft.com/office/word/2010/wordprocessingCanvas" xmlns:mc="http://schemas.openxmlformats.org/markup-compatibility/2006" xmlns:o="urn:schemas-microsoft-com:office:office" xmlns:r="http://schemas.openxmlformats.org/officeDocument/2006/relationships" xmlns:m="http://schemas.openxmlformats.org/officeDocument/2006/math" xmlns:v="urn:schemas-microsoft-com:vml" xmlns:wp14="http://schemas.microsoft.com/office/word/2010/wordprocessingDrawing" xmlns:wp="http://schemas.openxmlformats.org/drawingml/2006/wordprocessingDrawing" xmlns:w10="urn:schemas-microsoft-com:office:word" xmlns:w="http://schemas.openxmlformats.org/wordprocessingml/2006/main" xmlns:w14="http://schemas.microsoft.com/office/word/2010/wordml" xmlns:wpg="http://schemas.microsoft.com/office/word/2010/wordprocessingGroup" xmlns:wpi="http://schemas.microsoft.com/office/word/2010/wordprocessingInk" xmlns:wne="http://schemas.microsoft.com/office/word/2006/wordml" xmlns:wps="http://schemas.microsoft.com/office/word/2010/wordprocessingShape" mc:Ignorable="w14 wp14">
   <w:p>
     <w:pPr>
       <w:widowControl w:val="0"/>
@@ -25752,7 +24488,6 @@
         </w:tcPr>
         <w:p>
           <w:pPr>
-            <w:widowControl/>
             <w:pBdr>
               <w:top w:val="nil"/>
               <w:left w:val="nil"/>
@@ -25773,6 +24508,7 @@
             <w:rPr>
               <w:noProof/>
               <w:color w:val="000000"/>
+              <w:lang w:val="es-CO"/>
             </w:rPr>
             <w:drawing>
               <wp:inline distT="0" distB="0" distL="0" distR="0" wp14:anchorId="250B4F9E" wp14:editId="3DFA30B9">
@@ -25813,7 +24549,6 @@
         </w:p>
         <w:p>
           <w:pPr>
-            <w:widowControl/>
             <w:pBdr>
               <w:top w:val="nil"/>
               <w:left w:val="nil"/>
@@ -25855,7 +24590,6 @@
         </w:p>
         <w:p>
           <w:pPr>
-            <w:widowControl/>
             <w:pBdr>
               <w:top w:val="nil"/>
               <w:left w:val="nil"/>
@@ -25900,7 +24634,6 @@
         </w:tcPr>
         <w:p>
           <w:pPr>
-            <w:widowControl/>
             <w:pBdr>
               <w:top w:val="nil"/>
               <w:left w:val="nil"/>
@@ -25930,7 +24663,6 @@
         </w:p>
         <w:p>
           <w:pPr>
-            <w:widowControl/>
             <w:pBdr>
               <w:top w:val="nil"/>
               <w:left w:val="nil"/>
@@ -25972,7 +24704,6 @@
         </w:p>
         <w:p>
           <w:pPr>
-            <w:widowControl/>
             <w:pBdr>
               <w:top w:val="nil"/>
               <w:left w:val="nil"/>
@@ -25996,7 +24727,6 @@
         </w:p>
         <w:p>
           <w:pPr>
-            <w:widowControl/>
             <w:pBdr>
               <w:top w:val="nil"/>
               <w:left w:val="nil"/>
@@ -26054,21 +24784,7 @@
             <w:rPr>
               <w:rFonts w:ascii="Arial" w:eastAsia="Arial" w:hAnsi="Arial" w:cs="Arial"/>
             </w:rPr>
-            <w:t>MAJA01.04.</w:t>
-          </w:r>
-          <w:proofErr w:type="gramStart"/>
-          <w:r>
-            <w:rPr>
-              <w:rFonts w:ascii="Arial" w:eastAsia="Arial" w:hAnsi="Arial" w:cs="Arial"/>
-            </w:rPr>
-            <w:t>03.P001.F</w:t>
-          </w:r>
-          <w:proofErr w:type="gramEnd"/>
-          <w:r>
-            <w:rPr>
-              <w:rFonts w:ascii="Arial" w:eastAsia="Arial" w:hAnsi="Arial" w:cs="Arial"/>
-            </w:rPr>
-            <w:t>003</w:t>
+            <w:t>MAJA01.04.03.P001.F003</w:t>
           </w:r>
         </w:p>
       </w:tc>
@@ -26160,7 +24876,6 @@
         </w:tcPr>
         <w:p>
           <w:pPr>
-            <w:widowControl/>
             <w:pBdr>
               <w:top w:val="nil"/>
               <w:left w:val="nil"/>
@@ -26207,7 +24922,6 @@
         </w:tcPr>
         <w:p>
           <w:pPr>
-            <w:widowControl/>
             <w:pBdr>
               <w:top w:val="nil"/>
               <w:left w:val="nil"/>
@@ -26262,7 +24976,7 @@
 </file>
 
 <file path=word/header6.xml><?xml version="1.0" encoding="utf-8"?>
-<w:hdr xmlns:wpc="http://schemas.microsoft.com/office/word/2010/wordprocessingCanvas" xmlns:cx="http://schemas.microsoft.com/office/drawing/2014/chartex" xmlns:cx1="http://schemas.microsoft.com/office/drawing/2015/9/8/chartex" xmlns:cx2="http://schemas.microsoft.com/office/drawing/2015/10/21/chartex" xmlns:cx3="http://schemas.microsoft.com/office/drawing/2016/5/9/chartex" xmlns:cx4="http://schemas.microsoft.com/office/drawing/2016/5/10/chartex" xmlns:cx5="http://schemas.microsoft.com/office/drawing/2016/5/11/chartex" xmlns:cx6="http://schemas.microsoft.com/office/drawing/2016/5/12/chartex" xmlns:cx7="http://schemas.microsoft.com/office/drawing/2016/5/13/chartex" xmlns:cx8="http://schemas.microsoft.com/office/drawing/2016/5/14/chartex" xmlns:mc="http://schemas.openxmlformats.org/markup-compatibility/2006" xmlns:aink="http://schemas.microsoft.com/office/drawing/2016/ink" xmlns:am3d="http://schemas.microsoft.com/office/drawing/2017/model3d" xmlns:o="urn:schemas-microsoft-com:office:office" xmlns:r="http://schemas.openxmlformats.org/officeDocument/2006/relationships" xmlns:m="http://schemas.openxmlformats.org/officeDocument/2006/math" xmlns:v="urn:schemas-microsoft-com:vml" xmlns:wp14="http://schemas.microsoft.com/office/word/2010/wordprocessingDrawing" xmlns:wp="http://schemas.openxmlformats.org/drawingml/2006/wordprocessingDrawing" xmlns:w10="urn:schemas-microsoft-com:office:word" xmlns:w="http://schemas.openxmlformats.org/wordprocessingml/2006/main" xmlns:w14="http://schemas.microsoft.com/office/word/2010/wordml" xmlns:w15="http://schemas.microsoft.com/office/word/2012/wordml" xmlns:w16cex="http://schemas.microsoft.com/office/word/2018/wordml/cex" xmlns:w16cid="http://schemas.microsoft.com/office/word/2016/wordml/cid" xmlns:w16="http://schemas.microsoft.com/office/word/2018/wordml" xmlns:w16sdtdh="http://schemas.microsoft.com/office/word/2020/wordml/sdtdatahash" xmlns:w16se="http://schemas.microsoft.com/office/word/2015/wordml/symex" xmlns:wpg="http://schemas.microsoft.com/office/word/2010/wordprocessingGroup" xmlns:wpi="http://schemas.microsoft.com/office/word/2010/wordprocessingInk" xmlns:wne="http://schemas.microsoft.com/office/word/2006/wordml" xmlns:wps="http://schemas.microsoft.com/office/word/2010/wordprocessingShape" mc:Ignorable="w14 w15 w16se w16cid w16 w16cex w16sdtdh wp14">
+<w:hdr xmlns:wpc="http://schemas.microsoft.com/office/word/2010/wordprocessingCanvas" xmlns:mc="http://schemas.openxmlformats.org/markup-compatibility/2006" xmlns:o="urn:schemas-microsoft-com:office:office" xmlns:r="http://schemas.openxmlformats.org/officeDocument/2006/relationships" xmlns:m="http://schemas.openxmlformats.org/officeDocument/2006/math" xmlns:v="urn:schemas-microsoft-com:vml" xmlns:wp14="http://schemas.microsoft.com/office/word/2010/wordprocessingDrawing" xmlns:wp="http://schemas.openxmlformats.org/drawingml/2006/wordprocessingDrawing" xmlns:w10="urn:schemas-microsoft-com:office:word" xmlns:w="http://schemas.openxmlformats.org/wordprocessingml/2006/main" xmlns:w14="http://schemas.microsoft.com/office/word/2010/wordml" xmlns:wpg="http://schemas.microsoft.com/office/word/2010/wordprocessingGroup" xmlns:wpi="http://schemas.microsoft.com/office/word/2010/wordprocessingInk" xmlns:wne="http://schemas.microsoft.com/office/word/2006/wordml" xmlns:wps="http://schemas.microsoft.com/office/word/2010/wordprocessingShape" mc:Ignorable="w14 wp14">
   <w:p>
     <w:pPr>
       <w:widowControl w:val="0"/>
@@ -26489,25 +25203,7 @@
               <w:color w:val="000000"/>
               <w:highlight w:val="white"/>
             </w:rPr>
-            <w:t>MAJA01.04.</w:t>
-          </w:r>
-          <w:proofErr w:type="gramStart"/>
-          <w:r>
-            <w:rPr>
-              <w:rFonts w:ascii="Arial" w:eastAsia="Arial" w:hAnsi="Arial" w:cs="Arial"/>
-              <w:color w:val="000000"/>
-              <w:highlight w:val="white"/>
-            </w:rPr>
-            <w:t>03.P001.F</w:t>
-          </w:r>
-          <w:proofErr w:type="gramEnd"/>
-          <w:r>
-            <w:rPr>
-              <w:rFonts w:ascii="Arial" w:eastAsia="Arial" w:hAnsi="Arial" w:cs="Arial"/>
-              <w:color w:val="000000"/>
-              <w:highlight w:val="white"/>
-            </w:rPr>
-            <w:t>011</w:t>
+            <w:t>MAJA01.04.03.P001.F011</w:t>
           </w:r>
         </w:p>
       </w:tc>
@@ -26662,8 +25358,8 @@
 </file>
 
 <file path=word/numbering.xml><?xml version="1.0" encoding="utf-8"?>
-<w:numbering xmlns:wpc="http://schemas.microsoft.com/office/word/2010/wordprocessingCanvas" xmlns:cx="http://schemas.microsoft.com/office/drawing/2014/chartex" xmlns:cx1="http://schemas.microsoft.com/office/drawing/2015/9/8/chartex" xmlns:cx2="http://schemas.microsoft.com/office/drawing/2015/10/21/chartex" xmlns:cx3="http://schemas.microsoft.com/office/drawing/2016/5/9/chartex" xmlns:cx4="http://schemas.microsoft.com/office/drawing/2016/5/10/chartex" xmlns:cx5="http://schemas.microsoft.com/office/drawing/2016/5/11/chartex" xmlns:cx6="http://schemas.microsoft.com/office/drawing/2016/5/12/chartex" xmlns:cx7="http://schemas.microsoft.com/office/drawing/2016/5/13/chartex" xmlns:cx8="http://schemas.microsoft.com/office/drawing/2016/5/14/chartex" xmlns:mc="http://schemas.openxmlformats.org/markup-compatibility/2006" xmlns:aink="http://schemas.microsoft.com/office/drawing/2016/ink" xmlns:am3d="http://schemas.microsoft.com/office/drawing/2017/model3d" xmlns:o="urn:schemas-microsoft-com:office:office" xmlns:r="http://schemas.openxmlformats.org/officeDocument/2006/relationships" xmlns:m="http://schemas.openxmlformats.org/officeDocument/2006/math" xmlns:v="urn:schemas-microsoft-com:vml" xmlns:wp14="http://schemas.microsoft.com/office/word/2010/wordprocessingDrawing" xmlns:wp="http://schemas.openxmlformats.org/drawingml/2006/wordprocessingDrawing" xmlns:w10="urn:schemas-microsoft-com:office:word" xmlns:w="http://schemas.openxmlformats.org/wordprocessingml/2006/main" xmlns:w14="http://schemas.microsoft.com/office/word/2010/wordml" xmlns:w15="http://schemas.microsoft.com/office/word/2012/wordml" xmlns:w16cex="http://schemas.microsoft.com/office/word/2018/wordml/cex" xmlns:w16cid="http://schemas.microsoft.com/office/word/2016/wordml/cid" xmlns:w16="http://schemas.microsoft.com/office/word/2018/wordml" xmlns:w16sdtdh="http://schemas.microsoft.com/office/word/2020/wordml/sdtdatahash" xmlns:w16se="http://schemas.microsoft.com/office/word/2015/wordml/symex" xmlns:wpg="http://schemas.microsoft.com/office/word/2010/wordprocessingGroup" xmlns:wpi="http://schemas.microsoft.com/office/word/2010/wordprocessingInk" xmlns:wne="http://schemas.microsoft.com/office/word/2006/wordml" xmlns:wps="http://schemas.microsoft.com/office/word/2010/wordprocessingShape" mc:Ignorable="w14 w15 w16se w16cid w16 w16cex w16sdtdh wp14">
-  <w:abstractNum w:abstractNumId="0" w15:restartNumberingAfterBreak="0">
+<w:numbering xmlns:wpc="http://schemas.microsoft.com/office/word/2010/wordprocessingCanvas" xmlns:mc="http://schemas.openxmlformats.org/markup-compatibility/2006" xmlns:o="urn:schemas-microsoft-com:office:office" xmlns:r="http://schemas.openxmlformats.org/officeDocument/2006/relationships" xmlns:m="http://schemas.openxmlformats.org/officeDocument/2006/math" xmlns:v="urn:schemas-microsoft-com:vml" xmlns:wp14="http://schemas.microsoft.com/office/word/2010/wordprocessingDrawing" xmlns:wp="http://schemas.openxmlformats.org/drawingml/2006/wordprocessingDrawing" xmlns:w10="urn:schemas-microsoft-com:office:word" xmlns:w="http://schemas.openxmlformats.org/wordprocessingml/2006/main" xmlns:w14="http://schemas.microsoft.com/office/word/2010/wordml" xmlns:wpg="http://schemas.microsoft.com/office/word/2010/wordprocessingGroup" xmlns:wpi="http://schemas.microsoft.com/office/word/2010/wordprocessingInk" xmlns:wne="http://schemas.microsoft.com/office/word/2006/wordml" xmlns:wps="http://schemas.microsoft.com/office/word/2010/wordprocessingShape" mc:Ignorable="w14 wp14">
+  <w:abstractNum w:abstractNumId="0">
     <w:nsid w:val="0AEE08C1"/>
     <w:multiLevelType w:val="multilevel"/>
     <w:tmpl w:val="13AC2BE8"/>
@@ -26754,7 +25450,7 @@
       </w:pPr>
     </w:lvl>
   </w:abstractNum>
-  <w:abstractNum w:abstractNumId="1" w15:restartNumberingAfterBreak="0">
+  <w:abstractNum w:abstractNumId="1">
     <w:nsid w:val="106D6687"/>
     <w:multiLevelType w:val="multilevel"/>
     <w:tmpl w:val="3FDC3318"/>
@@ -26840,7 +25536,7 @@
       </w:pPr>
     </w:lvl>
   </w:abstractNum>
-  <w:abstractNum w:abstractNumId="2" w15:restartNumberingAfterBreak="0">
+  <w:abstractNum w:abstractNumId="2">
     <w:nsid w:val="24644D8A"/>
     <w:multiLevelType w:val="multilevel"/>
     <w:tmpl w:val="C9960084"/>
@@ -26926,7 +25622,7 @@
       </w:pPr>
     </w:lvl>
   </w:abstractNum>
-  <w:abstractNum w:abstractNumId="3" w15:restartNumberingAfterBreak="0">
+  <w:abstractNum w:abstractNumId="3">
     <w:nsid w:val="35764103"/>
     <w:multiLevelType w:val="multilevel"/>
     <w:tmpl w:val="8E4ECAA2"/>
@@ -27012,7 +25708,7 @@
       </w:pPr>
     </w:lvl>
   </w:abstractNum>
-  <w:abstractNum w:abstractNumId="4" w15:restartNumberingAfterBreak="0">
+  <w:abstractNum w:abstractNumId="4">
     <w:nsid w:val="561C3004"/>
     <w:multiLevelType w:val="multilevel"/>
     <w:tmpl w:val="AF5CD85E"/>
@@ -27125,7 +25821,7 @@
       </w:rPr>
     </w:lvl>
   </w:abstractNum>
-  <w:abstractNum w:abstractNumId="5" w15:restartNumberingAfterBreak="0">
+  <w:abstractNum w:abstractNumId="5">
     <w:nsid w:val="59CD6482"/>
     <w:multiLevelType w:val="multilevel"/>
     <w:tmpl w:val="5A062C5C"/>
@@ -27211,7 +25907,7 @@
       </w:pPr>
     </w:lvl>
   </w:abstractNum>
-  <w:abstractNum w:abstractNumId="6" w15:restartNumberingAfterBreak="0">
+  <w:abstractNum w:abstractNumId="6">
     <w:nsid w:val="664D616F"/>
     <w:multiLevelType w:val="multilevel"/>
     <w:tmpl w:val="67AED8E8"/>
@@ -27301,7 +25997,7 @@
       </w:pPr>
     </w:lvl>
   </w:abstractNum>
-  <w:abstractNum w:abstractNumId="7" w15:restartNumberingAfterBreak="0">
+  <w:abstractNum w:abstractNumId="7">
     <w:nsid w:val="6FB94FBC"/>
     <w:multiLevelType w:val="multilevel"/>
     <w:tmpl w:val="2DD8FC18"/>
@@ -27417,7 +26113,7 @@
       </w:rPr>
     </w:lvl>
   </w:abstractNum>
-  <w:abstractNum w:abstractNumId="8" w15:restartNumberingAfterBreak="0">
+  <w:abstractNum w:abstractNumId="8">
     <w:nsid w:val="7F454FA0"/>
     <w:multiLevelType w:val="multilevel"/>
     <w:tmpl w:val="1DF6B71A"/>
@@ -27560,7 +26256,7 @@
 </file>
 
 <file path=word/recipientData.xml><?xml version="1.0" encoding="utf-8"?>
-<wne:recipients xmlns:wpc="http://schemas.microsoft.com/office/word/2010/wordprocessingCanvas" xmlns:cx="http://schemas.microsoft.com/office/drawing/2014/chartex" xmlns:cx1="http://schemas.microsoft.com/office/drawing/2015/9/8/chartex" xmlns:cx2="http://schemas.microsoft.com/office/drawing/2015/10/21/chartex" xmlns:cx3="http://schemas.microsoft.com/office/drawing/2016/5/9/chartex" xmlns:cx4="http://schemas.microsoft.com/office/drawing/2016/5/10/chartex" xmlns:cx5="http://schemas.microsoft.com/office/drawing/2016/5/11/chartex" xmlns:cx6="http://schemas.microsoft.com/office/drawing/2016/5/12/chartex" xmlns:cx7="http://schemas.microsoft.com/office/drawing/2016/5/13/chartex" xmlns:cx8="http://schemas.microsoft.com/office/drawing/2016/5/14/chartex" xmlns:mc="http://schemas.openxmlformats.org/markup-compatibility/2006" xmlns:aink="http://schemas.microsoft.com/office/drawing/2016/ink" xmlns:am3d="http://schemas.microsoft.com/office/drawing/2017/model3d" xmlns:o="urn:schemas-microsoft-com:office:office" xmlns:r="http://schemas.openxmlformats.org/officeDocument/2006/relationships" xmlns:m="http://schemas.openxmlformats.org/officeDocument/2006/math" xmlns:v="urn:schemas-microsoft-com:vml" xmlns:wp14="http://schemas.microsoft.com/office/word/2010/wordprocessingDrawing" xmlns:wp="http://schemas.openxmlformats.org/drawingml/2006/wordprocessingDrawing" xmlns:w10="urn:schemas-microsoft-com:office:word" xmlns:w="http://schemas.openxmlformats.org/wordprocessingml/2006/main" xmlns:w14="http://schemas.microsoft.com/office/word/2010/wordml" xmlns:w15="http://schemas.microsoft.com/office/word/2012/wordml" xmlns:w16cex="http://schemas.microsoft.com/office/word/2018/wordml/cex" xmlns:w16cid="http://schemas.microsoft.com/office/word/2016/wordml/cid" xmlns:w16="http://schemas.microsoft.com/office/word/2018/wordml" xmlns:w16sdtdh="http://schemas.microsoft.com/office/word/2020/wordml/sdtdatahash" xmlns:w16se="http://schemas.microsoft.com/office/word/2015/wordml/symex" xmlns:wpg="http://schemas.microsoft.com/office/word/2010/wordprocessingGroup" xmlns:wpi="http://schemas.microsoft.com/office/word/2010/wordprocessingInk" xmlns:wne="http://schemas.microsoft.com/office/word/2006/wordml" xmlns:wps="http://schemas.microsoft.com/office/word/2010/wordprocessingShape" mc:Ignorable="w14 w15 w16se w16cid w16 w16cex w16sdtdh wp14">
+<wne:recipients xmlns:wpc="http://schemas.microsoft.com/office/word/2010/wordprocessingCanvas" xmlns:mc="http://schemas.openxmlformats.org/markup-compatibility/2006" xmlns:o="urn:schemas-microsoft-com:office:office" xmlns:r="http://schemas.openxmlformats.org/officeDocument/2006/relationships" xmlns:m="http://schemas.openxmlformats.org/officeDocument/2006/math" xmlns:v="urn:schemas-microsoft-com:vml" xmlns:wp14="http://schemas.microsoft.com/office/word/2010/wordprocessingDrawing" xmlns:wp="http://schemas.openxmlformats.org/drawingml/2006/wordprocessingDrawing" xmlns:w10="urn:schemas-microsoft-com:office:word" xmlns:w="http://schemas.openxmlformats.org/wordprocessingml/2006/main" xmlns:w14="http://schemas.microsoft.com/office/word/2010/wordml" xmlns:wpg="http://schemas.microsoft.com/office/word/2010/wordprocessingGroup" xmlns:wpi="http://schemas.microsoft.com/office/word/2010/wordprocessingInk" xmlns:wne="http://schemas.microsoft.com/office/word/2006/wordml" xmlns:wps="http://schemas.microsoft.com/office/word/2010/wordprocessingShape" mc:Ignorable="w14 wp14">
   <wne:recipientData>
     <wne:active wne:val="0"/>
     <wne:hash wne:val="-1233935376"/>
@@ -28393,11 +27089,14 @@
   <wne:recipientData>
     <wne:active wne:val="0"/>
   </wne:recipientData>
+  <wne:recipientData>
+    <wne:active wne:val="1"/>
+  </wne:recipientData>
 </wne:recipients>
 </file>
 
 <file path=word/styles.xml><?xml version="1.0" encoding="utf-8"?>
-<w:styles xmlns:mc="http://schemas.openxmlformats.org/markup-compatibility/2006" xmlns:r="http://schemas.openxmlformats.org/officeDocument/2006/relationships" xmlns:w="http://schemas.openxmlformats.org/wordprocessingml/2006/main" xmlns:w14="http://schemas.microsoft.com/office/word/2010/wordml" xmlns:w15="http://schemas.microsoft.com/office/word/2012/wordml" xmlns:w16cex="http://schemas.microsoft.com/office/word/2018/wordml/cex" xmlns:w16cid="http://schemas.microsoft.com/office/word/2016/wordml/cid" xmlns:w16="http://schemas.microsoft.com/office/word/2018/wordml" xmlns:w16sdtdh="http://schemas.microsoft.com/office/word/2020/wordml/sdtdatahash" xmlns:w16se="http://schemas.microsoft.com/office/word/2015/wordml/symex" mc:Ignorable="w14 w15 w16se w16cid w16 w16cex w16sdtdh">
+<w:styles xmlns:mc="http://schemas.openxmlformats.org/markup-compatibility/2006" xmlns:r="http://schemas.openxmlformats.org/officeDocument/2006/relationships" xmlns:w="http://schemas.openxmlformats.org/wordprocessingml/2006/main" xmlns:w14="http://schemas.microsoft.com/office/word/2010/wordml" mc:Ignorable="w14">
   <w:docDefaults>
     <w:rPrDefault>
       <w:rPr>
@@ -28407,383 +27106,144 @@
     </w:rPrDefault>
     <w:pPrDefault/>
   </w:docDefaults>
-  <w:latentStyles w:defLockedState="0" w:defUIPriority="99" w:defSemiHidden="0" w:defUnhideWhenUsed="0" w:defQFormat="0" w:count="376">
-    <w:lsdException w:name="Normal" w:uiPriority="0" w:qFormat="1"/>
-    <w:lsdException w:name="heading 1" w:uiPriority="9" w:qFormat="1"/>
-    <w:lsdException w:name="heading 2" w:semiHidden="1" w:uiPriority="9" w:unhideWhenUsed="1" w:qFormat="1"/>
-    <w:lsdException w:name="heading 3" w:semiHidden="1" w:uiPriority="9" w:unhideWhenUsed="1" w:qFormat="1"/>
-    <w:lsdException w:name="heading 4" w:semiHidden="1" w:uiPriority="9" w:unhideWhenUsed="1" w:qFormat="1"/>
-    <w:lsdException w:name="heading 5" w:semiHidden="1" w:uiPriority="9" w:unhideWhenUsed="1" w:qFormat="1"/>
-    <w:lsdException w:name="heading 6" w:semiHidden="1" w:uiPriority="9" w:unhideWhenUsed="1" w:qFormat="1"/>
-    <w:lsdException w:name="heading 7" w:semiHidden="1" w:uiPriority="9" w:unhideWhenUsed="1" w:qFormat="1"/>
-    <w:lsdException w:name="heading 8" w:semiHidden="1" w:uiPriority="9" w:unhideWhenUsed="1" w:qFormat="1"/>
-    <w:lsdException w:name="heading 9" w:semiHidden="1" w:uiPriority="9" w:unhideWhenUsed="1" w:qFormat="1"/>
-    <w:lsdException w:name="index 1" w:semiHidden="1" w:unhideWhenUsed="1"/>
-    <w:lsdException w:name="index 2" w:semiHidden="1" w:unhideWhenUsed="1"/>
-    <w:lsdException w:name="index 3" w:semiHidden="1" w:unhideWhenUsed="1"/>
-    <w:lsdException w:name="index 4" w:semiHidden="1" w:unhideWhenUsed="1"/>
-    <w:lsdException w:name="index 5" w:semiHidden="1" w:unhideWhenUsed="1"/>
-    <w:lsdException w:name="index 6" w:semiHidden="1" w:unhideWhenUsed="1"/>
-    <w:lsdException w:name="index 7" w:semiHidden="1" w:unhideWhenUsed="1"/>
-    <w:lsdException w:name="index 8" w:semiHidden="1" w:unhideWhenUsed="1"/>
-    <w:lsdException w:name="index 9" w:semiHidden="1" w:unhideWhenUsed="1"/>
-    <w:lsdException w:name="toc 1" w:semiHidden="1" w:uiPriority="39" w:unhideWhenUsed="1"/>
-    <w:lsdException w:name="toc 2" w:semiHidden="1" w:uiPriority="39" w:unhideWhenUsed="1"/>
-    <w:lsdException w:name="toc 3" w:semiHidden="1" w:uiPriority="39" w:unhideWhenUsed="1"/>
-    <w:lsdException w:name="toc 4" w:semiHidden="1" w:uiPriority="39" w:unhideWhenUsed="1"/>
-    <w:lsdException w:name="toc 5" w:semiHidden="1" w:uiPriority="39" w:unhideWhenUsed="1"/>
-    <w:lsdException w:name="toc 6" w:semiHidden="1" w:uiPriority="39" w:unhideWhenUsed="1"/>
-    <w:lsdException w:name="toc 7" w:semiHidden="1" w:uiPriority="39" w:unhideWhenUsed="1"/>
-    <w:lsdException w:name="toc 8" w:semiHidden="1" w:uiPriority="39" w:unhideWhenUsed="1"/>
-    <w:lsdException w:name="toc 9" w:semiHidden="1" w:uiPriority="39" w:unhideWhenUsed="1"/>
-    <w:lsdException w:name="Normal Indent" w:semiHidden="1" w:unhideWhenUsed="1"/>
-    <w:lsdException w:name="footnote text" w:semiHidden="1" w:unhideWhenUsed="1"/>
-    <w:lsdException w:name="annotation text" w:semiHidden="1" w:unhideWhenUsed="1"/>
-    <w:lsdException w:name="header" w:semiHidden="1" w:unhideWhenUsed="1"/>
-    <w:lsdException w:name="footer" w:semiHidden="1" w:unhideWhenUsed="1"/>
-    <w:lsdException w:name="index heading" w:semiHidden="1" w:unhideWhenUsed="1"/>
-    <w:lsdException w:name="caption" w:semiHidden="1" w:uiPriority="35" w:unhideWhenUsed="1" w:qFormat="1"/>
-    <w:lsdException w:name="table of figures" w:semiHidden="1" w:unhideWhenUsed="1"/>
-    <w:lsdException w:name="envelope address" w:semiHidden="1" w:unhideWhenUsed="1"/>
-    <w:lsdException w:name="envelope return" w:semiHidden="1" w:unhideWhenUsed="1"/>
-    <w:lsdException w:name="footnote reference" w:semiHidden="1" w:unhideWhenUsed="1"/>
-    <w:lsdException w:name="annotation reference" w:semiHidden="1" w:unhideWhenUsed="1"/>
-    <w:lsdException w:name="line number" w:semiHidden="1" w:unhideWhenUsed="1"/>
-    <w:lsdException w:name="page number" w:semiHidden="1" w:unhideWhenUsed="1"/>
-    <w:lsdException w:name="endnote reference" w:semiHidden="1" w:unhideWhenUsed="1"/>
-    <w:lsdException w:name="endnote text" w:semiHidden="1" w:unhideWhenUsed="1"/>
-    <w:lsdException w:name="table of authorities" w:semiHidden="1" w:unhideWhenUsed="1"/>
-    <w:lsdException w:name="macro" w:semiHidden="1" w:unhideWhenUsed="1"/>
-    <w:lsdException w:name="toa heading" w:semiHidden="1" w:unhideWhenUsed="1"/>
-    <w:lsdException w:name="List" w:semiHidden="1" w:unhideWhenUsed="1"/>
-    <w:lsdException w:name="List Bullet" w:semiHidden="1" w:unhideWhenUsed="1"/>
-    <w:lsdException w:name="List Number" w:semiHidden="1" w:unhideWhenUsed="1"/>
-    <w:lsdException w:name="List 2" w:semiHidden="1" w:unhideWhenUsed="1"/>
-    <w:lsdException w:name="List 3" w:semiHidden="1" w:unhideWhenUsed="1"/>
-    <w:lsdException w:name="List 4" w:semiHidden="1" w:unhideWhenUsed="1"/>
-    <w:lsdException w:name="List 5" w:semiHidden="1" w:unhideWhenUsed="1"/>
-    <w:lsdException w:name="List Bullet 2" w:semiHidden="1" w:unhideWhenUsed="1"/>
-    <w:lsdException w:name="List Bullet 3" w:semiHidden="1" w:unhideWhenUsed="1"/>
-    <w:lsdException w:name="List Bullet 4" w:semiHidden="1" w:unhideWhenUsed="1"/>
-    <w:lsdException w:name="List Bullet 5" w:semiHidden="1" w:unhideWhenUsed="1"/>
-    <w:lsdException w:name="List Number 2" w:semiHidden="1" w:unhideWhenUsed="1"/>
-    <w:lsdException w:name="List Number 3" w:semiHidden="1" w:unhideWhenUsed="1"/>
-    <w:lsdException w:name="List Number 4" w:semiHidden="1" w:unhideWhenUsed="1"/>
-    <w:lsdException w:name="List Number 5" w:semiHidden="1" w:unhideWhenUsed="1"/>
-    <w:lsdException w:name="Title" w:uiPriority="10" w:qFormat="1"/>
-    <w:lsdException w:name="Closing" w:semiHidden="1" w:unhideWhenUsed="1"/>
-    <w:lsdException w:name="Signature" w:semiHidden="1" w:unhideWhenUsed="1"/>
-    <w:lsdException w:name="Default Paragraph Font" w:semiHidden="1" w:uiPriority="1" w:unhideWhenUsed="1"/>
-    <w:lsdException w:name="Body Text" w:semiHidden="1" w:unhideWhenUsed="1"/>
-    <w:lsdException w:name="Body Text Indent" w:semiHidden="1" w:unhideWhenUsed="1"/>
-    <w:lsdException w:name="List Continue" w:semiHidden="1" w:unhideWhenUsed="1"/>
-    <w:lsdException w:name="List Continue 2" w:semiHidden="1" w:unhideWhenUsed="1"/>
-    <w:lsdException w:name="List Continue 3" w:semiHidden="1" w:unhideWhenUsed="1"/>
-    <w:lsdException w:name="List Continue 4" w:semiHidden="1" w:unhideWhenUsed="1"/>
-    <w:lsdException w:name="List Continue 5" w:semiHidden="1" w:unhideWhenUsed="1"/>
-    <w:lsdException w:name="Message Header" w:semiHidden="1" w:unhideWhenUsed="1"/>
-    <w:lsdException w:name="Subtitle" w:uiPriority="11" w:qFormat="1"/>
-    <w:lsdException w:name="Salutation" w:semiHidden="1" w:unhideWhenUsed="1"/>
-    <w:lsdException w:name="Date" w:semiHidden="1" w:unhideWhenUsed="1"/>
-    <w:lsdException w:name="Body Text First Indent" w:semiHidden="1" w:unhideWhenUsed="1"/>
-    <w:lsdException w:name="Body Text First Indent 2" w:semiHidden="1" w:unhideWhenUsed="1"/>
-    <w:lsdException w:name="Note Heading" w:semiHidden="1" w:unhideWhenUsed="1"/>
-    <w:lsdException w:name="Body Text 2" w:semiHidden="1" w:unhideWhenUsed="1"/>
-    <w:lsdException w:name="Body Text 3" w:semiHidden="1" w:unhideWhenUsed="1"/>
-    <w:lsdException w:name="Body Text Indent 2" w:semiHidden="1" w:unhideWhenUsed="1"/>
-    <w:lsdException w:name="Body Text Indent 3" w:semiHidden="1" w:unhideWhenUsed="1"/>
-    <w:lsdException w:name="Block Text" w:semiHidden="1" w:unhideWhenUsed="1"/>
-    <w:lsdException w:name="Hyperlink" w:semiHidden="1" w:unhideWhenUsed="1"/>
-    <w:lsdException w:name="FollowedHyperlink" w:semiHidden="1" w:unhideWhenUsed="1"/>
-    <w:lsdException w:name="Strong" w:uiPriority="22" w:qFormat="1"/>
-    <w:lsdException w:name="Emphasis" w:uiPriority="20" w:qFormat="1"/>
-    <w:lsdException w:name="Document Map" w:semiHidden="1" w:unhideWhenUsed="1"/>
-    <w:lsdException w:name="Plain Text" w:semiHidden="1" w:unhideWhenUsed="1"/>
-    <w:lsdException w:name="E-mail Signature" w:semiHidden="1" w:unhideWhenUsed="1"/>
-    <w:lsdException w:name="HTML Top of Form" w:semiHidden="1" w:unhideWhenUsed="1"/>
-    <w:lsdException w:name="HTML Bottom of Form" w:semiHidden="1" w:unhideWhenUsed="1"/>
-    <w:lsdException w:name="Normal (Web)" w:semiHidden="1" w:unhideWhenUsed="1"/>
-    <w:lsdException w:name="HTML Acronym" w:semiHidden="1" w:unhideWhenUsed="1"/>
-    <w:lsdException w:name="HTML Address" w:semiHidden="1" w:unhideWhenUsed="1"/>
-    <w:lsdException w:name="HTML Cite" w:semiHidden="1" w:unhideWhenUsed="1"/>
-    <w:lsdException w:name="HTML Code" w:semiHidden="1" w:unhideWhenUsed="1"/>
-    <w:lsdException w:name="HTML Definition" w:semiHidden="1" w:unhideWhenUsed="1"/>
-    <w:lsdException w:name="HTML Keyboard" w:semiHidden="1" w:unhideWhenUsed="1"/>
-    <w:lsdException w:name="HTML Preformatted" w:semiHidden="1" w:unhideWhenUsed="1"/>
-    <w:lsdException w:name="HTML Sample" w:semiHidden="1" w:unhideWhenUsed="1"/>
-    <w:lsdException w:name="HTML Typewriter" w:semiHidden="1" w:unhideWhenUsed="1"/>
-    <w:lsdException w:name="HTML Variable" w:semiHidden="1" w:unhideWhenUsed="1"/>
-    <w:lsdException w:name="Normal Table" w:semiHidden="1" w:unhideWhenUsed="1"/>
-    <w:lsdException w:name="annotation subject" w:semiHidden="1" w:unhideWhenUsed="1"/>
-    <w:lsdException w:name="No List" w:semiHidden="1" w:unhideWhenUsed="1"/>
-    <w:lsdException w:name="Outline List 1" w:semiHidden="1" w:unhideWhenUsed="1"/>
-    <w:lsdException w:name="Outline List 2" w:semiHidden="1" w:unhideWhenUsed="1"/>
-    <w:lsdException w:name="Outline List 3" w:semiHidden="1" w:unhideWhenUsed="1"/>
-    <w:lsdException w:name="Table Simple 1" w:semiHidden="1" w:unhideWhenUsed="1"/>
-    <w:lsdException w:name="Table Simple 2" w:semiHidden="1" w:unhideWhenUsed="1"/>
-    <w:lsdException w:name="Table Simple 3" w:semiHidden="1" w:unhideWhenUsed="1"/>
-    <w:lsdException w:name="Table Classic 1" w:semiHidden="1" w:unhideWhenUsed="1"/>
-    <w:lsdException w:name="Table Classic 2" w:semiHidden="1" w:unhideWhenUsed="1"/>
-    <w:lsdException w:name="Table Classic 3" w:semiHidden="1" w:unhideWhenUsed="1"/>
-    <w:lsdException w:name="Table Classic 4" w:semiHidden="1" w:unhideWhenUsed="1"/>
-    <w:lsdException w:name="Table Colorful 1" w:semiHidden="1" w:unhideWhenUsed="1"/>
-    <w:lsdException w:name="Table Colorful 2" w:semiHidden="1" w:unhideWhenUsed="1"/>
-    <w:lsdException w:name="Table Colorful 3" w:semiHidden="1" w:unhideWhenUsed="1"/>
-    <w:lsdException w:name="Table Columns 1" w:semiHidden="1" w:unhideWhenUsed="1"/>
-    <w:lsdException w:name="Table Columns 2" w:semiHidden="1" w:unhideWhenUsed="1"/>
-    <w:lsdException w:name="Table Columns 3" w:semiHidden="1" w:unhideWhenUsed="1"/>
-    <w:lsdException w:name="Table Columns 4" w:semiHidden="1" w:unhideWhenUsed="1"/>
-    <w:lsdException w:name="Table Columns 5" w:semiHidden="1" w:unhideWhenUsed="1"/>
-    <w:lsdException w:name="Table Grid 1" w:semiHidden="1" w:unhideWhenUsed="1"/>
-    <w:lsdException w:name="Table Grid 2" w:semiHidden="1" w:unhideWhenUsed="1"/>
-    <w:lsdException w:name="Table Grid 3" w:semiHidden="1" w:unhideWhenUsed="1"/>
-    <w:lsdException w:name="Table Grid 4" w:semiHidden="1" w:unhideWhenUsed="1"/>
-    <w:lsdException w:name="Table Grid 5" w:semiHidden="1" w:unhideWhenUsed="1"/>
-    <w:lsdException w:name="Table Grid 6" w:semiHidden="1" w:unhideWhenUsed="1"/>
-    <w:lsdException w:name="Table Grid 7" w:semiHidden="1" w:unhideWhenUsed="1"/>
-    <w:lsdException w:name="Table Grid 8" w:semiHidden="1" w:unhideWhenUsed="1"/>
-    <w:lsdException w:name="Table List 1" w:semiHidden="1" w:unhideWhenUsed="1"/>
-    <w:lsdException w:name="Table List 2" w:semiHidden="1" w:unhideWhenUsed="1"/>
-    <w:lsdException w:name="Table List 3" w:semiHidden="1" w:unhideWhenUsed="1"/>
-    <w:lsdException w:name="Table List 4" w:semiHidden="1" w:unhideWhenUsed="1"/>
-    <w:lsdException w:name="Table List 5" w:semiHidden="1" w:unhideWhenUsed="1"/>
-    <w:lsdException w:name="Table List 6" w:semiHidden="1" w:unhideWhenUsed="1"/>
-    <w:lsdException w:name="Table List 7" w:semiHidden="1" w:unhideWhenUsed="1"/>
-    <w:lsdException w:name="Table List 8" w:semiHidden="1" w:unhideWhenUsed="1"/>
-    <w:lsdException w:name="Table 3D effects 1" w:semiHidden="1" w:unhideWhenUsed="1"/>
-    <w:lsdException w:name="Table 3D effects 2" w:semiHidden="1" w:unhideWhenUsed="1"/>
-    <w:lsdException w:name="Table 3D effects 3" w:semiHidden="1" w:unhideWhenUsed="1"/>
-    <w:lsdException w:name="Table Contemporary" w:semiHidden="1" w:unhideWhenUsed="1"/>
-    <w:lsdException w:name="Table Elegant" w:semiHidden="1" w:unhideWhenUsed="1"/>
-    <w:lsdException w:name="Table Professional" w:semiHidden="1" w:unhideWhenUsed="1"/>
-    <w:lsdException w:name="Table Subtle 1" w:semiHidden="1" w:unhideWhenUsed="1"/>
-    <w:lsdException w:name="Table Subtle 2" w:semiHidden="1" w:unhideWhenUsed="1"/>
-    <w:lsdException w:name="Table Web 1" w:semiHidden="1" w:unhideWhenUsed="1"/>
-    <w:lsdException w:name="Table Web 2" w:semiHidden="1" w:unhideWhenUsed="1"/>
-    <w:lsdException w:name="Table Web 3" w:semiHidden="1" w:unhideWhenUsed="1"/>
-    <w:lsdException w:name="Balloon Text" w:semiHidden="1" w:unhideWhenUsed="1"/>
-    <w:lsdException w:name="Table Grid" w:uiPriority="39"/>
-    <w:lsdException w:name="Table Theme" w:semiHidden="1" w:unhideWhenUsed="1"/>
-    <w:lsdException w:name="Placeholder Text" w:semiHidden="1"/>
-    <w:lsdException w:name="No Spacing" w:uiPriority="1" w:qFormat="1"/>
-    <w:lsdException w:name="Light Shading" w:uiPriority="60"/>
-    <w:lsdException w:name="Light List" w:uiPriority="61"/>
-    <w:lsdException w:name="Light Grid" w:uiPriority="62"/>
-    <w:lsdException w:name="Medium Shading 1" w:uiPriority="63"/>
-    <w:lsdException w:name="Medium Shading 2" w:uiPriority="64"/>
-    <w:lsdException w:name="Medium List 1" w:uiPriority="65"/>
-    <w:lsdException w:name="Medium List 2" w:uiPriority="66"/>
-    <w:lsdException w:name="Medium Grid 1" w:uiPriority="67"/>
-    <w:lsdException w:name="Medium Grid 2" w:uiPriority="68"/>
-    <w:lsdException w:name="Medium Grid 3" w:uiPriority="69"/>
-    <w:lsdException w:name="Dark List" w:uiPriority="70"/>
-    <w:lsdException w:name="Colorful Shading" w:uiPriority="71"/>
-    <w:lsdException w:name="Colorful List" w:uiPriority="72"/>
-    <w:lsdException w:name="Colorful Grid" w:uiPriority="73"/>
-    <w:lsdException w:name="Light Shading Accent 1" w:uiPriority="60"/>
-    <w:lsdException w:name="Light List Accent 1" w:uiPriority="61"/>
-    <w:lsdException w:name="Light Grid Accent 1" w:uiPriority="62"/>
-    <w:lsdException w:name="Medium Shading 1 Accent 1" w:uiPriority="63"/>
-    <w:lsdException w:name="Medium Shading 2 Accent 1" w:uiPriority="64"/>
-    <w:lsdException w:name="Medium List 1 Accent 1" w:uiPriority="65"/>
-    <w:lsdException w:name="Revision" w:semiHidden="1"/>
-    <w:lsdException w:name="List Paragraph" w:uiPriority="34" w:qFormat="1"/>
-    <w:lsdException w:name="Quote" w:uiPriority="29" w:qFormat="1"/>
-    <w:lsdException w:name="Intense Quote" w:uiPriority="30" w:qFormat="1"/>
-    <w:lsdException w:name="Medium List 2 Accent 1" w:uiPriority="66"/>
-    <w:lsdException w:name="Medium Grid 1 Accent 1" w:uiPriority="67"/>
-    <w:lsdException w:name="Medium Grid 2 Accent 1" w:uiPriority="68"/>
-    <w:lsdException w:name="Medium Grid 3 Accent 1" w:uiPriority="69"/>
-    <w:lsdException w:name="Dark List Accent 1" w:uiPriority="70"/>
-    <w:lsdException w:name="Colorful Shading Accent 1" w:uiPriority="71"/>
-    <w:lsdException w:name="Colorful List Accent 1" w:uiPriority="72"/>
-    <w:lsdException w:name="Colorful Grid Accent 1" w:uiPriority="73"/>
-    <w:lsdException w:name="Light Shading Accent 2" w:uiPriority="60"/>
-    <w:lsdException w:name="Light List Accent 2" w:uiPriority="61"/>
-    <w:lsdException w:name="Light Grid Accent 2" w:uiPriority="62"/>
-    <w:lsdException w:name="Medium Shading 1 Accent 2" w:uiPriority="63"/>
-    <w:lsdException w:name="Medium Shading 2 Accent 2" w:uiPriority="64"/>
-    <w:lsdException w:name="Medium List 1 Accent 2" w:uiPriority="65"/>
-    <w:lsdException w:name="Medium List 2 Accent 2" w:uiPriority="66"/>
-    <w:lsdException w:name="Medium Grid 1 Accent 2" w:uiPriority="67"/>
-    <w:lsdException w:name="Medium Grid 2 Accent 2" w:uiPriority="68"/>
-    <w:lsdException w:name="Medium Grid 3 Accent 2" w:uiPriority="69"/>
-    <w:lsdException w:name="Dark List Accent 2" w:uiPriority="70"/>
-    <w:lsdException w:name="Colorful Shading Accent 2" w:uiPriority="71"/>
-    <w:lsdException w:name="Colorful List Accent 2" w:uiPriority="72"/>
-    <w:lsdException w:name="Colorful Grid Accent 2" w:uiPriority="73"/>
-    <w:lsdException w:name="Light Shading Accent 3" w:uiPriority="60"/>
-    <w:lsdException w:name="Light List Accent 3" w:uiPriority="61"/>
-    <w:lsdException w:name="Light Grid Accent 3" w:uiPriority="62"/>
-    <w:lsdException w:name="Medium Shading 1 Accent 3" w:uiPriority="63"/>
-    <w:lsdException w:name="Medium Shading 2 Accent 3" w:uiPriority="64"/>
-    <w:lsdException w:name="Medium List 1 Accent 3" w:uiPriority="65"/>
-    <w:lsdException w:name="Medium List 2 Accent 3" w:uiPriority="66"/>
-    <w:lsdException w:name="Medium Grid 1 Accent 3" w:uiPriority="67"/>
-    <w:lsdException w:name="Medium Grid 2 Accent 3" w:uiPriority="68"/>
-    <w:lsdException w:name="Medium Grid 3 Accent 3" w:uiPriority="69"/>
-    <w:lsdException w:name="Dark List Accent 3" w:uiPriority="70"/>
-    <w:lsdException w:name="Colorful Shading Accent 3" w:uiPriority="71"/>
-    <w:lsdException w:name="Colorful List Accent 3" w:uiPriority="72"/>
-    <w:lsdException w:name="Colorful Grid Accent 3" w:uiPriority="73"/>
-    <w:lsdException w:name="Light Shading Accent 4" w:uiPriority="60"/>
-    <w:lsdException w:name="Light List Accent 4" w:uiPriority="61"/>
-    <w:lsdException w:name="Light Grid Accent 4" w:uiPriority="62"/>
-    <w:lsdException w:name="Medium Shading 1 Accent 4" w:uiPriority="63"/>
-    <w:lsdException w:name="Medium Shading 2 Accent 4" w:uiPriority="64"/>
-    <w:lsdException w:name="Medium List 1 Accent 4" w:uiPriority="65"/>
-    <w:lsdException w:name="Medium List 2 Accent 4" w:uiPriority="66"/>
-    <w:lsdException w:name="Medium Grid 1 Accent 4" w:uiPriority="67"/>
-    <w:lsdException w:name="Medium Grid 2 Accent 4" w:uiPriority="68"/>
-    <w:lsdException w:name="Medium Grid 3 Accent 4" w:uiPriority="69"/>
-    <w:lsdException w:name="Dark List Accent 4" w:uiPriority="70"/>
-    <w:lsdException w:name="Colorful Shading Accent 4" w:uiPriority="71"/>
-    <w:lsdException w:name="Colorful List Accent 4" w:uiPriority="72"/>
-    <w:lsdException w:name="Colorful Grid Accent 4" w:uiPriority="73"/>
-    <w:lsdException w:name="Light Shading Accent 5" w:uiPriority="60"/>
-    <w:lsdException w:name="Light List Accent 5" w:uiPriority="61"/>
-    <w:lsdException w:name="Light Grid Accent 5" w:uiPriority="62"/>
-    <w:lsdException w:name="Medium Shading 1 Accent 5" w:uiPriority="63"/>
-    <w:lsdException w:name="Medium Shading 2 Accent 5" w:uiPriority="64"/>
-    <w:lsdException w:name="Medium List 1 Accent 5" w:uiPriority="65"/>
-    <w:lsdException w:name="Medium List 2 Accent 5" w:uiPriority="66"/>
-    <w:lsdException w:name="Medium Grid 1 Accent 5" w:uiPriority="67"/>
-    <w:lsdException w:name="Medium Grid 2 Accent 5" w:uiPriority="68"/>
-    <w:lsdException w:name="Medium Grid 3 Accent 5" w:uiPriority="69"/>
-    <w:lsdException w:name="Dark List Accent 5" w:uiPriority="70"/>
-    <w:lsdException w:name="Colorful Shading Accent 5" w:uiPriority="71"/>
-    <w:lsdException w:name="Colorful List Accent 5" w:uiPriority="72"/>
-    <w:lsdException w:name="Colorful Grid Accent 5" w:uiPriority="73"/>
-    <w:lsdException w:name="Light Shading Accent 6" w:uiPriority="60"/>
-    <w:lsdException w:name="Light List Accent 6" w:uiPriority="61"/>
-    <w:lsdException w:name="Light Grid Accent 6" w:uiPriority="62"/>
-    <w:lsdException w:name="Medium Shading 1 Accent 6" w:uiPriority="63"/>
-    <w:lsdException w:name="Medium Shading 2 Accent 6" w:uiPriority="64"/>
-    <w:lsdException w:name="Medium List 1 Accent 6" w:uiPriority="65"/>
-    <w:lsdException w:name="Medium List 2 Accent 6" w:uiPriority="66"/>
-    <w:lsdException w:name="Medium Grid 1 Accent 6" w:uiPriority="67"/>
-    <w:lsdException w:name="Medium Grid 2 Accent 6" w:uiPriority="68"/>
-    <w:lsdException w:name="Medium Grid 3 Accent 6" w:uiPriority="69"/>
-    <w:lsdException w:name="Dark List Accent 6" w:uiPriority="70"/>
-    <w:lsdException w:name="Colorful Shading Accent 6" w:uiPriority="71"/>
-    <w:lsdException w:name="Colorful List Accent 6" w:uiPriority="72"/>
-    <w:lsdException w:name="Colorful Grid Accent 6" w:uiPriority="73"/>
-    <w:lsdException w:name="Subtle Emphasis" w:uiPriority="19" w:qFormat="1"/>
-    <w:lsdException w:name="Intense Emphasis" w:uiPriority="21" w:qFormat="1"/>
-    <w:lsdException w:name="Subtle Reference" w:uiPriority="31" w:qFormat="1"/>
-    <w:lsdException w:name="Intense Reference" w:uiPriority="32" w:qFormat="1"/>
-    <w:lsdException w:name="Book Title" w:uiPriority="33" w:qFormat="1"/>
-    <w:lsdException w:name="Bibliography" w:semiHidden="1" w:uiPriority="37" w:unhideWhenUsed="1"/>
-    <w:lsdException w:name="TOC Heading" w:semiHidden="1" w:uiPriority="39" w:unhideWhenUsed="1" w:qFormat="1"/>
-    <w:lsdException w:name="Plain Table 1" w:uiPriority="41"/>
-    <w:lsdException w:name="Plain Table 2" w:uiPriority="42"/>
-    <w:lsdException w:name="Plain Table 3" w:uiPriority="43"/>
-    <w:lsdException w:name="Plain Table 4" w:uiPriority="44"/>
-    <w:lsdException w:name="Plain Table 5" w:uiPriority="45"/>
-    <w:lsdException w:name="Grid Table Light" w:uiPriority="40"/>
-    <w:lsdException w:name="Grid Table 1 Light" w:uiPriority="46"/>
-    <w:lsdException w:name="Grid Table 2" w:uiPriority="47"/>
-    <w:lsdException w:name="Grid Table 3" w:uiPriority="48"/>
-    <w:lsdException w:name="Grid Table 4" w:uiPriority="49"/>
-    <w:lsdException w:name="Grid Table 5 Dark" w:uiPriority="50"/>
-    <w:lsdException w:name="Grid Table 6 Colorful" w:uiPriority="51"/>
-    <w:lsdException w:name="Grid Table 7 Colorful" w:uiPriority="52"/>
-    <w:lsdException w:name="Grid Table 1 Light Accent 1" w:uiPriority="46"/>
-    <w:lsdException w:name="Grid Table 2 Accent 1" w:uiPriority="47"/>
-    <w:lsdException w:name="Grid Table 3 Accent 1" w:uiPriority="48"/>
-    <w:lsdException w:name="Grid Table 4 Accent 1" w:uiPriority="49"/>
-    <w:lsdException w:name="Grid Table 5 Dark Accent 1" w:uiPriority="50"/>
-    <w:lsdException w:name="Grid Table 6 Colorful Accent 1" w:uiPriority="51"/>
-    <w:lsdException w:name="Grid Table 7 Colorful Accent 1" w:uiPriority="52"/>
-    <w:lsdException w:name="Grid Table 1 Light Accent 2" w:uiPriority="46"/>
-    <w:lsdException w:name="Grid Table 2 Accent 2" w:uiPriority="47"/>
-    <w:lsdException w:name="Grid Table 3 Accent 2" w:uiPriority="48"/>
-    <w:lsdException w:name="Grid Table 4 Accent 2" w:uiPriority="49"/>
-    <w:lsdException w:name="Grid Table 5 Dark Accent 2" w:uiPriority="50"/>
-    <w:lsdException w:name="Grid Table 6 Colorful Accent 2" w:uiPriority="51"/>
-    <w:lsdException w:name="Grid Table 7 Colorful Accent 2" w:uiPriority="52"/>
-    <w:lsdException w:name="Grid Table 1 Light Accent 3" w:uiPriority="46"/>
-    <w:lsdException w:name="Grid Table 2 Accent 3" w:uiPriority="47"/>
-    <w:lsdException w:name="Grid Table 3 Accent 3" w:uiPriority="48"/>
-    <w:lsdException w:name="Grid Table 4 Accent 3" w:uiPriority="49"/>
-    <w:lsdException w:name="Grid Table 5 Dark Accent 3" w:uiPriority="50"/>
-    <w:lsdException w:name="Grid Table 6 Colorful Accent 3" w:uiPriority="51"/>
-    <w:lsdException w:name="Grid Table 7 Colorful Accent 3" w:uiPriority="52"/>
-    <w:lsdException w:name="Grid Table 1 Light Accent 4" w:uiPriority="46"/>
-    <w:lsdException w:name="Grid Table 2 Accent 4" w:uiPriority="47"/>
-    <w:lsdException w:name="Grid Table 3 Accent 4" w:uiPriority="48"/>
-    <w:lsdException w:name="Grid Table 4 Accent 4" w:uiPriority="49"/>
-    <w:lsdException w:name="Grid Table 5 Dark Accent 4" w:uiPriority="50"/>
-    <w:lsdException w:name="Grid Table 6 Colorful Accent 4" w:uiPriority="51"/>
-    <w:lsdException w:name="Grid Table 7 Colorful Accent 4" w:uiPriority="52"/>
-    <w:lsdException w:name="Grid Table 1 Light Accent 5" w:uiPriority="46"/>
-    <w:lsdException w:name="Grid Table 2 Accent 5" w:uiPriority="47"/>
-    <w:lsdException w:name="Grid Table 3 Accent 5" w:uiPriority="48"/>
-    <w:lsdException w:name="Grid Table 4 Accent 5" w:uiPriority="49"/>
-    <w:lsdException w:name="Grid Table 5 Dark Accent 5" w:uiPriority="50"/>
-    <w:lsdException w:name="Grid Table 6 Colorful Accent 5" w:uiPriority="51"/>
-    <w:lsdException w:name="Grid Table 7 Colorful Accent 5" w:uiPriority="52"/>
-    <w:lsdException w:name="Grid Table 1 Light Accent 6" w:uiPriority="46"/>
-    <w:lsdException w:name="Grid Table 2 Accent 6" w:uiPriority="47"/>
-    <w:lsdException w:name="Grid Table 3 Accent 6" w:uiPriority="48"/>
-    <w:lsdException w:name="Grid Table 4 Accent 6" w:uiPriority="49"/>
-    <w:lsdException w:name="Grid Table 5 Dark Accent 6" w:uiPriority="50"/>
-    <w:lsdException w:name="Grid Table 6 Colorful Accent 6" w:uiPriority="51"/>
-    <w:lsdException w:name="Grid Table 7 Colorful Accent 6" w:uiPriority="52"/>
-    <w:lsdException w:name="List Table 1 Light" w:uiPriority="46"/>
-    <w:lsdException w:name="List Table 2" w:uiPriority="47"/>
-    <w:lsdException w:name="List Table 3" w:uiPriority="48"/>
-    <w:lsdException w:name="List Table 4" w:uiPriority="49"/>
-    <w:lsdException w:name="List Table 5 Dark" w:uiPriority="50"/>
-    <w:lsdException w:name="List Table 6 Colorful" w:uiPriority="51"/>
-    <w:lsdException w:name="List Table 7 Colorful" w:uiPriority="52"/>
-    <w:lsdException w:name="List Table 1 Light Accent 1" w:uiPriority="46"/>
-    <w:lsdException w:name="List Table 2 Accent 1" w:uiPriority="47"/>
-    <w:lsdException w:name="List Table 3 Accent 1" w:uiPriority="48"/>
-    <w:lsdException w:name="List Table 4 Accent 1" w:uiPriority="49"/>
-    <w:lsdException w:name="List Table 5 Dark Accent 1" w:uiPriority="50"/>
-    <w:lsdException w:name="List Table 6 Colorful Accent 1" w:uiPriority="51"/>
-    <w:lsdException w:name="List Table 7 Colorful Accent 1" w:uiPriority="52"/>
-    <w:lsdException w:name="List Table 1 Light Accent 2" w:uiPriority="46"/>
-    <w:lsdException w:name="List Table 2 Accent 2" w:uiPriority="47"/>
-    <w:lsdException w:name="List Table 3 Accent 2" w:uiPriority="48"/>
-    <w:lsdException w:name="List Table 4 Accent 2" w:uiPriority="49"/>
-    <w:lsdException w:name="List Table 5 Dark Accent 2" w:uiPriority="50"/>
-    <w:lsdException w:name="List Table 6 Colorful Accent 2" w:uiPriority="51"/>
-    <w:lsdException w:name="List Table 7 Colorful Accent 2" w:uiPriority="52"/>
-    <w:lsdException w:name="List Table 1 Light Accent 3" w:uiPriority="46"/>
-    <w:lsdException w:name="List Table 2 Accent 3" w:uiPriority="47"/>
-    <w:lsdException w:name="List Table 3 Accent 3" w:uiPriority="48"/>
-    <w:lsdException w:name="List Table 4 Accent 3" w:uiPriority="49"/>
-    <w:lsdException w:name="List Table 5 Dark Accent 3" w:uiPriority="50"/>
-    <w:lsdException w:name="List Table 6 Colorful Accent 3" w:uiPriority="51"/>
-    <w:lsdException w:name="List Table 7 Colorful Accent 3" w:uiPriority="52"/>
-    <w:lsdException w:name="List Table 1 Light Accent 4" w:uiPriority="46"/>
-    <w:lsdException w:name="List Table 2 Accent 4" w:uiPriority="47"/>
-    <w:lsdException w:name="List Table 3 Accent 4" w:uiPriority="48"/>
-    <w:lsdException w:name="List Table 4 Accent 4" w:uiPriority="49"/>
-    <w:lsdException w:name="List Table 5 Dark Accent 4" w:uiPriority="50"/>
-    <w:lsdException w:name="List Table 6 Colorful Accent 4" w:uiPriority="51"/>
-    <w:lsdException w:name="List Table 7 Colorful Accent 4" w:uiPriority="52"/>
-    <w:lsdException w:name="List Table 1 Light Accent 5" w:uiPriority="46"/>
-    <w:lsdException w:name="List Table 2 Accent 5" w:uiPriority="47"/>
-    <w:lsdException w:name="List Table 3 Accent 5" w:uiPriority="48"/>
-    <w:lsdException w:name="List Table 4 Accent 5" w:uiPriority="49"/>
-    <w:lsdException w:name="List Table 5 Dark Accent 5" w:uiPriority="50"/>
-    <w:lsdException w:name="List Table 6 Colorful Accent 5" w:uiPriority="51"/>
-    <w:lsdException w:name="List Table 7 Colorful Accent 5" w:uiPriority="52"/>
-    <w:lsdException w:name="List Table 1 Light Accent 6" w:uiPriority="46"/>
-    <w:lsdException w:name="List Table 2 Accent 6" w:uiPriority="47"/>
-    <w:lsdException w:name="List Table 3 Accent 6" w:uiPriority="48"/>
-    <w:lsdException w:name="List Table 4 Accent 6" w:uiPriority="49"/>
-    <w:lsdException w:name="List Table 5 Dark Accent 6" w:uiPriority="50"/>
-    <w:lsdException w:name="List Table 6 Colorful Accent 6" w:uiPriority="51"/>
-    <w:lsdException w:name="List Table 7 Colorful Accent 6" w:uiPriority="52"/>
-    <w:lsdException w:name="Mention" w:semiHidden="1" w:unhideWhenUsed="1"/>
-    <w:lsdException w:name="Smart Hyperlink" w:semiHidden="1" w:unhideWhenUsed="1"/>
-    <w:lsdException w:name="Hashtag" w:semiHidden="1" w:unhideWhenUsed="1"/>
-    <w:lsdException w:name="Unresolved Mention" w:semiHidden="1" w:unhideWhenUsed="1"/>
-    <w:lsdException w:name="Smart Link" w:semiHidden="1" w:unhideWhenUsed="1"/>
+  <w:latentStyles w:defLockedState="0" w:defUIPriority="99" w:defSemiHidden="1" w:defUnhideWhenUsed="1" w:defQFormat="0" w:count="267">
+    <w:lsdException w:name="Normal" w:semiHidden="0" w:uiPriority="0" w:unhideWhenUsed="0" w:qFormat="1"/>
+    <w:lsdException w:name="heading 1" w:semiHidden="0" w:uiPriority="9" w:unhideWhenUsed="0" w:qFormat="1"/>
+    <w:lsdException w:name="heading 2" w:uiPriority="9" w:qFormat="1"/>
+    <w:lsdException w:name="heading 3" w:uiPriority="9" w:qFormat="1"/>
+    <w:lsdException w:name="heading 4" w:uiPriority="9" w:qFormat="1"/>
+    <w:lsdException w:name="heading 5" w:uiPriority="9" w:qFormat="1"/>
+    <w:lsdException w:name="heading 6" w:uiPriority="9" w:qFormat="1"/>
+    <w:lsdException w:name="heading 7" w:uiPriority="9" w:qFormat="1"/>
+    <w:lsdException w:name="heading 8" w:uiPriority="9" w:qFormat="1"/>
+    <w:lsdException w:name="heading 9" w:uiPriority="9" w:qFormat="1"/>
+    <w:lsdException w:name="toc 1" w:uiPriority="39"/>
+    <w:lsdException w:name="toc 2" w:uiPriority="39"/>
+    <w:lsdException w:name="toc 3" w:uiPriority="39"/>
+    <w:lsdException w:name="toc 4" w:uiPriority="39"/>
+    <w:lsdException w:name="toc 5" w:uiPriority="39"/>
+    <w:lsdException w:name="toc 6" w:uiPriority="39"/>
+    <w:lsdException w:name="toc 7" w:uiPriority="39"/>
+    <w:lsdException w:name="toc 8" w:uiPriority="39"/>
+    <w:lsdException w:name="toc 9" w:uiPriority="39"/>
+    <w:lsdException w:name="caption" w:uiPriority="35" w:qFormat="1"/>
+    <w:lsdException w:name="Title" w:semiHidden="0" w:uiPriority="10" w:unhideWhenUsed="0" w:qFormat="1"/>
+    <w:lsdException w:name="Default Paragraph Font" w:uiPriority="1"/>
+    <w:lsdException w:name="Subtitle" w:semiHidden="0" w:uiPriority="11" w:unhideWhenUsed="0" w:qFormat="1"/>
+    <w:lsdException w:name="Strong" w:semiHidden="0" w:uiPriority="22" w:unhideWhenUsed="0" w:qFormat="1"/>
+    <w:lsdException w:name="Emphasis" w:semiHidden="0" w:uiPriority="20" w:unhideWhenUsed="0" w:qFormat="1"/>
+    <w:lsdException w:name="Table Grid" w:semiHidden="0" w:uiPriority="39" w:unhideWhenUsed="0"/>
+    <w:lsdException w:name="Placeholder Text" w:unhideWhenUsed="0"/>
+    <w:lsdException w:name="No Spacing" w:semiHidden="0" w:uiPriority="1" w:unhideWhenUsed="0" w:qFormat="1"/>
+    <w:lsdException w:name="Light Shading" w:semiHidden="0" w:uiPriority="60" w:unhideWhenUsed="0"/>
+    <w:lsdException w:name="Light List" w:semiHidden="0" w:uiPriority="61" w:unhideWhenUsed="0"/>
+    <w:lsdException w:name="Light Grid" w:semiHidden="0" w:uiPriority="62" w:unhideWhenUsed="0"/>
+    <w:lsdException w:name="Medium Shading 1" w:semiHidden="0" w:uiPriority="63" w:unhideWhenUsed="0"/>
+    <w:lsdException w:name="Medium Shading 2" w:semiHidden="0" w:uiPriority="64" w:unhideWhenUsed="0"/>
+    <w:lsdException w:name="Medium List 1" w:semiHidden="0" w:uiPriority="65" w:unhideWhenUsed="0"/>
+    <w:lsdException w:name="Medium List 2" w:semiHidden="0" w:uiPriority="66" w:unhideWhenUsed="0"/>
+    <w:lsdException w:name="Medium Grid 1" w:semiHidden="0" w:uiPriority="67" w:unhideWhenUsed="0"/>
+    <w:lsdException w:name="Medium Grid 2" w:semiHidden="0" w:uiPriority="68" w:unhideWhenUsed="0"/>
+    <w:lsdException w:name="Medium Grid 3" w:semiHidden="0" w:uiPriority="69" w:unhideWhenUsed="0"/>
+    <w:lsdException w:name="Dark List" w:semiHidden="0" w:uiPriority="70" w:unhideWhenUsed="0"/>
+    <w:lsdException w:name="Colorful Shading" w:semiHidden="0" w:uiPriority="71" w:unhideWhenUsed="0"/>
+    <w:lsdException w:name="Colorful List" w:semiHidden="0" w:uiPriority="72" w:unhideWhenUsed="0"/>
+    <w:lsdException w:name="Colorful Grid" w:semiHidden="0" w:uiPriority="73" w:unhideWhenUsed="0"/>
+    <w:lsdException w:name="Light Shading Accent 1" w:semiHidden="0" w:uiPriority="60" w:unhideWhenUsed="0"/>
+    <w:lsdException w:name="Light List Accent 1" w:semiHidden="0" w:uiPriority="61" w:unhideWhenUsed="0"/>
+    <w:lsdException w:name="Light Grid Accent 1" w:semiHidden="0" w:uiPriority="62" w:unhideWhenUsed="0"/>
+    <w:lsdException w:name="Medium Shading 1 Accent 1" w:semiHidden="0" w:uiPriority="63" w:unhideWhenUsed="0"/>
+    <w:lsdException w:name="Medium Shading 2 Accent 1" w:semiHidden="0" w:uiPriority="64" w:unhideWhenUsed="0"/>
+    <w:lsdException w:name="Medium List 1 Accent 1" w:semiHidden="0" w:uiPriority="65" w:unhideWhenUsed="0"/>
+    <w:lsdException w:name="Revision" w:unhideWhenUsed="0"/>
+    <w:lsdException w:name="List Paragraph" w:semiHidden="0" w:uiPriority="34" w:unhideWhenUsed="0" w:qFormat="1"/>
+    <w:lsdException w:name="Quote" w:semiHidden="0" w:uiPriority="29" w:unhideWhenUsed="0" w:qFormat="1"/>
+    <w:lsdException w:name="Intense Quote" w:semiHidden="0" w:uiPriority="30" w:unhideWhenUsed="0" w:qFormat="1"/>
+    <w:lsdException w:name="Medium List 2 Accent 1" w:semiHidden="0" w:uiPriority="66" w:unhideWhenUsed="0"/>
+    <w:lsdException w:name="Medium Grid 1 Accent 1" w:semiHidden="0" w:uiPriority="67" w:unhideWhenUsed="0"/>
+    <w:lsdException w:name="Medium Grid 2 Accent 1" w:semiHidden="0" w:uiPriority="68" w:unhideWhenUsed="0"/>
+    <w:lsdException w:name="Medium Grid 3 Accent 1" w:semiHidden="0" w:uiPriority="69" w:unhideWhenUsed="0"/>
+    <w:lsdException w:name="Dark List Accent 1" w:semiHidden="0" w:uiPriority="70" w:unhideWhenUsed="0"/>
+    <w:lsdException w:name="Colorful Shading Accent 1" w:semiHidden="0" w:uiPriority="71" w:unhideWhenUsed="0"/>
+    <w:lsdException w:name="Colorful List Accent 1" w:semiHidden="0" w:uiPriority="72" w:unhideWhenUsed="0"/>
+    <w:lsdException w:name="Colorful Grid Accent 1" w:semiHidden="0" w:uiPriority="73" w:unhideWhenUsed="0"/>
+    <w:lsdException w:name="Light Shading Accent 2" w:semiHidden="0" w:uiPriority="60" w:unhideWhenUsed="0"/>
+    <w:lsdException w:name="Light List Accent 2" w:semiHidden="0" w:uiPriority="61" w:unhideWhenUsed="0"/>
+    <w:lsdException w:name="Light Grid Accent 2" w:semiHidden="0" w:uiPriority="62" w:unhideWhenUsed="0"/>
+    <w:lsdException w:name="Medium Shading 1 Accent 2" w:semiHidden="0" w:uiPriority="63" w:unhideWhenUsed="0"/>
+    <w:lsdException w:name="Medium Shading 2 Accent 2" w:semiHidden="0" w:uiPriority="64" w:unhideWhenUsed="0"/>
+    <w:lsdException w:name="Medium List 1 Accent 2" w:semiHidden="0" w:uiPriority="65" w:unhideWhenUsed="0"/>
+    <w:lsdException w:name="Medium List 2 Accent 2" w:semiHidden="0" w:uiPriority="66" w:unhideWhenUsed="0"/>
+    <w:lsdException w:name="Medium Grid 1 Accent 2" w:semiHidden="0" w:uiPriority="67" w:unhideWhenUsed="0"/>
+    <w:lsdException w:name="Medium Grid 2 Accent 2" w:semiHidden="0" w:uiPriority="68" w:unhideWhenUsed="0"/>
+    <w:lsdException w:name="Medium Grid 3 Accent 2" w:semiHidden="0" w:uiPriority="69" w:unhideWhenUsed="0"/>
+    <w:lsdException w:name="Dark List Accent 2" w:semiHidden="0" w:uiPriority="70" w:unhideWhenUsed="0"/>
+    <w:lsdException w:name="Colorful Shading Accent 2" w:semiHidden="0" w:uiPriority="71" w:unhideWhenUsed="0"/>
+    <w:lsdException w:name="Colorful List Accent 2" w:semiHidden="0" w:uiPriority="72" w:unhideWhenUsed="0"/>
+    <w:lsdException w:name="Colorful Grid Accent 2" w:semiHidden="0" w:uiPriority="73" w:unhideWhenUsed="0"/>
+    <w:lsdException w:name="Light Shading Accent 3" w:semiHidden="0" w:uiPriority="60" w:unhideWhenUsed="0"/>
+    <w:lsdException w:name="Light List Accent 3" w:semiHidden="0" w:uiPriority="61" w:unhideWhenUsed="0"/>
+    <w:lsdException w:name="Light Grid Accent 3" w:semiHidden="0" w:uiPriority="62" w:unhideWhenUsed="0"/>
+    <w:lsdException w:name="Medium Shading 1 Accent 3" w:semiHidden="0" w:uiPriority="63" w:unhideWhenUsed="0"/>
+    <w:lsdException w:name="Medium Shading 2 Accent 3" w:semiHidden="0" w:uiPriority="64" w:unhideWhenUsed="0"/>
+    <w:lsdException w:name="Medium List 1 Accent 3" w:semiHidden="0" w:uiPriority="65" w:unhideWhenUsed="0"/>
+    <w:lsdException w:name="Medium List 2 Accent 3" w:semiHidden="0" w:uiPriority="66" w:unhideWhenUsed="0"/>
+    <w:lsdException w:name="Medium Grid 1 Accent 3" w:semiHidden="0" w:uiPriority="67" w:unhideWhenUsed="0"/>
+    <w:lsdException w:name="Medium Grid 2 Accent 3" w:semiHidden="0" w:uiPriority="68" w:unhideWhenUsed="0"/>
+    <w:lsdException w:name="Medium Grid 3 Accent 3" w:semiHidden="0" w:uiPriority="69" w:unhideWhenUsed="0"/>
+    <w:lsdException w:name="Dark List Accent 3" w:semiHidden="0" w:uiPriority="70" w:unhideWhenUsed="0"/>
+    <w:lsdException w:name="Colorful Shading Accent 3" w:semiHidden="0" w:uiPriority="71" w:unhideWhenUsed="0"/>
+    <w:lsdException w:name="Colorful List Accent 3" w:semiHidden="0" w:uiPriority="72" w:unhideWhenUsed="0"/>
+    <w:lsdException w:name="Colorful Grid Accent 3" w:semiHidden="0" w:uiPriority="73" w:unhideWhenUsed="0"/>
+    <w:lsdException w:name="Light Shading Accent 4" w:semiHidden="0" w:uiPriority="60" w:unhideWhenUsed="0"/>
+    <w:lsdException w:name="Light List Accent 4" w:semiHidden="0" w:uiPriority="61" w:unhideWhenUsed="0"/>
+    <w:lsdException w:name="Light Grid Accent 4" w:semiHidden="0" w:uiPriority="62" w:unhideWhenUsed="0"/>
+    <w:lsdException w:name="Medium Shading 1 Accent 4" w:semiHidden="0" w:uiPriority="63" w:unhideWhenUsed="0"/>
+    <w:lsdException w:name="Medium Shading 2 Accent 4" w:semiHidden="0" w:uiPriority="64" w:unhideWhenUsed="0"/>
+    <w:lsdException w:name="Medium List 1 Accent 4" w:semiHidden="0" w:uiPriority="65" w:unhideWhenUsed="0"/>
+    <w:lsdException w:name="Medium List 2 Accent 4" w:semiHidden="0" w:uiPriority="66" w:unhideWhenUsed="0"/>
+    <w:lsdException w:name="Medium Grid 1 Accent 4" w:semiHidden="0" w:uiPriority="67" w:unhideWhenUsed="0"/>
+    <w:lsdException w:name="Medium Grid 2 Accent 4" w:semiHidden="0" w:uiPriority="68" w:unhideWhenUsed="0"/>
+    <w:lsdException w:name="Medium Grid 3 Accent 4" w:semiHidden="0" w:uiPriority="69" w:unhideWhenUsed="0"/>
+    <w:lsdException w:name="Dark List Accent 4" w:semiHidden="0" w:uiPriority="70" w:unhideWhenUsed="0"/>
+    <w:lsdException w:name="Colorful Shading Accent 4" w:semiHidden="0" w:uiPriority="71" w:unhideWhenUsed="0"/>
+    <w:lsdException w:name="Colorful List Accent 4" w:semiHidden="0" w:uiPriority="72" w:unhideWhenUsed="0"/>
+    <w:lsdException w:name="Colorful Grid Accent 4" w:semiHidden="0" w:uiPriority="73" w:unhideWhenUsed="0"/>
+    <w:lsdException w:name="Light Shading Accent 5" w:semiHidden="0" w:uiPriority="60" w:unhideWhenUsed="0"/>
+    <w:lsdException w:name="Light List Accent 5" w:semiHidden="0" w:uiPriority="61" w:unhideWhenUsed="0"/>
+    <w:lsdException w:name="Light Grid Accent 5" w:semiHidden="0" w:uiPriority="62" w:unhideWhenUsed="0"/>
+    <w:lsdException w:name="Medium Shading 1 Accent 5" w:semiHidden="0" w:uiPriority="63" w:unhideWhenUsed="0"/>
+    <w:lsdException w:name="Medium Shading 2 Accent 5" w:semiHidden="0" w:uiPriority="64" w:unhideWhenUsed="0"/>
+    <w:lsdException w:name="Medium List 1 Accent 5" w:semiHidden="0" w:uiPriority="65" w:unhideWhenUsed="0"/>
+    <w:lsdException w:name="Medium List 2 Accent 5" w:semiHidden="0" w:uiPriority="66" w:unhideWhenUsed="0"/>
+    <w:lsdException w:name="Medium Grid 1 Accent 5" w:semiHidden="0" w:uiPriority="67" w:unhideWhenUsed="0"/>
+    <w:lsdException w:name="Medium Grid 2 Accent 5" w:semiHidden="0" w:uiPriority="68" w:unhideWhenUsed="0"/>
+    <w:lsdException w:name="Medium Grid 3 Accent 5" w:semiHidden="0" w:uiPriority="69" w:unhideWhenUsed="0"/>
+    <w:lsdException w:name="Dark List Accent 5" w:semiHidden="0" w:uiPriority="70" w:unhideWhenUsed="0"/>
+    <w:lsdException w:name="Colorful Shading Accent 5" w:semiHidden="0" w:uiPriority="71" w:unhideWhenUsed="0"/>
+    <w:lsdException w:name="Colorful List Accent 5" w:semiHidden="0" w:uiPriority="72" w:unhideWhenUsed="0"/>
+    <w:lsdException w:name="Colorful Grid Accent 5" w:semiHidden="0" w:uiPriority="73" w:unhideWhenUsed="0"/>
+    <w:lsdException w:name="Light Shading Accent 6" w:semiHidden="0" w:uiPriority="60" w:unhideWhenUsed="0"/>
+    <w:lsdException w:name="Light List Accent 6" w:semiHidden="0" w:uiPriority="61" w:unhideWhenUsed="0"/>
+    <w:lsdException w:name="Light Grid Accent 6" w:semiHidden="0" w:uiPriority="62" w:unhideWhenUsed="0"/>
+    <w:lsdException w:name="Medium Shading 1 Accent 6" w:semiHidden="0" w:uiPriority="63" w:unhideWhenUsed="0"/>
+    <w:lsdException w:name="Medium Shading 2 Accent 6" w:semiHidden="0" w:uiPriority="64" w:unhideWhenUsed="0"/>
+    <w:lsdException w:name="Medium List 1 Accent 6" w:semiHidden="0" w:uiPriority="65" w:unhideWhenUsed="0"/>
+    <w:lsdException w:name="Medium List 2 Accent 6" w:semiHidden="0" w:uiPriority="66" w:unhideWhenUsed="0"/>
+    <w:lsdException w:name="Medium Grid 1 Accent 6" w:semiHidden="0" w:uiPriority="67" w:unhideWhenUsed="0"/>
+    <w:lsdException w:name="Medium Grid 2 Accent 6" w:semiHidden="0" w:uiPriority="68" w:unhideWhenUsed="0"/>
+    <w:lsdException w:name="Medium Grid 3 Accent 6" w:semiHidden="0" w:uiPriority="69" w:unhideWhenUsed="0"/>
+    <w:lsdException w:name="Dark List Accent 6" w:semiHidden="0" w:uiPriority="70" w:unhideWhenUsed="0"/>
+    <w:lsdException w:name="Colorful Shading Accent 6" w:semiHidden="0" w:uiPriority="71" w:unhideWhenUsed="0"/>
+    <w:lsdException w:name="Colorful List Accent 6" w:semiHidden="0" w:uiPriority="72" w:unhideWhenUsed="0"/>
+    <w:lsdException w:name="Colorful Grid Accent 6" w:semiHidden="0" w:uiPriority="73" w:unhideWhenUsed="0"/>
+    <w:lsdException w:name="Subtle Emphasis" w:semiHidden="0" w:uiPriority="19" w:unhideWhenUsed="0" w:qFormat="1"/>
+    <w:lsdException w:name="Intense Emphasis" w:semiHidden="0" w:uiPriority="21" w:unhideWhenUsed="0" w:qFormat="1"/>
+    <w:lsdException w:name="Subtle Reference" w:semiHidden="0" w:uiPriority="31" w:unhideWhenUsed="0" w:qFormat="1"/>
+    <w:lsdException w:name="Intense Reference" w:semiHidden="0" w:uiPriority="32" w:unhideWhenUsed="0" w:qFormat="1"/>
+    <w:lsdException w:name="Book Title" w:semiHidden="0" w:uiPriority="33" w:unhideWhenUsed="0" w:qFormat="1"/>
+    <w:lsdException w:name="Bibliography" w:uiPriority="37"/>
+    <w:lsdException w:name="TOC Heading" w:uiPriority="39" w:qFormat="1"/>
   </w:latentStyles>
   <w:style w:type="paragraph" w:default="1" w:styleId="Normal">
     <w:name w:val="Normal"/>
@@ -29316,6 +27776,7 @@
     <w:uiPriority w:val="39"/>
     <w:rsid w:val="005F618B"/>
     <w:tblPr>
+      <w:tblInd w:w="0" w:type="dxa"/>
       <w:tblBorders>
         <w:top w:val="single" w:sz="4" w:space="0" w:color="auto"/>
         <w:left w:val="single" w:sz="4" w:space="0" w:color="auto"/>
@@ -29324,6 +27785,12 @@
         <w:insideH w:val="single" w:sz="4" w:space="0" w:color="auto"/>
         <w:insideV w:val="single" w:sz="4" w:space="0" w:color="auto"/>
       </w:tblBorders>
+      <w:tblCellMar>
+        <w:top w:w="0" w:type="dxa"/>
+        <w:left w:w="108" w:type="dxa"/>
+        <w:bottom w:w="0" w:type="dxa"/>
+        <w:right w:w="108" w:type="dxa"/>
+      </w:tblCellMar>
     </w:tblPr>
   </w:style>
   <w:style w:type="paragraph" w:customStyle="1" w:styleId="Encabezado1">
@@ -29649,8 +28116,11 @@
     <w:tblPr>
       <w:tblStyleRowBandSize w:val="1"/>
       <w:tblStyleColBandSize w:val="1"/>
+      <w:tblInd w:w="0" w:type="dxa"/>
       <w:tblCellMar>
+        <w:top w:w="0" w:type="dxa"/>
         <w:left w:w="115" w:type="dxa"/>
+        <w:bottom w:w="0" w:type="dxa"/>
         <w:right w:w="115" w:type="dxa"/>
       </w:tblCellMar>
     </w:tblPr>
@@ -29660,8 +28130,11 @@
     <w:tblPr>
       <w:tblStyleRowBandSize w:val="1"/>
       <w:tblStyleColBandSize w:val="1"/>
+      <w:tblInd w:w="0" w:type="dxa"/>
       <w:tblCellMar>
+        <w:top w:w="0" w:type="dxa"/>
         <w:left w:w="115" w:type="dxa"/>
+        <w:bottom w:w="0" w:type="dxa"/>
         <w:right w:w="115" w:type="dxa"/>
       </w:tblCellMar>
     </w:tblPr>
@@ -29671,8 +28144,11 @@
     <w:tblPr>
       <w:tblStyleRowBandSize w:val="1"/>
       <w:tblStyleColBandSize w:val="1"/>
+      <w:tblInd w:w="0" w:type="dxa"/>
       <w:tblCellMar>
+        <w:top w:w="0" w:type="dxa"/>
         <w:left w:w="108" w:type="dxa"/>
+        <w:bottom w:w="0" w:type="dxa"/>
         <w:right w:w="108" w:type="dxa"/>
       </w:tblCellMar>
     </w:tblPr>
@@ -29682,8 +28158,11 @@
     <w:tblPr>
       <w:tblStyleRowBandSize w:val="1"/>
       <w:tblStyleColBandSize w:val="1"/>
+      <w:tblInd w:w="0" w:type="dxa"/>
       <w:tblCellMar>
+        <w:top w:w="0" w:type="dxa"/>
         <w:left w:w="108" w:type="dxa"/>
+        <w:bottom w:w="0" w:type="dxa"/>
         <w:right w:w="108" w:type="dxa"/>
       </w:tblCellMar>
     </w:tblPr>
@@ -29693,8 +28172,11 @@
     <w:tblPr>
       <w:tblStyleRowBandSize w:val="1"/>
       <w:tblStyleColBandSize w:val="1"/>
+      <w:tblInd w:w="0" w:type="dxa"/>
       <w:tblCellMar>
+        <w:top w:w="0" w:type="dxa"/>
         <w:left w:w="115" w:type="dxa"/>
+        <w:bottom w:w="0" w:type="dxa"/>
         <w:right w:w="115" w:type="dxa"/>
       </w:tblCellMar>
     </w:tblPr>
@@ -29704,8 +28186,11 @@
     <w:tblPr>
       <w:tblStyleRowBandSize w:val="1"/>
       <w:tblStyleColBandSize w:val="1"/>
+      <w:tblInd w:w="0" w:type="dxa"/>
       <w:tblCellMar>
+        <w:top w:w="0" w:type="dxa"/>
         <w:left w:w="115" w:type="dxa"/>
+        <w:bottom w:w="0" w:type="dxa"/>
         <w:right w:w="115" w:type="dxa"/>
       </w:tblCellMar>
     </w:tblPr>
@@ -29715,8 +28200,11 @@
     <w:tblPr>
       <w:tblStyleRowBandSize w:val="1"/>
       <w:tblStyleColBandSize w:val="1"/>
+      <w:tblInd w:w="0" w:type="dxa"/>
       <w:tblCellMar>
+        <w:top w:w="0" w:type="dxa"/>
         <w:left w:w="70" w:type="dxa"/>
+        <w:bottom w:w="0" w:type="dxa"/>
         <w:right w:w="70" w:type="dxa"/>
       </w:tblCellMar>
     </w:tblPr>
@@ -29726,6 +28214,13 @@
     <w:tblPr>
       <w:tblStyleRowBandSize w:val="1"/>
       <w:tblStyleColBandSize w:val="1"/>
+      <w:tblInd w:w="0" w:type="dxa"/>
+      <w:tblCellMar>
+        <w:top w:w="0" w:type="dxa"/>
+        <w:left w:w="0" w:type="dxa"/>
+        <w:bottom w:w="0" w:type="dxa"/>
+        <w:right w:w="0" w:type="dxa"/>
+      </w:tblCellMar>
     </w:tblPr>
   </w:style>
   <w:style w:type="table" w:customStyle="1" w:styleId="a7">
@@ -29733,8 +28228,11 @@
     <w:tblPr>
       <w:tblStyleRowBandSize w:val="1"/>
       <w:tblStyleColBandSize w:val="1"/>
+      <w:tblInd w:w="0" w:type="dxa"/>
       <w:tblCellMar>
+        <w:top w:w="0" w:type="dxa"/>
         <w:left w:w="115" w:type="dxa"/>
+        <w:bottom w:w="0" w:type="dxa"/>
         <w:right w:w="115" w:type="dxa"/>
       </w:tblCellMar>
     </w:tblPr>
@@ -29744,8 +28242,11 @@
     <w:tblPr>
       <w:tblStyleRowBandSize w:val="1"/>
       <w:tblStyleColBandSize w:val="1"/>
+      <w:tblInd w:w="0" w:type="dxa"/>
       <w:tblCellMar>
+        <w:top w:w="0" w:type="dxa"/>
         <w:left w:w="115" w:type="dxa"/>
+        <w:bottom w:w="0" w:type="dxa"/>
         <w:right w:w="115" w:type="dxa"/>
       </w:tblCellMar>
     </w:tblPr>
@@ -29755,8 +28256,11 @@
     <w:tblPr>
       <w:tblStyleRowBandSize w:val="1"/>
       <w:tblStyleColBandSize w:val="1"/>
+      <w:tblInd w:w="0" w:type="dxa"/>
       <w:tblCellMar>
+        <w:top w:w="0" w:type="dxa"/>
         <w:left w:w="108" w:type="dxa"/>
+        <w:bottom w:w="0" w:type="dxa"/>
         <w:right w:w="108" w:type="dxa"/>
       </w:tblCellMar>
     </w:tblPr>
@@ -29766,8 +28270,11 @@
     <w:tblPr>
       <w:tblStyleRowBandSize w:val="1"/>
       <w:tblStyleColBandSize w:val="1"/>
+      <w:tblInd w:w="0" w:type="dxa"/>
       <w:tblCellMar>
+        <w:top w:w="0" w:type="dxa"/>
         <w:left w:w="108" w:type="dxa"/>
+        <w:bottom w:w="0" w:type="dxa"/>
         <w:right w:w="108" w:type="dxa"/>
       </w:tblCellMar>
     </w:tblPr>
@@ -29777,8 +28284,11 @@
     <w:tblPr>
       <w:tblStyleRowBandSize w:val="1"/>
       <w:tblStyleColBandSize w:val="1"/>
+      <w:tblInd w:w="0" w:type="dxa"/>
       <w:tblCellMar>
+        <w:top w:w="0" w:type="dxa"/>
         <w:left w:w="108" w:type="dxa"/>
+        <w:bottom w:w="0" w:type="dxa"/>
         <w:right w:w="108" w:type="dxa"/>
       </w:tblCellMar>
     </w:tblPr>
@@ -29788,8 +28298,11 @@
     <w:tblPr>
       <w:tblStyleRowBandSize w:val="1"/>
       <w:tblStyleColBandSize w:val="1"/>
+      <w:tblInd w:w="0" w:type="dxa"/>
       <w:tblCellMar>
+        <w:top w:w="0" w:type="dxa"/>
         <w:left w:w="108" w:type="dxa"/>
+        <w:bottom w:w="0" w:type="dxa"/>
         <w:right w:w="108" w:type="dxa"/>
       </w:tblCellMar>
     </w:tblPr>
@@ -29799,8 +28312,11 @@
     <w:tblPr>
       <w:tblStyleRowBandSize w:val="1"/>
       <w:tblStyleColBandSize w:val="1"/>
+      <w:tblInd w:w="0" w:type="dxa"/>
       <w:tblCellMar>
+        <w:top w:w="0" w:type="dxa"/>
         <w:left w:w="108" w:type="dxa"/>
+        <w:bottom w:w="0" w:type="dxa"/>
         <w:right w:w="108" w:type="dxa"/>
       </w:tblCellMar>
     </w:tblPr>
@@ -29810,8 +28326,11 @@
     <w:tblPr>
       <w:tblStyleRowBandSize w:val="1"/>
       <w:tblStyleColBandSize w:val="1"/>
+      <w:tblInd w:w="0" w:type="dxa"/>
       <w:tblCellMar>
+        <w:top w:w="0" w:type="dxa"/>
         <w:left w:w="108" w:type="dxa"/>
+        <w:bottom w:w="0" w:type="dxa"/>
         <w:right w:w="108" w:type="dxa"/>
       </w:tblCellMar>
     </w:tblPr>
@@ -29821,8 +28340,11 @@
     <w:tblPr>
       <w:tblStyleRowBandSize w:val="1"/>
       <w:tblStyleColBandSize w:val="1"/>
+      <w:tblInd w:w="0" w:type="dxa"/>
       <w:tblCellMar>
+        <w:top w:w="0" w:type="dxa"/>
         <w:left w:w="70" w:type="dxa"/>
+        <w:bottom w:w="0" w:type="dxa"/>
         <w:right w:w="70" w:type="dxa"/>
       </w:tblCellMar>
     </w:tblPr>
@@ -29832,8 +28354,11 @@
     <w:tblPr>
       <w:tblStyleRowBandSize w:val="1"/>
       <w:tblStyleColBandSize w:val="1"/>
+      <w:tblInd w:w="0" w:type="dxa"/>
       <w:tblCellMar>
+        <w:top w:w="0" w:type="dxa"/>
         <w:left w:w="115" w:type="dxa"/>
+        <w:bottom w:w="0" w:type="dxa"/>
         <w:right w:w="115" w:type="dxa"/>
       </w:tblCellMar>
     </w:tblPr>
@@ -29843,8 +28368,11 @@
     <w:tblPr>
       <w:tblStyleRowBandSize w:val="1"/>
       <w:tblStyleColBandSize w:val="1"/>
+      <w:tblInd w:w="0" w:type="dxa"/>
       <w:tblCellMar>
+        <w:top w:w="0" w:type="dxa"/>
         <w:left w:w="115" w:type="dxa"/>
+        <w:bottom w:w="0" w:type="dxa"/>
         <w:right w:w="115" w:type="dxa"/>
       </w:tblCellMar>
     </w:tblPr>
@@ -29854,8 +28382,11 @@
     <w:tblPr>
       <w:tblStyleRowBandSize w:val="1"/>
       <w:tblStyleColBandSize w:val="1"/>
+      <w:tblInd w:w="0" w:type="dxa"/>
       <w:tblCellMar>
+        <w:top w:w="0" w:type="dxa"/>
         <w:left w:w="115" w:type="dxa"/>
+        <w:bottom w:w="0" w:type="dxa"/>
         <w:right w:w="115" w:type="dxa"/>
       </w:tblCellMar>
     </w:tblPr>
@@ -29865,8 +28396,11 @@
     <w:tblPr>
       <w:tblStyleRowBandSize w:val="1"/>
       <w:tblStyleColBandSize w:val="1"/>
+      <w:tblInd w:w="0" w:type="dxa"/>
       <w:tblCellMar>
+        <w:top w:w="0" w:type="dxa"/>
         <w:left w:w="115" w:type="dxa"/>
+        <w:bottom w:w="0" w:type="dxa"/>
         <w:right w:w="115" w:type="dxa"/>
       </w:tblCellMar>
     </w:tblPr>
@@ -29876,8 +28410,11 @@
     <w:tblPr>
       <w:tblStyleRowBandSize w:val="1"/>
       <w:tblStyleColBandSize w:val="1"/>
+      <w:tblInd w:w="0" w:type="dxa"/>
       <w:tblCellMar>
+        <w:top w:w="0" w:type="dxa"/>
         <w:left w:w="98" w:type="dxa"/>
+        <w:bottom w:w="0" w:type="dxa"/>
         <w:right w:w="115" w:type="dxa"/>
       </w:tblCellMar>
     </w:tblPr>
@@ -29887,11 +28424,1409 @@
     <w:tblPr>
       <w:tblStyleRowBandSize w:val="1"/>
       <w:tblStyleColBandSize w:val="1"/>
+      <w:tblInd w:w="0" w:type="dxa"/>
       <w:tblCellMar>
+        <w:top w:w="0" w:type="dxa"/>
         <w:left w:w="115" w:type="dxa"/>
+        <w:bottom w:w="0" w:type="dxa"/>
         <w:right w:w="115" w:type="dxa"/>
       </w:tblCellMar>
     </w:tblPr>
+  </w:style>
+  <w:style w:type="paragraph" w:styleId="Textodeglobo">
+    <w:name w:val="Balloon Text"/>
+    <w:basedOn w:val="Normal"/>
+    <w:link w:val="TextodegloboCar"/>
+    <w:uiPriority w:val="99"/>
+    <w:semiHidden/>
+    <w:unhideWhenUsed/>
+    <w:rsid w:val="004225C4"/>
+    <w:rPr>
+      <w:rFonts w:ascii="Tahoma" w:hAnsi="Tahoma" w:cs="Tahoma"/>
+      <w:sz w:val="16"/>
+      <w:szCs w:val="16"/>
+    </w:rPr>
+  </w:style>
+  <w:style w:type="character" w:customStyle="1" w:styleId="TextodegloboCar">
+    <w:name w:val="Texto de globo Car"/>
+    <w:basedOn w:val="Fuentedeprrafopredeter"/>
+    <w:link w:val="Textodeglobo"/>
+    <w:uiPriority w:val="99"/>
+    <w:semiHidden/>
+    <w:rsid w:val="004225C4"/>
+    <w:rPr>
+      <w:rFonts w:ascii="Tahoma" w:hAnsi="Tahoma" w:cs="Tahoma"/>
+      <w:sz w:val="16"/>
+      <w:szCs w:val="16"/>
+    </w:rPr>
+  </w:style>
+</w:styles>
+</file>
+
+<file path=word/stylesWithEffects.xml><?xml version="1.0" encoding="utf-8"?>
+<w:styles xmlns:wpc="http://schemas.microsoft.com/office/word/2010/wordprocessingCanvas" xmlns:mc="http://schemas.openxmlformats.org/markup-compatibility/2006" xmlns:o="urn:schemas-microsoft-com:office:office" xmlns:r="http://schemas.openxmlformats.org/officeDocument/2006/relationships" xmlns:m="http://schemas.openxmlformats.org/officeDocument/2006/math" xmlns:v="urn:schemas-microsoft-com:vml" xmlns:wp14="http://schemas.microsoft.com/office/word/2010/wordprocessingDrawing" xmlns:wp="http://schemas.openxmlformats.org/drawingml/2006/wordprocessingDrawing" xmlns:w10="urn:schemas-microsoft-com:office:word" xmlns:w="http://schemas.openxmlformats.org/wordprocessingml/2006/main" xmlns:w14="http://schemas.microsoft.com/office/word/2010/wordml" xmlns:wpg="http://schemas.microsoft.com/office/word/2010/wordprocessingGroup" xmlns:wpi="http://schemas.microsoft.com/office/word/2010/wordprocessingInk" xmlns:wne="http://schemas.microsoft.com/office/word/2006/wordml" xmlns:wps="http://schemas.microsoft.com/office/word/2010/wordprocessingShape" mc:Ignorable="w14 wp14">
+  <w:docDefaults>
+    <w:rPrDefault>
+      <w:rPr>
+        <w:rFonts w:ascii="Times New Roman" w:eastAsia="Times New Roman" w:hAnsi="Times New Roman" w:cs="Times New Roman"/>
+        <w:lang w:val="es" w:eastAsia="es-CO" w:bidi="ar-SA"/>
+      </w:rPr>
+    </w:rPrDefault>
+    <w:pPrDefault/>
+  </w:docDefaults>
+  <w:latentStyles w:defLockedState="0" w:defUIPriority="99" w:defSemiHidden="1" w:defUnhideWhenUsed="1" w:defQFormat="0" w:count="267">
+    <w:lsdException w:name="Normal" w:semiHidden="0" w:uiPriority="0" w:unhideWhenUsed="0" w:qFormat="1"/>
+    <w:lsdException w:name="heading 1" w:semiHidden="0" w:uiPriority="9" w:unhideWhenUsed="0" w:qFormat="1"/>
+    <w:lsdException w:name="heading 2" w:uiPriority="9" w:qFormat="1"/>
+    <w:lsdException w:name="heading 3" w:uiPriority="9" w:qFormat="1"/>
+    <w:lsdException w:name="heading 4" w:uiPriority="9" w:qFormat="1"/>
+    <w:lsdException w:name="heading 5" w:uiPriority="9" w:qFormat="1"/>
+    <w:lsdException w:name="heading 6" w:uiPriority="9" w:qFormat="1"/>
+    <w:lsdException w:name="heading 7" w:uiPriority="9" w:qFormat="1"/>
+    <w:lsdException w:name="heading 8" w:uiPriority="9" w:qFormat="1"/>
+    <w:lsdException w:name="heading 9" w:uiPriority="9" w:qFormat="1"/>
+    <w:lsdException w:name="toc 1" w:uiPriority="39"/>
+    <w:lsdException w:name="toc 2" w:uiPriority="39"/>
+    <w:lsdException w:name="toc 3" w:uiPriority="39"/>
+    <w:lsdException w:name="toc 4" w:uiPriority="39"/>
+    <w:lsdException w:name="toc 5" w:uiPriority="39"/>
+    <w:lsdException w:name="toc 6" w:uiPriority="39"/>
+    <w:lsdException w:name="toc 7" w:uiPriority="39"/>
+    <w:lsdException w:name="toc 8" w:uiPriority="39"/>
+    <w:lsdException w:name="toc 9" w:uiPriority="39"/>
+    <w:lsdException w:name="caption" w:uiPriority="35" w:qFormat="1"/>
+    <w:lsdException w:name="Title" w:semiHidden="0" w:uiPriority="10" w:unhideWhenUsed="0" w:qFormat="1"/>
+    <w:lsdException w:name="Default Paragraph Font" w:uiPriority="1"/>
+    <w:lsdException w:name="Subtitle" w:semiHidden="0" w:uiPriority="11" w:unhideWhenUsed="0" w:qFormat="1"/>
+    <w:lsdException w:name="Strong" w:semiHidden="0" w:uiPriority="22" w:unhideWhenUsed="0" w:qFormat="1"/>
+    <w:lsdException w:name="Emphasis" w:semiHidden="0" w:uiPriority="20" w:unhideWhenUsed="0" w:qFormat="1"/>
+    <w:lsdException w:name="Table Grid" w:semiHidden="0" w:uiPriority="39" w:unhideWhenUsed="0"/>
+    <w:lsdException w:name="Placeholder Text" w:unhideWhenUsed="0"/>
+    <w:lsdException w:name="No Spacing" w:semiHidden="0" w:uiPriority="1" w:unhideWhenUsed="0" w:qFormat="1"/>
+    <w:lsdException w:name="Light Shading" w:semiHidden="0" w:uiPriority="60" w:unhideWhenUsed="0"/>
+    <w:lsdException w:name="Light List" w:semiHidden="0" w:uiPriority="61" w:unhideWhenUsed="0"/>
+    <w:lsdException w:name="Light Grid" w:semiHidden="0" w:uiPriority="62" w:unhideWhenUsed="0"/>
+    <w:lsdException w:name="Medium Shading 1" w:semiHidden="0" w:uiPriority="63" w:unhideWhenUsed="0"/>
+    <w:lsdException w:name="Medium Shading 2" w:semiHidden="0" w:uiPriority="64" w:unhideWhenUsed="0"/>
+    <w:lsdException w:name="Medium List 1" w:semiHidden="0" w:uiPriority="65" w:unhideWhenUsed="0"/>
+    <w:lsdException w:name="Medium List 2" w:semiHidden="0" w:uiPriority="66" w:unhideWhenUsed="0"/>
+    <w:lsdException w:name="Medium Grid 1" w:semiHidden="0" w:uiPriority="67" w:unhideWhenUsed="0"/>
+    <w:lsdException w:name="Medium Grid 2" w:semiHidden="0" w:uiPriority="68" w:unhideWhenUsed="0"/>
+    <w:lsdException w:name="Medium Grid 3" w:semiHidden="0" w:uiPriority="69" w:unhideWhenUsed="0"/>
+    <w:lsdException w:name="Dark List" w:semiHidden="0" w:uiPriority="70" w:unhideWhenUsed="0"/>
+    <w:lsdException w:name="Colorful Shading" w:semiHidden="0" w:uiPriority="71" w:unhideWhenUsed="0"/>
+    <w:lsdException w:name="Colorful List" w:semiHidden="0" w:uiPriority="72" w:unhideWhenUsed="0"/>
+    <w:lsdException w:name="Colorful Grid" w:semiHidden="0" w:uiPriority="73" w:unhideWhenUsed="0"/>
+    <w:lsdException w:name="Light Shading Accent 1" w:semiHidden="0" w:uiPriority="60" w:unhideWhenUsed="0"/>
+    <w:lsdException w:name="Light List Accent 1" w:semiHidden="0" w:uiPriority="61" w:unhideWhenUsed="0"/>
+    <w:lsdException w:name="Light Grid Accent 1" w:semiHidden="0" w:uiPriority="62" w:unhideWhenUsed="0"/>
+    <w:lsdException w:name="Medium Shading 1 Accent 1" w:semiHidden="0" w:uiPriority="63" w:unhideWhenUsed="0"/>
+    <w:lsdException w:name="Medium Shading 2 Accent 1" w:semiHidden="0" w:uiPriority="64" w:unhideWhenUsed="0"/>
+    <w:lsdException w:name="Medium List 1 Accent 1" w:semiHidden="0" w:uiPriority="65" w:unhideWhenUsed="0"/>
+    <w:lsdException w:name="Revision" w:unhideWhenUsed="0"/>
+    <w:lsdException w:name="List Paragraph" w:semiHidden="0" w:uiPriority="34" w:unhideWhenUsed="0" w:qFormat="1"/>
+    <w:lsdException w:name="Quote" w:semiHidden="0" w:uiPriority="29" w:unhideWhenUsed="0" w:qFormat="1"/>
+    <w:lsdException w:name="Intense Quote" w:semiHidden="0" w:uiPriority="30" w:unhideWhenUsed="0" w:qFormat="1"/>
+    <w:lsdException w:name="Medium List 2 Accent 1" w:semiHidden="0" w:uiPriority="66" w:unhideWhenUsed="0"/>
+    <w:lsdException w:name="Medium Grid 1 Accent 1" w:semiHidden="0" w:uiPriority="67" w:unhideWhenUsed="0"/>
+    <w:lsdException w:name="Medium Grid 2 Accent 1" w:semiHidden="0" w:uiPriority="68" w:unhideWhenUsed="0"/>
+    <w:lsdException w:name="Medium Grid 3 Accent 1" w:semiHidden="0" w:uiPriority="69" w:unhideWhenUsed="0"/>
+    <w:lsdException w:name="Dark List Accent 1" w:semiHidden="0" w:uiPriority="70" w:unhideWhenUsed="0"/>
+    <w:lsdException w:name="Colorful Shading Accent 1" w:semiHidden="0" w:uiPriority="71" w:unhideWhenUsed="0"/>
+    <w:lsdException w:name="Colorful List Accent 1" w:semiHidden="0" w:uiPriority="72" w:unhideWhenUsed="0"/>
+    <w:lsdException w:name="Colorful Grid Accent 1" w:semiHidden="0" w:uiPriority="73" w:unhideWhenUsed="0"/>
+    <w:lsdException w:name="Light Shading Accent 2" w:semiHidden="0" w:uiPriority="60" w:unhideWhenUsed="0"/>
+    <w:lsdException w:name="Light List Accent 2" w:semiHidden="0" w:uiPriority="61" w:unhideWhenUsed="0"/>
+    <w:lsdException w:name="Light Grid Accent 2" w:semiHidden="0" w:uiPriority="62" w:unhideWhenUsed="0"/>
+    <w:lsdException w:name="Medium Shading 1 Accent 2" w:semiHidden="0" w:uiPriority="63" w:unhideWhenUsed="0"/>
+    <w:lsdException w:name="Medium Shading 2 Accent 2" w:semiHidden="0" w:uiPriority="64" w:unhideWhenUsed="0"/>
+    <w:lsdException w:name="Medium List 1 Accent 2" w:semiHidden="0" w:uiPriority="65" w:unhideWhenUsed="0"/>
+    <w:lsdException w:name="Medium List 2 Accent 2" w:semiHidden="0" w:uiPriority="66" w:unhideWhenUsed="0"/>
+    <w:lsdException w:name="Medium Grid 1 Accent 2" w:semiHidden="0" w:uiPriority="67" w:unhideWhenUsed="0"/>
+    <w:lsdException w:name="Medium Grid 2 Accent 2" w:semiHidden="0" w:uiPriority="68" w:unhideWhenUsed="0"/>
+    <w:lsdException w:name="Medium Grid 3 Accent 2" w:semiHidden="0" w:uiPriority="69" w:unhideWhenUsed="0"/>
+    <w:lsdException w:name="Dark List Accent 2" w:semiHidden="0" w:uiPriority="70" w:unhideWhenUsed="0"/>
+    <w:lsdException w:name="Colorful Shading Accent 2" w:semiHidden="0" w:uiPriority="71" w:unhideWhenUsed="0"/>
+    <w:lsdException w:name="Colorful List Accent 2" w:semiHidden="0" w:uiPriority="72" w:unhideWhenUsed="0"/>
+    <w:lsdException w:name="Colorful Grid Accent 2" w:semiHidden="0" w:uiPriority="73" w:unhideWhenUsed="0"/>
+    <w:lsdException w:name="Light Shading Accent 3" w:semiHidden="0" w:uiPriority="60" w:unhideWhenUsed="0"/>
+    <w:lsdException w:name="Light List Accent 3" w:semiHidden="0" w:uiPriority="61" w:unhideWhenUsed="0"/>
+    <w:lsdException w:name="Light Grid Accent 3" w:semiHidden="0" w:uiPriority="62" w:unhideWhenUsed="0"/>
+    <w:lsdException w:name="Medium Shading 1 Accent 3" w:semiHidden="0" w:uiPriority="63" w:unhideWhenUsed="0"/>
+    <w:lsdException w:name="Medium Shading 2 Accent 3" w:semiHidden="0" w:uiPriority="64" w:unhideWhenUsed="0"/>
+    <w:lsdException w:name="Medium List 1 Accent 3" w:semiHidden="0" w:uiPriority="65" w:unhideWhenUsed="0"/>
+    <w:lsdException w:name="Medium List 2 Accent 3" w:semiHidden="0" w:uiPriority="66" w:unhideWhenUsed="0"/>
+    <w:lsdException w:name="Medium Grid 1 Accent 3" w:semiHidden="0" w:uiPriority="67" w:unhideWhenUsed="0"/>
+    <w:lsdException w:name="Medium Grid 2 Accent 3" w:semiHidden="0" w:uiPriority="68" w:unhideWhenUsed="0"/>
+    <w:lsdException w:name="Medium Grid 3 Accent 3" w:semiHidden="0" w:uiPriority="69" w:unhideWhenUsed="0"/>
+    <w:lsdException w:name="Dark List Accent 3" w:semiHidden="0" w:uiPriority="70" w:unhideWhenUsed="0"/>
+    <w:lsdException w:name="Colorful Shading Accent 3" w:semiHidden="0" w:uiPriority="71" w:unhideWhenUsed="0"/>
+    <w:lsdException w:name="Colorful List Accent 3" w:semiHidden="0" w:uiPriority="72" w:unhideWhenUsed="0"/>
+    <w:lsdException w:name="Colorful Grid Accent 3" w:semiHidden="0" w:uiPriority="73" w:unhideWhenUsed="0"/>
+    <w:lsdException w:name="Light Shading Accent 4" w:semiHidden="0" w:uiPriority="60" w:unhideWhenUsed="0"/>
+    <w:lsdException w:name="Light List Accent 4" w:semiHidden="0" w:uiPriority="61" w:unhideWhenUsed="0"/>
+    <w:lsdException w:name="Light Grid Accent 4" w:semiHidden="0" w:uiPriority="62" w:unhideWhenUsed="0"/>
+    <w:lsdException w:name="Medium Shading 1 Accent 4" w:semiHidden="0" w:uiPriority="63" w:unhideWhenUsed="0"/>
+    <w:lsdException w:name="Medium Shading 2 Accent 4" w:semiHidden="0" w:uiPriority="64" w:unhideWhenUsed="0"/>
+    <w:lsdException w:name="Medium List 1 Accent 4" w:semiHidden="0" w:uiPriority="65" w:unhideWhenUsed="0"/>
+    <w:lsdException w:name="Medium List 2 Accent 4" w:semiHidden="0" w:uiPriority="66" w:unhideWhenUsed="0"/>
+    <w:lsdException w:name="Medium Grid 1 Accent 4" w:semiHidden="0" w:uiPriority="67" w:unhideWhenUsed="0"/>
+    <w:lsdException w:name="Medium Grid 2 Accent 4" w:semiHidden="0" w:uiPriority="68" w:unhideWhenUsed="0"/>
+    <w:lsdException w:name="Medium Grid 3 Accent 4" w:semiHidden="0" w:uiPriority="69" w:unhideWhenUsed="0"/>
+    <w:lsdException w:name="Dark List Accent 4" w:semiHidden="0" w:uiPriority="70" w:unhideWhenUsed="0"/>
+    <w:lsdException w:name="Colorful Shading Accent 4" w:semiHidden="0" w:uiPriority="71" w:unhideWhenUsed="0"/>
+    <w:lsdException w:name="Colorful List Accent 4" w:semiHidden="0" w:uiPriority="72" w:unhideWhenUsed="0"/>
+    <w:lsdException w:name="Colorful Grid Accent 4" w:semiHidden="0" w:uiPriority="73" w:unhideWhenUsed="0"/>
+    <w:lsdException w:name="Light Shading Accent 5" w:semiHidden="0" w:uiPriority="60" w:unhideWhenUsed="0"/>
+    <w:lsdException w:name="Light List Accent 5" w:semiHidden="0" w:uiPriority="61" w:unhideWhenUsed="0"/>
+    <w:lsdException w:name="Light Grid Accent 5" w:semiHidden="0" w:uiPriority="62" w:unhideWhenUsed="0"/>
+    <w:lsdException w:name="Medium Shading 1 Accent 5" w:semiHidden="0" w:uiPriority="63" w:unhideWhenUsed="0"/>
+    <w:lsdException w:name="Medium Shading 2 Accent 5" w:semiHidden="0" w:uiPriority="64" w:unhideWhenUsed="0"/>
+    <w:lsdException w:name="Medium List 1 Accent 5" w:semiHidden="0" w:uiPriority="65" w:unhideWhenUsed="0"/>
+    <w:lsdException w:name="Medium List 2 Accent 5" w:semiHidden="0" w:uiPriority="66" w:unhideWhenUsed="0"/>
+    <w:lsdException w:name="Medium Grid 1 Accent 5" w:semiHidden="0" w:uiPriority="67" w:unhideWhenUsed="0"/>
+    <w:lsdException w:name="Medium Grid 2 Accent 5" w:semiHidden="0" w:uiPriority="68" w:unhideWhenUsed="0"/>
+    <w:lsdException w:name="Medium Grid 3 Accent 5" w:semiHidden="0" w:uiPriority="69" w:unhideWhenUsed="0"/>
+    <w:lsdException w:name="Dark List Accent 5" w:semiHidden="0" w:uiPriority="70" w:unhideWhenUsed="0"/>
+    <w:lsdException w:name="Colorful Shading Accent 5" w:semiHidden="0" w:uiPriority="71" w:unhideWhenUsed="0"/>
+    <w:lsdException w:name="Colorful List Accent 5" w:semiHidden="0" w:uiPriority="72" w:unhideWhenUsed="0"/>
+    <w:lsdException w:name="Colorful Grid Accent 5" w:semiHidden="0" w:uiPriority="73" w:unhideWhenUsed="0"/>
+    <w:lsdException w:name="Light Shading Accent 6" w:semiHidden="0" w:uiPriority="60" w:unhideWhenUsed="0"/>
+    <w:lsdException w:name="Light List Accent 6" w:semiHidden="0" w:uiPriority="61" w:unhideWhenUsed="0"/>
+    <w:lsdException w:name="Light Grid Accent 6" w:semiHidden="0" w:uiPriority="62" w:unhideWhenUsed="0"/>
+    <w:lsdException w:name="Medium Shading 1 Accent 6" w:semiHidden="0" w:uiPriority="63" w:unhideWhenUsed="0"/>
+    <w:lsdException w:name="Medium Shading 2 Accent 6" w:semiHidden="0" w:uiPriority="64" w:unhideWhenUsed="0"/>
+    <w:lsdException w:name="Medium List 1 Accent 6" w:semiHidden="0" w:uiPriority="65" w:unhideWhenUsed="0"/>
+    <w:lsdException w:name="Medium List 2 Accent 6" w:semiHidden="0" w:uiPriority="66" w:unhideWhenUsed="0"/>
+    <w:lsdException w:name="Medium Grid 1 Accent 6" w:semiHidden="0" w:uiPriority="67" w:unhideWhenUsed="0"/>
+    <w:lsdException w:name="Medium Grid 2 Accent 6" w:semiHidden="0" w:uiPriority="68" w:unhideWhenUsed="0"/>
+    <w:lsdException w:name="Medium Grid 3 Accent 6" w:semiHidden="0" w:uiPriority="69" w:unhideWhenUsed="0"/>
+    <w:lsdException w:name="Dark List Accent 6" w:semiHidden="0" w:uiPriority="70" w:unhideWhenUsed="0"/>
+    <w:lsdException w:name="Colorful Shading Accent 6" w:semiHidden="0" w:uiPriority="71" w:unhideWhenUsed="0"/>
+    <w:lsdException w:name="Colorful List Accent 6" w:semiHidden="0" w:uiPriority="72" w:unhideWhenUsed="0"/>
+    <w:lsdException w:name="Colorful Grid Accent 6" w:semiHidden="0" w:uiPriority="73" w:unhideWhenUsed="0"/>
+    <w:lsdException w:name="Subtle Emphasis" w:semiHidden="0" w:uiPriority="19" w:unhideWhenUsed="0" w:qFormat="1"/>
+    <w:lsdException w:name="Intense Emphasis" w:semiHidden="0" w:uiPriority="21" w:unhideWhenUsed="0" w:qFormat="1"/>
+    <w:lsdException w:name="Subtle Reference" w:semiHidden="0" w:uiPriority="31" w:unhideWhenUsed="0" w:qFormat="1"/>
+    <w:lsdException w:name="Intense Reference" w:semiHidden="0" w:uiPriority="32" w:unhideWhenUsed="0" w:qFormat="1"/>
+    <w:lsdException w:name="Book Title" w:semiHidden="0" w:uiPriority="33" w:unhideWhenUsed="0" w:qFormat="1"/>
+    <w:lsdException w:name="Bibliography" w:uiPriority="37"/>
+    <w:lsdException w:name="TOC Heading" w:uiPriority="39" w:qFormat="1"/>
+  </w:latentStyles>
+  <w:style w:type="paragraph" w:default="1" w:styleId="Normal">
+    <w:name w:val="Normal"/>
+    <w:qFormat/>
+  </w:style>
+  <w:style w:type="paragraph" w:styleId="Ttulo1">
+    <w:name w:val="heading 1"/>
+    <w:basedOn w:val="Normal"/>
+    <w:next w:val="Normal"/>
+    <w:uiPriority w:val="9"/>
+    <w:qFormat/>
+    <w:pPr>
+      <w:keepNext/>
+      <w:keepLines/>
+      <w:spacing w:before="240"/>
+      <w:jc w:val="both"/>
+      <w:outlineLvl w:val="0"/>
+    </w:pPr>
+    <w:rPr>
+      <w:rFonts w:ascii="Arial" w:eastAsia="Arial" w:hAnsi="Arial" w:cs="Arial"/>
+      <w:b/>
+      <w:bCs/>
+      <w:sz w:val="24"/>
+      <w:szCs w:val="24"/>
+    </w:rPr>
+  </w:style>
+  <w:style w:type="paragraph" w:styleId="Ttulo2">
+    <w:name w:val="heading 2"/>
+    <w:basedOn w:val="Normal"/>
+    <w:next w:val="Normal"/>
+    <w:uiPriority w:val="9"/>
+    <w:unhideWhenUsed/>
+    <w:qFormat/>
+    <w:pPr>
+      <w:keepNext/>
+      <w:keepLines/>
+      <w:spacing w:before="40"/>
+      <w:outlineLvl w:val="1"/>
+    </w:pPr>
+    <w:rPr>
+      <w:rFonts w:ascii="Arial" w:eastAsia="Arial" w:hAnsi="Arial" w:cs="Arial"/>
+      <w:sz w:val="24"/>
+      <w:szCs w:val="24"/>
+    </w:rPr>
+  </w:style>
+  <w:style w:type="paragraph" w:styleId="Ttulo3">
+    <w:name w:val="heading 3"/>
+    <w:basedOn w:val="Normal"/>
+    <w:next w:val="Normal"/>
+    <w:uiPriority w:val="9"/>
+    <w:semiHidden/>
+    <w:unhideWhenUsed/>
+    <w:qFormat/>
+    <w:pPr>
+      <w:keepNext/>
+      <w:keepLines/>
+      <w:spacing w:before="40"/>
+      <w:ind w:left="720" w:hanging="720"/>
+      <w:jc w:val="both"/>
+      <w:outlineLvl w:val="2"/>
+    </w:pPr>
+    <w:rPr>
+      <w:rFonts w:ascii="Arial" w:eastAsia="Arial" w:hAnsi="Arial" w:cs="Arial"/>
+      <w:b/>
+      <w:bCs/>
+      <w:sz w:val="24"/>
+      <w:szCs w:val="24"/>
+    </w:rPr>
+  </w:style>
+  <w:style w:type="paragraph" w:styleId="Ttulo4">
+    <w:name w:val="heading 4"/>
+    <w:basedOn w:val="Normal"/>
+    <w:next w:val="Normal"/>
+    <w:uiPriority w:val="9"/>
+    <w:semiHidden/>
+    <w:unhideWhenUsed/>
+    <w:qFormat/>
+    <w:pPr>
+      <w:keepNext/>
+      <w:keepLines/>
+      <w:spacing w:before="80" w:after="40"/>
+      <w:outlineLvl w:val="3"/>
+    </w:pPr>
+    <w:rPr>
+      <w:i/>
+      <w:iCs/>
+      <w:color w:val="0F4761"/>
+    </w:rPr>
+  </w:style>
+  <w:style w:type="paragraph" w:styleId="Ttulo5">
+    <w:name w:val="heading 5"/>
+    <w:basedOn w:val="Normal"/>
+    <w:next w:val="Normal"/>
+    <w:uiPriority w:val="9"/>
+    <w:semiHidden/>
+    <w:unhideWhenUsed/>
+    <w:qFormat/>
+    <w:pPr>
+      <w:keepNext/>
+      <w:keepLines/>
+      <w:spacing w:before="80" w:after="40"/>
+      <w:outlineLvl w:val="4"/>
+    </w:pPr>
+    <w:rPr>
+      <w:color w:val="0F4761"/>
+    </w:rPr>
+  </w:style>
+  <w:style w:type="paragraph" w:styleId="Ttulo6">
+    <w:name w:val="heading 6"/>
+    <w:basedOn w:val="Normal"/>
+    <w:next w:val="Normal"/>
+    <w:uiPriority w:val="9"/>
+    <w:semiHidden/>
+    <w:unhideWhenUsed/>
+    <w:qFormat/>
+    <w:pPr>
+      <w:keepNext/>
+      <w:keepLines/>
+      <w:spacing w:before="40"/>
+      <w:outlineLvl w:val="5"/>
+    </w:pPr>
+    <w:rPr>
+      <w:i/>
+      <w:iCs/>
+      <w:color w:val="595959"/>
+    </w:rPr>
+  </w:style>
+  <w:style w:type="paragraph" w:styleId="Ttulo7">
+    <w:name w:val="heading 7"/>
+    <w:basedOn w:val="Normal"/>
+    <w:next w:val="Normal"/>
+    <w:link w:val="Ttulo7Car"/>
+    <w:uiPriority w:val="9"/>
+    <w:semiHidden/>
+    <w:unhideWhenUsed/>
+    <w:qFormat/>
+    <w:rsid w:val="002C3B9C"/>
+    <w:pPr>
+      <w:keepNext/>
+      <w:keepLines/>
+      <w:spacing w:before="40"/>
+      <w:outlineLvl w:val="6"/>
+    </w:pPr>
+    <w:rPr>
+      <w:rFonts w:eastAsiaTheme="majorEastAsia" w:cstheme="majorBidi"/>
+      <w:color w:val="595959" w:themeColor="text1" w:themeTint="A6"/>
+    </w:rPr>
+  </w:style>
+  <w:style w:type="paragraph" w:styleId="Ttulo8">
+    <w:name w:val="heading 8"/>
+    <w:basedOn w:val="Normal"/>
+    <w:next w:val="Normal"/>
+    <w:link w:val="Ttulo8Car"/>
+    <w:uiPriority w:val="9"/>
+    <w:semiHidden/>
+    <w:unhideWhenUsed/>
+    <w:qFormat/>
+    <w:rsid w:val="002C3B9C"/>
+    <w:pPr>
+      <w:keepNext/>
+      <w:keepLines/>
+      <w:outlineLvl w:val="7"/>
+    </w:pPr>
+    <w:rPr>
+      <w:rFonts w:eastAsiaTheme="majorEastAsia" w:cstheme="majorBidi"/>
+      <w:i/>
+      <w:iCs/>
+      <w:color w:val="272727" w:themeColor="text1" w:themeTint="D8"/>
+    </w:rPr>
+  </w:style>
+  <w:style w:type="paragraph" w:styleId="Ttulo9">
+    <w:name w:val="heading 9"/>
+    <w:basedOn w:val="Normal"/>
+    <w:next w:val="Normal"/>
+    <w:link w:val="Ttulo9Car"/>
+    <w:uiPriority w:val="9"/>
+    <w:semiHidden/>
+    <w:unhideWhenUsed/>
+    <w:qFormat/>
+    <w:rsid w:val="002C3B9C"/>
+    <w:pPr>
+      <w:keepNext/>
+      <w:keepLines/>
+      <w:outlineLvl w:val="8"/>
+    </w:pPr>
+    <w:rPr>
+      <w:rFonts w:eastAsiaTheme="majorEastAsia" w:cstheme="majorBidi"/>
+      <w:color w:val="272727" w:themeColor="text1" w:themeTint="D8"/>
+    </w:rPr>
+  </w:style>
+  <w:style w:type="character" w:default="1" w:styleId="Fuentedeprrafopredeter">
+    <w:name w:val="Default Paragraph Font"/>
+    <w:uiPriority w:val="1"/>
+    <w:semiHidden/>
+    <w:unhideWhenUsed/>
+  </w:style>
+  <w:style w:type="table" w:default="1" w:styleId="Tablanormal">
+    <w:name w:val="Normal Table"/>
+    <w:uiPriority w:val="99"/>
+    <w:semiHidden/>
+    <w:unhideWhenUsed/>
+    <w:tblPr>
+      <w:tblInd w:w="0" w:type="dxa"/>
+      <w:tblCellMar>
+        <w:top w:w="0" w:type="dxa"/>
+        <w:left w:w="108" w:type="dxa"/>
+        <w:bottom w:w="0" w:type="dxa"/>
+        <w:right w:w="108" w:type="dxa"/>
+      </w:tblCellMar>
+    </w:tblPr>
+  </w:style>
+  <w:style w:type="numbering" w:default="1" w:styleId="Sinlista">
+    <w:name w:val="No List"/>
+    <w:uiPriority w:val="99"/>
+    <w:semiHidden/>
+    <w:unhideWhenUsed/>
+  </w:style>
+  <w:style w:type="table" w:customStyle="1" w:styleId="TableNormal">
+    <w:name w:val="TableNormal"/>
+    <w:tblPr>
+      <w:tblCellMar>
+        <w:top w:w="100" w:type="dxa"/>
+        <w:left w:w="100" w:type="dxa"/>
+        <w:bottom w:w="100" w:type="dxa"/>
+        <w:right w:w="100" w:type="dxa"/>
+      </w:tblCellMar>
+    </w:tblPr>
+  </w:style>
+  <w:style w:type="paragraph" w:styleId="Ttulo">
+    <w:name w:val="Title"/>
+    <w:basedOn w:val="Normal"/>
+    <w:next w:val="Normal"/>
+    <w:uiPriority w:val="10"/>
+    <w:qFormat/>
+    <w:pPr>
+      <w:spacing w:after="80"/>
+    </w:pPr>
+    <w:rPr>
+      <w:rFonts w:ascii="Play" w:eastAsia="Play" w:hAnsi="Play" w:cs="Play"/>
+      <w:sz w:val="56"/>
+      <w:szCs w:val="56"/>
+    </w:rPr>
+  </w:style>
+  <w:style w:type="character" w:customStyle="1" w:styleId="Ttulo1Car">
+    <w:name w:val="Título 1 Car"/>
+    <w:basedOn w:val="Fuentedeprrafopredeter"/>
+    <w:uiPriority w:val="9"/>
+    <w:rsid w:val="00C71B2B"/>
+    <w:rPr>
+      <w:rFonts w:ascii="Arial" w:eastAsiaTheme="majorEastAsia" w:hAnsi="Arial" w:cstheme="majorBidi"/>
+      <w:b/>
+      <w:kern w:val="0"/>
+      <w:sz w:val="24"/>
+      <w:szCs w:val="32"/>
+      <w:lang w:val="es-ES" w:eastAsia="es-CO"/>
+    </w:rPr>
+  </w:style>
+  <w:style w:type="character" w:customStyle="1" w:styleId="Ttulo2Car">
+    <w:name w:val="Título 2 Car"/>
+    <w:basedOn w:val="Fuentedeprrafopredeter"/>
+    <w:uiPriority w:val="9"/>
+    <w:rsid w:val="001939A8"/>
+    <w:rPr>
+      <w:rFonts w:ascii="Arial" w:eastAsiaTheme="majorEastAsia" w:hAnsi="Arial" w:cstheme="majorBidi"/>
+      <w:kern w:val="0"/>
+      <w:sz w:val="24"/>
+      <w:szCs w:val="26"/>
+      <w:lang w:val="es-ES" w:eastAsia="es-CO"/>
+    </w:rPr>
+  </w:style>
+  <w:style w:type="character" w:customStyle="1" w:styleId="Ttulo3Car">
+    <w:name w:val="Título 3 Car"/>
+    <w:basedOn w:val="Fuentedeprrafopredeter"/>
+    <w:uiPriority w:val="9"/>
+    <w:rsid w:val="006B48DE"/>
+    <w:rPr>
+      <w:rFonts w:ascii="Arial" w:eastAsiaTheme="majorEastAsia" w:hAnsi="Arial" w:cstheme="majorBidi"/>
+      <w:b/>
+      <w:sz w:val="24"/>
+      <w:szCs w:val="24"/>
+    </w:rPr>
+  </w:style>
+  <w:style w:type="character" w:customStyle="1" w:styleId="Ttulo4Car">
+    <w:name w:val="Título 4 Car"/>
+    <w:basedOn w:val="Fuentedeprrafopredeter"/>
+    <w:uiPriority w:val="9"/>
+    <w:semiHidden/>
+    <w:rsid w:val="002C3B9C"/>
+    <w:rPr>
+      <w:rFonts w:eastAsiaTheme="majorEastAsia" w:cstheme="majorBidi"/>
+      <w:i/>
+      <w:iCs/>
+      <w:color w:val="0F4761" w:themeColor="accent1" w:themeShade="BF"/>
+    </w:rPr>
+  </w:style>
+  <w:style w:type="character" w:customStyle="1" w:styleId="Ttulo5Car">
+    <w:name w:val="Título 5 Car"/>
+    <w:basedOn w:val="Fuentedeprrafopredeter"/>
+    <w:uiPriority w:val="9"/>
+    <w:semiHidden/>
+    <w:rsid w:val="002C3B9C"/>
+    <w:rPr>
+      <w:rFonts w:eastAsiaTheme="majorEastAsia" w:cstheme="majorBidi"/>
+      <w:color w:val="0F4761" w:themeColor="accent1" w:themeShade="BF"/>
+    </w:rPr>
+  </w:style>
+  <w:style w:type="character" w:customStyle="1" w:styleId="Ttulo6Car">
+    <w:name w:val="Título 6 Car"/>
+    <w:basedOn w:val="Fuentedeprrafopredeter"/>
+    <w:uiPriority w:val="9"/>
+    <w:semiHidden/>
+    <w:rsid w:val="002C3B9C"/>
+    <w:rPr>
+      <w:rFonts w:eastAsiaTheme="majorEastAsia" w:cstheme="majorBidi"/>
+      <w:i/>
+      <w:iCs/>
+      <w:color w:val="595959" w:themeColor="text1" w:themeTint="A6"/>
+    </w:rPr>
+  </w:style>
+  <w:style w:type="character" w:customStyle="1" w:styleId="Ttulo7Car">
+    <w:name w:val="Título 7 Car"/>
+    <w:basedOn w:val="Fuentedeprrafopredeter"/>
+    <w:link w:val="Ttulo7"/>
+    <w:uiPriority w:val="9"/>
+    <w:semiHidden/>
+    <w:rsid w:val="002C3B9C"/>
+    <w:rPr>
+      <w:rFonts w:eastAsiaTheme="majorEastAsia" w:cstheme="majorBidi"/>
+      <w:color w:val="595959" w:themeColor="text1" w:themeTint="A6"/>
+    </w:rPr>
+  </w:style>
+  <w:style w:type="character" w:customStyle="1" w:styleId="Ttulo8Car">
+    <w:name w:val="Título 8 Car"/>
+    <w:basedOn w:val="Fuentedeprrafopredeter"/>
+    <w:link w:val="Ttulo8"/>
+    <w:uiPriority w:val="9"/>
+    <w:semiHidden/>
+    <w:rsid w:val="002C3B9C"/>
+    <w:rPr>
+      <w:rFonts w:eastAsiaTheme="majorEastAsia" w:cstheme="majorBidi"/>
+      <w:i/>
+      <w:iCs/>
+      <w:color w:val="272727" w:themeColor="text1" w:themeTint="D8"/>
+    </w:rPr>
+  </w:style>
+  <w:style w:type="character" w:customStyle="1" w:styleId="Ttulo9Car">
+    <w:name w:val="Título 9 Car"/>
+    <w:basedOn w:val="Fuentedeprrafopredeter"/>
+    <w:link w:val="Ttulo9"/>
+    <w:uiPriority w:val="9"/>
+    <w:semiHidden/>
+    <w:rsid w:val="002C3B9C"/>
+    <w:rPr>
+      <w:rFonts w:eastAsiaTheme="majorEastAsia" w:cstheme="majorBidi"/>
+      <w:color w:val="272727" w:themeColor="text1" w:themeTint="D8"/>
+    </w:rPr>
+  </w:style>
+  <w:style w:type="character" w:customStyle="1" w:styleId="TtuloCar">
+    <w:name w:val="Título Car"/>
+    <w:basedOn w:val="Fuentedeprrafopredeter"/>
+    <w:uiPriority w:val="10"/>
+    <w:rsid w:val="002C3B9C"/>
+    <w:rPr>
+      <w:rFonts w:asciiTheme="majorHAnsi" w:eastAsiaTheme="majorEastAsia" w:hAnsiTheme="majorHAnsi" w:cstheme="majorBidi"/>
+      <w:spacing w:val="-10"/>
+      <w:kern w:val="28"/>
+      <w:sz w:val="56"/>
+      <w:szCs w:val="56"/>
+    </w:rPr>
+  </w:style>
+  <w:style w:type="character" w:customStyle="1" w:styleId="SubttuloCar">
+    <w:name w:val="Subtítulo Car"/>
+    <w:basedOn w:val="Fuentedeprrafopredeter"/>
+    <w:uiPriority w:val="11"/>
+    <w:rsid w:val="002C3B9C"/>
+    <w:rPr>
+      <w:rFonts w:eastAsiaTheme="majorEastAsia" w:cstheme="majorBidi"/>
+      <w:color w:val="595959" w:themeColor="text1" w:themeTint="A6"/>
+      <w:spacing w:val="15"/>
+      <w:sz w:val="28"/>
+      <w:szCs w:val="28"/>
+    </w:rPr>
+  </w:style>
+  <w:style w:type="paragraph" w:styleId="Cita">
+    <w:name w:val="Quote"/>
+    <w:basedOn w:val="Normal"/>
+    <w:next w:val="Normal"/>
+    <w:link w:val="CitaCar"/>
+    <w:uiPriority w:val="29"/>
+    <w:qFormat/>
+    <w:rsid w:val="002C3B9C"/>
+    <w:pPr>
+      <w:spacing w:before="160"/>
+      <w:jc w:val="center"/>
+    </w:pPr>
+    <w:rPr>
+      <w:i/>
+      <w:iCs/>
+      <w:color w:val="404040" w:themeColor="text1" w:themeTint="BF"/>
+    </w:rPr>
+  </w:style>
+  <w:style w:type="character" w:customStyle="1" w:styleId="CitaCar">
+    <w:name w:val="Cita Car"/>
+    <w:basedOn w:val="Fuentedeprrafopredeter"/>
+    <w:link w:val="Cita"/>
+    <w:uiPriority w:val="29"/>
+    <w:rsid w:val="002C3B9C"/>
+    <w:rPr>
+      <w:i/>
+      <w:iCs/>
+      <w:color w:val="404040" w:themeColor="text1" w:themeTint="BF"/>
+    </w:rPr>
+  </w:style>
+  <w:style w:type="paragraph" w:styleId="Prrafodelista">
+    <w:name w:val="List Paragraph"/>
+    <w:basedOn w:val="Normal"/>
+    <w:link w:val="PrrafodelistaCar"/>
+    <w:qFormat/>
+    <w:rsid w:val="002C3B9C"/>
+    <w:pPr>
+      <w:ind w:left="720"/>
+      <w:contextualSpacing/>
+    </w:pPr>
+  </w:style>
+  <w:style w:type="character" w:styleId="nfasisintenso">
+    <w:name w:val="Intense Emphasis"/>
+    <w:basedOn w:val="Fuentedeprrafopredeter"/>
+    <w:uiPriority w:val="21"/>
+    <w:qFormat/>
+    <w:rsid w:val="002C3B9C"/>
+    <w:rPr>
+      <w:i/>
+      <w:iCs/>
+      <w:color w:val="0F4761" w:themeColor="accent1" w:themeShade="BF"/>
+    </w:rPr>
+  </w:style>
+  <w:style w:type="paragraph" w:styleId="Citadestacada">
+    <w:name w:val="Intense Quote"/>
+    <w:basedOn w:val="Normal"/>
+    <w:next w:val="Normal"/>
+    <w:link w:val="CitadestacadaCar"/>
+    <w:uiPriority w:val="30"/>
+    <w:qFormat/>
+    <w:rsid w:val="002C3B9C"/>
+    <w:pPr>
+      <w:pBdr>
+        <w:top w:val="single" w:sz="4" w:space="10" w:color="0F4761" w:themeColor="accent1" w:themeShade="BF"/>
+        <w:bottom w:val="single" w:sz="4" w:space="10" w:color="0F4761" w:themeColor="accent1" w:themeShade="BF"/>
+      </w:pBdr>
+      <w:spacing w:before="360" w:after="360"/>
+      <w:ind w:left="864" w:right="864"/>
+      <w:jc w:val="center"/>
+    </w:pPr>
+    <w:rPr>
+      <w:i/>
+      <w:iCs/>
+      <w:color w:val="0F4761" w:themeColor="accent1" w:themeShade="BF"/>
+    </w:rPr>
+  </w:style>
+  <w:style w:type="character" w:customStyle="1" w:styleId="CitadestacadaCar">
+    <w:name w:val="Cita destacada Car"/>
+    <w:basedOn w:val="Fuentedeprrafopredeter"/>
+    <w:link w:val="Citadestacada"/>
+    <w:uiPriority w:val="30"/>
+    <w:rsid w:val="002C3B9C"/>
+    <w:rPr>
+      <w:i/>
+      <w:iCs/>
+      <w:color w:val="0F4761" w:themeColor="accent1" w:themeShade="BF"/>
+    </w:rPr>
+  </w:style>
+  <w:style w:type="character" w:styleId="Referenciaintensa">
+    <w:name w:val="Intense Reference"/>
+    <w:basedOn w:val="Fuentedeprrafopredeter"/>
+    <w:uiPriority w:val="32"/>
+    <w:qFormat/>
+    <w:rsid w:val="002C3B9C"/>
+    <w:rPr>
+      <w:b/>
+      <w:bCs/>
+      <w:smallCaps/>
+      <w:color w:val="0F4761" w:themeColor="accent1" w:themeShade="BF"/>
+      <w:spacing w:val="5"/>
+    </w:rPr>
+  </w:style>
+  <w:style w:type="paragraph" w:styleId="Encabezado">
+    <w:name w:val="header"/>
+    <w:basedOn w:val="Normal"/>
+    <w:link w:val="EncabezadoCar"/>
+    <w:uiPriority w:val="99"/>
+    <w:unhideWhenUsed/>
+    <w:rsid w:val="002C3B9C"/>
+    <w:pPr>
+      <w:tabs>
+        <w:tab w:val="center" w:pos="4419"/>
+        <w:tab w:val="right" w:pos="8838"/>
+      </w:tabs>
+    </w:pPr>
+  </w:style>
+  <w:style w:type="character" w:customStyle="1" w:styleId="EncabezadoCar">
+    <w:name w:val="Encabezado Car"/>
+    <w:basedOn w:val="Fuentedeprrafopredeter"/>
+    <w:link w:val="Encabezado"/>
+    <w:uiPriority w:val="99"/>
+    <w:qFormat/>
+    <w:rsid w:val="002C3B9C"/>
+  </w:style>
+  <w:style w:type="paragraph" w:styleId="Piedepgina">
+    <w:name w:val="footer"/>
+    <w:basedOn w:val="Normal"/>
+    <w:link w:val="PiedepginaCar"/>
+    <w:unhideWhenUsed/>
+    <w:rsid w:val="002C3B9C"/>
+    <w:pPr>
+      <w:tabs>
+        <w:tab w:val="center" w:pos="4419"/>
+        <w:tab w:val="right" w:pos="8838"/>
+      </w:tabs>
+    </w:pPr>
+  </w:style>
+  <w:style w:type="character" w:customStyle="1" w:styleId="PiedepginaCar">
+    <w:name w:val="Pie de página Car"/>
+    <w:basedOn w:val="Fuentedeprrafopredeter"/>
+    <w:link w:val="Piedepgina"/>
+    <w:rsid w:val="002C3B9C"/>
+  </w:style>
+  <w:style w:type="table" w:styleId="Tablaconcuadrcula">
+    <w:name w:val="Table Grid"/>
+    <w:basedOn w:val="Tablanormal"/>
+    <w:uiPriority w:val="39"/>
+    <w:rsid w:val="005F618B"/>
+    <w:tblPr>
+      <w:tblInd w:w="0" w:type="dxa"/>
+      <w:tblBorders>
+        <w:top w:val="single" w:sz="4" w:space="0" w:color="auto"/>
+        <w:left w:val="single" w:sz="4" w:space="0" w:color="auto"/>
+        <w:bottom w:val="single" w:sz="4" w:space="0" w:color="auto"/>
+        <w:right w:val="single" w:sz="4" w:space="0" w:color="auto"/>
+        <w:insideH w:val="single" w:sz="4" w:space="0" w:color="auto"/>
+        <w:insideV w:val="single" w:sz="4" w:space="0" w:color="auto"/>
+      </w:tblBorders>
+      <w:tblCellMar>
+        <w:top w:w="0" w:type="dxa"/>
+        <w:left w:w="108" w:type="dxa"/>
+        <w:bottom w:w="0" w:type="dxa"/>
+        <w:right w:w="108" w:type="dxa"/>
+      </w:tblCellMar>
+    </w:tblPr>
+  </w:style>
+  <w:style w:type="paragraph" w:customStyle="1" w:styleId="Encabezado1">
+    <w:name w:val="Encabezado1"/>
+    <w:basedOn w:val="Normal"/>
+    <w:uiPriority w:val="99"/>
+    <w:rsid w:val="008445E8"/>
+    <w:pPr>
+      <w:tabs>
+        <w:tab w:val="center" w:pos="4252"/>
+        <w:tab w:val="right" w:pos="8504"/>
+      </w:tabs>
+    </w:pPr>
+    <w:rPr>
+      <w:lang w:val="es-CO" w:eastAsia="es-ES"/>
+    </w:rPr>
+  </w:style>
+  <w:style w:type="paragraph" w:styleId="Textonotapie">
+    <w:name w:val="footnote text"/>
+    <w:basedOn w:val="Normal"/>
+    <w:link w:val="TextonotapieCar"/>
+    <w:uiPriority w:val="99"/>
+    <w:unhideWhenUsed/>
+    <w:qFormat/>
+    <w:rsid w:val="003F2E17"/>
+    <w:rPr>
+      <w:lang w:val="es-ES_tradnl"/>
+    </w:rPr>
+  </w:style>
+  <w:style w:type="character" w:customStyle="1" w:styleId="TextonotapieCar">
+    <w:name w:val="Texto nota pie Car"/>
+    <w:basedOn w:val="Fuentedeprrafopredeter"/>
+    <w:link w:val="Textonotapie"/>
+    <w:uiPriority w:val="99"/>
+    <w:rsid w:val="003F2E17"/>
+    <w:rPr>
+      <w:rFonts w:ascii="Times New Roman" w:eastAsia="Times New Roman" w:hAnsi="Times New Roman" w:cs="Times New Roman"/>
+      <w:kern w:val="0"/>
+      <w:sz w:val="20"/>
+      <w:szCs w:val="20"/>
+      <w:lang w:val="es-ES_tradnl" w:eastAsia="es-CO"/>
+    </w:rPr>
+  </w:style>
+  <w:style w:type="character" w:styleId="Refdenotaalpie">
+    <w:name w:val="footnote reference"/>
+    <w:basedOn w:val="Fuentedeprrafopredeter"/>
+    <w:uiPriority w:val="99"/>
+    <w:semiHidden/>
+    <w:unhideWhenUsed/>
+    <w:rsid w:val="003F2E17"/>
+    <w:rPr>
+      <w:vertAlign w:val="superscript"/>
+    </w:rPr>
+  </w:style>
+  <w:style w:type="character" w:customStyle="1" w:styleId="PrrafodelistaCar">
+    <w:name w:val="Párrafo de lista Car"/>
+    <w:link w:val="Prrafodelista"/>
+    <w:locked/>
+    <w:rsid w:val="007C241C"/>
+    <w:rPr>
+      <w:rFonts w:ascii="Times New Roman" w:eastAsia="Times New Roman" w:hAnsi="Times New Roman" w:cs="Times New Roman"/>
+      <w:kern w:val="0"/>
+      <w:sz w:val="20"/>
+      <w:szCs w:val="20"/>
+      <w:lang w:val="es-ES" w:eastAsia="es-CO"/>
+    </w:rPr>
+  </w:style>
+  <w:style w:type="paragraph" w:styleId="NormalWeb">
+    <w:name w:val="Normal (Web)"/>
+    <w:basedOn w:val="Normal"/>
+    <w:uiPriority w:val="99"/>
+    <w:unhideWhenUsed/>
+    <w:rsid w:val="004039BB"/>
+    <w:pPr>
+      <w:spacing w:before="100" w:beforeAutospacing="1" w:after="100" w:afterAutospacing="1"/>
+    </w:pPr>
+    <w:rPr>
+      <w:sz w:val="24"/>
+      <w:szCs w:val="24"/>
+      <w:lang w:val="es-CO"/>
+    </w:rPr>
+  </w:style>
+  <w:style w:type="paragraph" w:customStyle="1" w:styleId="Estndar">
+    <w:name w:val="Estándar"/>
+    <w:rsid w:val="00BE4882"/>
+    <w:pPr>
+      <w:suppressAutoHyphens/>
+    </w:pPr>
+    <w:rPr>
+      <w:sz w:val="24"/>
+      <w:lang w:val="es-ES" w:eastAsia="ar-SA"/>
+    </w:rPr>
+  </w:style>
+  <w:style w:type="paragraph" w:customStyle="1" w:styleId="Default">
+    <w:name w:val="Default"/>
+    <w:rsid w:val="00E5526E"/>
+    <w:pPr>
+      <w:autoSpaceDE w:val="0"/>
+      <w:autoSpaceDN w:val="0"/>
+      <w:adjustRightInd w:val="0"/>
+    </w:pPr>
+    <w:rPr>
+      <w:rFonts w:ascii="Arial" w:eastAsia="Calibri" w:hAnsi="Arial" w:cs="Arial"/>
+      <w:color w:val="000000"/>
+      <w:sz w:val="24"/>
+      <w:szCs w:val="24"/>
+      <w:lang w:val="es-MX"/>
+    </w:rPr>
+  </w:style>
+  <w:style w:type="paragraph" w:styleId="Textoindependiente">
+    <w:name w:val="Body Text"/>
+    <w:basedOn w:val="Normal"/>
+    <w:link w:val="TextoindependienteCar"/>
+    <w:uiPriority w:val="1"/>
+    <w:qFormat/>
+    <w:rsid w:val="00E5526E"/>
+    <w:pPr>
+      <w:widowControl w:val="0"/>
+      <w:autoSpaceDE w:val="0"/>
+      <w:autoSpaceDN w:val="0"/>
+    </w:pPr>
+    <w:rPr>
+      <w:rFonts w:ascii="Arial" w:eastAsia="Arial" w:hAnsi="Arial" w:cs="Arial"/>
+      <w:sz w:val="24"/>
+      <w:szCs w:val="24"/>
+      <w:lang w:eastAsia="en-US"/>
+    </w:rPr>
+  </w:style>
+  <w:style w:type="character" w:customStyle="1" w:styleId="TextoindependienteCar">
+    <w:name w:val="Texto independiente Car"/>
+    <w:basedOn w:val="Fuentedeprrafopredeter"/>
+    <w:link w:val="Textoindependiente"/>
+    <w:uiPriority w:val="1"/>
+    <w:rsid w:val="00E5526E"/>
+    <w:rPr>
+      <w:rFonts w:ascii="Arial" w:eastAsia="Arial" w:hAnsi="Arial" w:cs="Arial"/>
+      <w:kern w:val="0"/>
+      <w:sz w:val="24"/>
+      <w:szCs w:val="24"/>
+      <w:lang w:val="es-ES"/>
+    </w:rPr>
+  </w:style>
+  <w:style w:type="character" w:styleId="Hipervnculo">
+    <w:name w:val="Hyperlink"/>
+    <w:basedOn w:val="Fuentedeprrafopredeter"/>
+    <w:uiPriority w:val="99"/>
+    <w:unhideWhenUsed/>
+    <w:rsid w:val="00E5526E"/>
+    <w:rPr>
+      <w:color w:val="467886" w:themeColor="hyperlink"/>
+      <w:u w:val="single"/>
+    </w:rPr>
+  </w:style>
+  <w:style w:type="paragraph" w:customStyle="1" w:styleId="CM46">
+    <w:name w:val="CM46"/>
+    <w:basedOn w:val="Normal"/>
+    <w:next w:val="Normal"/>
+    <w:uiPriority w:val="99"/>
+    <w:rsid w:val="00830AF2"/>
+    <w:pPr>
+      <w:autoSpaceDE w:val="0"/>
+      <w:autoSpaceDN w:val="0"/>
+      <w:adjustRightInd w:val="0"/>
+    </w:pPr>
+    <w:rPr>
+      <w:rFonts w:ascii="Arial" w:hAnsi="Arial" w:cs="Arial"/>
+      <w:sz w:val="24"/>
+      <w:szCs w:val="24"/>
+      <w:lang w:val="es-CO"/>
+    </w:rPr>
+  </w:style>
+  <w:style w:type="character" w:styleId="Refdecomentario">
+    <w:name w:val="annotation reference"/>
+    <w:basedOn w:val="Fuentedeprrafopredeter"/>
+    <w:uiPriority w:val="99"/>
+    <w:semiHidden/>
+    <w:unhideWhenUsed/>
+    <w:rsid w:val="004B33A9"/>
+    <w:rPr>
+      <w:sz w:val="16"/>
+      <w:szCs w:val="16"/>
+    </w:rPr>
+  </w:style>
+  <w:style w:type="paragraph" w:styleId="Textocomentario">
+    <w:name w:val="annotation text"/>
+    <w:basedOn w:val="Normal"/>
+    <w:link w:val="TextocomentarioCar"/>
+    <w:uiPriority w:val="99"/>
+    <w:unhideWhenUsed/>
+    <w:rsid w:val="004B33A9"/>
+  </w:style>
+  <w:style w:type="character" w:customStyle="1" w:styleId="TextocomentarioCar">
+    <w:name w:val="Texto comentario Car"/>
+    <w:basedOn w:val="Fuentedeprrafopredeter"/>
+    <w:link w:val="Textocomentario"/>
+    <w:uiPriority w:val="99"/>
+    <w:rsid w:val="004B33A9"/>
+    <w:rPr>
+      <w:rFonts w:ascii="Times New Roman" w:eastAsia="Times New Roman" w:hAnsi="Times New Roman" w:cs="Times New Roman"/>
+      <w:kern w:val="0"/>
+      <w:sz w:val="20"/>
+      <w:szCs w:val="20"/>
+      <w:lang w:val="es-ES" w:eastAsia="es-CO"/>
+    </w:rPr>
+  </w:style>
+  <w:style w:type="paragraph" w:styleId="Asuntodelcomentario">
+    <w:name w:val="annotation subject"/>
+    <w:basedOn w:val="Textocomentario"/>
+    <w:next w:val="Textocomentario"/>
+    <w:link w:val="AsuntodelcomentarioCar"/>
+    <w:uiPriority w:val="99"/>
+    <w:semiHidden/>
+    <w:unhideWhenUsed/>
+    <w:rsid w:val="004B33A9"/>
+    <w:rPr>
+      <w:b/>
+      <w:bCs/>
+    </w:rPr>
+  </w:style>
+  <w:style w:type="character" w:customStyle="1" w:styleId="AsuntodelcomentarioCar">
+    <w:name w:val="Asunto del comentario Car"/>
+    <w:basedOn w:val="TextocomentarioCar"/>
+    <w:link w:val="Asuntodelcomentario"/>
+    <w:uiPriority w:val="99"/>
+    <w:semiHidden/>
+    <w:rsid w:val="004B33A9"/>
+    <w:rPr>
+      <w:rFonts w:ascii="Times New Roman" w:eastAsia="Times New Roman" w:hAnsi="Times New Roman" w:cs="Times New Roman"/>
+      <w:b/>
+      <w:bCs/>
+      <w:kern w:val="0"/>
+      <w:sz w:val="20"/>
+      <w:szCs w:val="20"/>
+      <w:lang w:val="es-ES" w:eastAsia="es-CO"/>
+    </w:rPr>
+  </w:style>
+  <w:style w:type="character" w:customStyle="1" w:styleId="EnlacedeInternet">
+    <w:name w:val="Enlace de Internet"/>
+    <w:basedOn w:val="Fuentedeprrafopredeter"/>
+    <w:uiPriority w:val="99"/>
+    <w:unhideWhenUsed/>
+    <w:rsid w:val="0067527C"/>
+    <w:rPr>
+      <w:color w:val="467886" w:themeColor="hyperlink"/>
+      <w:u w:val="single"/>
+    </w:rPr>
+  </w:style>
+  <w:style w:type="character" w:customStyle="1" w:styleId="Caracteresdenotaalpie">
+    <w:name w:val="Caracteres de nota al pie"/>
+    <w:qFormat/>
+    <w:rsid w:val="0067527C"/>
+  </w:style>
+  <w:style w:type="character" w:customStyle="1" w:styleId="Ancladenotaalpie">
+    <w:name w:val="Ancla de nota al pie"/>
+    <w:rsid w:val="0067527C"/>
+    <w:rPr>
+      <w:vertAlign w:val="superscript"/>
+    </w:rPr>
+  </w:style>
+  <w:style w:type="character" w:customStyle="1" w:styleId="mlnuppercasemln">
+    <w:name w:val="mln_uppercase_mln"/>
+    <w:basedOn w:val="Fuentedeprrafopredeter"/>
+    <w:qFormat/>
+    <w:rsid w:val="0067527C"/>
+  </w:style>
+  <w:style w:type="table" w:customStyle="1" w:styleId="TableNormal0">
+    <w:name w:val="Table Normal"/>
+    <w:uiPriority w:val="2"/>
+    <w:semiHidden/>
+    <w:unhideWhenUsed/>
+    <w:qFormat/>
+    <w:rsid w:val="00525DE8"/>
+    <w:pPr>
+      <w:widowControl w:val="0"/>
+      <w:autoSpaceDE w:val="0"/>
+      <w:autoSpaceDN w:val="0"/>
+    </w:pPr>
+    <w:rPr>
+      <w:lang w:val="en-US"/>
+    </w:rPr>
+    <w:tblPr>
+      <w:tblInd w:w="0" w:type="dxa"/>
+      <w:tblCellMar>
+        <w:top w:w="0" w:type="dxa"/>
+        <w:left w:w="0" w:type="dxa"/>
+        <w:bottom w:w="0" w:type="dxa"/>
+        <w:right w:w="0" w:type="dxa"/>
+      </w:tblCellMar>
+    </w:tblPr>
+  </w:style>
+  <w:style w:type="paragraph" w:customStyle="1" w:styleId="TableParagraph">
+    <w:name w:val="Table Paragraph"/>
+    <w:basedOn w:val="Normal"/>
+    <w:uiPriority w:val="1"/>
+    <w:qFormat/>
+    <w:rsid w:val="00525DE8"/>
+    <w:pPr>
+      <w:widowControl w:val="0"/>
+      <w:autoSpaceDE w:val="0"/>
+      <w:autoSpaceDN w:val="0"/>
+    </w:pPr>
+    <w:rPr>
+      <w:rFonts w:ascii="Arial" w:eastAsia="Arial" w:hAnsi="Arial" w:cs="Arial"/>
+      <w:sz w:val="22"/>
+      <w:szCs w:val="22"/>
+      <w:lang w:eastAsia="en-US"/>
+    </w:rPr>
+  </w:style>
+  <w:style w:type="paragraph" w:styleId="Subttulo">
+    <w:name w:val="Subtitle"/>
+    <w:basedOn w:val="Normal"/>
+    <w:next w:val="Normal"/>
+    <w:uiPriority w:val="11"/>
+    <w:qFormat/>
+    <w:rPr>
+      <w:color w:val="595959"/>
+      <w:sz w:val="28"/>
+      <w:szCs w:val="28"/>
+    </w:rPr>
+  </w:style>
+  <w:style w:type="table" w:customStyle="1" w:styleId="a">
+    <w:basedOn w:val="TableNormal0"/>
+    <w:tblPr>
+      <w:tblStyleRowBandSize w:val="1"/>
+      <w:tblStyleColBandSize w:val="1"/>
+      <w:tblInd w:w="0" w:type="dxa"/>
+      <w:tblCellMar>
+        <w:top w:w="0" w:type="dxa"/>
+        <w:left w:w="115" w:type="dxa"/>
+        <w:bottom w:w="0" w:type="dxa"/>
+        <w:right w:w="115" w:type="dxa"/>
+      </w:tblCellMar>
+    </w:tblPr>
+  </w:style>
+  <w:style w:type="table" w:customStyle="1" w:styleId="a0">
+    <w:basedOn w:val="TableNormal0"/>
+    <w:tblPr>
+      <w:tblStyleRowBandSize w:val="1"/>
+      <w:tblStyleColBandSize w:val="1"/>
+      <w:tblInd w:w="0" w:type="dxa"/>
+      <w:tblCellMar>
+        <w:top w:w="0" w:type="dxa"/>
+        <w:left w:w="115" w:type="dxa"/>
+        <w:bottom w:w="0" w:type="dxa"/>
+        <w:right w:w="115" w:type="dxa"/>
+      </w:tblCellMar>
+    </w:tblPr>
+  </w:style>
+  <w:style w:type="table" w:customStyle="1" w:styleId="a1">
+    <w:basedOn w:val="TableNormal0"/>
+    <w:tblPr>
+      <w:tblStyleRowBandSize w:val="1"/>
+      <w:tblStyleColBandSize w:val="1"/>
+      <w:tblInd w:w="0" w:type="dxa"/>
+      <w:tblCellMar>
+        <w:top w:w="0" w:type="dxa"/>
+        <w:left w:w="108" w:type="dxa"/>
+        <w:bottom w:w="0" w:type="dxa"/>
+        <w:right w:w="108" w:type="dxa"/>
+      </w:tblCellMar>
+    </w:tblPr>
+  </w:style>
+  <w:style w:type="table" w:customStyle="1" w:styleId="a2">
+    <w:basedOn w:val="TableNormal0"/>
+    <w:tblPr>
+      <w:tblStyleRowBandSize w:val="1"/>
+      <w:tblStyleColBandSize w:val="1"/>
+      <w:tblInd w:w="0" w:type="dxa"/>
+      <w:tblCellMar>
+        <w:top w:w="0" w:type="dxa"/>
+        <w:left w:w="108" w:type="dxa"/>
+        <w:bottom w:w="0" w:type="dxa"/>
+        <w:right w:w="108" w:type="dxa"/>
+      </w:tblCellMar>
+    </w:tblPr>
+  </w:style>
+  <w:style w:type="table" w:customStyle="1" w:styleId="a3">
+    <w:basedOn w:val="TableNormal0"/>
+    <w:tblPr>
+      <w:tblStyleRowBandSize w:val="1"/>
+      <w:tblStyleColBandSize w:val="1"/>
+      <w:tblInd w:w="0" w:type="dxa"/>
+      <w:tblCellMar>
+        <w:top w:w="0" w:type="dxa"/>
+        <w:left w:w="115" w:type="dxa"/>
+        <w:bottom w:w="0" w:type="dxa"/>
+        <w:right w:w="115" w:type="dxa"/>
+      </w:tblCellMar>
+    </w:tblPr>
+  </w:style>
+  <w:style w:type="table" w:customStyle="1" w:styleId="a4">
+    <w:basedOn w:val="TableNormal0"/>
+    <w:tblPr>
+      <w:tblStyleRowBandSize w:val="1"/>
+      <w:tblStyleColBandSize w:val="1"/>
+      <w:tblInd w:w="0" w:type="dxa"/>
+      <w:tblCellMar>
+        <w:top w:w="0" w:type="dxa"/>
+        <w:left w:w="115" w:type="dxa"/>
+        <w:bottom w:w="0" w:type="dxa"/>
+        <w:right w:w="115" w:type="dxa"/>
+      </w:tblCellMar>
+    </w:tblPr>
+  </w:style>
+  <w:style w:type="table" w:customStyle="1" w:styleId="a5">
+    <w:basedOn w:val="TableNormal0"/>
+    <w:tblPr>
+      <w:tblStyleRowBandSize w:val="1"/>
+      <w:tblStyleColBandSize w:val="1"/>
+      <w:tblInd w:w="0" w:type="dxa"/>
+      <w:tblCellMar>
+        <w:top w:w="0" w:type="dxa"/>
+        <w:left w:w="70" w:type="dxa"/>
+        <w:bottom w:w="0" w:type="dxa"/>
+        <w:right w:w="70" w:type="dxa"/>
+      </w:tblCellMar>
+    </w:tblPr>
+  </w:style>
+  <w:style w:type="table" w:customStyle="1" w:styleId="a6">
+    <w:basedOn w:val="TableNormal0"/>
+    <w:tblPr>
+      <w:tblStyleRowBandSize w:val="1"/>
+      <w:tblStyleColBandSize w:val="1"/>
+      <w:tblInd w:w="0" w:type="dxa"/>
+      <w:tblCellMar>
+        <w:top w:w="0" w:type="dxa"/>
+        <w:left w:w="0" w:type="dxa"/>
+        <w:bottom w:w="0" w:type="dxa"/>
+        <w:right w:w="0" w:type="dxa"/>
+      </w:tblCellMar>
+    </w:tblPr>
+  </w:style>
+  <w:style w:type="table" w:customStyle="1" w:styleId="a7">
+    <w:basedOn w:val="TableNormal0"/>
+    <w:tblPr>
+      <w:tblStyleRowBandSize w:val="1"/>
+      <w:tblStyleColBandSize w:val="1"/>
+      <w:tblInd w:w="0" w:type="dxa"/>
+      <w:tblCellMar>
+        <w:top w:w="0" w:type="dxa"/>
+        <w:left w:w="115" w:type="dxa"/>
+        <w:bottom w:w="0" w:type="dxa"/>
+        <w:right w:w="115" w:type="dxa"/>
+      </w:tblCellMar>
+    </w:tblPr>
+  </w:style>
+  <w:style w:type="table" w:customStyle="1" w:styleId="a8">
+    <w:basedOn w:val="TableNormal0"/>
+    <w:tblPr>
+      <w:tblStyleRowBandSize w:val="1"/>
+      <w:tblStyleColBandSize w:val="1"/>
+      <w:tblInd w:w="0" w:type="dxa"/>
+      <w:tblCellMar>
+        <w:top w:w="0" w:type="dxa"/>
+        <w:left w:w="115" w:type="dxa"/>
+        <w:bottom w:w="0" w:type="dxa"/>
+        <w:right w:w="115" w:type="dxa"/>
+      </w:tblCellMar>
+    </w:tblPr>
+  </w:style>
+  <w:style w:type="table" w:customStyle="1" w:styleId="a9">
+    <w:basedOn w:val="TableNormal0"/>
+    <w:tblPr>
+      <w:tblStyleRowBandSize w:val="1"/>
+      <w:tblStyleColBandSize w:val="1"/>
+      <w:tblInd w:w="0" w:type="dxa"/>
+      <w:tblCellMar>
+        <w:top w:w="0" w:type="dxa"/>
+        <w:left w:w="108" w:type="dxa"/>
+        <w:bottom w:w="0" w:type="dxa"/>
+        <w:right w:w="108" w:type="dxa"/>
+      </w:tblCellMar>
+    </w:tblPr>
+  </w:style>
+  <w:style w:type="table" w:customStyle="1" w:styleId="aa">
+    <w:basedOn w:val="TableNormal0"/>
+    <w:tblPr>
+      <w:tblStyleRowBandSize w:val="1"/>
+      <w:tblStyleColBandSize w:val="1"/>
+      <w:tblInd w:w="0" w:type="dxa"/>
+      <w:tblCellMar>
+        <w:top w:w="0" w:type="dxa"/>
+        <w:left w:w="108" w:type="dxa"/>
+        <w:bottom w:w="0" w:type="dxa"/>
+        <w:right w:w="108" w:type="dxa"/>
+      </w:tblCellMar>
+    </w:tblPr>
+  </w:style>
+  <w:style w:type="table" w:customStyle="1" w:styleId="ab">
+    <w:basedOn w:val="TableNormal0"/>
+    <w:tblPr>
+      <w:tblStyleRowBandSize w:val="1"/>
+      <w:tblStyleColBandSize w:val="1"/>
+      <w:tblInd w:w="0" w:type="dxa"/>
+      <w:tblCellMar>
+        <w:top w:w="0" w:type="dxa"/>
+        <w:left w:w="108" w:type="dxa"/>
+        <w:bottom w:w="0" w:type="dxa"/>
+        <w:right w:w="108" w:type="dxa"/>
+      </w:tblCellMar>
+    </w:tblPr>
+  </w:style>
+  <w:style w:type="table" w:customStyle="1" w:styleId="ac">
+    <w:basedOn w:val="TableNormal0"/>
+    <w:tblPr>
+      <w:tblStyleRowBandSize w:val="1"/>
+      <w:tblStyleColBandSize w:val="1"/>
+      <w:tblInd w:w="0" w:type="dxa"/>
+      <w:tblCellMar>
+        <w:top w:w="0" w:type="dxa"/>
+        <w:left w:w="108" w:type="dxa"/>
+        <w:bottom w:w="0" w:type="dxa"/>
+        <w:right w:w="108" w:type="dxa"/>
+      </w:tblCellMar>
+    </w:tblPr>
+  </w:style>
+  <w:style w:type="table" w:customStyle="1" w:styleId="ad">
+    <w:basedOn w:val="TableNormal0"/>
+    <w:tblPr>
+      <w:tblStyleRowBandSize w:val="1"/>
+      <w:tblStyleColBandSize w:val="1"/>
+      <w:tblInd w:w="0" w:type="dxa"/>
+      <w:tblCellMar>
+        <w:top w:w="0" w:type="dxa"/>
+        <w:left w:w="108" w:type="dxa"/>
+        <w:bottom w:w="0" w:type="dxa"/>
+        <w:right w:w="108" w:type="dxa"/>
+      </w:tblCellMar>
+    </w:tblPr>
+  </w:style>
+  <w:style w:type="table" w:customStyle="1" w:styleId="ae">
+    <w:basedOn w:val="TableNormal0"/>
+    <w:tblPr>
+      <w:tblStyleRowBandSize w:val="1"/>
+      <w:tblStyleColBandSize w:val="1"/>
+      <w:tblInd w:w="0" w:type="dxa"/>
+      <w:tblCellMar>
+        <w:top w:w="0" w:type="dxa"/>
+        <w:left w:w="108" w:type="dxa"/>
+        <w:bottom w:w="0" w:type="dxa"/>
+        <w:right w:w="108" w:type="dxa"/>
+      </w:tblCellMar>
+    </w:tblPr>
+  </w:style>
+  <w:style w:type="table" w:customStyle="1" w:styleId="af">
+    <w:basedOn w:val="TableNormal0"/>
+    <w:tblPr>
+      <w:tblStyleRowBandSize w:val="1"/>
+      <w:tblStyleColBandSize w:val="1"/>
+      <w:tblInd w:w="0" w:type="dxa"/>
+      <w:tblCellMar>
+        <w:top w:w="0" w:type="dxa"/>
+        <w:left w:w="70" w:type="dxa"/>
+        <w:bottom w:w="0" w:type="dxa"/>
+        <w:right w:w="70" w:type="dxa"/>
+      </w:tblCellMar>
+    </w:tblPr>
+  </w:style>
+  <w:style w:type="table" w:customStyle="1" w:styleId="af0">
+    <w:basedOn w:val="TableNormal0"/>
+    <w:tblPr>
+      <w:tblStyleRowBandSize w:val="1"/>
+      <w:tblStyleColBandSize w:val="1"/>
+      <w:tblInd w:w="0" w:type="dxa"/>
+      <w:tblCellMar>
+        <w:top w:w="0" w:type="dxa"/>
+        <w:left w:w="115" w:type="dxa"/>
+        <w:bottom w:w="0" w:type="dxa"/>
+        <w:right w:w="115" w:type="dxa"/>
+      </w:tblCellMar>
+    </w:tblPr>
+  </w:style>
+  <w:style w:type="table" w:customStyle="1" w:styleId="af1">
+    <w:basedOn w:val="TableNormal0"/>
+    <w:tblPr>
+      <w:tblStyleRowBandSize w:val="1"/>
+      <w:tblStyleColBandSize w:val="1"/>
+      <w:tblInd w:w="0" w:type="dxa"/>
+      <w:tblCellMar>
+        <w:top w:w="0" w:type="dxa"/>
+        <w:left w:w="115" w:type="dxa"/>
+        <w:bottom w:w="0" w:type="dxa"/>
+        <w:right w:w="115" w:type="dxa"/>
+      </w:tblCellMar>
+    </w:tblPr>
+  </w:style>
+  <w:style w:type="table" w:customStyle="1" w:styleId="af2">
+    <w:basedOn w:val="TableNormal0"/>
+    <w:tblPr>
+      <w:tblStyleRowBandSize w:val="1"/>
+      <w:tblStyleColBandSize w:val="1"/>
+      <w:tblInd w:w="0" w:type="dxa"/>
+      <w:tblCellMar>
+        <w:top w:w="0" w:type="dxa"/>
+        <w:left w:w="115" w:type="dxa"/>
+        <w:bottom w:w="0" w:type="dxa"/>
+        <w:right w:w="115" w:type="dxa"/>
+      </w:tblCellMar>
+    </w:tblPr>
+  </w:style>
+  <w:style w:type="table" w:customStyle="1" w:styleId="af3">
+    <w:basedOn w:val="TableNormal0"/>
+    <w:tblPr>
+      <w:tblStyleRowBandSize w:val="1"/>
+      <w:tblStyleColBandSize w:val="1"/>
+      <w:tblInd w:w="0" w:type="dxa"/>
+      <w:tblCellMar>
+        <w:top w:w="0" w:type="dxa"/>
+        <w:left w:w="115" w:type="dxa"/>
+        <w:bottom w:w="0" w:type="dxa"/>
+        <w:right w:w="115" w:type="dxa"/>
+      </w:tblCellMar>
+    </w:tblPr>
+  </w:style>
+  <w:style w:type="table" w:customStyle="1" w:styleId="af4">
+    <w:basedOn w:val="TableNormal0"/>
+    <w:tblPr>
+      <w:tblStyleRowBandSize w:val="1"/>
+      <w:tblStyleColBandSize w:val="1"/>
+      <w:tblInd w:w="0" w:type="dxa"/>
+      <w:tblCellMar>
+        <w:top w:w="0" w:type="dxa"/>
+        <w:left w:w="98" w:type="dxa"/>
+        <w:bottom w:w="0" w:type="dxa"/>
+        <w:right w:w="115" w:type="dxa"/>
+      </w:tblCellMar>
+    </w:tblPr>
+  </w:style>
+  <w:style w:type="table" w:customStyle="1" w:styleId="af5">
+    <w:basedOn w:val="TableNormal0"/>
+    <w:tblPr>
+      <w:tblStyleRowBandSize w:val="1"/>
+      <w:tblStyleColBandSize w:val="1"/>
+      <w:tblInd w:w="0" w:type="dxa"/>
+      <w:tblCellMar>
+        <w:top w:w="0" w:type="dxa"/>
+        <w:left w:w="115" w:type="dxa"/>
+        <w:bottom w:w="0" w:type="dxa"/>
+        <w:right w:w="115" w:type="dxa"/>
+      </w:tblCellMar>
+    </w:tblPr>
+  </w:style>
+  <w:style w:type="paragraph" w:styleId="Textodeglobo">
+    <w:name w:val="Balloon Text"/>
+    <w:basedOn w:val="Normal"/>
+    <w:link w:val="TextodegloboCar"/>
+    <w:uiPriority w:val="99"/>
+    <w:semiHidden/>
+    <w:unhideWhenUsed/>
+    <w:rsid w:val="004225C4"/>
+    <w:rPr>
+      <w:rFonts w:ascii="Tahoma" w:hAnsi="Tahoma" w:cs="Tahoma"/>
+      <w:sz w:val="16"/>
+      <w:szCs w:val="16"/>
+    </w:rPr>
+  </w:style>
+  <w:style w:type="character" w:customStyle="1" w:styleId="TextodegloboCar">
+    <w:name w:val="Texto de globo Car"/>
+    <w:basedOn w:val="Fuentedeprrafopredeter"/>
+    <w:link w:val="Textodeglobo"/>
+    <w:uiPriority w:val="99"/>
+    <w:semiHidden/>
+    <w:rsid w:val="004225C4"/>
+    <w:rPr>
+      <w:rFonts w:ascii="Tahoma" w:hAnsi="Tahoma" w:cs="Tahoma"/>
+      <w:sz w:val="16"/>
+      <w:szCs w:val="16"/>
+    </w:rPr>
   </w:style>
 </w:styles>
 </file>
@@ -29939,7 +29874,7 @@
     </a:clrScheme>
     <a:fontScheme name="Office">
       <a:majorFont>
-        <a:latin typeface="Aptos Display" panose="02110004020202020204"/>
+        <a:latin typeface="Aptos Display"/>
         <a:ea typeface=""/>
         <a:cs typeface=""/>
         <a:font script="Jpan" typeface="游ゴシック Light"/>
@@ -29991,7 +29926,7 @@
         <a:font script="Tfng" typeface="Ebrima"/>
       </a:majorFont>
       <a:minorFont>
-        <a:latin typeface="Aptos" panose="02110004020202020204"/>
+        <a:latin typeface="Aptos"/>
         <a:ea typeface=""/>
         <a:cs typeface=""/>
         <a:font script="Jpan" typeface="游ゴシック"/>
@@ -30185,7 +30120,7 @@
   <a:extraClrSchemeLst/>
   <a:extLst>
     <a:ext uri="{05A4C25C-085E-4340-85A3-A5531E510DB2}">
-      <thm15:themeFamily xmlns:thm15="http://schemas.microsoft.com/office/thememl/2012/main" name="Office Theme" id="{62F939B6-93AF-4DB8-9C6B-D6C7DFDC589F}" vid="{4A3C46E8-61CC-4603-A589-7422A47A8E4A}"/>
+      <thm15:themeFamily xmlns:thm15="http://schemas.microsoft.com/office/thememl/2012/main" xmlns="" name="Office Theme" id="{62F939B6-93AF-4DB8-9C6B-D6C7DFDC589F}" vid="{4A3C46E8-61CC-4603-A589-7422A47A8E4A}"/>
     </a:ext>
   </a:extLst>
 </a:theme>
@@ -30211,7 +30146,7 @@
 </file>
 
 <file path=customXml/itemProps2.xml><?xml version="1.0" encoding="utf-8"?>
-<ds:datastoreItem xmlns:ds="http://schemas.openxmlformats.org/officeDocument/2006/customXml" ds:itemID="{C13BBF86-2859-49D1-A379-9A71156F5F62}">
+<ds:datastoreItem xmlns:ds="http://schemas.openxmlformats.org/officeDocument/2006/customXml" ds:itemID="{07FA1844-196D-4B54-8570-7E0079E0208E}">
   <ds:schemaRefs>
     <ds:schemaRef ds:uri="http://schemas.openxmlformats.org/officeDocument/2006/bibliography"/>
   </ds:schemaRefs>

--- a/doc/PLANTILLAS_TODAS_DAGJP_INVERSION_2026.docx
+++ b/doc/PLANTILLAS_TODAS_DAGJP_INVERSION_2026.docx
@@ -16320,7 +16320,7 @@
           <w:sz w:val="16"/>
           <w:szCs w:val="16"/>
         </w:rPr>
-        <w:t>Proyectó: María Eugenia González Espinosa – Profesional Universitario</w:t>
+        <w:t>Proyectó: ${NOMBRE_PROYECTO} – ${CARGO_PROYECTO}</w:t>
       </w:r>
     </w:p>
     <w:p>
@@ -19089,7 +19089,7 @@
           <w:sz w:val="16"/>
           <w:szCs w:val="16"/>
         </w:rPr>
-        <w:t>Proyectó: María Eugenia González Espinosa – Profesional Universitario</w:t>
+        <w:t>Proyectó: ${NOMBRE_PROYECTO} – ${CARGO_PROYECTO}</w:t>
       </w:r>
     </w:p>
     <w:p>
@@ -21091,7 +21091,7 @@
           <w:sz w:val="16"/>
           <w:szCs w:val="16"/>
         </w:rPr>
-        <w:t>Proyectó: María Eugenia González Espinosa – Profesional Universitario</w:t>
+        <w:t>Proyectó: ${NOMBRE_PROYECTO} – ${CARGO_PROYECTO}</w:t>
       </w:r>
     </w:p>
     <w:p>
